--- a/kursovik_ivanyuk_1748362416.docx
+++ b/kursovik_ivanyuk_1748362416.docx
@@ -1648,29 +1648,7 @@
                 <w:szCs w:val="26"/>
                 <w:lang w:eastAsia="ru-RU"/>
               </w:rPr>
-              <w:t>«_</w:t>
-            </w:r>
-            <w:proofErr w:type="gramStart"/>
-            <w:r>
-              <w:rPr>
-                <w:rFonts w:ascii="Times New Roman" w:hAnsi="Times New Roman" w:cs="Times New Roman"/>
-                <w:color w:val="000000"/>
-                <w:sz w:val="26"/>
-                <w:szCs w:val="26"/>
-                <w:lang w:eastAsia="ru-RU"/>
-              </w:rPr>
-              <w:t>_»_</w:t>
-            </w:r>
-            <w:proofErr w:type="gramEnd"/>
-            <w:r>
-              <w:rPr>
-                <w:rFonts w:ascii="Times New Roman" w:hAnsi="Times New Roman" w:cs="Times New Roman"/>
-                <w:color w:val="000000"/>
-                <w:sz w:val="26"/>
-                <w:szCs w:val="26"/>
-                <w:lang w:eastAsia="ru-RU"/>
-              </w:rPr>
-              <w:t>______20__ г.</w:t>
+              <w:t>«__»_______20__ г.</w:t>
             </w:r>
           </w:p>
         </w:tc>
@@ -2294,29 +2272,7 @@
                 <w:szCs w:val="26"/>
                 <w:lang w:eastAsia="ru-RU"/>
               </w:rPr>
-              <w:t>«_</w:t>
-            </w:r>
-            <w:proofErr w:type="gramStart"/>
-            <w:r>
-              <w:rPr>
-                <w:rFonts w:ascii="Times New Roman" w:hAnsi="Times New Roman" w:cs="Times New Roman"/>
-                <w:color w:val="000000"/>
-                <w:sz w:val="26"/>
-                <w:szCs w:val="26"/>
-                <w:lang w:eastAsia="ru-RU"/>
-              </w:rPr>
-              <w:t>_»_</w:t>
-            </w:r>
-            <w:proofErr w:type="gramEnd"/>
-            <w:r>
-              <w:rPr>
-                <w:rFonts w:ascii="Times New Roman" w:hAnsi="Times New Roman" w:cs="Times New Roman"/>
-                <w:color w:val="000000"/>
-                <w:sz w:val="26"/>
-                <w:szCs w:val="26"/>
-                <w:lang w:eastAsia="ru-RU"/>
-              </w:rPr>
-              <w:t>______20__ г.</w:t>
+              <w:t>«__»_______20__ г.</w:t>
             </w:r>
           </w:p>
         </w:tc>
@@ -2846,29 +2802,7 @@
                 <w:szCs w:val="26"/>
                 <w:lang w:eastAsia="ru-RU"/>
               </w:rPr>
-              <w:t>«_</w:t>
-            </w:r>
-            <w:proofErr w:type="gramStart"/>
-            <w:r>
-              <w:rPr>
-                <w:rFonts w:ascii="Times New Roman" w:hAnsi="Times New Roman" w:cs="Times New Roman"/>
-                <w:color w:val="000000"/>
-                <w:sz w:val="26"/>
-                <w:szCs w:val="26"/>
-                <w:lang w:eastAsia="ru-RU"/>
-              </w:rPr>
-              <w:t>_»_</w:t>
-            </w:r>
-            <w:proofErr w:type="gramEnd"/>
-            <w:r>
-              <w:rPr>
-                <w:rFonts w:ascii="Times New Roman" w:hAnsi="Times New Roman" w:cs="Times New Roman"/>
-                <w:color w:val="000000"/>
-                <w:sz w:val="26"/>
-                <w:szCs w:val="26"/>
-                <w:lang w:eastAsia="ru-RU"/>
-              </w:rPr>
-              <w:t>______20__ г.</w:t>
+              <w:t>«__»_______20__ г.</w:t>
             </w:r>
           </w:p>
         </w:tc>
@@ -4691,20 +4625,8 @@
                       <w:szCs w:val="24"/>
                       <w:lang w:eastAsia="ru-RU"/>
                     </w:rPr>
-                    <w:t xml:space="preserve">Целевая </w:t>
+                    <w:t xml:space="preserve">Целевая установка:   </w:t>
                   </w:r>
-                  <w:proofErr w:type="gramStart"/>
-                  <w:r>
-                    <w:rPr>
-                      <w:rFonts w:ascii="Times New Roman" w:eastAsia="Times New Roman" w:hAnsi="Times New Roman" w:cs="Times New Roman"/>
-                      <w:b/>
-                      <w:sz w:val="24"/>
-                      <w:szCs w:val="24"/>
-                      <w:lang w:eastAsia="ru-RU"/>
-                    </w:rPr>
-                    <w:t xml:space="preserve">установка:   </w:t>
-                  </w:r>
-                  <w:proofErr w:type="gramEnd"/>
                 </w:p>
               </w:tc>
               <w:tc>
@@ -4976,31 +4898,7 @@
                       <w:szCs w:val="24"/>
                       <w:lang w:eastAsia="ru-RU"/>
                     </w:rPr>
-                    <w:t>Разработка структуры конфигурации в 1</w:t>
-                  </w:r>
-                  <w:proofErr w:type="gramStart"/>
-                  <w:r>
-                    <w:rPr>
-                      <w:rFonts w:ascii="Times New Roman" w:eastAsia="Times New Roman" w:hAnsi="Times New Roman" w:cs="Times New Roman"/>
-                      <w:b/>
-                      <w:bCs/>
-                      <w:sz w:val="24"/>
-                      <w:szCs w:val="24"/>
-                      <w:lang w:eastAsia="ru-RU"/>
-                    </w:rPr>
-                    <w:t>С:Предприятие</w:t>
-                  </w:r>
-                  <w:proofErr w:type="gramEnd"/>
-                  <w:r>
-                    <w:rPr>
-                      <w:rFonts w:ascii="Times New Roman" w:eastAsia="Times New Roman" w:hAnsi="Times New Roman" w:cs="Times New Roman"/>
-                      <w:b/>
-                      <w:bCs/>
-                      <w:sz w:val="24"/>
-                      <w:szCs w:val="24"/>
-                      <w:lang w:eastAsia="ru-RU"/>
-                    </w:rPr>
-                    <w:t>.</w:t>
+                    <w:t>Разработка структуры конфигурации в 1С:Предприятие.</w:t>
                   </w:r>
                   <w:r>
                     <w:rPr>
@@ -7171,27 +7069,7 @@
           <w:szCs w:val="24"/>
           <w:lang w:eastAsia="ru-RU"/>
         </w:rPr>
-        <w:t>Целью выполнения данной курсовой работы является разработка и практическая реализация конфигурации «Магазин ювелирных изделий» на технологической платформе «1</w:t>
-      </w:r>
-      <w:proofErr w:type="gramStart"/>
-      <w:r>
-        <w:rPr>
-          <w:rFonts w:ascii="Times New Roman" w:hAnsi="Times New Roman" w:cs="Times New Roman"/>
-          <w:sz w:val="24"/>
-          <w:szCs w:val="24"/>
-          <w:lang w:eastAsia="ru-RU"/>
-        </w:rPr>
-        <w:t>С:Предприятие</w:t>
-      </w:r>
-      <w:proofErr w:type="gramEnd"/>
-      <w:r>
-        <w:rPr>
-          <w:rFonts w:ascii="Times New Roman" w:hAnsi="Times New Roman" w:cs="Times New Roman"/>
-          <w:sz w:val="24"/>
-          <w:szCs w:val="24"/>
-          <w:lang w:eastAsia="ru-RU"/>
-        </w:rPr>
-        <w:t>», обеспечивающей комплексную автоматизацию оперативного учета движения товаров, фиксации розничных продаж и формирования аналитической отчетности.</w:t>
+        <w:t>Целью выполнения данной курсовой работы является разработка и практическая реализация конфигурации «Магазин ювелирных изделий» на технологической платформе «1С:Предприятие», обеспечивающей комплексную автоматизацию оперативного учета движения товаров, фиксации розничных продаж и формирования аналитической отчетности.</w:t>
       </w:r>
     </w:p>
     <w:p>
@@ -7264,27 +7142,7 @@
           <w:szCs w:val="24"/>
           <w:lang w:eastAsia="ru-RU"/>
         </w:rPr>
-        <w:t>Разработать структуру конфигурации в среде «1</w:t>
-      </w:r>
-      <w:proofErr w:type="gramStart"/>
-      <w:r>
-        <w:rPr>
-          <w:rFonts w:ascii="Times New Roman" w:hAnsi="Times New Roman" w:cs="Times New Roman"/>
-          <w:sz w:val="24"/>
-          <w:szCs w:val="24"/>
-          <w:lang w:eastAsia="ru-RU"/>
-        </w:rPr>
-        <w:t>С:Предприятие</w:t>
-      </w:r>
-      <w:proofErr w:type="gramEnd"/>
-      <w:r>
-        <w:rPr>
-          <w:rFonts w:ascii="Times New Roman" w:hAnsi="Times New Roman" w:cs="Times New Roman"/>
-          <w:sz w:val="24"/>
-          <w:szCs w:val="24"/>
-          <w:lang w:eastAsia="ru-RU"/>
-        </w:rPr>
-        <w:t>», включая создание необходимых подсистем, справочников (номенклатура, клиенты, поставщики) и документов для учета складских операций.</w:t>
+        <w:t>Разработать структуру конфигурации в среде «1С:Предприятие», включая создание необходимых подсистем, справочников (номенклатура, клиенты, поставщики) и документов для учета складских операций.</w:t>
       </w:r>
     </w:p>
     <w:p>
@@ -7421,27 +7279,7 @@
           <w:szCs w:val="24"/>
           <w:lang w:eastAsia="ru-RU"/>
         </w:rPr>
-        <w:t>Объектом исследования является хозяйственная деятельность ООО «Руби» — предприятия розничной торговли ювелирными изделиями, включая процессы закупки, хранения и реализации товаров. Предметом исследования выступают методы и инструменты автоматизации оперативного и складского учета на платформе «1</w:t>
-      </w:r>
-      <w:proofErr w:type="gramStart"/>
-      <w:r>
-        <w:rPr>
-          <w:rFonts w:ascii="Times New Roman" w:hAnsi="Times New Roman" w:cs="Times New Roman"/>
-          <w:sz w:val="24"/>
-          <w:szCs w:val="24"/>
-          <w:lang w:eastAsia="ru-RU"/>
-        </w:rPr>
-        <w:t>С:Предприятие</w:t>
-      </w:r>
-      <w:proofErr w:type="gramEnd"/>
-      <w:r>
-        <w:rPr>
-          <w:rFonts w:ascii="Times New Roman" w:hAnsi="Times New Roman" w:cs="Times New Roman"/>
-          <w:sz w:val="24"/>
-          <w:szCs w:val="24"/>
-          <w:lang w:eastAsia="ru-RU"/>
-        </w:rPr>
-        <w:t>», а также процесс разработки прикладного решения для управления торговой точкой.</w:t>
+        <w:t>Объектом исследования является хозяйственная деятельность ООО «Руби» — предприятия розничной торговли ювелирными изделиями, включая процессы закупки, хранения и реализации товаров. Предметом исследования выступают методы и инструменты автоматизации оперативного и складского учета на платформе «1С:Предприятие», а также процесс разработки прикладного решения для управления торговой точкой.</w:t>
       </w:r>
     </w:p>
     <w:p>
@@ -7629,7 +7467,7 @@
           <w:rFonts w:ascii="Times New Roman" w:hAnsi="Times New Roman" w:cs="Times New Roman"/>
           <w:sz w:val="24"/>
           <w:szCs w:val="24"/>
-          <w:lang w:val="en-US" w:eastAsia="ru-RU"/>
+          <w:lang w:eastAsia="ru-RU"/>
         </w:rPr>
       </w:pPr>
     </w:p>
@@ -8382,27 +8220,7 @@
           <w:szCs w:val="24"/>
           <w:lang w:eastAsia="ru-RU"/>
         </w:rPr>
-        <w:t>В связи с выявленными проблемами было принято решение о разработке специализированной конфигурации на платформе 1</w:t>
-      </w:r>
-      <w:proofErr w:type="gramStart"/>
-      <w:r>
-        <w:rPr>
-          <w:rFonts w:ascii="Times New Roman" w:hAnsi="Times New Roman" w:cs="Times New Roman"/>
-          <w:sz w:val="24"/>
-          <w:szCs w:val="24"/>
-          <w:lang w:eastAsia="ru-RU"/>
-        </w:rPr>
-        <w:t>С:Предприятие</w:t>
-      </w:r>
-      <w:proofErr w:type="gramEnd"/>
-      <w:r>
-        <w:rPr>
-          <w:rFonts w:ascii="Times New Roman" w:hAnsi="Times New Roman" w:cs="Times New Roman"/>
-          <w:sz w:val="24"/>
-          <w:szCs w:val="24"/>
-          <w:lang w:eastAsia="ru-RU"/>
-        </w:rPr>
-        <w:t>, которая позволит автоматизировать ключевые участки учета и устранить перечисленные недостатки.</w:t>
+        <w:t>В связи с выявленными проблемами было принято решение о разработке специализированной конфигурации на платформе 1С:Предприятие, которая позволит автоматизировать ключевые участки учета и устранить перечисленные недостатки.</w:t>
       </w:r>
     </w:p>
     <w:p>
@@ -9749,6 +9567,7 @@
           <w:rFonts w:ascii="Times New Roman" w:hAnsi="Times New Roman" w:cs="Times New Roman"/>
           <w:b/>
           <w:bCs/>
+          <w:noProof/>
           <w:sz w:val="24"/>
           <w:szCs w:val="24"/>
           <w:lang w:eastAsia="ru-RU"/>
@@ -11006,27 +10825,7 @@
           <w:szCs w:val="24"/>
           <w:lang w:eastAsia="ru-RU"/>
         </w:rPr>
-        <w:t>В связи с небольшим масштабом предприятия и численностью сотрудников (10 человек) выделенный сервер отсутствует. Функции сервера выполняет один из наиболее производительных компьютеров, на котором установлена платформа 1</w:t>
-      </w:r>
-      <w:proofErr w:type="gramStart"/>
-      <w:r>
-        <w:rPr>
-          <w:rFonts w:ascii="Times New Roman" w:hAnsi="Times New Roman" w:cs="Times New Roman"/>
-          <w:sz w:val="24"/>
-          <w:szCs w:val="24"/>
-          <w:lang w:eastAsia="ru-RU"/>
-        </w:rPr>
-        <w:t>С:Предприятие</w:t>
-      </w:r>
-      <w:proofErr w:type="gramEnd"/>
-      <w:r>
-        <w:rPr>
-          <w:rFonts w:ascii="Times New Roman" w:hAnsi="Times New Roman" w:cs="Times New Roman"/>
-          <w:sz w:val="24"/>
-          <w:szCs w:val="24"/>
-          <w:lang w:eastAsia="ru-RU"/>
-        </w:rPr>
-        <w:t xml:space="preserve"> в </w:t>
+        <w:t xml:space="preserve">В связи с небольшим масштабом предприятия и численностью сотрудников (10 человек) выделенный сервер отсутствует. Функции сервера выполняет один из наиболее производительных компьютеров, на котором установлена платформа 1С:Предприятие в </w:t>
       </w:r>
       <w:r>
         <w:rPr>
@@ -11429,16 +11228,7 @@
           <w:lang w:eastAsia="ru-RU"/>
         </w:rPr>
         <w:lastRenderedPageBreak/>
-        <w:t xml:space="preserve">Продолжение таблицы 2. </w:t>
-      </w:r>
-      <w:r>
-        <w:rPr>
-          <w:rFonts w:ascii="Times New Roman" w:hAnsi="Times New Roman" w:cs="Times New Roman"/>
-          <w:sz w:val="24"/>
-          <w:szCs w:val="24"/>
-          <w:lang w:eastAsia="ru-RU"/>
-        </w:rPr>
-        <w:t>Характеристики клиентских рабочих станций</w:t>
+        <w:t>Продолжение таблицы 2. Характеристики клиентских рабочих станций</w:t>
       </w:r>
     </w:p>
     <w:tbl>
@@ -12079,6 +11869,7 @@
       <w:r>
         <w:rPr>
           <w:rFonts w:ascii="Times New Roman" w:hAnsi="Times New Roman" w:cs="Times New Roman"/>
+          <w:noProof/>
           <w:sz w:val="24"/>
           <w:szCs w:val="24"/>
           <w:lang w:eastAsia="ru-RU"/>
@@ -12140,25 +11931,7 @@
           <w:szCs w:val="24"/>
           <w:lang w:eastAsia="ru-RU"/>
         </w:rPr>
-        <w:t>Рисунок 2</w:t>
-      </w:r>
-      <w:r>
-        <w:rPr>
-          <w:rFonts w:ascii="Times New Roman" w:hAnsi="Times New Roman" w:cs="Times New Roman"/>
-          <w:sz w:val="24"/>
-          <w:szCs w:val="24"/>
-          <w:lang w:eastAsia="ru-RU"/>
-        </w:rPr>
-        <w:t>.</w:t>
-      </w:r>
-      <w:r>
-        <w:rPr>
-          <w:rFonts w:ascii="Times New Roman" w:hAnsi="Times New Roman" w:cs="Times New Roman"/>
-          <w:sz w:val="24"/>
-          <w:szCs w:val="24"/>
-          <w:lang w:eastAsia="ru-RU"/>
-        </w:rPr>
-        <w:t xml:space="preserve"> Техническая архитектура ООО «Руби»</w:t>
+        <w:t>Рисунок 2. Техническая архитектура ООО «Руби»</w:t>
       </w:r>
     </w:p>
     <w:p>
@@ -12371,27 +12144,7 @@
           <w:szCs w:val="24"/>
           <w:lang w:eastAsia="ru-RU"/>
         </w:rPr>
-        <w:t>1</w:t>
-      </w:r>
-      <w:proofErr w:type="gramStart"/>
-      <w:r>
-        <w:rPr>
-          <w:rFonts w:ascii="Times New Roman" w:hAnsi="Times New Roman" w:cs="Times New Roman"/>
-          <w:sz w:val="24"/>
-          <w:szCs w:val="24"/>
-          <w:lang w:eastAsia="ru-RU"/>
-        </w:rPr>
-        <w:t>С:Предприятие</w:t>
-      </w:r>
-      <w:proofErr w:type="gramEnd"/>
-      <w:r>
-        <w:rPr>
-          <w:rFonts w:ascii="Times New Roman" w:hAnsi="Times New Roman" w:cs="Times New Roman"/>
-          <w:sz w:val="24"/>
-          <w:szCs w:val="24"/>
-          <w:lang w:eastAsia="ru-RU"/>
-        </w:rPr>
-        <w:t xml:space="preserve"> 8.3 </w:t>
+        <w:t xml:space="preserve">1С:Предприятие 8.3 </w:t>
       </w:r>
       <w:r>
         <w:rPr>
@@ -12651,7 +12404,16 @@
           <w:szCs w:val="24"/>
           <w:lang w:eastAsia="ru-RU"/>
         </w:rPr>
-        <w:t>Схема программной архитектуры представлена на рисунке 1.3.</w:t>
+        <w:t>Схема программной архитектуры представлена на рисунке 3.</w:t>
+      </w:r>
+      <w:r>
+        <w:rPr>
+          <w:rFonts w:ascii="Times New Roman" w:hAnsi="Times New Roman" w:cs="Times New Roman"/>
+          <w:sz w:val="24"/>
+          <w:szCs w:val="24"/>
+          <w:lang w:eastAsia="ru-RU"/>
+        </w:rPr>
+        <w:br/>
       </w:r>
     </w:p>
     <w:p>
@@ -12677,6 +12439,1027 @@
           <w:lang w:eastAsia="ru-RU"/>
         </w:rPr>
       </w:pPr>
+      <w:r>
+        <w:rPr>
+          <w:rFonts w:ascii="Times New Roman" w:hAnsi="Times New Roman" w:cs="Times New Roman"/>
+          <w:noProof/>
+          <w:sz w:val="24"/>
+          <w:szCs w:val="24"/>
+          <w:lang w:eastAsia="ru-RU"/>
+        </w:rPr>
+        <w:lastRenderedPageBreak/>
+        <w:drawing>
+          <wp:inline distT="0" distB="0" distL="0" distR="0" wp14:anchorId="0B27B804" wp14:editId="0DCB2322">
+            <wp:extent cx="4229690" cy="4858428"/>
+            <wp:effectExtent l="0" t="0" r="0" b="0"/>
+            <wp:docPr id="4" name="Рисунок 4"/>
+            <wp:cNvGraphicFramePr>
+              <a:graphicFrameLocks xmlns:a="http://schemas.openxmlformats.org/drawingml/2006/main" noChangeAspect="1"/>
+            </wp:cNvGraphicFramePr>
+            <a:graphic xmlns:a="http://schemas.openxmlformats.org/drawingml/2006/main">
+              <a:graphicData uri="http://schemas.openxmlformats.org/drawingml/2006/picture">
+                <pic:pic xmlns:pic="http://schemas.openxmlformats.org/drawingml/2006/picture">
+                  <pic:nvPicPr>
+                    <pic:cNvPr id="1" name=""/>
+                    <pic:cNvPicPr/>
+                  </pic:nvPicPr>
+                  <pic:blipFill>
+                    <a:blip r:embed="rId10"/>
+                    <a:stretch>
+                      <a:fillRect/>
+                    </a:stretch>
+                  </pic:blipFill>
+                  <pic:spPr>
+                    <a:xfrm>
+                      <a:off x="0" y="0"/>
+                      <a:ext cx="4229690" cy="4858428"/>
+                    </a:xfrm>
+                    <a:prstGeom prst="rect">
+                      <a:avLst/>
+                    </a:prstGeom>
+                  </pic:spPr>
+                </pic:pic>
+              </a:graphicData>
+            </a:graphic>
+          </wp:inline>
+        </w:drawing>
+      </w:r>
+    </w:p>
+    <w:p>
+      <w:pPr>
+        <w:spacing w:line="360" w:lineRule="auto"/>
+        <w:ind w:firstLine="709"/>
+        <w:jc w:val="center"/>
+        <w:rPr>
+          <w:rFonts w:ascii="Times New Roman" w:hAnsi="Times New Roman" w:cs="Times New Roman"/>
+          <w:sz w:val="24"/>
+          <w:szCs w:val="24"/>
+          <w:lang w:eastAsia="ru-RU"/>
+        </w:rPr>
+      </w:pPr>
+      <w:r>
+        <w:rPr>
+          <w:rFonts w:ascii="Times New Roman" w:hAnsi="Times New Roman" w:cs="Times New Roman"/>
+          <w:sz w:val="24"/>
+          <w:szCs w:val="24"/>
+          <w:lang w:eastAsia="ru-RU"/>
+        </w:rPr>
+        <w:t>Рисунок 3</w:t>
+      </w:r>
+      <w:r>
+        <w:rPr>
+          <w:rFonts w:ascii="Times New Roman" w:hAnsi="Times New Roman" w:cs="Times New Roman"/>
+          <w:sz w:val="24"/>
+          <w:szCs w:val="24"/>
+          <w:lang w:eastAsia="ru-RU"/>
+        </w:rPr>
+        <w:t xml:space="preserve">. </w:t>
+      </w:r>
+      <w:r>
+        <w:rPr>
+          <w:rFonts w:ascii="Times New Roman" w:hAnsi="Times New Roman" w:cs="Times New Roman"/>
+          <w:sz w:val="24"/>
+          <w:szCs w:val="24"/>
+          <w:lang w:eastAsia="ru-RU"/>
+        </w:rPr>
+        <w:t xml:space="preserve"> Программная архитектура ООО «Руби»</w:t>
+      </w:r>
+    </w:p>
+    <w:p>
+      <w:pPr>
+        <w:spacing w:line="360" w:lineRule="auto"/>
+        <w:ind w:firstLine="709"/>
+        <w:rPr>
+          <w:rFonts w:ascii="Times New Roman" w:hAnsi="Times New Roman" w:cs="Times New Roman"/>
+          <w:sz w:val="24"/>
+          <w:szCs w:val="24"/>
+          <w:lang w:eastAsia="ru-RU"/>
+        </w:rPr>
+      </w:pPr>
+    </w:p>
+    <w:p>
+      <w:pPr>
+        <w:spacing w:line="360" w:lineRule="auto"/>
+        <w:ind w:firstLine="709"/>
+        <w:rPr>
+          <w:rFonts w:ascii="Times New Roman" w:hAnsi="Times New Roman" w:cs="Times New Roman"/>
+          <w:sz w:val="24"/>
+          <w:szCs w:val="24"/>
+          <w:lang w:eastAsia="ru-RU"/>
+        </w:rPr>
+      </w:pPr>
+    </w:p>
+    <w:p>
+      <w:pPr>
+        <w:spacing w:line="360" w:lineRule="auto"/>
+        <w:ind w:firstLine="709"/>
+        <w:rPr>
+          <w:rFonts w:ascii="Times New Roman" w:hAnsi="Times New Roman" w:cs="Times New Roman"/>
+          <w:sz w:val="24"/>
+          <w:szCs w:val="24"/>
+          <w:lang w:eastAsia="ru-RU"/>
+        </w:rPr>
+      </w:pPr>
+    </w:p>
+    <w:p>
+      <w:pPr>
+        <w:spacing w:line="360" w:lineRule="auto"/>
+        <w:ind w:firstLine="709"/>
+        <w:rPr>
+          <w:rFonts w:ascii="Times New Roman" w:hAnsi="Times New Roman" w:cs="Times New Roman"/>
+          <w:sz w:val="24"/>
+          <w:szCs w:val="24"/>
+          <w:lang w:eastAsia="ru-RU"/>
+        </w:rPr>
+      </w:pPr>
+    </w:p>
+    <w:p>
+      <w:pPr>
+        <w:spacing w:line="360" w:lineRule="auto"/>
+        <w:ind w:firstLine="709"/>
+        <w:rPr>
+          <w:rFonts w:ascii="Times New Roman" w:hAnsi="Times New Roman" w:cs="Times New Roman"/>
+          <w:sz w:val="24"/>
+          <w:szCs w:val="24"/>
+          <w:lang w:eastAsia="ru-RU"/>
+        </w:rPr>
+      </w:pPr>
+    </w:p>
+    <w:p>
+      <w:pPr>
+        <w:spacing w:line="360" w:lineRule="auto"/>
+        <w:ind w:firstLine="709"/>
+        <w:rPr>
+          <w:rFonts w:ascii="Times New Roman" w:hAnsi="Times New Roman" w:cs="Times New Roman"/>
+          <w:sz w:val="24"/>
+          <w:szCs w:val="24"/>
+          <w:lang w:eastAsia="ru-RU"/>
+        </w:rPr>
+      </w:pPr>
+    </w:p>
+    <w:p>
+      <w:pPr>
+        <w:spacing w:line="360" w:lineRule="auto"/>
+        <w:ind w:firstLine="709"/>
+        <w:rPr>
+          <w:rFonts w:ascii="Times New Roman" w:hAnsi="Times New Roman" w:cs="Times New Roman"/>
+          <w:sz w:val="24"/>
+          <w:szCs w:val="24"/>
+          <w:lang w:eastAsia="ru-RU"/>
+        </w:rPr>
+      </w:pPr>
+    </w:p>
+    <w:p>
+      <w:pPr>
+        <w:spacing w:line="360" w:lineRule="auto"/>
+        <w:ind w:firstLine="709"/>
+        <w:rPr>
+          <w:rFonts w:ascii="Times New Roman" w:hAnsi="Times New Roman" w:cs="Times New Roman"/>
+          <w:sz w:val="24"/>
+          <w:szCs w:val="24"/>
+          <w:lang w:eastAsia="ru-RU"/>
+        </w:rPr>
+      </w:pPr>
+    </w:p>
+    <w:p>
+      <w:pPr>
+        <w:spacing w:line="360" w:lineRule="auto"/>
+        <w:ind w:firstLine="709"/>
+        <w:rPr>
+          <w:rFonts w:ascii="Times New Roman" w:hAnsi="Times New Roman" w:cs="Times New Roman"/>
+          <w:sz w:val="24"/>
+          <w:szCs w:val="24"/>
+          <w:lang w:eastAsia="ru-RU"/>
+        </w:rPr>
+      </w:pPr>
+    </w:p>
+    <w:p>
+      <w:pPr>
+        <w:spacing w:line="360" w:lineRule="auto"/>
+        <w:ind w:firstLine="709"/>
+        <w:rPr>
+          <w:rFonts w:ascii="Times New Roman" w:hAnsi="Times New Roman" w:cs="Times New Roman"/>
+          <w:sz w:val="24"/>
+          <w:szCs w:val="24"/>
+          <w:lang w:eastAsia="ru-RU"/>
+        </w:rPr>
+      </w:pPr>
+    </w:p>
+    <w:p>
+      <w:pPr>
+        <w:spacing w:line="360" w:lineRule="auto"/>
+        <w:ind w:firstLine="709"/>
+        <w:rPr>
+          <w:rFonts w:ascii="Times New Roman" w:hAnsi="Times New Roman" w:cs="Times New Roman"/>
+          <w:sz w:val="24"/>
+          <w:szCs w:val="24"/>
+          <w:lang w:eastAsia="ru-RU"/>
+        </w:rPr>
+      </w:pPr>
+    </w:p>
+    <w:p>
+      <w:pPr>
+        <w:pStyle w:val="3"/>
+        <w:jc w:val="center"/>
+        <w:rPr>
+          <w:rFonts w:ascii="Times New Roman" w:hAnsi="Times New Roman" w:cs="Times New Roman"/>
+          <w:b/>
+          <w:bCs/>
+          <w:color w:val="000000" w:themeColor="text1"/>
+          <w:lang w:eastAsia="ru-RU"/>
+        </w:rPr>
+      </w:pPr>
+      <w:r>
+        <w:rPr>
+          <w:rFonts w:ascii="Times New Roman" w:hAnsi="Times New Roman" w:cs="Times New Roman"/>
+          <w:b/>
+          <w:bCs/>
+          <w:color w:val="000000" w:themeColor="text1"/>
+          <w:lang w:eastAsia="ru-RU"/>
+        </w:rPr>
+        <w:lastRenderedPageBreak/>
+        <w:t>1.3.3. Обоснование выбора файлового режима работы 1С</w:t>
+      </w:r>
+    </w:p>
+    <w:p>
+      <w:pPr>
+        <w:spacing w:line="360" w:lineRule="auto"/>
+        <w:ind w:firstLine="709"/>
+        <w:rPr>
+          <w:rFonts w:ascii="Times New Roman" w:hAnsi="Times New Roman" w:cs="Times New Roman"/>
+          <w:sz w:val="24"/>
+          <w:szCs w:val="24"/>
+          <w:lang w:eastAsia="ru-RU"/>
+        </w:rPr>
+      </w:pPr>
+    </w:p>
+    <w:p>
+      <w:pPr>
+        <w:spacing w:line="360" w:lineRule="auto"/>
+        <w:ind w:firstLine="709"/>
+        <w:rPr>
+          <w:rFonts w:ascii="Times New Roman" w:hAnsi="Times New Roman" w:cs="Times New Roman"/>
+          <w:sz w:val="24"/>
+          <w:szCs w:val="24"/>
+          <w:lang w:eastAsia="ru-RU"/>
+        </w:rPr>
+      </w:pPr>
+      <w:r>
+        <w:rPr>
+          <w:rFonts w:ascii="Times New Roman" w:hAnsi="Times New Roman" w:cs="Times New Roman"/>
+          <w:sz w:val="24"/>
+          <w:szCs w:val="24"/>
+          <w:lang w:eastAsia="ru-RU"/>
+        </w:rPr>
+        <w:t>В ООО «Руби» принято решение использовать файловый режим работы 1С:Предприятия по следующим причинам:</w:t>
+      </w:r>
+    </w:p>
+    <w:p>
+      <w:pPr>
+        <w:numPr>
+          <w:ilvl w:val="0"/>
+          <w:numId w:val="80"/>
+        </w:numPr>
+        <w:spacing w:line="360" w:lineRule="auto"/>
+        <w:rPr>
+          <w:rFonts w:ascii="Times New Roman" w:hAnsi="Times New Roman" w:cs="Times New Roman"/>
+          <w:sz w:val="24"/>
+          <w:szCs w:val="24"/>
+          <w:lang w:eastAsia="ru-RU"/>
+        </w:rPr>
+      </w:pPr>
+      <w:r>
+        <w:rPr>
+          <w:rFonts w:ascii="Times New Roman" w:hAnsi="Times New Roman" w:cs="Times New Roman"/>
+          <w:sz w:val="24"/>
+          <w:szCs w:val="24"/>
+          <w:lang w:eastAsia="ru-RU"/>
+        </w:rPr>
+        <w:t xml:space="preserve">Небольшое количество одновременных пользователей </w:t>
+      </w:r>
+      <w:r>
+        <w:rPr>
+          <w:rFonts w:ascii="Times New Roman" w:hAnsi="Times New Roman" w:cs="Times New Roman"/>
+          <w:sz w:val="24"/>
+          <w:szCs w:val="24"/>
+          <w:lang w:eastAsia="ru-RU"/>
+        </w:rPr>
+        <w:t>-</w:t>
+      </w:r>
+      <w:r>
+        <w:rPr>
+          <w:rFonts w:ascii="Times New Roman" w:hAnsi="Times New Roman" w:cs="Times New Roman"/>
+          <w:sz w:val="24"/>
+          <w:szCs w:val="24"/>
+          <w:lang w:eastAsia="ru-RU"/>
+        </w:rPr>
+        <w:t xml:space="preserve"> одновременно с конфигурацией работает не более 5-7 человек (продавцы, товаровед, бухгалтер, директор). Наличие 8 компьютеров при 10 сотрудниках обусловлено посменной работой части персонала.</w:t>
+      </w:r>
+    </w:p>
+    <w:p>
+      <w:pPr>
+        <w:numPr>
+          <w:ilvl w:val="0"/>
+          <w:numId w:val="80"/>
+        </w:numPr>
+        <w:spacing w:line="360" w:lineRule="auto"/>
+        <w:rPr>
+          <w:rFonts w:ascii="Times New Roman" w:hAnsi="Times New Roman" w:cs="Times New Roman"/>
+          <w:sz w:val="24"/>
+          <w:szCs w:val="24"/>
+          <w:lang w:eastAsia="ru-RU"/>
+        </w:rPr>
+      </w:pPr>
+      <w:r>
+        <w:rPr>
+          <w:rFonts w:ascii="Times New Roman" w:hAnsi="Times New Roman" w:cs="Times New Roman"/>
+          <w:sz w:val="24"/>
+          <w:szCs w:val="24"/>
+          <w:lang w:eastAsia="ru-RU"/>
+        </w:rPr>
+        <w:t xml:space="preserve">Невысокая интенсивность документооборота </w:t>
+      </w:r>
+      <w:r>
+        <w:rPr>
+          <w:rFonts w:ascii="Times New Roman" w:hAnsi="Times New Roman" w:cs="Times New Roman"/>
+          <w:sz w:val="24"/>
+          <w:szCs w:val="24"/>
+          <w:lang w:eastAsia="ru-RU"/>
+        </w:rPr>
+        <w:t>-</w:t>
+      </w:r>
+      <w:r>
+        <w:rPr>
+          <w:rFonts w:ascii="Times New Roman" w:hAnsi="Times New Roman" w:cs="Times New Roman"/>
+          <w:sz w:val="24"/>
+          <w:szCs w:val="24"/>
+          <w:lang w:eastAsia="ru-RU"/>
+        </w:rPr>
+        <w:t xml:space="preserve"> среднее количество документов в день не превышает 50-70 (приходные накладные, продажи, заказы на услуги).</w:t>
+      </w:r>
+    </w:p>
+    <w:p>
+      <w:pPr>
+        <w:numPr>
+          <w:ilvl w:val="0"/>
+          <w:numId w:val="80"/>
+        </w:numPr>
+        <w:spacing w:line="360" w:lineRule="auto"/>
+        <w:rPr>
+          <w:rFonts w:ascii="Times New Roman" w:hAnsi="Times New Roman" w:cs="Times New Roman"/>
+          <w:sz w:val="24"/>
+          <w:szCs w:val="24"/>
+          <w:lang w:eastAsia="ru-RU"/>
+        </w:rPr>
+      </w:pPr>
+      <w:r>
+        <w:rPr>
+          <w:rFonts w:ascii="Times New Roman" w:hAnsi="Times New Roman" w:cs="Times New Roman"/>
+          <w:sz w:val="24"/>
+          <w:szCs w:val="24"/>
+          <w:lang w:eastAsia="ru-RU"/>
+        </w:rPr>
+        <w:t xml:space="preserve">Простота администрирования </w:t>
+      </w:r>
+      <w:r>
+        <w:rPr>
+          <w:rFonts w:ascii="Times New Roman" w:hAnsi="Times New Roman" w:cs="Times New Roman"/>
+          <w:sz w:val="24"/>
+          <w:szCs w:val="24"/>
+          <w:lang w:eastAsia="ru-RU"/>
+        </w:rPr>
+        <w:t>-</w:t>
+      </w:r>
+      <w:r>
+        <w:rPr>
+          <w:rFonts w:ascii="Times New Roman" w:hAnsi="Times New Roman" w:cs="Times New Roman"/>
+          <w:sz w:val="24"/>
+          <w:szCs w:val="24"/>
+          <w:lang w:eastAsia="ru-RU"/>
+        </w:rPr>
+        <w:t xml:space="preserve"> файловый режим не требует установки и настройки сервера баз данных, что снижает затраты на обслуживание.</w:t>
+      </w:r>
+    </w:p>
+    <w:p>
+      <w:pPr>
+        <w:numPr>
+          <w:ilvl w:val="0"/>
+          <w:numId w:val="80"/>
+        </w:numPr>
+        <w:spacing w:line="360" w:lineRule="auto"/>
+        <w:rPr>
+          <w:rFonts w:ascii="Times New Roman" w:hAnsi="Times New Roman" w:cs="Times New Roman"/>
+          <w:sz w:val="24"/>
+          <w:szCs w:val="24"/>
+          <w:lang w:eastAsia="ru-RU"/>
+        </w:rPr>
+      </w:pPr>
+      <w:r>
+        <w:rPr>
+          <w:rFonts w:ascii="Times New Roman" w:hAnsi="Times New Roman" w:cs="Times New Roman"/>
+          <w:sz w:val="24"/>
+          <w:szCs w:val="24"/>
+          <w:lang w:eastAsia="ru-RU"/>
+        </w:rPr>
+        <w:t xml:space="preserve">Достаточная производительность </w:t>
+      </w:r>
+      <w:r>
+        <w:rPr>
+          <w:rFonts w:ascii="Times New Roman" w:hAnsi="Times New Roman" w:cs="Times New Roman"/>
+          <w:sz w:val="24"/>
+          <w:szCs w:val="24"/>
+          <w:lang w:eastAsia="ru-RU"/>
+        </w:rPr>
+        <w:t>-</w:t>
+      </w:r>
+      <w:r>
+        <w:rPr>
+          <w:rFonts w:ascii="Times New Roman" w:hAnsi="Times New Roman" w:cs="Times New Roman"/>
+          <w:sz w:val="24"/>
+          <w:szCs w:val="24"/>
+          <w:lang w:eastAsia="ru-RU"/>
+        </w:rPr>
+        <w:t xml:space="preserve"> характеристики компьютеров  обеспечивают приемлемую скорость работы в файловом режиме. При этом узким местом может являться использование HDD вместо SSD, однако для документооборота ювелирного магазина этого достаточно.</w:t>
+      </w:r>
+    </w:p>
+    <w:p>
+      <w:pPr>
+        <w:numPr>
+          <w:ilvl w:val="0"/>
+          <w:numId w:val="80"/>
+        </w:numPr>
+        <w:spacing w:line="360" w:lineRule="auto"/>
+        <w:rPr>
+          <w:rFonts w:ascii="Times New Roman" w:hAnsi="Times New Roman" w:cs="Times New Roman"/>
+          <w:sz w:val="24"/>
+          <w:szCs w:val="24"/>
+          <w:lang w:eastAsia="ru-RU"/>
+        </w:rPr>
+      </w:pPr>
+      <w:r>
+        <w:rPr>
+          <w:rFonts w:ascii="Times New Roman" w:hAnsi="Times New Roman" w:cs="Times New Roman"/>
+          <w:sz w:val="24"/>
+          <w:szCs w:val="24"/>
+          <w:lang w:eastAsia="ru-RU"/>
+        </w:rPr>
+        <w:t xml:space="preserve">Низкая стоимость владения </w:t>
+      </w:r>
+      <w:r>
+        <w:rPr>
+          <w:rFonts w:ascii="Times New Roman" w:hAnsi="Times New Roman" w:cs="Times New Roman"/>
+          <w:sz w:val="24"/>
+          <w:szCs w:val="24"/>
+          <w:lang w:eastAsia="ru-RU"/>
+        </w:rPr>
+        <w:t>-</w:t>
+      </w:r>
+      <w:r>
+        <w:rPr>
+          <w:rFonts w:ascii="Times New Roman" w:hAnsi="Times New Roman" w:cs="Times New Roman"/>
+          <w:sz w:val="24"/>
+          <w:szCs w:val="24"/>
+          <w:lang w:eastAsia="ru-RU"/>
+        </w:rPr>
+        <w:t xml:space="preserve"> отсутствуют затраты на приобретение и сопровождение серверных СУБД.</w:t>
+      </w:r>
+    </w:p>
+    <w:p>
+      <w:pPr>
+        <w:spacing w:line="360" w:lineRule="auto"/>
+        <w:ind w:firstLine="709"/>
+        <w:rPr>
+          <w:rFonts w:ascii="Times New Roman" w:hAnsi="Times New Roman" w:cs="Times New Roman"/>
+          <w:sz w:val="24"/>
+          <w:szCs w:val="24"/>
+          <w:lang w:eastAsia="ru-RU"/>
+        </w:rPr>
+      </w:pPr>
+      <w:r>
+        <w:rPr>
+          <w:rFonts w:ascii="Times New Roman" w:hAnsi="Times New Roman" w:cs="Times New Roman"/>
+          <w:sz w:val="24"/>
+          <w:szCs w:val="24"/>
+          <w:lang w:eastAsia="ru-RU"/>
+        </w:rPr>
+        <w:t>При увеличении масштабов деятельности (открытие новых магазинов, рост документооборота) возможен переход на клиент-серверный режим с развертыванием сервера 1С:Предприятия и полноценной СУБД, а также модернизация накопителей до SSD.</w:t>
+      </w:r>
+    </w:p>
+    <w:p>
+      <w:pPr>
+        <w:spacing w:line="360" w:lineRule="auto"/>
+        <w:ind w:firstLine="709"/>
+        <w:rPr>
+          <w:rFonts w:ascii="Times New Roman" w:hAnsi="Times New Roman" w:cs="Times New Roman"/>
+          <w:sz w:val="24"/>
+          <w:szCs w:val="24"/>
+          <w:lang w:eastAsia="ru-RU"/>
+        </w:rPr>
+      </w:pPr>
+    </w:p>
+    <w:p>
+      <w:pPr>
+        <w:spacing w:line="360" w:lineRule="auto"/>
+        <w:ind w:firstLine="709"/>
+        <w:rPr>
+          <w:rFonts w:ascii="Times New Roman" w:hAnsi="Times New Roman" w:cs="Times New Roman"/>
+          <w:sz w:val="24"/>
+          <w:szCs w:val="24"/>
+          <w:lang w:eastAsia="ru-RU"/>
+        </w:rPr>
+      </w:pPr>
+    </w:p>
+    <w:p>
+      <w:pPr>
+        <w:spacing w:line="360" w:lineRule="auto"/>
+        <w:ind w:firstLine="709"/>
+        <w:rPr>
+          <w:rFonts w:ascii="Times New Roman" w:hAnsi="Times New Roman" w:cs="Times New Roman"/>
+          <w:sz w:val="24"/>
+          <w:szCs w:val="24"/>
+          <w:lang w:eastAsia="ru-RU"/>
+        </w:rPr>
+      </w:pPr>
+    </w:p>
+    <w:p>
+      <w:pPr>
+        <w:spacing w:line="360" w:lineRule="auto"/>
+        <w:ind w:firstLine="709"/>
+        <w:rPr>
+          <w:rFonts w:ascii="Times New Roman" w:hAnsi="Times New Roman" w:cs="Times New Roman"/>
+          <w:sz w:val="24"/>
+          <w:szCs w:val="24"/>
+          <w:lang w:eastAsia="ru-RU"/>
+        </w:rPr>
+      </w:pPr>
+    </w:p>
+    <w:p>
+      <w:pPr>
+        <w:spacing w:line="360" w:lineRule="auto"/>
+        <w:ind w:firstLine="709"/>
+        <w:rPr>
+          <w:rFonts w:ascii="Times New Roman" w:hAnsi="Times New Roman" w:cs="Times New Roman"/>
+          <w:sz w:val="24"/>
+          <w:szCs w:val="24"/>
+          <w:lang w:eastAsia="ru-RU"/>
+        </w:rPr>
+      </w:pPr>
+    </w:p>
+    <w:p>
+      <w:pPr>
+        <w:spacing w:line="360" w:lineRule="auto"/>
+        <w:ind w:firstLine="709"/>
+        <w:rPr>
+          <w:rFonts w:ascii="Times New Roman" w:hAnsi="Times New Roman" w:cs="Times New Roman"/>
+          <w:sz w:val="24"/>
+          <w:szCs w:val="24"/>
+          <w:lang w:eastAsia="ru-RU"/>
+        </w:rPr>
+      </w:pPr>
+    </w:p>
+    <w:p>
+      <w:pPr>
+        <w:spacing w:line="360" w:lineRule="auto"/>
+        <w:ind w:firstLine="709"/>
+        <w:rPr>
+          <w:rFonts w:ascii="Times New Roman" w:hAnsi="Times New Roman" w:cs="Times New Roman"/>
+          <w:sz w:val="24"/>
+          <w:szCs w:val="24"/>
+          <w:lang w:eastAsia="ru-RU"/>
+        </w:rPr>
+      </w:pPr>
+    </w:p>
+    <w:p>
+      <w:pPr>
+        <w:spacing w:line="360" w:lineRule="auto"/>
+        <w:ind w:firstLine="709"/>
+        <w:rPr>
+          <w:rFonts w:ascii="Times New Roman" w:hAnsi="Times New Roman" w:cs="Times New Roman"/>
+          <w:sz w:val="24"/>
+          <w:szCs w:val="24"/>
+          <w:lang w:eastAsia="ru-RU"/>
+        </w:rPr>
+      </w:pPr>
+    </w:p>
+    <w:p>
+      <w:pPr>
+        <w:pStyle w:val="2"/>
+        <w:numPr>
+          <w:ilvl w:val="1"/>
+          <w:numId w:val="65"/>
+        </w:numPr>
+        <w:jc w:val="center"/>
+        <w:rPr>
+          <w:rFonts w:ascii="Times New Roman" w:hAnsi="Times New Roman" w:cs="Times New Roman"/>
+          <w:b/>
+          <w:bCs/>
+          <w:color w:val="000000" w:themeColor="text1"/>
+          <w:sz w:val="24"/>
+          <w:szCs w:val="24"/>
+          <w:lang w:eastAsia="ru-RU"/>
+        </w:rPr>
+      </w:pPr>
+      <w:r>
+        <w:rPr>
+          <w:rFonts w:ascii="Times New Roman" w:hAnsi="Times New Roman" w:cs="Times New Roman"/>
+          <w:b/>
+          <w:bCs/>
+          <w:color w:val="000000" w:themeColor="text1"/>
+          <w:sz w:val="24"/>
+          <w:szCs w:val="24"/>
+          <w:lang w:eastAsia="ru-RU"/>
+        </w:rPr>
+        <w:lastRenderedPageBreak/>
+        <w:t>ХАРАКТЕРИСТИКА СУЩЕСТВУЮЩИХ БИЗНЕС-ПРОЦЕССОВ И ОПРЕДЕЛЕНИЕ МЕСТА ПРОЕКТИРУЕМОЙ ЗАДАЧИ В КОМПЛЕКСЕ ЗАДАЧ И ЕЕ ОПИСАНИЕ</w:t>
+      </w:r>
+    </w:p>
+    <w:p>
+      <w:pPr>
+        <w:pStyle w:val="3"/>
+        <w:jc w:val="center"/>
+        <w:rPr>
+          <w:rFonts w:ascii="Times New Roman" w:hAnsi="Times New Roman" w:cs="Times New Roman"/>
+          <w:b/>
+          <w:bCs/>
+          <w:color w:val="000000" w:themeColor="text1"/>
+          <w:lang w:eastAsia="ru-RU"/>
+        </w:rPr>
+      </w:pPr>
+      <w:r>
+        <w:rPr>
+          <w:rFonts w:ascii="Times New Roman" w:hAnsi="Times New Roman" w:cs="Times New Roman"/>
+          <w:b/>
+          <w:bCs/>
+          <w:color w:val="000000" w:themeColor="text1"/>
+          <w:lang w:eastAsia="ru-RU"/>
+        </w:rPr>
+        <w:t>1.4.1. Характеристика существующих бизнес-процессов</w:t>
+      </w:r>
+    </w:p>
+    <w:p>
+      <w:pPr>
+        <w:spacing w:line="360" w:lineRule="auto"/>
+        <w:ind w:firstLine="709"/>
+        <w:rPr>
+          <w:rFonts w:ascii="Times New Roman" w:hAnsi="Times New Roman" w:cs="Times New Roman"/>
+          <w:sz w:val="24"/>
+          <w:szCs w:val="24"/>
+          <w:lang w:eastAsia="ru-RU"/>
+        </w:rPr>
+      </w:pPr>
+    </w:p>
+    <w:p>
+      <w:pPr>
+        <w:spacing w:line="360" w:lineRule="auto"/>
+        <w:ind w:firstLine="709"/>
+        <w:rPr>
+          <w:rFonts w:ascii="Times New Roman" w:hAnsi="Times New Roman" w:cs="Times New Roman"/>
+          <w:sz w:val="24"/>
+          <w:szCs w:val="24"/>
+          <w:lang w:eastAsia="ru-RU"/>
+        </w:rPr>
+      </w:pPr>
+      <w:r>
+        <w:rPr>
+          <w:rFonts w:ascii="Times New Roman" w:hAnsi="Times New Roman" w:cs="Times New Roman"/>
+          <w:sz w:val="24"/>
+          <w:szCs w:val="24"/>
+          <w:lang w:eastAsia="ru-RU"/>
+        </w:rPr>
+        <w:t>Основным видом деятельности ООО «Руби» является розничная продажа ювелирных изделий и оказание сопутствующих услуг</w:t>
+      </w:r>
+      <w:r>
+        <w:rPr>
+          <w:rFonts w:ascii="Times New Roman" w:hAnsi="Times New Roman" w:cs="Times New Roman"/>
+          <w:sz w:val="24"/>
+          <w:szCs w:val="24"/>
+          <w:lang w:eastAsia="ru-RU"/>
+        </w:rPr>
+        <w:t>.</w:t>
+      </w:r>
+      <w:r>
+        <w:rPr>
+          <w:rFonts w:ascii="Times New Roman" w:hAnsi="Times New Roman" w:cs="Times New Roman"/>
+          <w:sz w:val="24"/>
+          <w:szCs w:val="24"/>
+          <w:lang w:eastAsia="ru-RU"/>
+        </w:rPr>
+        <w:t xml:space="preserve"> В процессе работы предприятия можно выделить следующие основные бизнес-процессы:</w:t>
+      </w:r>
+    </w:p>
+    <w:p>
+      <w:pPr>
+        <w:numPr>
+          <w:ilvl w:val="0"/>
+          <w:numId w:val="81"/>
+        </w:numPr>
+        <w:spacing w:line="360" w:lineRule="auto"/>
+        <w:rPr>
+          <w:rFonts w:ascii="Times New Roman" w:hAnsi="Times New Roman" w:cs="Times New Roman"/>
+          <w:sz w:val="24"/>
+          <w:szCs w:val="24"/>
+          <w:lang w:eastAsia="ru-RU"/>
+        </w:rPr>
+      </w:pPr>
+      <w:r>
+        <w:rPr>
+          <w:rFonts w:ascii="Times New Roman" w:hAnsi="Times New Roman" w:cs="Times New Roman"/>
+          <w:sz w:val="24"/>
+          <w:szCs w:val="24"/>
+          <w:lang w:eastAsia="ru-RU"/>
+        </w:rPr>
+        <w:t xml:space="preserve">Поступление товаров от поставщиков </w:t>
+      </w:r>
+      <w:r>
+        <w:rPr>
+          <w:rFonts w:ascii="Times New Roman" w:hAnsi="Times New Roman" w:cs="Times New Roman"/>
+          <w:sz w:val="24"/>
+          <w:szCs w:val="24"/>
+          <w:lang w:eastAsia="ru-RU"/>
+        </w:rPr>
+        <w:t>-</w:t>
+      </w:r>
+      <w:r>
+        <w:rPr>
+          <w:rFonts w:ascii="Times New Roman" w:hAnsi="Times New Roman" w:cs="Times New Roman"/>
+          <w:sz w:val="24"/>
+          <w:szCs w:val="24"/>
+          <w:lang w:eastAsia="ru-RU"/>
+        </w:rPr>
+        <w:t xml:space="preserve"> приемка ювелирных изделий, проверка сопроводительных документов, оприходование на склад.</w:t>
+      </w:r>
+    </w:p>
+    <w:p>
+      <w:pPr>
+        <w:numPr>
+          <w:ilvl w:val="0"/>
+          <w:numId w:val="81"/>
+        </w:numPr>
+        <w:spacing w:line="360" w:lineRule="auto"/>
+        <w:rPr>
+          <w:rFonts w:ascii="Times New Roman" w:hAnsi="Times New Roman" w:cs="Times New Roman"/>
+          <w:sz w:val="24"/>
+          <w:szCs w:val="24"/>
+          <w:lang w:eastAsia="ru-RU"/>
+        </w:rPr>
+      </w:pPr>
+      <w:r>
+        <w:rPr>
+          <w:rFonts w:ascii="Times New Roman" w:hAnsi="Times New Roman" w:cs="Times New Roman"/>
+          <w:sz w:val="24"/>
+          <w:szCs w:val="24"/>
+          <w:lang w:eastAsia="ru-RU"/>
+        </w:rPr>
+        <w:t>Продажа ювелирных издели</w:t>
+      </w:r>
+      <w:r>
+        <w:rPr>
+          <w:rFonts w:ascii="Times New Roman" w:hAnsi="Times New Roman" w:cs="Times New Roman"/>
+          <w:b/>
+          <w:bCs/>
+          <w:sz w:val="24"/>
+          <w:szCs w:val="24"/>
+          <w:lang w:eastAsia="ru-RU"/>
+        </w:rPr>
+        <w:t>й</w:t>
+      </w:r>
+      <w:r>
+        <w:rPr>
+          <w:rFonts w:ascii="Times New Roman" w:hAnsi="Times New Roman" w:cs="Times New Roman"/>
+          <w:sz w:val="24"/>
+          <w:szCs w:val="24"/>
+          <w:lang w:eastAsia="ru-RU"/>
+        </w:rPr>
+        <w:t xml:space="preserve"> </w:t>
+      </w:r>
+      <w:r>
+        <w:rPr>
+          <w:rFonts w:ascii="Times New Roman" w:hAnsi="Times New Roman" w:cs="Times New Roman"/>
+          <w:sz w:val="24"/>
+          <w:szCs w:val="24"/>
+          <w:lang w:eastAsia="ru-RU"/>
+        </w:rPr>
+        <w:t>-</w:t>
+      </w:r>
+      <w:r>
+        <w:rPr>
+          <w:rFonts w:ascii="Times New Roman" w:hAnsi="Times New Roman" w:cs="Times New Roman"/>
+          <w:sz w:val="24"/>
+          <w:szCs w:val="24"/>
+          <w:lang w:eastAsia="ru-RU"/>
+        </w:rPr>
+        <w:t xml:space="preserve"> обслуживание клиентов, оформление продажи, списание товара со склада, выдача чека.</w:t>
+      </w:r>
+    </w:p>
+    <w:p>
+      <w:pPr>
+        <w:numPr>
+          <w:ilvl w:val="0"/>
+          <w:numId w:val="81"/>
+        </w:numPr>
+        <w:spacing w:line="360" w:lineRule="auto"/>
+        <w:rPr>
+          <w:rFonts w:ascii="Times New Roman" w:hAnsi="Times New Roman" w:cs="Times New Roman"/>
+          <w:sz w:val="24"/>
+          <w:szCs w:val="24"/>
+          <w:lang w:eastAsia="ru-RU"/>
+        </w:rPr>
+      </w:pPr>
+      <w:r>
+        <w:rPr>
+          <w:rFonts w:ascii="Times New Roman" w:hAnsi="Times New Roman" w:cs="Times New Roman"/>
+          <w:sz w:val="24"/>
+          <w:szCs w:val="24"/>
+          <w:lang w:eastAsia="ru-RU"/>
+        </w:rPr>
+        <w:t xml:space="preserve">Оказание услуг </w:t>
+      </w:r>
+      <w:r>
+        <w:rPr>
+          <w:rFonts w:ascii="Times New Roman" w:hAnsi="Times New Roman" w:cs="Times New Roman"/>
+          <w:sz w:val="24"/>
+          <w:szCs w:val="24"/>
+          <w:lang w:eastAsia="ru-RU"/>
+        </w:rPr>
+        <w:t>-</w:t>
+      </w:r>
+      <w:r>
+        <w:rPr>
+          <w:rFonts w:ascii="Times New Roman" w:hAnsi="Times New Roman" w:cs="Times New Roman"/>
+          <w:sz w:val="24"/>
+          <w:szCs w:val="24"/>
+          <w:lang w:eastAsia="ru-RU"/>
+        </w:rPr>
+        <w:t xml:space="preserve"> прием заказа на гравировку, ремонт или чистку, выполнение работ, выдача готового изделия клиенту.</w:t>
+      </w:r>
+    </w:p>
+    <w:p>
+      <w:pPr>
+        <w:numPr>
+          <w:ilvl w:val="0"/>
+          <w:numId w:val="81"/>
+        </w:numPr>
+        <w:spacing w:line="360" w:lineRule="auto"/>
+        <w:rPr>
+          <w:rFonts w:ascii="Times New Roman" w:hAnsi="Times New Roman" w:cs="Times New Roman"/>
+          <w:sz w:val="24"/>
+          <w:szCs w:val="24"/>
+          <w:lang w:eastAsia="ru-RU"/>
+        </w:rPr>
+      </w:pPr>
+      <w:r>
+        <w:rPr>
+          <w:rFonts w:ascii="Times New Roman" w:hAnsi="Times New Roman" w:cs="Times New Roman"/>
+          <w:sz w:val="24"/>
+          <w:szCs w:val="24"/>
+          <w:lang w:eastAsia="ru-RU"/>
+        </w:rPr>
+        <w:t xml:space="preserve">Управление товарными запасами </w:t>
+      </w:r>
+      <w:r>
+        <w:rPr>
+          <w:rFonts w:ascii="Times New Roman" w:hAnsi="Times New Roman" w:cs="Times New Roman"/>
+          <w:sz w:val="24"/>
+          <w:szCs w:val="24"/>
+          <w:lang w:eastAsia="ru-RU"/>
+        </w:rPr>
+        <w:t>-</w:t>
+      </w:r>
+      <w:r>
+        <w:rPr>
+          <w:rFonts w:ascii="Times New Roman" w:hAnsi="Times New Roman" w:cs="Times New Roman"/>
+          <w:sz w:val="24"/>
+          <w:szCs w:val="24"/>
+          <w:lang w:eastAsia="ru-RU"/>
+        </w:rPr>
+        <w:t xml:space="preserve"> контроль остатков, формирование заказов поставщикам, проведение инвентаризаций.</w:t>
+      </w:r>
+    </w:p>
+    <w:p>
+      <w:pPr>
+        <w:numPr>
+          <w:ilvl w:val="0"/>
+          <w:numId w:val="81"/>
+        </w:numPr>
+        <w:spacing w:line="360" w:lineRule="auto"/>
+        <w:rPr>
+          <w:rFonts w:ascii="Times New Roman" w:hAnsi="Times New Roman" w:cs="Times New Roman"/>
+          <w:sz w:val="24"/>
+          <w:szCs w:val="24"/>
+          <w:lang w:eastAsia="ru-RU"/>
+        </w:rPr>
+      </w:pPr>
+      <w:r>
+        <w:rPr>
+          <w:rFonts w:ascii="Times New Roman" w:hAnsi="Times New Roman" w:cs="Times New Roman"/>
+          <w:sz w:val="24"/>
+          <w:szCs w:val="24"/>
+          <w:lang w:eastAsia="ru-RU"/>
+        </w:rPr>
+        <w:t xml:space="preserve">Формирование отчетности </w:t>
+      </w:r>
+      <w:r>
+        <w:rPr>
+          <w:rFonts w:ascii="Times New Roman" w:hAnsi="Times New Roman" w:cs="Times New Roman"/>
+          <w:sz w:val="24"/>
+          <w:szCs w:val="24"/>
+          <w:lang w:eastAsia="ru-RU"/>
+        </w:rPr>
+        <w:t>-</w:t>
+      </w:r>
+      <w:r>
+        <w:rPr>
+          <w:rFonts w:ascii="Times New Roman" w:hAnsi="Times New Roman" w:cs="Times New Roman"/>
+          <w:sz w:val="24"/>
+          <w:szCs w:val="24"/>
+          <w:lang w:eastAsia="ru-RU"/>
+        </w:rPr>
+        <w:t xml:space="preserve"> подготовка отчетов о продажах, остатках, доходности услуг.</w:t>
+      </w:r>
+    </w:p>
+    <w:p>
+      <w:pPr>
+        <w:spacing w:line="360" w:lineRule="auto"/>
+        <w:ind w:firstLine="709"/>
+        <w:rPr>
+          <w:rFonts w:ascii="Times New Roman" w:hAnsi="Times New Roman" w:cs="Times New Roman"/>
+          <w:sz w:val="24"/>
+          <w:szCs w:val="24"/>
+          <w:lang w:eastAsia="ru-RU"/>
+        </w:rPr>
+      </w:pPr>
+      <w:r>
+        <w:rPr>
+          <w:rFonts w:ascii="Times New Roman" w:hAnsi="Times New Roman" w:cs="Times New Roman"/>
+          <w:sz w:val="24"/>
+          <w:szCs w:val="24"/>
+          <w:lang w:eastAsia="ru-RU"/>
+        </w:rPr>
+        <w:t>Схема основного бизнес-процесса «Продажа ювелирного изделия» представлена на рисунке 4</w:t>
+      </w:r>
+      <w:r>
+        <w:rPr>
+          <w:rFonts w:ascii="Times New Roman" w:hAnsi="Times New Roman" w:cs="Times New Roman"/>
+          <w:sz w:val="24"/>
+          <w:szCs w:val="24"/>
+          <w:lang w:eastAsia="ru-RU"/>
+        </w:rPr>
+        <w:t xml:space="preserve">. </w:t>
+      </w:r>
+      <w:r>
+        <w:rPr>
+          <w:rFonts w:ascii="Times New Roman" w:hAnsi="Times New Roman" w:cs="Times New Roman"/>
+          <w:sz w:val="24"/>
+          <w:szCs w:val="24"/>
+          <w:lang w:eastAsia="ru-RU"/>
+        </w:rPr>
+        <w:t xml:space="preserve">На входе процесса имеется потребность клиента в приобретении ювелирного изделия, а также наличие товара на складе/витрине. На выходе </w:t>
+      </w:r>
+      <w:r>
+        <w:rPr>
+          <w:rFonts w:ascii="Times New Roman" w:hAnsi="Times New Roman" w:cs="Times New Roman"/>
+          <w:sz w:val="24"/>
+          <w:szCs w:val="24"/>
+          <w:lang w:eastAsia="ru-RU"/>
+        </w:rPr>
+        <w:t xml:space="preserve">- </w:t>
+      </w:r>
+      <w:r>
+        <w:rPr>
+          <w:rFonts w:ascii="Times New Roman" w:hAnsi="Times New Roman" w:cs="Times New Roman"/>
+          <w:sz w:val="24"/>
+          <w:szCs w:val="24"/>
+          <w:lang w:eastAsia="ru-RU"/>
+        </w:rPr>
+        <w:t xml:space="preserve">оформленная продажа, чек и списанный со склада товар. Управлением процесса являются правила торговли, ценовая политика и законодательство о драгоценных металлах. Механизмами </w:t>
+      </w:r>
+      <w:r>
+        <w:rPr>
+          <w:rFonts w:ascii="Times New Roman" w:hAnsi="Times New Roman" w:cs="Times New Roman"/>
+          <w:sz w:val="24"/>
+          <w:szCs w:val="24"/>
+          <w:lang w:eastAsia="ru-RU"/>
+        </w:rPr>
+        <w:t xml:space="preserve">процесса </w:t>
+      </w:r>
+      <w:r>
+        <w:rPr>
+          <w:rFonts w:ascii="Times New Roman" w:hAnsi="Times New Roman" w:cs="Times New Roman"/>
+          <w:sz w:val="24"/>
+          <w:szCs w:val="24"/>
+          <w:lang w:eastAsia="ru-RU"/>
+        </w:rPr>
+        <w:t>-</w:t>
+      </w:r>
+      <w:r>
+        <w:rPr>
+          <w:rFonts w:ascii="Times New Roman" w:hAnsi="Times New Roman" w:cs="Times New Roman"/>
+          <w:sz w:val="24"/>
+          <w:szCs w:val="24"/>
+          <w:lang w:eastAsia="ru-RU"/>
+        </w:rPr>
+        <w:t xml:space="preserve"> продавцы-консультанты и программное обеспечение.</w:t>
+      </w:r>
     </w:p>
     <w:p>
       <w:pPr>
@@ -12760,7 +13543,7 @@
       </w:pPr>
     </w:p>
     <w:sectPr>
-      <w:footerReference w:type="default" r:id="rId10"/>
+      <w:footerReference w:type="default" r:id="rId11"/>
       <w:pgSz w:w="11906" w:h="16838"/>
       <w:pgMar w:top="1134" w:right="567" w:bottom="1134" w:left="1701" w:header="708" w:footer="708" w:gutter="0"/>
       <w:cols w:space="708"/>
@@ -17611,6 +18394,119 @@
     </w:lvl>
   </w:abstractNum>
   <w:abstractNum w:abstractNumId="42" w15:restartNumberingAfterBreak="0">
+    <w:nsid w:val="3FE60D79"/>
+    <w:multiLevelType w:val="multilevel"/>
+    <w:tmpl w:val="140460C6"/>
+    <w:lvl w:ilvl="0">
+      <w:start w:val="1"/>
+      <w:numFmt w:val="decimal"/>
+      <w:lvlText w:val="%1."/>
+      <w:lvlJc w:val="left"/>
+      <w:pPr>
+        <w:tabs>
+          <w:tab w:val="num" w:pos="720"/>
+        </w:tabs>
+        <w:ind w:left="720" w:hanging="360"/>
+      </w:pPr>
+    </w:lvl>
+    <w:lvl w:ilvl="1" w:tentative="1">
+      <w:start w:val="1"/>
+      <w:numFmt w:val="decimal"/>
+      <w:lvlText w:val="%2."/>
+      <w:lvlJc w:val="left"/>
+      <w:pPr>
+        <w:tabs>
+          <w:tab w:val="num" w:pos="1440"/>
+        </w:tabs>
+        <w:ind w:left="1440" w:hanging="360"/>
+      </w:pPr>
+    </w:lvl>
+    <w:lvl w:ilvl="2" w:tentative="1">
+      <w:start w:val="1"/>
+      <w:numFmt w:val="decimal"/>
+      <w:lvlText w:val="%3."/>
+      <w:lvlJc w:val="left"/>
+      <w:pPr>
+        <w:tabs>
+          <w:tab w:val="num" w:pos="2160"/>
+        </w:tabs>
+        <w:ind w:left="2160" w:hanging="360"/>
+      </w:pPr>
+    </w:lvl>
+    <w:lvl w:ilvl="3" w:tentative="1">
+      <w:start w:val="1"/>
+      <w:numFmt w:val="decimal"/>
+      <w:lvlText w:val="%4."/>
+      <w:lvlJc w:val="left"/>
+      <w:pPr>
+        <w:tabs>
+          <w:tab w:val="num" w:pos="2880"/>
+        </w:tabs>
+        <w:ind w:left="2880" w:hanging="360"/>
+      </w:pPr>
+    </w:lvl>
+    <w:lvl w:ilvl="4" w:tentative="1">
+      <w:start w:val="1"/>
+      <w:numFmt w:val="decimal"/>
+      <w:lvlText w:val="%5."/>
+      <w:lvlJc w:val="left"/>
+      <w:pPr>
+        <w:tabs>
+          <w:tab w:val="num" w:pos="3600"/>
+        </w:tabs>
+        <w:ind w:left="3600" w:hanging="360"/>
+      </w:pPr>
+    </w:lvl>
+    <w:lvl w:ilvl="5" w:tentative="1">
+      <w:start w:val="1"/>
+      <w:numFmt w:val="decimal"/>
+      <w:lvlText w:val="%6."/>
+      <w:lvlJc w:val="left"/>
+      <w:pPr>
+        <w:tabs>
+          <w:tab w:val="num" w:pos="4320"/>
+        </w:tabs>
+        <w:ind w:left="4320" w:hanging="360"/>
+      </w:pPr>
+    </w:lvl>
+    <w:lvl w:ilvl="6" w:tentative="1">
+      <w:start w:val="1"/>
+      <w:numFmt w:val="decimal"/>
+      <w:lvlText w:val="%7."/>
+      <w:lvlJc w:val="left"/>
+      <w:pPr>
+        <w:tabs>
+          <w:tab w:val="num" w:pos="5040"/>
+        </w:tabs>
+        <w:ind w:left="5040" w:hanging="360"/>
+      </w:pPr>
+    </w:lvl>
+    <w:lvl w:ilvl="7" w:tentative="1">
+      <w:start w:val="1"/>
+      <w:numFmt w:val="decimal"/>
+      <w:lvlText w:val="%8."/>
+      <w:lvlJc w:val="left"/>
+      <w:pPr>
+        <w:tabs>
+          <w:tab w:val="num" w:pos="5760"/>
+        </w:tabs>
+        <w:ind w:left="5760" w:hanging="360"/>
+      </w:pPr>
+    </w:lvl>
+    <w:lvl w:ilvl="8" w:tentative="1">
+      <w:start w:val="1"/>
+      <w:numFmt w:val="decimal"/>
+      <w:lvlText w:val="%9."/>
+      <w:lvlJc w:val="left"/>
+      <w:pPr>
+        <w:tabs>
+          <w:tab w:val="num" w:pos="6480"/>
+        </w:tabs>
+        <w:ind w:left="6480" w:hanging="360"/>
+      </w:pPr>
+    </w:lvl>
+  </w:abstractNum>
+  <w:abstractNum w:abstractNumId="43" w15:restartNumberingAfterBreak="0">
     <w:nsid w:val="40623D18"/>
     <w:multiLevelType w:val="hybridMultilevel"/>
     <w:tmpl w:val="66E002F2"/>
@@ -17696,7 +18592,7 @@
       </w:pPr>
     </w:lvl>
   </w:abstractNum>
-  <w:abstractNum w:abstractNumId="43" w15:restartNumberingAfterBreak="0">
+  <w:abstractNum w:abstractNumId="44" w15:restartNumberingAfterBreak="0">
     <w:nsid w:val="425B61F6"/>
     <w:multiLevelType w:val="hybridMultilevel"/>
     <w:tmpl w:val="EA6A91D4"/>
@@ -17809,7 +18705,7 @@
       </w:rPr>
     </w:lvl>
   </w:abstractNum>
-  <w:abstractNum w:abstractNumId="44" w15:restartNumberingAfterBreak="0">
+  <w:abstractNum w:abstractNumId="45" w15:restartNumberingAfterBreak="0">
     <w:nsid w:val="42765CC3"/>
     <w:multiLevelType w:val="hybridMultilevel"/>
     <w:tmpl w:val="666A8DDA"/>
@@ -17898,7 +18794,7 @@
       </w:pPr>
     </w:lvl>
   </w:abstractNum>
-  <w:abstractNum w:abstractNumId="45" w15:restartNumberingAfterBreak="0">
+  <w:abstractNum w:abstractNumId="46" w15:restartNumberingAfterBreak="0">
     <w:nsid w:val="42B97D4F"/>
     <w:multiLevelType w:val="hybridMultilevel"/>
     <w:tmpl w:val="4B961F62"/>
@@ -18011,7 +18907,7 @@
       </w:rPr>
     </w:lvl>
   </w:abstractNum>
-  <w:abstractNum w:abstractNumId="46" w15:restartNumberingAfterBreak="0">
+  <w:abstractNum w:abstractNumId="47" w15:restartNumberingAfterBreak="0">
     <w:nsid w:val="45B025B2"/>
     <w:multiLevelType w:val="multilevel"/>
     <w:tmpl w:val="931AD568"/>
@@ -18097,7 +18993,7 @@
       </w:pPr>
     </w:lvl>
   </w:abstractNum>
-  <w:abstractNum w:abstractNumId="47" w15:restartNumberingAfterBreak="0">
+  <w:abstractNum w:abstractNumId="48" w15:restartNumberingAfterBreak="0">
     <w:nsid w:val="48F77668"/>
     <w:multiLevelType w:val="hybridMultilevel"/>
     <w:tmpl w:val="6262DBF4"/>
@@ -18183,7 +19079,7 @@
       </w:pPr>
     </w:lvl>
   </w:abstractNum>
-  <w:abstractNum w:abstractNumId="48" w15:restartNumberingAfterBreak="0">
+  <w:abstractNum w:abstractNumId="49" w15:restartNumberingAfterBreak="0">
     <w:nsid w:val="4AE330B0"/>
     <w:multiLevelType w:val="hybridMultilevel"/>
     <w:tmpl w:val="6484B76E"/>
@@ -18296,7 +19192,7 @@
       </w:rPr>
     </w:lvl>
   </w:abstractNum>
-  <w:abstractNum w:abstractNumId="49" w15:restartNumberingAfterBreak="0">
+  <w:abstractNum w:abstractNumId="50" w15:restartNumberingAfterBreak="0">
     <w:nsid w:val="4B7624D2"/>
     <w:multiLevelType w:val="hybridMultilevel"/>
     <w:tmpl w:val="442EFF82"/>
@@ -18409,7 +19305,7 @@
       </w:rPr>
     </w:lvl>
   </w:abstractNum>
-  <w:abstractNum w:abstractNumId="50" w15:restartNumberingAfterBreak="0">
+  <w:abstractNum w:abstractNumId="51" w15:restartNumberingAfterBreak="0">
     <w:nsid w:val="4BAB306E"/>
     <w:multiLevelType w:val="hybridMultilevel"/>
     <w:tmpl w:val="5F26BE5C"/>
@@ -18522,7 +19418,7 @@
       </w:rPr>
     </w:lvl>
   </w:abstractNum>
-  <w:abstractNum w:abstractNumId="51" w15:restartNumberingAfterBreak="0">
+  <w:abstractNum w:abstractNumId="52" w15:restartNumberingAfterBreak="0">
     <w:nsid w:val="4D450F37"/>
     <w:multiLevelType w:val="hybridMultilevel"/>
     <w:tmpl w:val="BEE6223C"/>
@@ -18635,7 +19531,7 @@
       </w:rPr>
     </w:lvl>
   </w:abstractNum>
-  <w:abstractNum w:abstractNumId="52" w15:restartNumberingAfterBreak="0">
+  <w:abstractNum w:abstractNumId="53" w15:restartNumberingAfterBreak="0">
     <w:nsid w:val="4EF012F3"/>
     <w:multiLevelType w:val="hybridMultilevel"/>
     <w:tmpl w:val="3F10DCF6"/>
@@ -18748,7 +19644,120 @@
       </w:rPr>
     </w:lvl>
   </w:abstractNum>
-  <w:abstractNum w:abstractNumId="53" w15:restartNumberingAfterBreak="0">
+  <w:abstractNum w:abstractNumId="54" w15:restartNumberingAfterBreak="0">
+    <w:nsid w:val="54440AA7"/>
+    <w:multiLevelType w:val="multilevel"/>
+    <w:tmpl w:val="AC0CDCF6"/>
+    <w:lvl w:ilvl="0">
+      <w:start w:val="1"/>
+      <w:numFmt w:val="decimal"/>
+      <w:lvlText w:val="%1."/>
+      <w:lvlJc w:val="left"/>
+      <w:pPr>
+        <w:tabs>
+          <w:tab w:val="num" w:pos="720"/>
+        </w:tabs>
+        <w:ind w:left="720" w:hanging="360"/>
+      </w:pPr>
+    </w:lvl>
+    <w:lvl w:ilvl="1" w:tentative="1">
+      <w:start w:val="1"/>
+      <w:numFmt w:val="decimal"/>
+      <w:lvlText w:val="%2."/>
+      <w:lvlJc w:val="left"/>
+      <w:pPr>
+        <w:tabs>
+          <w:tab w:val="num" w:pos="1440"/>
+        </w:tabs>
+        <w:ind w:left="1440" w:hanging="360"/>
+      </w:pPr>
+    </w:lvl>
+    <w:lvl w:ilvl="2" w:tentative="1">
+      <w:start w:val="1"/>
+      <w:numFmt w:val="decimal"/>
+      <w:lvlText w:val="%3."/>
+      <w:lvlJc w:val="left"/>
+      <w:pPr>
+        <w:tabs>
+          <w:tab w:val="num" w:pos="2160"/>
+        </w:tabs>
+        <w:ind w:left="2160" w:hanging="360"/>
+      </w:pPr>
+    </w:lvl>
+    <w:lvl w:ilvl="3" w:tentative="1">
+      <w:start w:val="1"/>
+      <w:numFmt w:val="decimal"/>
+      <w:lvlText w:val="%4."/>
+      <w:lvlJc w:val="left"/>
+      <w:pPr>
+        <w:tabs>
+          <w:tab w:val="num" w:pos="2880"/>
+        </w:tabs>
+        <w:ind w:left="2880" w:hanging="360"/>
+      </w:pPr>
+    </w:lvl>
+    <w:lvl w:ilvl="4" w:tentative="1">
+      <w:start w:val="1"/>
+      <w:numFmt w:val="decimal"/>
+      <w:lvlText w:val="%5."/>
+      <w:lvlJc w:val="left"/>
+      <w:pPr>
+        <w:tabs>
+          <w:tab w:val="num" w:pos="3600"/>
+        </w:tabs>
+        <w:ind w:left="3600" w:hanging="360"/>
+      </w:pPr>
+    </w:lvl>
+    <w:lvl w:ilvl="5" w:tentative="1">
+      <w:start w:val="1"/>
+      <w:numFmt w:val="decimal"/>
+      <w:lvlText w:val="%6."/>
+      <w:lvlJc w:val="left"/>
+      <w:pPr>
+        <w:tabs>
+          <w:tab w:val="num" w:pos="4320"/>
+        </w:tabs>
+        <w:ind w:left="4320" w:hanging="360"/>
+      </w:pPr>
+    </w:lvl>
+    <w:lvl w:ilvl="6" w:tentative="1">
+      <w:start w:val="1"/>
+      <w:numFmt w:val="decimal"/>
+      <w:lvlText w:val="%7."/>
+      <w:lvlJc w:val="left"/>
+      <w:pPr>
+        <w:tabs>
+          <w:tab w:val="num" w:pos="5040"/>
+        </w:tabs>
+        <w:ind w:left="5040" w:hanging="360"/>
+      </w:pPr>
+    </w:lvl>
+    <w:lvl w:ilvl="7" w:tentative="1">
+      <w:start w:val="1"/>
+      <w:numFmt w:val="decimal"/>
+      <w:lvlText w:val="%8."/>
+      <w:lvlJc w:val="left"/>
+      <w:pPr>
+        <w:tabs>
+          <w:tab w:val="num" w:pos="5760"/>
+        </w:tabs>
+        <w:ind w:left="5760" w:hanging="360"/>
+      </w:pPr>
+    </w:lvl>
+    <w:lvl w:ilvl="8" w:tentative="1">
+      <w:start w:val="1"/>
+      <w:numFmt w:val="decimal"/>
+      <w:lvlText w:val="%9."/>
+      <w:lvlJc w:val="left"/>
+      <w:pPr>
+        <w:tabs>
+          <w:tab w:val="num" w:pos="6480"/>
+        </w:tabs>
+        <w:ind w:left="6480" w:hanging="360"/>
+      </w:pPr>
+    </w:lvl>
+  </w:abstractNum>
+  <w:abstractNum w:abstractNumId="55" w15:restartNumberingAfterBreak="0">
     <w:nsid w:val="54B559B4"/>
     <w:multiLevelType w:val="hybridMultilevel"/>
     <w:tmpl w:val="1FB83692"/>
@@ -18861,7 +19870,7 @@
       </w:rPr>
     </w:lvl>
   </w:abstractNum>
-  <w:abstractNum w:abstractNumId="54" w15:restartNumberingAfterBreak="0">
+  <w:abstractNum w:abstractNumId="56" w15:restartNumberingAfterBreak="0">
     <w:nsid w:val="57B04F11"/>
     <w:multiLevelType w:val="hybridMultilevel"/>
     <w:tmpl w:val="05828F70"/>
@@ -18947,7 +19956,7 @@
       </w:pPr>
     </w:lvl>
   </w:abstractNum>
-  <w:abstractNum w:abstractNumId="55" w15:restartNumberingAfterBreak="0">
+  <w:abstractNum w:abstractNumId="57" w15:restartNumberingAfterBreak="0">
     <w:nsid w:val="58366074"/>
     <w:multiLevelType w:val="hybridMultilevel"/>
     <w:tmpl w:val="0776A1C8"/>
@@ -19060,7 +20069,7 @@
       </w:rPr>
     </w:lvl>
   </w:abstractNum>
-  <w:abstractNum w:abstractNumId="56" w15:restartNumberingAfterBreak="0">
+  <w:abstractNum w:abstractNumId="58" w15:restartNumberingAfterBreak="0">
     <w:nsid w:val="592C43B8"/>
     <w:multiLevelType w:val="hybridMultilevel"/>
     <w:tmpl w:val="4FF6FA62"/>
@@ -19173,7 +20182,7 @@
       </w:rPr>
     </w:lvl>
   </w:abstractNum>
-  <w:abstractNum w:abstractNumId="57" w15:restartNumberingAfterBreak="0">
+  <w:abstractNum w:abstractNumId="59" w15:restartNumberingAfterBreak="0">
     <w:nsid w:val="5A0C5598"/>
     <w:multiLevelType w:val="hybridMultilevel"/>
     <w:tmpl w:val="E1200E86"/>
@@ -19286,7 +20295,7 @@
       </w:rPr>
     </w:lvl>
   </w:abstractNum>
-  <w:abstractNum w:abstractNumId="58" w15:restartNumberingAfterBreak="0">
+  <w:abstractNum w:abstractNumId="60" w15:restartNumberingAfterBreak="0">
     <w:nsid w:val="5F33691E"/>
     <w:multiLevelType w:val="hybridMultilevel"/>
     <w:tmpl w:val="F1A6ED5E"/>
@@ -19399,7 +20408,7 @@
       </w:rPr>
     </w:lvl>
   </w:abstractNum>
-  <w:abstractNum w:abstractNumId="59" w15:restartNumberingAfterBreak="0">
+  <w:abstractNum w:abstractNumId="61" w15:restartNumberingAfterBreak="0">
     <w:nsid w:val="5F725F9C"/>
     <w:multiLevelType w:val="hybridMultilevel"/>
     <w:tmpl w:val="52A014F8"/>
@@ -19512,7 +20521,7 @@
       </w:rPr>
     </w:lvl>
   </w:abstractNum>
-  <w:abstractNum w:abstractNumId="60" w15:restartNumberingAfterBreak="0">
+  <w:abstractNum w:abstractNumId="62" w15:restartNumberingAfterBreak="0">
     <w:nsid w:val="606723D9"/>
     <w:multiLevelType w:val="hybridMultilevel"/>
     <w:tmpl w:val="EC701586"/>
@@ -19625,7 +20634,7 @@
       </w:rPr>
     </w:lvl>
   </w:abstractNum>
-  <w:abstractNum w:abstractNumId="61" w15:restartNumberingAfterBreak="0">
+  <w:abstractNum w:abstractNumId="63" w15:restartNumberingAfterBreak="0">
     <w:nsid w:val="620B0C48"/>
     <w:multiLevelType w:val="multilevel"/>
     <w:tmpl w:val="9EA8052A"/>
@@ -19774,7 +20783,7 @@
       </w:rPr>
     </w:lvl>
   </w:abstractNum>
-  <w:abstractNum w:abstractNumId="62" w15:restartNumberingAfterBreak="0">
+  <w:abstractNum w:abstractNumId="64" w15:restartNumberingAfterBreak="0">
     <w:nsid w:val="62937020"/>
     <w:multiLevelType w:val="hybridMultilevel"/>
     <w:tmpl w:val="9B3CB6AC"/>
@@ -19887,7 +20896,7 @@
       </w:rPr>
     </w:lvl>
   </w:abstractNum>
-  <w:abstractNum w:abstractNumId="63" w15:restartNumberingAfterBreak="0">
+  <w:abstractNum w:abstractNumId="65" w15:restartNumberingAfterBreak="0">
     <w:nsid w:val="640611E3"/>
     <w:multiLevelType w:val="hybridMultilevel"/>
     <w:tmpl w:val="B316C444"/>
@@ -20000,7 +21009,7 @@
       </w:rPr>
     </w:lvl>
   </w:abstractNum>
-  <w:abstractNum w:abstractNumId="64" w15:restartNumberingAfterBreak="0">
+  <w:abstractNum w:abstractNumId="66" w15:restartNumberingAfterBreak="0">
     <w:nsid w:val="68920627"/>
     <w:multiLevelType w:val="multilevel"/>
     <w:tmpl w:val="64F6A51A"/>
@@ -20149,7 +21158,7 @@
       </w:rPr>
     </w:lvl>
   </w:abstractNum>
-  <w:abstractNum w:abstractNumId="65" w15:restartNumberingAfterBreak="0">
+  <w:abstractNum w:abstractNumId="67" w15:restartNumberingAfterBreak="0">
     <w:nsid w:val="68F5525E"/>
     <w:multiLevelType w:val="hybridMultilevel"/>
     <w:tmpl w:val="438262D4"/>
@@ -20262,7 +21271,7 @@
       </w:rPr>
     </w:lvl>
   </w:abstractNum>
-  <w:abstractNum w:abstractNumId="66" w15:restartNumberingAfterBreak="0">
+  <w:abstractNum w:abstractNumId="68" w15:restartNumberingAfterBreak="0">
     <w:nsid w:val="692E4AA2"/>
     <w:multiLevelType w:val="multilevel"/>
     <w:tmpl w:val="D826E884"/>
@@ -20411,7 +21420,7 @@
       </w:rPr>
     </w:lvl>
   </w:abstractNum>
-  <w:abstractNum w:abstractNumId="67" w15:restartNumberingAfterBreak="0">
+  <w:abstractNum w:abstractNumId="69" w15:restartNumberingAfterBreak="0">
     <w:nsid w:val="72C115D8"/>
     <w:multiLevelType w:val="hybridMultilevel"/>
     <w:tmpl w:val="4B6285B4"/>
@@ -20524,7 +21533,7 @@
       </w:rPr>
     </w:lvl>
   </w:abstractNum>
-  <w:abstractNum w:abstractNumId="68" w15:restartNumberingAfterBreak="0">
+  <w:abstractNum w:abstractNumId="70" w15:restartNumberingAfterBreak="0">
     <w:nsid w:val="74BB7C8A"/>
     <w:multiLevelType w:val="hybridMultilevel"/>
     <w:tmpl w:val="43F0C8F6"/>
@@ -20637,7 +21646,7 @@
       </w:rPr>
     </w:lvl>
   </w:abstractNum>
-  <w:abstractNum w:abstractNumId="69" w15:restartNumberingAfterBreak="0">
+  <w:abstractNum w:abstractNumId="71" w15:restartNumberingAfterBreak="0">
     <w:nsid w:val="767703C1"/>
     <w:multiLevelType w:val="hybridMultilevel"/>
     <w:tmpl w:val="6A103DC6"/>
@@ -20750,7 +21759,7 @@
       </w:rPr>
     </w:lvl>
   </w:abstractNum>
-  <w:abstractNum w:abstractNumId="70" w15:restartNumberingAfterBreak="0">
+  <w:abstractNum w:abstractNumId="72" w15:restartNumberingAfterBreak="0">
     <w:nsid w:val="77791F79"/>
     <w:multiLevelType w:val="hybridMultilevel"/>
     <w:tmpl w:val="4AE0F9C8"/>
@@ -20863,7 +21872,7 @@
       </w:rPr>
     </w:lvl>
   </w:abstractNum>
-  <w:abstractNum w:abstractNumId="71" w15:restartNumberingAfterBreak="0">
+  <w:abstractNum w:abstractNumId="73" w15:restartNumberingAfterBreak="0">
     <w:nsid w:val="77D8669A"/>
     <w:multiLevelType w:val="multilevel"/>
     <w:tmpl w:val="E534ABF8"/>
@@ -20976,7 +21985,7 @@
       </w:rPr>
     </w:lvl>
   </w:abstractNum>
-  <w:abstractNum w:abstractNumId="72" w15:restartNumberingAfterBreak="0">
+  <w:abstractNum w:abstractNumId="74" w15:restartNumberingAfterBreak="0">
     <w:nsid w:val="7AB0084F"/>
     <w:multiLevelType w:val="hybridMultilevel"/>
     <w:tmpl w:val="E2F6805C"/>
@@ -21089,7 +22098,7 @@
       </w:rPr>
     </w:lvl>
   </w:abstractNum>
-  <w:abstractNum w:abstractNumId="73" w15:restartNumberingAfterBreak="0">
+  <w:abstractNum w:abstractNumId="75" w15:restartNumberingAfterBreak="0">
     <w:nsid w:val="7ACF29FB"/>
     <w:multiLevelType w:val="hybridMultilevel"/>
     <w:tmpl w:val="7D92EFA8"/>
@@ -21202,7 +22211,7 @@
       </w:rPr>
     </w:lvl>
   </w:abstractNum>
-  <w:abstractNum w:abstractNumId="74" w15:restartNumberingAfterBreak="0">
+  <w:abstractNum w:abstractNumId="76" w15:restartNumberingAfterBreak="0">
     <w:nsid w:val="7B6055F6"/>
     <w:multiLevelType w:val="hybridMultilevel"/>
     <w:tmpl w:val="0276EAFE"/>
@@ -21315,7 +22324,7 @@
       </w:rPr>
     </w:lvl>
   </w:abstractNum>
-  <w:abstractNum w:abstractNumId="75" w15:restartNumberingAfterBreak="0">
+  <w:abstractNum w:abstractNumId="77" w15:restartNumberingAfterBreak="0">
     <w:nsid w:val="7B634ED8"/>
     <w:multiLevelType w:val="multilevel"/>
     <w:tmpl w:val="0F72FFEC"/>
@@ -21464,7 +22473,7 @@
       </w:rPr>
     </w:lvl>
   </w:abstractNum>
-  <w:abstractNum w:abstractNumId="76" w15:restartNumberingAfterBreak="0">
+  <w:abstractNum w:abstractNumId="78" w15:restartNumberingAfterBreak="0">
     <w:nsid w:val="7C826507"/>
     <w:multiLevelType w:val="hybridMultilevel"/>
     <w:tmpl w:val="6A1AD090"/>
@@ -21577,7 +22586,7 @@
       </w:rPr>
     </w:lvl>
   </w:abstractNum>
-  <w:abstractNum w:abstractNumId="77" w15:restartNumberingAfterBreak="0">
+  <w:abstractNum w:abstractNumId="79" w15:restartNumberingAfterBreak="0">
     <w:nsid w:val="7C9A6C70"/>
     <w:multiLevelType w:val="hybridMultilevel"/>
     <w:tmpl w:val="C9DE025C"/>
@@ -21690,7 +22699,7 @@
       </w:rPr>
     </w:lvl>
   </w:abstractNum>
-  <w:abstractNum w:abstractNumId="78" w15:restartNumberingAfterBreak="0">
+  <w:abstractNum w:abstractNumId="80" w15:restartNumberingAfterBreak="0">
     <w:nsid w:val="7F734494"/>
     <w:multiLevelType w:val="multilevel"/>
     <w:tmpl w:val="25A8E580"/>
@@ -21840,7 +22849,7 @@
     </w:lvl>
   </w:abstractNum>
   <w:num w:numId="1" w16cid:durableId="1634484901">
-    <w:abstractNumId w:val="46"/>
+    <w:abstractNumId w:val="47"/>
     <w:lvlOverride w:ilvl="0">
       <w:startOverride w:val="1"/>
     </w:lvlOverride>
@@ -21870,55 +22879,55 @@
     </w:lvlOverride>
   </w:num>
   <w:num w:numId="2" w16cid:durableId="1959531119">
-    <w:abstractNumId w:val="68"/>
+    <w:abstractNumId w:val="70"/>
   </w:num>
   <w:num w:numId="3" w16cid:durableId="1073045902">
     <w:abstractNumId w:val="9"/>
   </w:num>
   <w:num w:numId="4" w16cid:durableId="416825806">
-    <w:abstractNumId w:val="45"/>
+    <w:abstractNumId w:val="46"/>
   </w:num>
   <w:num w:numId="5" w16cid:durableId="1956402015">
-    <w:abstractNumId w:val="49"/>
+    <w:abstractNumId w:val="50"/>
   </w:num>
   <w:num w:numId="6" w16cid:durableId="205341918">
-    <w:abstractNumId w:val="60"/>
+    <w:abstractNumId w:val="62"/>
   </w:num>
   <w:num w:numId="7" w16cid:durableId="1493523565">
     <w:abstractNumId w:val="24"/>
   </w:num>
   <w:num w:numId="8" w16cid:durableId="319506301">
-    <w:abstractNumId w:val="70"/>
+    <w:abstractNumId w:val="72"/>
   </w:num>
   <w:num w:numId="9" w16cid:durableId="585571800">
-    <w:abstractNumId w:val="57"/>
+    <w:abstractNumId w:val="59"/>
   </w:num>
   <w:num w:numId="10" w16cid:durableId="1612979678">
-    <w:abstractNumId w:val="67"/>
+    <w:abstractNumId w:val="69"/>
   </w:num>
   <w:num w:numId="11" w16cid:durableId="1844709084">
     <w:abstractNumId w:val="18"/>
   </w:num>
   <w:num w:numId="12" w16cid:durableId="1131627668">
-    <w:abstractNumId w:val="73"/>
+    <w:abstractNumId w:val="75"/>
   </w:num>
   <w:num w:numId="13" w16cid:durableId="1860852656">
-    <w:abstractNumId w:val="65"/>
+    <w:abstractNumId w:val="67"/>
   </w:num>
   <w:num w:numId="14" w16cid:durableId="1385063776">
-    <w:abstractNumId w:val="43"/>
+    <w:abstractNumId w:val="44"/>
   </w:num>
   <w:num w:numId="15" w16cid:durableId="1916209449">
-    <w:abstractNumId w:val="55"/>
+    <w:abstractNumId w:val="57"/>
   </w:num>
   <w:num w:numId="16" w16cid:durableId="217015910">
-    <w:abstractNumId w:val="53"/>
+    <w:abstractNumId w:val="55"/>
   </w:num>
   <w:num w:numId="17" w16cid:durableId="1242719167">
     <w:abstractNumId w:val="4"/>
   </w:num>
   <w:num w:numId="18" w16cid:durableId="1494876502">
-    <w:abstractNumId w:val="56"/>
+    <w:abstractNumId w:val="58"/>
   </w:num>
   <w:num w:numId="19" w16cid:durableId="827213196">
     <w:abstractNumId w:val="28"/>
@@ -21930,7 +22939,7 @@
     <w:abstractNumId w:val="34"/>
   </w:num>
   <w:num w:numId="22" w16cid:durableId="1233078227">
-    <w:abstractNumId w:val="47"/>
+    <w:abstractNumId w:val="48"/>
   </w:num>
   <w:num w:numId="23" w16cid:durableId="1959022623">
     <w:abstractNumId w:val="27"/>
@@ -21942,7 +22951,7 @@
     <w:abstractNumId w:val="35"/>
   </w:num>
   <w:num w:numId="26" w16cid:durableId="694499547">
-    <w:abstractNumId w:val="42"/>
+    <w:abstractNumId w:val="43"/>
     <w:lvlOverride w:ilvl="0">
       <w:startOverride w:val="1"/>
     </w:lvlOverride>
@@ -21972,7 +22981,7 @@
     </w:lvlOverride>
   </w:num>
   <w:num w:numId="27" w16cid:durableId="303312832">
-    <w:abstractNumId w:val="76"/>
+    <w:abstractNumId w:val="78"/>
   </w:num>
   <w:num w:numId="28" w16cid:durableId="1100878979">
     <w:abstractNumId w:val="1"/>
@@ -21987,7 +22996,7 @@
     <w:abstractNumId w:val="21"/>
   </w:num>
   <w:num w:numId="32" w16cid:durableId="1789397452">
-    <w:abstractNumId w:val="63"/>
+    <w:abstractNumId w:val="65"/>
   </w:num>
   <w:num w:numId="33" w16cid:durableId="94641903">
     <w:abstractNumId w:val="31"/>
@@ -21996,22 +23005,22 @@
     <w:abstractNumId w:val="16"/>
   </w:num>
   <w:num w:numId="35" w16cid:durableId="541552221">
-    <w:abstractNumId w:val="69"/>
+    <w:abstractNumId w:val="71"/>
   </w:num>
   <w:num w:numId="36" w16cid:durableId="1167670498">
     <w:abstractNumId w:val="20"/>
   </w:num>
   <w:num w:numId="37" w16cid:durableId="862521516">
-    <w:abstractNumId w:val="48"/>
+    <w:abstractNumId w:val="49"/>
   </w:num>
   <w:num w:numId="38" w16cid:durableId="425076568">
     <w:abstractNumId w:val="17"/>
   </w:num>
   <w:num w:numId="39" w16cid:durableId="1893148603">
-    <w:abstractNumId w:val="77"/>
+    <w:abstractNumId w:val="79"/>
   </w:num>
   <w:num w:numId="40" w16cid:durableId="910039547">
-    <w:abstractNumId w:val="74"/>
+    <w:abstractNumId w:val="76"/>
   </w:num>
   <w:num w:numId="41" w16cid:durableId="247233665">
     <w:abstractNumId w:val="0"/>
@@ -22023,7 +23032,7 @@
     <w:abstractNumId w:val="3"/>
   </w:num>
   <w:num w:numId="44" w16cid:durableId="1496218522">
-    <w:abstractNumId w:val="62"/>
+    <w:abstractNumId w:val="64"/>
   </w:num>
   <w:num w:numId="45" w16cid:durableId="519663253">
     <w:abstractNumId w:val="40"/>
@@ -22032,22 +23041,22 @@
     <w:abstractNumId w:val="25"/>
   </w:num>
   <w:num w:numId="47" w16cid:durableId="1164784168">
-    <w:abstractNumId w:val="52"/>
+    <w:abstractNumId w:val="53"/>
   </w:num>
   <w:num w:numId="48" w16cid:durableId="676738232">
     <w:abstractNumId w:val="23"/>
   </w:num>
   <w:num w:numId="49" w16cid:durableId="1223754734">
-    <w:abstractNumId w:val="58"/>
+    <w:abstractNumId w:val="60"/>
   </w:num>
   <w:num w:numId="50" w16cid:durableId="1322855666">
-    <w:abstractNumId w:val="59"/>
+    <w:abstractNumId w:val="61"/>
   </w:num>
   <w:num w:numId="51" w16cid:durableId="1011831926">
     <w:abstractNumId w:val="5"/>
   </w:num>
   <w:num w:numId="52" w16cid:durableId="1767529811">
-    <w:abstractNumId w:val="72"/>
+    <w:abstractNumId w:val="74"/>
   </w:num>
   <w:num w:numId="53" w16cid:durableId="232086285">
     <w:abstractNumId w:val="6"/>
@@ -22068,7 +23077,7 @@
     <w:abstractNumId w:val="14"/>
   </w:num>
   <w:num w:numId="59" w16cid:durableId="265236349">
-    <w:abstractNumId w:val="54"/>
+    <w:abstractNumId w:val="56"/>
   </w:num>
   <w:num w:numId="60" w16cid:durableId="1643315755">
     <w:abstractNumId w:val="32"/>
@@ -22086,37 +23095,37 @@
     <w:abstractNumId w:val="39"/>
   </w:num>
   <w:num w:numId="65" w16cid:durableId="2054883036">
-    <w:abstractNumId w:val="71"/>
+    <w:abstractNumId w:val="73"/>
   </w:num>
   <w:num w:numId="66" w16cid:durableId="1990282445">
     <w:abstractNumId w:val="12"/>
   </w:num>
   <w:num w:numId="67" w16cid:durableId="1891069188">
-    <w:abstractNumId w:val="78"/>
+    <w:abstractNumId w:val="80"/>
   </w:num>
   <w:num w:numId="68" w16cid:durableId="1116946595">
-    <w:abstractNumId w:val="75"/>
+    <w:abstractNumId w:val="77"/>
   </w:num>
   <w:num w:numId="69" w16cid:durableId="1571503253">
-    <w:abstractNumId w:val="66"/>
+    <w:abstractNumId w:val="68"/>
   </w:num>
   <w:num w:numId="70" w16cid:durableId="541598846">
-    <w:abstractNumId w:val="64"/>
+    <w:abstractNumId w:val="66"/>
   </w:num>
   <w:num w:numId="71" w16cid:durableId="1272594382">
     <w:abstractNumId w:val="26"/>
   </w:num>
   <w:num w:numId="72" w16cid:durableId="2038657697">
-    <w:abstractNumId w:val="44"/>
+    <w:abstractNumId w:val="45"/>
   </w:num>
   <w:num w:numId="73" w16cid:durableId="87391195">
     <w:abstractNumId w:val="41"/>
   </w:num>
   <w:num w:numId="74" w16cid:durableId="1118374828">
-    <w:abstractNumId w:val="61"/>
+    <w:abstractNumId w:val="63"/>
   </w:num>
   <w:num w:numId="75" w16cid:durableId="1557814546">
-    <w:abstractNumId w:val="51"/>
+    <w:abstractNumId w:val="52"/>
   </w:num>
   <w:num w:numId="76" w16cid:durableId="415056844">
     <w:abstractNumId w:val="19"/>
@@ -22128,7 +23137,13 @@
     <w:abstractNumId w:val="36"/>
   </w:num>
   <w:num w:numId="79" w16cid:durableId="916786535">
-    <w:abstractNumId w:val="50"/>
+    <w:abstractNumId w:val="51"/>
+  </w:num>
+  <w:num w:numId="80" w16cid:durableId="142821879">
+    <w:abstractNumId w:val="42"/>
+  </w:num>
+  <w:num w:numId="81" w16cid:durableId="702096556">
+    <w:abstractNumId w:val="54"/>
   </w:num>
   <w:numIdMacAtCleanup w:val="58"/>
 </w:numbering>
@@ -22606,6 +23621,7 @@
   <w:style w:type="character" w:default="1" w:styleId="a0">
     <w:name w:val="Default Paragraph Font"/>
     <w:uiPriority w:val="1"/>
+    <w:semiHidden/>
     <w:unhideWhenUsed/>
   </w:style>
   <w:style w:type="table" w:default="1" w:styleId="a1">

--- a/kursovik_ivanyuk_1748362416.docx
+++ b/kursovik_ivanyuk_1748362416.docx
@@ -3140,7 +3140,7 @@
                 <w:color w:val="000000"/>
                 <w:sz w:val="26"/>
                 <w:szCs w:val="26"/>
-                <w:lang w:eastAsia="ru-RU"/>
+                <w:lang w:val="en-US" w:eastAsia="ru-RU"/>
               </w:rPr>
             </w:pPr>
             <w:r>
@@ -3153,20 +3153,6 @@
               </w:rPr>
               <w:t>(город)</w:t>
             </w:r>
-          </w:p>
-          <w:p>
-            <w:pPr>
-              <w:spacing w:after="56" w:line="25" w:lineRule="atLeast"/>
-              <w:ind w:left="-15" w:right="-5" w:firstLine="557"/>
-              <w:jc w:val="center"/>
-              <w:rPr>
-                <w:rFonts w:ascii="Times New Roman" w:hAnsi="Times New Roman" w:cs="Times New Roman"/>
-                <w:color w:val="000000"/>
-                <w:sz w:val="26"/>
-                <w:szCs w:val="26"/>
-                <w:lang w:eastAsia="ru-RU"/>
-              </w:rPr>
-            </w:pPr>
           </w:p>
           <w:p>
             <w:pPr>
@@ -6252,34 +6238,14 @@
           <w:sz w:val="28"/>
           <w:szCs w:val="28"/>
         </w:rPr>
-        <w:sectPr>
-          <w:pgSz w:w="11906" w:h="16838"/>
-          <w:pgMar w:top="1134" w:right="567" w:bottom="1134" w:left="1701" w:header="709" w:footer="709" w:gutter="0"/>
-          <w:pgNumType w:start="1"/>
-          <w:cols w:space="720"/>
-        </w:sectPr>
-      </w:pPr>
-    </w:p>
-    <w:p>
-      <w:pPr>
-        <w:pStyle w:val="Default"/>
-        <w:spacing w:line="360" w:lineRule="auto"/>
-        <w:jc w:val="center"/>
+      </w:pPr>
+      <w:r>
         <w:rPr>
           <w:b/>
           <w:bCs/>
           <w:sz w:val="28"/>
           <w:szCs w:val="28"/>
         </w:rPr>
-      </w:pPr>
-      <w:r>
-        <w:rPr>
-          <w:b/>
-          <w:bCs/>
-          <w:sz w:val="28"/>
-          <w:szCs w:val="28"/>
-        </w:rPr>
-        <w:lastRenderedPageBreak/>
         <w:t>О</w:t>
       </w:r>
       <w:r>
@@ -6998,6 +6964,7 @@
       <w:pPr>
         <w:spacing w:line="360" w:lineRule="auto"/>
         <w:ind w:firstLine="709"/>
+        <w:jc w:val="both"/>
         <w:rPr>
           <w:rFonts w:ascii="Times New Roman" w:hAnsi="Times New Roman" w:cs="Times New Roman"/>
           <w:sz w:val="24"/>
@@ -7055,6 +7022,7 @@
       <w:pPr>
         <w:spacing w:line="360" w:lineRule="auto"/>
         <w:ind w:firstLine="709"/>
+        <w:jc w:val="both"/>
         <w:rPr>
           <w:rFonts w:ascii="Times New Roman" w:hAnsi="Times New Roman" w:cs="Times New Roman"/>
           <w:sz w:val="24"/>
@@ -7076,6 +7044,7 @@
       <w:pPr>
         <w:spacing w:line="360" w:lineRule="auto"/>
         <w:ind w:firstLine="709"/>
+        <w:jc w:val="both"/>
         <w:rPr>
           <w:rFonts w:ascii="Times New Roman" w:hAnsi="Times New Roman" w:cs="Times New Roman"/>
           <w:sz w:val="24"/>
@@ -7102,6 +7071,7 @@
         </w:numPr>
         <w:spacing w:line="360" w:lineRule="auto"/>
         <w:ind w:firstLine="709"/>
+        <w:jc w:val="both"/>
         <w:rPr>
           <w:rFonts w:ascii="Times New Roman" w:hAnsi="Times New Roman" w:cs="Times New Roman"/>
           <w:sz w:val="24"/>
@@ -7128,6 +7098,7 @@
         </w:numPr>
         <w:spacing w:line="360" w:lineRule="auto"/>
         <w:ind w:firstLine="709"/>
+        <w:jc w:val="both"/>
         <w:rPr>
           <w:rFonts w:ascii="Times New Roman" w:hAnsi="Times New Roman" w:cs="Times New Roman"/>
           <w:sz w:val="24"/>
@@ -7154,6 +7125,7 @@
         </w:numPr>
         <w:spacing w:line="360" w:lineRule="auto"/>
         <w:ind w:firstLine="709"/>
+        <w:jc w:val="both"/>
         <w:rPr>
           <w:rFonts w:ascii="Times New Roman" w:hAnsi="Times New Roman" w:cs="Times New Roman"/>
           <w:sz w:val="24"/>
@@ -7180,6 +7152,7 @@
         </w:numPr>
         <w:spacing w:line="360" w:lineRule="auto"/>
         <w:ind w:firstLine="709"/>
+        <w:jc w:val="both"/>
         <w:rPr>
           <w:rFonts w:ascii="Times New Roman" w:hAnsi="Times New Roman" w:cs="Times New Roman"/>
           <w:sz w:val="24"/>
@@ -7206,6 +7179,7 @@
         </w:numPr>
         <w:spacing w:line="360" w:lineRule="auto"/>
         <w:ind w:firstLine="709"/>
+        <w:jc w:val="both"/>
         <w:rPr>
           <w:rFonts w:ascii="Times New Roman" w:hAnsi="Times New Roman" w:cs="Times New Roman"/>
           <w:sz w:val="24"/>
@@ -7232,6 +7206,7 @@
         </w:numPr>
         <w:spacing w:line="360" w:lineRule="auto"/>
         <w:ind w:firstLine="709"/>
+        <w:jc w:val="both"/>
         <w:rPr>
           <w:rFonts w:ascii="Times New Roman" w:hAnsi="Times New Roman" w:cs="Times New Roman"/>
           <w:sz w:val="24"/>
@@ -7247,7 +7222,6 @@
           <w:szCs w:val="24"/>
           <w:lang w:eastAsia="ru-RU"/>
         </w:rPr>
-        <w:lastRenderedPageBreak/>
         <w:t>Настроть</w:t>
       </w:r>
       <w:proofErr w:type="spellEnd"/>
@@ -7265,20 +7239,22 @@
       <w:pPr>
         <w:spacing w:line="360" w:lineRule="auto"/>
         <w:ind w:firstLine="709"/>
-        <w:rPr>
-          <w:rFonts w:ascii="Times New Roman" w:hAnsi="Times New Roman" w:cs="Times New Roman"/>
-          <w:sz w:val="24"/>
-          <w:szCs w:val="24"/>
-          <w:lang w:eastAsia="ru-RU"/>
-        </w:rPr>
-      </w:pPr>
-      <w:r>
-        <w:rPr>
-          <w:rFonts w:ascii="Times New Roman" w:hAnsi="Times New Roman" w:cs="Times New Roman"/>
-          <w:sz w:val="24"/>
-          <w:szCs w:val="24"/>
-          <w:lang w:eastAsia="ru-RU"/>
-        </w:rPr>
+        <w:jc w:val="both"/>
+        <w:rPr>
+          <w:rFonts w:ascii="Times New Roman" w:hAnsi="Times New Roman" w:cs="Times New Roman"/>
+          <w:sz w:val="24"/>
+          <w:szCs w:val="24"/>
+          <w:lang w:eastAsia="ru-RU"/>
+        </w:rPr>
+      </w:pPr>
+      <w:r>
+        <w:rPr>
+          <w:rFonts w:ascii="Times New Roman" w:hAnsi="Times New Roman" w:cs="Times New Roman"/>
+          <w:sz w:val="24"/>
+          <w:szCs w:val="24"/>
+          <w:lang w:eastAsia="ru-RU"/>
+        </w:rPr>
+        <w:lastRenderedPageBreak/>
         <w:t>Объектом исследования является хозяйственная деятельность ООО «Руби» — предприятия розничной торговли ювелирными изделиями, включая процессы закупки, хранения и реализации товаров. Предметом исследования выступают методы и инструменты автоматизации оперативного и складского учета на платформе «1С:Предприятие», а также процесс разработки прикладного решения для управления торговой точкой.</w:t>
       </w:r>
     </w:p>
@@ -7286,6 +7262,7 @@
       <w:pPr>
         <w:spacing w:line="360" w:lineRule="auto"/>
         <w:ind w:firstLine="709"/>
+        <w:jc w:val="both"/>
         <w:rPr>
           <w:rFonts w:ascii="Times New Roman" w:hAnsi="Times New Roman" w:cs="Times New Roman"/>
           <w:sz w:val="24"/>
@@ -7455,7 +7432,19 @@
           <w:rFonts w:ascii="Times New Roman" w:hAnsi="Times New Roman" w:cs="Times New Roman"/>
           <w:sz w:val="24"/>
           <w:szCs w:val="24"/>
-          <w:lang w:eastAsia="ru-RU"/>
+          <w:lang w:val="en-US" w:eastAsia="ru-RU"/>
+        </w:rPr>
+      </w:pPr>
+    </w:p>
+    <w:p>
+      <w:pPr>
+        <w:spacing w:line="360" w:lineRule="auto"/>
+        <w:ind w:firstLine="709"/>
+        <w:rPr>
+          <w:rFonts w:ascii="Times New Roman" w:hAnsi="Times New Roman" w:cs="Times New Roman"/>
+          <w:sz w:val="24"/>
+          <w:szCs w:val="24"/>
+          <w:lang w:val="en-US" w:eastAsia="ru-RU"/>
         </w:rPr>
       </w:pPr>
     </w:p>
@@ -7573,6 +7562,7 @@
       <w:pPr>
         <w:spacing w:line="360" w:lineRule="auto"/>
         <w:ind w:firstLine="709"/>
+        <w:jc w:val="both"/>
         <w:rPr>
           <w:rFonts w:ascii="Times New Roman" w:hAnsi="Times New Roman" w:cs="Times New Roman"/>
           <w:sz w:val="24"/>
@@ -7594,6 +7584,7 @@
       <w:pPr>
         <w:spacing w:line="360" w:lineRule="auto"/>
         <w:ind w:firstLine="709"/>
+        <w:jc w:val="both"/>
         <w:rPr>
           <w:rFonts w:ascii="Times New Roman" w:hAnsi="Times New Roman" w:cs="Times New Roman"/>
           <w:sz w:val="24"/>
@@ -7615,6 +7606,7 @@
       <w:pPr>
         <w:spacing w:line="360" w:lineRule="auto"/>
         <w:ind w:firstLine="709"/>
+        <w:jc w:val="both"/>
         <w:rPr>
           <w:rFonts w:ascii="Times New Roman" w:hAnsi="Times New Roman" w:cs="Times New Roman"/>
           <w:sz w:val="24"/>
@@ -7641,6 +7633,7 @@
         </w:numPr>
         <w:spacing w:line="360" w:lineRule="auto"/>
         <w:ind w:firstLine="709"/>
+        <w:jc w:val="both"/>
         <w:rPr>
           <w:rFonts w:ascii="Times New Roman" w:hAnsi="Times New Roman" w:cs="Times New Roman"/>
           <w:sz w:val="24"/>
@@ -7667,6 +7660,7 @@
         </w:numPr>
         <w:spacing w:line="360" w:lineRule="auto"/>
         <w:ind w:firstLine="709"/>
+        <w:jc w:val="both"/>
         <w:rPr>
           <w:rFonts w:ascii="Times New Roman" w:hAnsi="Times New Roman" w:cs="Times New Roman"/>
           <w:sz w:val="24"/>
@@ -7693,6 +7687,7 @@
         </w:numPr>
         <w:spacing w:line="360" w:lineRule="auto"/>
         <w:ind w:firstLine="709"/>
+        <w:jc w:val="both"/>
         <w:rPr>
           <w:rFonts w:ascii="Times New Roman" w:hAnsi="Times New Roman" w:cs="Times New Roman"/>
           <w:sz w:val="24"/>
@@ -7719,6 +7714,7 @@
         </w:numPr>
         <w:spacing w:line="360" w:lineRule="auto"/>
         <w:ind w:firstLine="709"/>
+        <w:jc w:val="both"/>
         <w:rPr>
           <w:rFonts w:ascii="Times New Roman" w:hAnsi="Times New Roman" w:cs="Times New Roman"/>
           <w:sz w:val="24"/>
@@ -7745,6 +7741,7 @@
         </w:numPr>
         <w:spacing w:line="360" w:lineRule="auto"/>
         <w:ind w:firstLine="709"/>
+        <w:jc w:val="both"/>
         <w:rPr>
           <w:rFonts w:ascii="Times New Roman" w:hAnsi="Times New Roman" w:cs="Times New Roman"/>
           <w:sz w:val="24"/>
@@ -7771,6 +7768,7 @@
         </w:numPr>
         <w:spacing w:line="360" w:lineRule="auto"/>
         <w:ind w:firstLine="709"/>
+        <w:jc w:val="both"/>
         <w:rPr>
           <w:rFonts w:ascii="Times New Roman" w:hAnsi="Times New Roman" w:cs="Times New Roman"/>
           <w:sz w:val="24"/>
@@ -7792,7 +7790,7 @@
       <w:pPr>
         <w:spacing w:line="360" w:lineRule="auto"/>
         <w:ind w:firstLine="709"/>
-        <w:jc w:val="center"/>
+        <w:jc w:val="both"/>
         <w:rPr>
           <w:rFonts w:ascii="Times New Roman" w:hAnsi="Times New Roman" w:cs="Times New Roman"/>
           <w:b/>
@@ -7818,6 +7816,7 @@
       <w:pPr>
         <w:spacing w:line="360" w:lineRule="auto"/>
         <w:ind w:firstLine="709"/>
+        <w:jc w:val="both"/>
         <w:rPr>
           <w:rFonts w:ascii="Times New Roman" w:hAnsi="Times New Roman" w:cs="Times New Roman"/>
           <w:sz w:val="24"/>
@@ -7863,6 +7862,7 @@
       <w:pPr>
         <w:spacing w:line="360" w:lineRule="auto"/>
         <w:ind w:firstLine="709"/>
+        <w:jc w:val="both"/>
         <w:rPr>
           <w:rFonts w:ascii="Times New Roman" w:hAnsi="Times New Roman" w:cs="Times New Roman"/>
           <w:sz w:val="24"/>
@@ -7889,6 +7889,7 @@
           <w:numId w:val="63"/>
         </w:numPr>
         <w:spacing w:line="360" w:lineRule="auto"/>
+        <w:jc w:val="both"/>
         <w:rPr>
           <w:rFonts w:ascii="Times New Roman" w:hAnsi="Times New Roman" w:cs="Times New Roman"/>
           <w:sz w:val="24"/>
@@ -7914,6 +7915,7 @@
           <w:numId w:val="63"/>
         </w:numPr>
         <w:spacing w:line="360" w:lineRule="auto"/>
+        <w:jc w:val="both"/>
         <w:rPr>
           <w:rFonts w:ascii="Times New Roman" w:hAnsi="Times New Roman" w:cs="Times New Roman"/>
           <w:sz w:val="24"/>
@@ -7939,6 +7941,7 @@
           <w:numId w:val="63"/>
         </w:numPr>
         <w:spacing w:line="360" w:lineRule="auto"/>
+        <w:jc w:val="both"/>
         <w:rPr>
           <w:rFonts w:ascii="Times New Roman" w:hAnsi="Times New Roman" w:cs="Times New Roman"/>
           <w:sz w:val="24"/>
@@ -7964,6 +7967,7 @@
           <w:numId w:val="63"/>
         </w:numPr>
         <w:spacing w:line="360" w:lineRule="auto"/>
+        <w:jc w:val="both"/>
         <w:rPr>
           <w:rFonts w:ascii="Times New Roman" w:hAnsi="Times New Roman" w:cs="Times New Roman"/>
           <w:sz w:val="24"/>
@@ -7989,6 +7993,7 @@
           <w:numId w:val="63"/>
         </w:numPr>
         <w:spacing w:line="360" w:lineRule="auto"/>
+        <w:jc w:val="both"/>
         <w:rPr>
           <w:rFonts w:ascii="Times New Roman" w:hAnsi="Times New Roman" w:cs="Times New Roman"/>
           <w:sz w:val="24"/>
@@ -8014,6 +8019,7 @@
           <w:numId w:val="63"/>
         </w:numPr>
         <w:spacing w:line="360" w:lineRule="auto"/>
+        <w:jc w:val="both"/>
         <w:rPr>
           <w:rFonts w:ascii="Times New Roman" w:hAnsi="Times New Roman" w:cs="Times New Roman"/>
           <w:sz w:val="24"/>
@@ -8035,6 +8041,7 @@
       <w:pPr>
         <w:spacing w:line="360" w:lineRule="auto"/>
         <w:ind w:firstLine="709"/>
+        <w:jc w:val="both"/>
         <w:rPr>
           <w:rFonts w:ascii="Times New Roman" w:hAnsi="Times New Roman" w:cs="Times New Roman"/>
           <w:sz w:val="24"/>
@@ -8060,6 +8067,7 @@
           <w:numId w:val="64"/>
         </w:numPr>
         <w:spacing w:line="360" w:lineRule="auto"/>
+        <w:jc w:val="both"/>
         <w:rPr>
           <w:rFonts w:ascii="Times New Roman" w:hAnsi="Times New Roman" w:cs="Times New Roman"/>
           <w:sz w:val="24"/>
@@ -8085,6 +8093,7 @@
           <w:numId w:val="64"/>
         </w:numPr>
         <w:spacing w:line="360" w:lineRule="auto"/>
+        <w:jc w:val="both"/>
         <w:rPr>
           <w:rFonts w:ascii="Times New Roman" w:hAnsi="Times New Roman" w:cs="Times New Roman"/>
           <w:sz w:val="24"/>
@@ -8110,6 +8119,7 @@
           <w:numId w:val="64"/>
         </w:numPr>
         <w:spacing w:line="360" w:lineRule="auto"/>
+        <w:jc w:val="both"/>
         <w:rPr>
           <w:rFonts w:ascii="Times New Roman" w:hAnsi="Times New Roman" w:cs="Times New Roman"/>
           <w:sz w:val="24"/>
@@ -8135,6 +8145,7 @@
           <w:numId w:val="64"/>
         </w:numPr>
         <w:spacing w:line="360" w:lineRule="auto"/>
+        <w:jc w:val="both"/>
         <w:rPr>
           <w:rFonts w:ascii="Times New Roman" w:hAnsi="Times New Roman" w:cs="Times New Roman"/>
           <w:sz w:val="24"/>
@@ -8160,6 +8171,7 @@
           <w:numId w:val="64"/>
         </w:numPr>
         <w:spacing w:line="360" w:lineRule="auto"/>
+        <w:jc w:val="both"/>
         <w:rPr>
           <w:rFonts w:ascii="Times New Roman" w:hAnsi="Times New Roman" w:cs="Times New Roman"/>
           <w:sz w:val="24"/>
@@ -8185,6 +8197,7 @@
           <w:numId w:val="64"/>
         </w:numPr>
         <w:spacing w:line="360" w:lineRule="auto"/>
+        <w:jc w:val="both"/>
         <w:rPr>
           <w:rFonts w:ascii="Times New Roman" w:hAnsi="Times New Roman" w:cs="Times New Roman"/>
           <w:sz w:val="24"/>
@@ -8206,6 +8219,7 @@
       <w:pPr>
         <w:spacing w:line="360" w:lineRule="auto"/>
         <w:ind w:firstLine="709"/>
+        <w:jc w:val="both"/>
         <w:rPr>
           <w:rFonts w:ascii="Times New Roman" w:hAnsi="Times New Roman" w:cs="Times New Roman"/>
           <w:sz w:val="24"/>
@@ -8254,6 +8268,7 @@
       <w:pPr>
         <w:spacing w:line="360" w:lineRule="auto"/>
         <w:ind w:firstLine="709"/>
+        <w:jc w:val="both"/>
         <w:rPr>
           <w:rFonts w:ascii="Times New Roman" w:hAnsi="Times New Roman" w:cs="Times New Roman"/>
           <w:sz w:val="24"/>
@@ -8273,15 +8288,18 @@
     </w:p>
     <w:p>
       <w:pPr>
-        <w:spacing w:line="360" w:lineRule="auto"/>
-        <w:ind w:firstLine="709"/>
+        <w:pStyle w:val="ac"/>
+        <w:keepNext/>
+        <w:jc w:val="center"/>
         <w:rPr>
           <w:rFonts w:ascii="Times New Roman" w:hAnsi="Times New Roman" w:cs="Times New Roman"/>
           <w:b/>
           <w:bCs/>
-          <w:sz w:val="24"/>
-          <w:szCs w:val="24"/>
-          <w:lang w:eastAsia="ru-RU"/>
+          <w:i w:val="0"/>
+          <w:iCs w:val="0"/>
+          <w:color w:val="000000" w:themeColor="text1"/>
+          <w:sz w:val="24"/>
+          <w:szCs w:val="24"/>
         </w:rPr>
       </w:pPr>
       <w:r>
@@ -8289,33 +8307,92 @@
           <w:rFonts w:ascii="Times New Roman" w:hAnsi="Times New Roman" w:cs="Times New Roman"/>
           <w:b/>
           <w:bCs/>
-          <w:sz w:val="24"/>
-          <w:szCs w:val="24"/>
-          <w:lang w:eastAsia="ru-RU"/>
-        </w:rPr>
-        <w:t>Таблица 1</w:t>
+          <w:i w:val="0"/>
+          <w:iCs w:val="0"/>
+          <w:color w:val="000000" w:themeColor="text1"/>
+          <w:sz w:val="24"/>
+          <w:szCs w:val="24"/>
+        </w:rPr>
+        <w:t xml:space="preserve">Таблица </w:t>
       </w:r>
       <w:r>
         <w:rPr>
           <w:rFonts w:ascii="Times New Roman" w:hAnsi="Times New Roman" w:cs="Times New Roman"/>
           <w:b/>
           <w:bCs/>
-          <w:sz w:val="24"/>
-          <w:szCs w:val="24"/>
-          <w:lang w:eastAsia="ru-RU"/>
-        </w:rPr>
-        <w:t xml:space="preserve">. </w:t>
+          <w:i w:val="0"/>
+          <w:iCs w:val="0"/>
+          <w:color w:val="000000" w:themeColor="text1"/>
+          <w:sz w:val="24"/>
+          <w:szCs w:val="24"/>
+        </w:rPr>
+        <w:fldChar w:fldCharType="begin"/>
       </w:r>
       <w:r>
         <w:rPr>
           <w:rFonts w:ascii="Times New Roman" w:hAnsi="Times New Roman" w:cs="Times New Roman"/>
           <w:b/>
           <w:bCs/>
-          <w:sz w:val="24"/>
-          <w:szCs w:val="24"/>
-          <w:lang w:eastAsia="ru-RU"/>
-        </w:rPr>
-        <w:t>Технико-экономические показатели деятельности ООО «Руби»</w:t>
+          <w:i w:val="0"/>
+          <w:iCs w:val="0"/>
+          <w:color w:val="000000" w:themeColor="text1"/>
+          <w:sz w:val="24"/>
+          <w:szCs w:val="24"/>
+        </w:rPr>
+        <w:instrText xml:space="preserve"> SEQ Таблица \* ARABIC </w:instrText>
+      </w:r>
+      <w:r>
+        <w:rPr>
+          <w:rFonts w:ascii="Times New Roman" w:hAnsi="Times New Roman" w:cs="Times New Roman"/>
+          <w:b/>
+          <w:bCs/>
+          <w:i w:val="0"/>
+          <w:iCs w:val="0"/>
+          <w:color w:val="000000" w:themeColor="text1"/>
+          <w:sz w:val="24"/>
+          <w:szCs w:val="24"/>
+        </w:rPr>
+        <w:fldChar w:fldCharType="separate"/>
+      </w:r>
+      <w:r>
+        <w:rPr>
+          <w:rFonts w:ascii="Times New Roman" w:hAnsi="Times New Roman" w:cs="Times New Roman"/>
+          <w:b/>
+          <w:bCs/>
+          <w:i w:val="0"/>
+          <w:iCs w:val="0"/>
+          <w:noProof/>
+          <w:color w:val="000000" w:themeColor="text1"/>
+          <w:sz w:val="24"/>
+          <w:szCs w:val="24"/>
+        </w:rPr>
+        <w:t>1</w:t>
+      </w:r>
+      <w:r>
+        <w:rPr>
+          <w:rFonts w:ascii="Times New Roman" w:hAnsi="Times New Roman" w:cs="Times New Roman"/>
+          <w:b/>
+          <w:bCs/>
+          <w:i w:val="0"/>
+          <w:iCs w:val="0"/>
+          <w:color w:val="000000" w:themeColor="text1"/>
+          <w:sz w:val="24"/>
+          <w:szCs w:val="24"/>
+        </w:rPr>
+        <w:fldChar w:fldCharType="end"/>
+      </w:r>
+      <w:r>
+        <w:rPr>
+          <w:rFonts w:ascii="Times New Roman" w:hAnsi="Times New Roman" w:cs="Times New Roman"/>
+          <w:b/>
+          <w:bCs/>
+          <w:i w:val="0"/>
+          <w:iCs w:val="0"/>
+          <w:color w:val="000000" w:themeColor="text1"/>
+          <w:sz w:val="24"/>
+          <w:szCs w:val="24"/>
+        </w:rPr>
+        <w:t>. Технико-экономические показатели деятельности ООО «Руби»</w:t>
       </w:r>
     </w:p>
     <w:tbl>
@@ -9046,6 +9123,7 @@
       <w:pPr>
         <w:spacing w:line="360" w:lineRule="auto"/>
         <w:ind w:firstLine="709"/>
+        <w:jc w:val="both"/>
         <w:rPr>
           <w:rFonts w:ascii="Times New Roman" w:hAnsi="Times New Roman" w:cs="Times New Roman"/>
           <w:sz w:val="24"/>
@@ -9204,6 +9282,7 @@
       <w:pPr>
         <w:spacing w:line="360" w:lineRule="auto"/>
         <w:ind w:firstLine="709"/>
+        <w:jc w:val="both"/>
         <w:rPr>
           <w:rFonts w:ascii="Times New Roman" w:hAnsi="Times New Roman" w:cs="Times New Roman"/>
           <w:sz w:val="24"/>
@@ -9225,6 +9304,7 @@
       <w:pPr>
         <w:spacing w:line="360" w:lineRule="auto"/>
         <w:ind w:firstLine="709"/>
+        <w:jc w:val="both"/>
         <w:rPr>
           <w:rFonts w:ascii="Times New Roman" w:hAnsi="Times New Roman" w:cs="Times New Roman"/>
           <w:sz w:val="24"/>
@@ -9246,6 +9326,7 @@
       <w:pPr>
         <w:spacing w:line="360" w:lineRule="auto"/>
         <w:ind w:firstLine="709"/>
+        <w:jc w:val="both"/>
         <w:rPr>
           <w:rFonts w:ascii="Times New Roman" w:hAnsi="Times New Roman" w:cs="Times New Roman"/>
           <w:sz w:val="24"/>
@@ -9267,6 +9348,7 @@
       <w:pPr>
         <w:spacing w:line="360" w:lineRule="auto"/>
         <w:ind w:firstLine="709"/>
+        <w:jc w:val="both"/>
         <w:rPr>
           <w:rFonts w:ascii="Times New Roman" w:hAnsi="Times New Roman" w:cs="Times New Roman"/>
           <w:sz w:val="24"/>
@@ -9293,6 +9375,7 @@
         </w:numPr>
         <w:spacing w:line="360" w:lineRule="auto"/>
         <w:ind w:firstLine="709"/>
+        <w:jc w:val="both"/>
         <w:rPr>
           <w:rFonts w:ascii="Times New Roman" w:hAnsi="Times New Roman" w:cs="Times New Roman"/>
           <w:sz w:val="24"/>
@@ -9319,6 +9402,7 @@
         </w:numPr>
         <w:spacing w:line="360" w:lineRule="auto"/>
         <w:ind w:firstLine="709"/>
+        <w:jc w:val="both"/>
         <w:rPr>
           <w:rFonts w:ascii="Times New Roman" w:hAnsi="Times New Roman" w:cs="Times New Roman"/>
           <w:sz w:val="24"/>
@@ -9365,6 +9449,7 @@
         </w:numPr>
         <w:spacing w:line="360" w:lineRule="auto"/>
         <w:ind w:firstLine="709"/>
+        <w:jc w:val="both"/>
         <w:rPr>
           <w:rFonts w:ascii="Times New Roman" w:hAnsi="Times New Roman" w:cs="Times New Roman"/>
           <w:sz w:val="24"/>
@@ -9411,6 +9496,7 @@
         </w:numPr>
         <w:spacing w:line="360" w:lineRule="auto"/>
         <w:ind w:firstLine="709"/>
+        <w:jc w:val="both"/>
         <w:rPr>
           <w:rFonts w:ascii="Times New Roman" w:hAnsi="Times New Roman" w:cs="Times New Roman"/>
           <w:sz w:val="24"/>
@@ -9437,6 +9523,7 @@
         </w:numPr>
         <w:spacing w:line="360" w:lineRule="auto"/>
         <w:ind w:firstLine="709"/>
+        <w:jc w:val="both"/>
         <w:rPr>
           <w:rFonts w:ascii="Times New Roman" w:hAnsi="Times New Roman" w:cs="Times New Roman"/>
           <w:sz w:val="24"/>
@@ -9464,6 +9551,7 @@
         </w:numPr>
         <w:spacing w:line="360" w:lineRule="auto"/>
         <w:ind w:firstLine="709"/>
+        <w:jc w:val="both"/>
         <w:rPr>
           <w:rFonts w:ascii="Times New Roman" w:hAnsi="Times New Roman" w:cs="Times New Roman"/>
           <w:sz w:val="24"/>
@@ -9490,6 +9578,7 @@
         </w:numPr>
         <w:spacing w:line="360" w:lineRule="auto"/>
         <w:ind w:firstLine="709"/>
+        <w:jc w:val="both"/>
         <w:rPr>
           <w:rFonts w:ascii="Times New Roman" w:hAnsi="Times New Roman" w:cs="Times New Roman"/>
           <w:sz w:val="24"/>
@@ -9551,16 +9640,9 @@
     </w:p>
     <w:p>
       <w:pPr>
+        <w:keepNext/>
         <w:spacing w:line="360" w:lineRule="auto"/>
         <w:jc w:val="center"/>
-        <w:rPr>
-          <w:rFonts w:ascii="Times New Roman" w:hAnsi="Times New Roman" w:cs="Times New Roman"/>
-          <w:b/>
-          <w:bCs/>
-          <w:sz w:val="24"/>
-          <w:szCs w:val="24"/>
-          <w:lang w:eastAsia="ru-RU"/>
-        </w:rPr>
       </w:pPr>
       <w:r>
         <w:rPr>
@@ -9612,15 +9694,18 @@
     </w:p>
     <w:p>
       <w:pPr>
-        <w:spacing w:line="360" w:lineRule="auto"/>
+        <w:pStyle w:val="ac"/>
         <w:jc w:val="center"/>
         <w:rPr>
           <w:rFonts w:ascii="Times New Roman" w:hAnsi="Times New Roman" w:cs="Times New Roman"/>
           <w:b/>
           <w:bCs/>
-          <w:sz w:val="24"/>
-          <w:szCs w:val="24"/>
-          <w:lang w:eastAsia="ru-RU"/>
+          <w:i w:val="0"/>
+          <w:iCs w:val="0"/>
+          <w:color w:val="000000" w:themeColor="text1"/>
+          <w:sz w:val="24"/>
+          <w:szCs w:val="24"/>
+          <w:lang w:val="en-US"/>
         </w:rPr>
       </w:pPr>
       <w:r>
@@ -9628,34 +9713,100 @@
           <w:rFonts w:ascii="Times New Roman" w:hAnsi="Times New Roman" w:cs="Times New Roman"/>
           <w:b/>
           <w:bCs/>
-          <w:sz w:val="24"/>
-          <w:szCs w:val="24"/>
-          <w:lang w:eastAsia="ru-RU"/>
-        </w:rPr>
-        <w:t>Рисунок 1</w:t>
+          <w:i w:val="0"/>
+          <w:iCs w:val="0"/>
+          <w:color w:val="000000" w:themeColor="text1"/>
+          <w:sz w:val="24"/>
+          <w:szCs w:val="24"/>
+        </w:rPr>
+        <w:t xml:space="preserve">Рисунок </w:t>
       </w:r>
       <w:r>
         <w:rPr>
           <w:rFonts w:ascii="Times New Roman" w:hAnsi="Times New Roman" w:cs="Times New Roman"/>
           <w:b/>
           <w:bCs/>
-          <w:sz w:val="24"/>
-          <w:szCs w:val="24"/>
-          <w:lang w:eastAsia="ru-RU"/>
-        </w:rPr>
-        <w:t>.</w:t>
+          <w:i w:val="0"/>
+          <w:iCs w:val="0"/>
+          <w:color w:val="000000" w:themeColor="text1"/>
+          <w:sz w:val="24"/>
+          <w:szCs w:val="24"/>
+        </w:rPr>
+        <w:fldChar w:fldCharType="begin"/>
       </w:r>
       <w:r>
         <w:rPr>
           <w:rFonts w:ascii="Times New Roman" w:hAnsi="Times New Roman" w:cs="Times New Roman"/>
           <w:b/>
           <w:bCs/>
-          <w:sz w:val="24"/>
-          <w:szCs w:val="24"/>
-          <w:lang w:eastAsia="ru-RU"/>
-        </w:rPr>
-        <w:t xml:space="preserve"> Организационно-штатная структура ООО «Руби»</w:t>
-      </w:r>
+          <w:i w:val="0"/>
+          <w:iCs w:val="0"/>
+          <w:color w:val="000000" w:themeColor="text1"/>
+          <w:sz w:val="24"/>
+          <w:szCs w:val="24"/>
+        </w:rPr>
+        <w:instrText xml:space="preserve"> SEQ Рисунок \* ARABIC </w:instrText>
+      </w:r>
+      <w:r>
+        <w:rPr>
+          <w:rFonts w:ascii="Times New Roman" w:hAnsi="Times New Roman" w:cs="Times New Roman"/>
+          <w:b/>
+          <w:bCs/>
+          <w:i w:val="0"/>
+          <w:iCs w:val="0"/>
+          <w:color w:val="000000" w:themeColor="text1"/>
+          <w:sz w:val="24"/>
+          <w:szCs w:val="24"/>
+        </w:rPr>
+        <w:fldChar w:fldCharType="separate"/>
+      </w:r>
+      <w:r>
+        <w:rPr>
+          <w:rFonts w:ascii="Times New Roman" w:hAnsi="Times New Roman" w:cs="Times New Roman"/>
+          <w:b/>
+          <w:bCs/>
+          <w:i w:val="0"/>
+          <w:iCs w:val="0"/>
+          <w:noProof/>
+          <w:color w:val="000000" w:themeColor="text1"/>
+          <w:sz w:val="24"/>
+          <w:szCs w:val="24"/>
+        </w:rPr>
+        <w:t>1</w:t>
+      </w:r>
+      <w:r>
+        <w:rPr>
+          <w:rFonts w:ascii="Times New Roman" w:hAnsi="Times New Roman" w:cs="Times New Roman"/>
+          <w:b/>
+          <w:bCs/>
+          <w:i w:val="0"/>
+          <w:iCs w:val="0"/>
+          <w:color w:val="000000" w:themeColor="text1"/>
+          <w:sz w:val="24"/>
+          <w:szCs w:val="24"/>
+        </w:rPr>
+        <w:fldChar w:fldCharType="end"/>
+      </w:r>
+      <w:r>
+        <w:rPr>
+          <w:rFonts w:ascii="Times New Roman" w:hAnsi="Times New Roman" w:cs="Times New Roman"/>
+          <w:b/>
+          <w:bCs/>
+          <w:i w:val="0"/>
+          <w:iCs w:val="0"/>
+          <w:color w:val="000000" w:themeColor="text1"/>
+          <w:sz w:val="24"/>
+          <w:szCs w:val="24"/>
+        </w:rPr>
+        <w:t>. Организационно-штатная структура ООО «Руби»</w:t>
+      </w:r>
+    </w:p>
+    <w:p>
+      <w:pPr>
+        <w:rPr>
+          <w:lang w:val="en-US"/>
+        </w:rPr>
+      </w:pPr>
     </w:p>
     <w:p>
       <w:pPr>
@@ -10720,6 +10871,7 @@
       <w:pPr>
         <w:spacing w:line="360" w:lineRule="auto"/>
         <w:ind w:firstLine="709"/>
+        <w:jc w:val="both"/>
         <w:rPr>
           <w:rFonts w:ascii="Times New Roman" w:hAnsi="Times New Roman" w:cs="Times New Roman"/>
           <w:sz w:val="24"/>
@@ -10741,6 +10893,7 @@
       <w:pPr>
         <w:spacing w:line="360" w:lineRule="auto"/>
         <w:ind w:firstLine="709"/>
+        <w:jc w:val="both"/>
         <w:rPr>
           <w:rFonts w:ascii="Times New Roman" w:hAnsi="Times New Roman" w:cs="Times New Roman"/>
           <w:sz w:val="24"/>
@@ -10762,6 +10915,7 @@
       <w:pPr>
         <w:spacing w:line="360" w:lineRule="auto"/>
         <w:ind w:firstLine="709"/>
+        <w:jc w:val="both"/>
         <w:rPr>
           <w:rFonts w:ascii="Times New Roman" w:hAnsi="Times New Roman" w:cs="Times New Roman"/>
           <w:sz w:val="24"/>
@@ -10783,6 +10937,7 @@
       <w:pPr>
         <w:spacing w:line="360" w:lineRule="auto"/>
         <w:ind w:firstLine="709"/>
+        <w:jc w:val="both"/>
         <w:rPr>
           <w:rFonts w:ascii="Times New Roman" w:hAnsi="Times New Roman" w:cs="Times New Roman"/>
           <w:sz w:val="24"/>
@@ -10811,6 +10966,7 @@
         </w:numPr>
         <w:spacing w:line="360" w:lineRule="auto"/>
         <w:ind w:left="1066" w:firstLine="709"/>
+        <w:jc w:val="both"/>
         <w:rPr>
           <w:rFonts w:ascii="Times New Roman" w:hAnsi="Times New Roman" w:cs="Times New Roman"/>
           <w:sz w:val="24"/>
@@ -10852,6 +11008,7 @@
       <w:pPr>
         <w:spacing w:line="360" w:lineRule="auto"/>
         <w:ind w:firstLine="709"/>
+        <w:jc w:val="both"/>
         <w:rPr>
           <w:rFonts w:ascii="Times New Roman" w:hAnsi="Times New Roman" w:cs="Times New Roman"/>
           <w:b/>
@@ -10877,6 +11034,7 @@
       <w:pPr>
         <w:spacing w:line="360" w:lineRule="auto"/>
         <w:ind w:firstLine="709"/>
+        <w:jc w:val="both"/>
         <w:rPr>
           <w:rFonts w:ascii="Times New Roman" w:hAnsi="Times New Roman" w:cs="Times New Roman"/>
           <w:sz w:val="24"/>
@@ -10896,33 +11054,111 @@
     </w:p>
     <w:p>
       <w:pPr>
-        <w:spacing w:line="360" w:lineRule="auto"/>
-        <w:ind w:firstLine="709"/>
+        <w:pStyle w:val="ac"/>
+        <w:keepNext/>
         <w:jc w:val="center"/>
         <w:rPr>
           <w:rFonts w:ascii="Times New Roman" w:hAnsi="Times New Roman" w:cs="Times New Roman"/>
-          <w:sz w:val="24"/>
-          <w:szCs w:val="24"/>
-          <w:lang w:eastAsia="ru-RU"/>
-        </w:rPr>
-      </w:pPr>
-      <w:r>
-        <w:rPr>
-          <w:rFonts w:ascii="Times New Roman" w:hAnsi="Times New Roman" w:cs="Times New Roman"/>
-          <w:sz w:val="24"/>
-          <w:szCs w:val="24"/>
-          <w:lang w:eastAsia="ru-RU"/>
-        </w:rPr>
-        <w:t xml:space="preserve">Таблица 2. </w:t>
-      </w:r>
-      <w:r>
-        <w:rPr>
-          <w:rFonts w:ascii="Times New Roman" w:hAnsi="Times New Roman" w:cs="Times New Roman"/>
-          <w:sz w:val="24"/>
-          <w:szCs w:val="24"/>
-          <w:lang w:eastAsia="ru-RU"/>
-        </w:rPr>
-        <w:t>Характеристики клиентских рабочих станций</w:t>
+          <w:b/>
+          <w:bCs/>
+          <w:i w:val="0"/>
+          <w:iCs w:val="0"/>
+          <w:color w:val="000000" w:themeColor="text1"/>
+          <w:sz w:val="24"/>
+          <w:szCs w:val="24"/>
+        </w:rPr>
+      </w:pPr>
+      <w:r>
+        <w:rPr>
+          <w:rFonts w:ascii="Times New Roman" w:hAnsi="Times New Roman" w:cs="Times New Roman"/>
+          <w:b/>
+          <w:bCs/>
+          <w:i w:val="0"/>
+          <w:iCs w:val="0"/>
+          <w:color w:val="000000" w:themeColor="text1"/>
+          <w:sz w:val="24"/>
+          <w:szCs w:val="24"/>
+        </w:rPr>
+        <w:t xml:space="preserve">Таблица </w:t>
+      </w:r>
+      <w:r>
+        <w:rPr>
+          <w:rFonts w:ascii="Times New Roman" w:hAnsi="Times New Roman" w:cs="Times New Roman"/>
+          <w:b/>
+          <w:bCs/>
+          <w:i w:val="0"/>
+          <w:iCs w:val="0"/>
+          <w:color w:val="000000" w:themeColor="text1"/>
+          <w:sz w:val="24"/>
+          <w:szCs w:val="24"/>
+        </w:rPr>
+        <w:fldChar w:fldCharType="begin"/>
+      </w:r>
+      <w:r>
+        <w:rPr>
+          <w:rFonts w:ascii="Times New Roman" w:hAnsi="Times New Roman" w:cs="Times New Roman"/>
+          <w:b/>
+          <w:bCs/>
+          <w:i w:val="0"/>
+          <w:iCs w:val="0"/>
+          <w:color w:val="000000" w:themeColor="text1"/>
+          <w:sz w:val="24"/>
+          <w:szCs w:val="24"/>
+        </w:rPr>
+        <w:instrText xml:space="preserve"> SEQ Таблица \* ARABIC </w:instrText>
+      </w:r>
+      <w:r>
+        <w:rPr>
+          <w:rFonts w:ascii="Times New Roman" w:hAnsi="Times New Roman" w:cs="Times New Roman"/>
+          <w:b/>
+          <w:bCs/>
+          <w:i w:val="0"/>
+          <w:iCs w:val="0"/>
+          <w:color w:val="000000" w:themeColor="text1"/>
+          <w:sz w:val="24"/>
+          <w:szCs w:val="24"/>
+        </w:rPr>
+        <w:fldChar w:fldCharType="separate"/>
+      </w:r>
+      <w:r>
+        <w:rPr>
+          <w:rFonts w:ascii="Times New Roman" w:hAnsi="Times New Roman" w:cs="Times New Roman"/>
+          <w:b/>
+          <w:bCs/>
+          <w:i w:val="0"/>
+          <w:iCs w:val="0"/>
+          <w:noProof/>
+          <w:color w:val="000000" w:themeColor="text1"/>
+          <w:sz w:val="24"/>
+          <w:szCs w:val="24"/>
+        </w:rPr>
+        <w:t>2</w:t>
+      </w:r>
+      <w:r>
+        <w:rPr>
+          <w:rFonts w:ascii="Times New Roman" w:hAnsi="Times New Roman" w:cs="Times New Roman"/>
+          <w:b/>
+          <w:bCs/>
+          <w:i w:val="0"/>
+          <w:iCs w:val="0"/>
+          <w:color w:val="000000" w:themeColor="text1"/>
+          <w:sz w:val="24"/>
+          <w:szCs w:val="24"/>
+        </w:rPr>
+        <w:fldChar w:fldCharType="end"/>
+      </w:r>
+      <w:r>
+        <w:rPr>
+          <w:rFonts w:ascii="Times New Roman" w:hAnsi="Times New Roman" w:cs="Times New Roman"/>
+          <w:b/>
+          <w:bCs/>
+          <w:i w:val="0"/>
+          <w:iCs w:val="0"/>
+          <w:color w:val="000000" w:themeColor="text1"/>
+          <w:sz w:val="24"/>
+          <w:szCs w:val="24"/>
+        </w:rPr>
+        <w:t>. Характеристики клиентских рабочих станций</w:t>
       </w:r>
     </w:p>
     <w:tbl>
@@ -11204,7 +11440,7 @@
           <w:rFonts w:ascii="Times New Roman" w:hAnsi="Times New Roman" w:cs="Times New Roman"/>
           <w:sz w:val="24"/>
           <w:szCs w:val="24"/>
-          <w:lang w:eastAsia="ru-RU"/>
+          <w:lang w:val="en-US" w:eastAsia="ru-RU"/>
         </w:rPr>
       </w:pPr>
     </w:p>
@@ -11212,20 +11448,40 @@
       <w:pPr>
         <w:spacing w:line="360" w:lineRule="auto"/>
         <w:ind w:firstLine="709"/>
+        <w:rPr>
+          <w:rFonts w:ascii="Times New Roman" w:hAnsi="Times New Roman" w:cs="Times New Roman"/>
+          <w:sz w:val="24"/>
+          <w:szCs w:val="24"/>
+          <w:lang w:val="en-US" w:eastAsia="ru-RU"/>
+        </w:rPr>
+      </w:pPr>
+    </w:p>
+    <w:p>
+      <w:pPr>
+        <w:pStyle w:val="ac"/>
+        <w:keepNext/>
         <w:jc w:val="center"/>
         <w:rPr>
           <w:rFonts w:ascii="Times New Roman" w:hAnsi="Times New Roman" w:cs="Times New Roman"/>
-          <w:sz w:val="24"/>
-          <w:szCs w:val="24"/>
-          <w:lang w:eastAsia="ru-RU"/>
-        </w:rPr>
-      </w:pPr>
-      <w:r>
-        <w:rPr>
-          <w:rFonts w:ascii="Times New Roman" w:hAnsi="Times New Roman" w:cs="Times New Roman"/>
-          <w:sz w:val="24"/>
-          <w:szCs w:val="24"/>
-          <w:lang w:eastAsia="ru-RU"/>
+          <w:b/>
+          <w:bCs/>
+          <w:i w:val="0"/>
+          <w:iCs w:val="0"/>
+          <w:color w:val="000000" w:themeColor="text1"/>
+          <w:sz w:val="24"/>
+          <w:szCs w:val="24"/>
+        </w:rPr>
+      </w:pPr>
+      <w:r>
+        <w:rPr>
+          <w:rFonts w:ascii="Times New Roman" w:hAnsi="Times New Roman" w:cs="Times New Roman"/>
+          <w:b/>
+          <w:bCs/>
+          <w:i w:val="0"/>
+          <w:iCs w:val="0"/>
+          <w:color w:val="000000" w:themeColor="text1"/>
+          <w:sz w:val="24"/>
+          <w:szCs w:val="24"/>
         </w:rPr>
         <w:lastRenderedPageBreak/>
         <w:t>Продолжение таблицы 2. Характеристики клиентских рабочих станций</w:t>
@@ -11660,6 +11916,7 @@
       <w:pPr>
         <w:spacing w:line="360" w:lineRule="auto"/>
         <w:ind w:firstLine="709"/>
+        <w:jc w:val="both"/>
         <w:rPr>
           <w:rFonts w:ascii="Times New Roman" w:hAnsi="Times New Roman" w:cs="Times New Roman"/>
           <w:sz w:val="24"/>
@@ -11688,6 +11945,7 @@
         </w:numPr>
         <w:spacing w:line="360" w:lineRule="auto"/>
         <w:ind w:firstLine="709"/>
+        <w:jc w:val="both"/>
         <w:rPr>
           <w:rFonts w:ascii="Times New Roman" w:hAnsi="Times New Roman" w:cs="Times New Roman"/>
           <w:sz w:val="24"/>
@@ -11734,6 +11992,7 @@
         </w:numPr>
         <w:spacing w:line="360" w:lineRule="auto"/>
         <w:ind w:firstLine="709"/>
+        <w:jc w:val="both"/>
         <w:rPr>
           <w:rFonts w:ascii="Times New Roman" w:hAnsi="Times New Roman" w:cs="Times New Roman"/>
           <w:sz w:val="24"/>
@@ -11760,6 +12019,7 @@
         </w:numPr>
         <w:spacing w:line="360" w:lineRule="auto"/>
         <w:ind w:firstLine="709"/>
+        <w:jc w:val="both"/>
         <w:rPr>
           <w:rFonts w:ascii="Times New Roman" w:hAnsi="Times New Roman" w:cs="Times New Roman"/>
           <w:sz w:val="24"/>
@@ -11786,6 +12046,7 @@
         </w:numPr>
         <w:spacing w:line="360" w:lineRule="auto"/>
         <w:ind w:firstLine="709"/>
+        <w:jc w:val="both"/>
         <w:rPr>
           <w:rFonts w:ascii="Times New Roman" w:hAnsi="Times New Roman" w:cs="Times New Roman"/>
           <w:sz w:val="24"/>
@@ -11812,6 +12073,7 @@
         </w:numPr>
         <w:spacing w:line="360" w:lineRule="auto"/>
         <w:ind w:firstLine="709"/>
+        <w:jc w:val="both"/>
         <w:rPr>
           <w:rFonts w:ascii="Times New Roman" w:hAnsi="Times New Roman" w:cs="Times New Roman"/>
           <w:sz w:val="24"/>
@@ -11838,6 +12100,7 @@
         </w:numPr>
         <w:spacing w:line="360" w:lineRule="auto"/>
         <w:ind w:firstLine="709"/>
+        <w:jc w:val="both"/>
         <w:rPr>
           <w:rFonts w:ascii="Times New Roman" w:hAnsi="Times New Roman" w:cs="Times New Roman"/>
           <w:sz w:val="24"/>
@@ -11857,14 +12120,9 @@
     </w:p>
     <w:p>
       <w:pPr>
+        <w:keepNext/>
         <w:spacing w:line="360" w:lineRule="auto"/>
         <w:jc w:val="center"/>
-        <w:rPr>
-          <w:rFonts w:ascii="Times New Roman" w:hAnsi="Times New Roman" w:cs="Times New Roman"/>
-          <w:sz w:val="24"/>
-          <w:szCs w:val="24"/>
-          <w:lang w:eastAsia="ru-RU"/>
-        </w:rPr>
       </w:pPr>
       <w:r>
         <w:rPr>
@@ -11914,24 +12172,111 @@
     </w:p>
     <w:p>
       <w:pPr>
-        <w:spacing w:line="360" w:lineRule="auto"/>
-        <w:ind w:firstLine="709"/>
+        <w:pStyle w:val="ac"/>
         <w:jc w:val="center"/>
         <w:rPr>
           <w:rFonts w:ascii="Times New Roman" w:hAnsi="Times New Roman" w:cs="Times New Roman"/>
-          <w:sz w:val="24"/>
-          <w:szCs w:val="24"/>
-          <w:lang w:eastAsia="ru-RU"/>
-        </w:rPr>
-      </w:pPr>
-      <w:r>
-        <w:rPr>
-          <w:rFonts w:ascii="Times New Roman" w:hAnsi="Times New Roman" w:cs="Times New Roman"/>
-          <w:sz w:val="24"/>
-          <w:szCs w:val="24"/>
-          <w:lang w:eastAsia="ru-RU"/>
-        </w:rPr>
-        <w:t>Рисунок 2. Техническая архитектура ООО «Руби»</w:t>
+          <w:b/>
+          <w:bCs/>
+          <w:i w:val="0"/>
+          <w:iCs w:val="0"/>
+          <w:color w:val="000000" w:themeColor="text1"/>
+          <w:sz w:val="24"/>
+          <w:szCs w:val="24"/>
+          <w:lang w:eastAsia="ru-RU"/>
+        </w:rPr>
+      </w:pPr>
+      <w:r>
+        <w:rPr>
+          <w:rFonts w:ascii="Times New Roman" w:hAnsi="Times New Roman" w:cs="Times New Roman"/>
+          <w:b/>
+          <w:bCs/>
+          <w:i w:val="0"/>
+          <w:iCs w:val="0"/>
+          <w:color w:val="000000" w:themeColor="text1"/>
+          <w:sz w:val="24"/>
+          <w:szCs w:val="24"/>
+        </w:rPr>
+        <w:t xml:space="preserve">Рисунок </w:t>
+      </w:r>
+      <w:r>
+        <w:rPr>
+          <w:rFonts w:ascii="Times New Roman" w:hAnsi="Times New Roman" w:cs="Times New Roman"/>
+          <w:b/>
+          <w:bCs/>
+          <w:i w:val="0"/>
+          <w:iCs w:val="0"/>
+          <w:color w:val="000000" w:themeColor="text1"/>
+          <w:sz w:val="24"/>
+          <w:szCs w:val="24"/>
+        </w:rPr>
+        <w:fldChar w:fldCharType="begin"/>
+      </w:r>
+      <w:r>
+        <w:rPr>
+          <w:rFonts w:ascii="Times New Roman" w:hAnsi="Times New Roman" w:cs="Times New Roman"/>
+          <w:b/>
+          <w:bCs/>
+          <w:i w:val="0"/>
+          <w:iCs w:val="0"/>
+          <w:color w:val="000000" w:themeColor="text1"/>
+          <w:sz w:val="24"/>
+          <w:szCs w:val="24"/>
+        </w:rPr>
+        <w:instrText xml:space="preserve"> SEQ Рисунок \* ARABIC </w:instrText>
+      </w:r>
+      <w:r>
+        <w:rPr>
+          <w:rFonts w:ascii="Times New Roman" w:hAnsi="Times New Roman" w:cs="Times New Roman"/>
+          <w:b/>
+          <w:bCs/>
+          <w:i w:val="0"/>
+          <w:iCs w:val="0"/>
+          <w:color w:val="000000" w:themeColor="text1"/>
+          <w:sz w:val="24"/>
+          <w:szCs w:val="24"/>
+        </w:rPr>
+        <w:fldChar w:fldCharType="separate"/>
+      </w:r>
+      <w:r>
+        <w:rPr>
+          <w:rFonts w:ascii="Times New Roman" w:hAnsi="Times New Roman" w:cs="Times New Roman"/>
+          <w:b/>
+          <w:bCs/>
+          <w:i w:val="0"/>
+          <w:iCs w:val="0"/>
+          <w:noProof/>
+          <w:color w:val="000000" w:themeColor="text1"/>
+          <w:sz w:val="24"/>
+          <w:szCs w:val="24"/>
+        </w:rPr>
+        <w:t>2</w:t>
+      </w:r>
+      <w:r>
+        <w:rPr>
+          <w:rFonts w:ascii="Times New Roman" w:hAnsi="Times New Roman" w:cs="Times New Roman"/>
+          <w:b/>
+          <w:bCs/>
+          <w:i w:val="0"/>
+          <w:iCs w:val="0"/>
+          <w:color w:val="000000" w:themeColor="text1"/>
+          <w:sz w:val="24"/>
+          <w:szCs w:val="24"/>
+        </w:rPr>
+        <w:fldChar w:fldCharType="end"/>
+      </w:r>
+      <w:r>
+        <w:rPr>
+          <w:rFonts w:ascii="Times New Roman" w:hAnsi="Times New Roman" w:cs="Times New Roman"/>
+          <w:b/>
+          <w:bCs/>
+          <w:i w:val="0"/>
+          <w:iCs w:val="0"/>
+          <w:color w:val="000000" w:themeColor="text1"/>
+          <w:sz w:val="24"/>
+          <w:szCs w:val="24"/>
+        </w:rPr>
+        <w:t>. Техническая архитектура ООО «Руби»</w:t>
       </w:r>
     </w:p>
     <w:p>
@@ -12038,6 +12383,7 @@
       <w:pPr>
         <w:spacing w:line="360" w:lineRule="auto"/>
         <w:ind w:firstLine="709"/>
+        <w:jc w:val="both"/>
         <w:rPr>
           <w:rFonts w:ascii="Times New Roman" w:hAnsi="Times New Roman" w:cs="Times New Roman"/>
           <w:sz w:val="24"/>
@@ -12059,6 +12405,7 @@
       <w:pPr>
         <w:spacing w:line="360" w:lineRule="auto"/>
         <w:ind w:firstLine="709"/>
+        <w:jc w:val="both"/>
         <w:rPr>
           <w:rFonts w:ascii="Times New Roman" w:hAnsi="Times New Roman" w:cs="Times New Roman"/>
           <w:sz w:val="24"/>
@@ -12086,6 +12433,7 @@
           <w:numId w:val="79"/>
         </w:numPr>
         <w:spacing w:line="360" w:lineRule="auto"/>
+        <w:jc w:val="both"/>
         <w:rPr>
           <w:rFonts w:ascii="Times New Roman" w:hAnsi="Times New Roman" w:cs="Times New Roman"/>
           <w:sz w:val="24"/>
@@ -12107,6 +12455,7 @@
       <w:pPr>
         <w:spacing w:line="360" w:lineRule="auto"/>
         <w:ind w:firstLine="709"/>
+        <w:jc w:val="both"/>
         <w:rPr>
           <w:rFonts w:ascii="Times New Roman" w:hAnsi="Times New Roman" w:cs="Times New Roman"/>
           <w:sz w:val="24"/>
@@ -12130,6 +12479,7 @@
       <w:pPr>
         <w:spacing w:line="360" w:lineRule="auto"/>
         <w:ind w:left="720" w:firstLine="709"/>
+        <w:jc w:val="both"/>
         <w:rPr>
           <w:rFonts w:ascii="Times New Roman" w:hAnsi="Times New Roman" w:cs="Times New Roman"/>
           <w:sz w:val="24"/>
@@ -12187,6 +12537,7 @@
       <w:pPr>
         <w:spacing w:line="360" w:lineRule="auto"/>
         <w:ind w:left="720" w:firstLine="709"/>
+        <w:jc w:val="both"/>
         <w:rPr>
           <w:rFonts w:ascii="Times New Roman" w:hAnsi="Times New Roman" w:cs="Times New Roman"/>
           <w:sz w:val="24"/>
@@ -12226,6 +12577,7 @@
       <w:pPr>
         <w:spacing w:line="360" w:lineRule="auto"/>
         <w:ind w:left="720" w:firstLine="709"/>
+        <w:jc w:val="both"/>
         <w:rPr>
           <w:rFonts w:ascii="Times New Roman" w:hAnsi="Times New Roman" w:cs="Times New Roman"/>
           <w:sz w:val="24"/>
@@ -12292,6 +12644,7 @@
       <w:pPr>
         <w:spacing w:line="360" w:lineRule="auto"/>
         <w:ind w:left="720" w:firstLine="709"/>
+        <w:jc w:val="both"/>
         <w:rPr>
           <w:rFonts w:ascii="Times New Roman" w:hAnsi="Times New Roman" w:cs="Times New Roman"/>
           <w:sz w:val="24"/>
@@ -12351,6 +12704,7 @@
       <w:pPr>
         <w:spacing w:line="360" w:lineRule="auto"/>
         <w:ind w:left="720" w:firstLine="709"/>
+        <w:jc w:val="both"/>
         <w:rPr>
           <w:rFonts w:ascii="Times New Roman" w:hAnsi="Times New Roman" w:cs="Times New Roman"/>
           <w:sz w:val="24"/>
@@ -12390,6 +12744,7 @@
       <w:pPr>
         <w:spacing w:line="360" w:lineRule="auto"/>
         <w:ind w:firstLine="709"/>
+        <w:jc w:val="both"/>
         <w:rPr>
           <w:rFonts w:ascii="Times New Roman" w:hAnsi="Times New Roman" w:cs="Times New Roman"/>
           <w:sz w:val="24"/>
@@ -12430,14 +12785,9 @@
     </w:p>
     <w:p>
       <w:pPr>
+        <w:keepNext/>
         <w:spacing w:line="360" w:lineRule="auto"/>
         <w:ind w:firstLine="709"/>
-        <w:rPr>
-          <w:rFonts w:ascii="Times New Roman" w:hAnsi="Times New Roman" w:cs="Times New Roman"/>
-          <w:sz w:val="24"/>
-          <w:szCs w:val="24"/>
-          <w:lang w:eastAsia="ru-RU"/>
-        </w:rPr>
       </w:pPr>
       <w:r>
         <w:rPr>
@@ -12487,42 +12837,111 @@
     </w:p>
     <w:p>
       <w:pPr>
-        <w:spacing w:line="360" w:lineRule="auto"/>
-        <w:ind w:firstLine="709"/>
+        <w:pStyle w:val="ac"/>
         <w:jc w:val="center"/>
         <w:rPr>
           <w:rFonts w:ascii="Times New Roman" w:hAnsi="Times New Roman" w:cs="Times New Roman"/>
-          <w:sz w:val="24"/>
-          <w:szCs w:val="24"/>
-          <w:lang w:eastAsia="ru-RU"/>
-        </w:rPr>
-      </w:pPr>
-      <w:r>
-        <w:rPr>
-          <w:rFonts w:ascii="Times New Roman" w:hAnsi="Times New Roman" w:cs="Times New Roman"/>
-          <w:sz w:val="24"/>
-          <w:szCs w:val="24"/>
-          <w:lang w:eastAsia="ru-RU"/>
-        </w:rPr>
-        <w:t>Рисунок 3</w:t>
-      </w:r>
-      <w:r>
-        <w:rPr>
-          <w:rFonts w:ascii="Times New Roman" w:hAnsi="Times New Roman" w:cs="Times New Roman"/>
-          <w:sz w:val="24"/>
-          <w:szCs w:val="24"/>
-          <w:lang w:eastAsia="ru-RU"/>
-        </w:rPr>
-        <w:t xml:space="preserve">. </w:t>
-      </w:r>
-      <w:r>
-        <w:rPr>
-          <w:rFonts w:ascii="Times New Roman" w:hAnsi="Times New Roman" w:cs="Times New Roman"/>
-          <w:sz w:val="24"/>
-          <w:szCs w:val="24"/>
-          <w:lang w:eastAsia="ru-RU"/>
-        </w:rPr>
-        <w:t xml:space="preserve"> Программная архитектура ООО «Руби»</w:t>
+          <w:b/>
+          <w:bCs/>
+          <w:i w:val="0"/>
+          <w:iCs w:val="0"/>
+          <w:color w:val="000000" w:themeColor="text1"/>
+          <w:sz w:val="24"/>
+          <w:szCs w:val="24"/>
+          <w:lang w:eastAsia="ru-RU"/>
+        </w:rPr>
+      </w:pPr>
+      <w:r>
+        <w:rPr>
+          <w:rFonts w:ascii="Times New Roman" w:hAnsi="Times New Roman" w:cs="Times New Roman"/>
+          <w:b/>
+          <w:bCs/>
+          <w:i w:val="0"/>
+          <w:iCs w:val="0"/>
+          <w:color w:val="000000" w:themeColor="text1"/>
+          <w:sz w:val="24"/>
+          <w:szCs w:val="24"/>
+        </w:rPr>
+        <w:t xml:space="preserve">Рисунок </w:t>
+      </w:r>
+      <w:r>
+        <w:rPr>
+          <w:rFonts w:ascii="Times New Roman" w:hAnsi="Times New Roman" w:cs="Times New Roman"/>
+          <w:b/>
+          <w:bCs/>
+          <w:i w:val="0"/>
+          <w:iCs w:val="0"/>
+          <w:color w:val="000000" w:themeColor="text1"/>
+          <w:sz w:val="24"/>
+          <w:szCs w:val="24"/>
+        </w:rPr>
+        <w:fldChar w:fldCharType="begin"/>
+      </w:r>
+      <w:r>
+        <w:rPr>
+          <w:rFonts w:ascii="Times New Roman" w:hAnsi="Times New Roman" w:cs="Times New Roman"/>
+          <w:b/>
+          <w:bCs/>
+          <w:i w:val="0"/>
+          <w:iCs w:val="0"/>
+          <w:color w:val="000000" w:themeColor="text1"/>
+          <w:sz w:val="24"/>
+          <w:szCs w:val="24"/>
+        </w:rPr>
+        <w:instrText xml:space="preserve"> SEQ Рисунок \* ARABIC </w:instrText>
+      </w:r>
+      <w:r>
+        <w:rPr>
+          <w:rFonts w:ascii="Times New Roman" w:hAnsi="Times New Roman" w:cs="Times New Roman"/>
+          <w:b/>
+          <w:bCs/>
+          <w:i w:val="0"/>
+          <w:iCs w:val="0"/>
+          <w:color w:val="000000" w:themeColor="text1"/>
+          <w:sz w:val="24"/>
+          <w:szCs w:val="24"/>
+        </w:rPr>
+        <w:fldChar w:fldCharType="separate"/>
+      </w:r>
+      <w:r>
+        <w:rPr>
+          <w:rFonts w:ascii="Times New Roman" w:hAnsi="Times New Roman" w:cs="Times New Roman"/>
+          <w:b/>
+          <w:bCs/>
+          <w:i w:val="0"/>
+          <w:iCs w:val="0"/>
+          <w:noProof/>
+          <w:color w:val="000000" w:themeColor="text1"/>
+          <w:sz w:val="24"/>
+          <w:szCs w:val="24"/>
+        </w:rPr>
+        <w:t>3</w:t>
+      </w:r>
+      <w:r>
+        <w:rPr>
+          <w:rFonts w:ascii="Times New Roman" w:hAnsi="Times New Roman" w:cs="Times New Roman"/>
+          <w:b/>
+          <w:bCs/>
+          <w:i w:val="0"/>
+          <w:iCs w:val="0"/>
+          <w:color w:val="000000" w:themeColor="text1"/>
+          <w:sz w:val="24"/>
+          <w:szCs w:val="24"/>
+        </w:rPr>
+        <w:fldChar w:fldCharType="end"/>
+      </w:r>
+      <w:r>
+        <w:rPr>
+          <w:rFonts w:ascii="Times New Roman" w:hAnsi="Times New Roman" w:cs="Times New Roman"/>
+          <w:b/>
+          <w:bCs/>
+          <w:i w:val="0"/>
+          <w:iCs w:val="0"/>
+          <w:color w:val="000000" w:themeColor="text1"/>
+          <w:sz w:val="24"/>
+          <w:szCs w:val="24"/>
+        </w:rPr>
+        <w:t>.  Программная архитектура ООО «Руби»</w:t>
       </w:r>
     </w:p>
     <w:p>
@@ -12697,6 +13116,7 @@
       <w:pPr>
         <w:spacing w:line="360" w:lineRule="auto"/>
         <w:ind w:firstLine="709"/>
+        <w:jc w:val="both"/>
         <w:rPr>
           <w:rFonts w:ascii="Times New Roman" w:hAnsi="Times New Roman" w:cs="Times New Roman"/>
           <w:sz w:val="24"/>
@@ -12721,6 +13141,7 @@
           <w:numId w:val="80"/>
         </w:numPr>
         <w:spacing w:line="360" w:lineRule="auto"/>
+        <w:jc w:val="both"/>
         <w:rPr>
           <w:rFonts w:ascii="Times New Roman" w:hAnsi="Times New Roman" w:cs="Times New Roman"/>
           <w:sz w:val="24"/>
@@ -12763,6 +13184,7 @@
           <w:numId w:val="80"/>
         </w:numPr>
         <w:spacing w:line="360" w:lineRule="auto"/>
+        <w:jc w:val="both"/>
         <w:rPr>
           <w:rFonts w:ascii="Times New Roman" w:hAnsi="Times New Roman" w:cs="Times New Roman"/>
           <w:sz w:val="24"/>
@@ -12805,6 +13227,7 @@
           <w:numId w:val="80"/>
         </w:numPr>
         <w:spacing w:line="360" w:lineRule="auto"/>
+        <w:jc w:val="both"/>
         <w:rPr>
           <w:rFonts w:ascii="Times New Roman" w:hAnsi="Times New Roman" w:cs="Times New Roman"/>
           <w:sz w:val="24"/>
@@ -12847,6 +13270,7 @@
           <w:numId w:val="80"/>
         </w:numPr>
         <w:spacing w:line="360" w:lineRule="auto"/>
+        <w:jc w:val="both"/>
         <w:rPr>
           <w:rFonts w:ascii="Times New Roman" w:hAnsi="Times New Roman" w:cs="Times New Roman"/>
           <w:sz w:val="24"/>
@@ -12889,6 +13313,7 @@
           <w:numId w:val="80"/>
         </w:numPr>
         <w:spacing w:line="360" w:lineRule="auto"/>
+        <w:jc w:val="both"/>
         <w:rPr>
           <w:rFonts w:ascii="Times New Roman" w:hAnsi="Times New Roman" w:cs="Times New Roman"/>
           <w:sz w:val="24"/>
@@ -12928,6 +13353,7 @@
       <w:pPr>
         <w:spacing w:line="360" w:lineRule="auto"/>
         <w:ind w:firstLine="709"/>
+        <w:jc w:val="both"/>
         <w:rPr>
           <w:rFonts w:ascii="Times New Roman" w:hAnsi="Times New Roman" w:cs="Times New Roman"/>
           <w:sz w:val="24"/>
@@ -13112,6 +13538,7 @@
       <w:pPr>
         <w:spacing w:line="360" w:lineRule="auto"/>
         <w:ind w:firstLine="709"/>
+        <w:jc w:val="both"/>
         <w:rPr>
           <w:rFonts w:ascii="Times New Roman" w:hAnsi="Times New Roman" w:cs="Times New Roman"/>
           <w:sz w:val="24"/>
@@ -13154,6 +13581,7 @@
           <w:numId w:val="81"/>
         </w:numPr>
         <w:spacing w:line="360" w:lineRule="auto"/>
+        <w:jc w:val="both"/>
         <w:rPr>
           <w:rFonts w:ascii="Times New Roman" w:hAnsi="Times New Roman" w:cs="Times New Roman"/>
           <w:sz w:val="24"/>
@@ -13196,6 +13624,7 @@
           <w:numId w:val="81"/>
         </w:numPr>
         <w:spacing w:line="360" w:lineRule="auto"/>
+        <w:jc w:val="both"/>
         <w:rPr>
           <w:rFonts w:ascii="Times New Roman" w:hAnsi="Times New Roman" w:cs="Times New Roman"/>
           <w:sz w:val="24"/>
@@ -13258,6 +13687,7 @@
           <w:numId w:val="81"/>
         </w:numPr>
         <w:spacing w:line="360" w:lineRule="auto"/>
+        <w:jc w:val="both"/>
         <w:rPr>
           <w:rFonts w:ascii="Times New Roman" w:hAnsi="Times New Roman" w:cs="Times New Roman"/>
           <w:sz w:val="24"/>
@@ -13300,6 +13730,7 @@
           <w:numId w:val="81"/>
         </w:numPr>
         <w:spacing w:line="360" w:lineRule="auto"/>
+        <w:jc w:val="both"/>
         <w:rPr>
           <w:rFonts w:ascii="Times New Roman" w:hAnsi="Times New Roman" w:cs="Times New Roman"/>
           <w:sz w:val="24"/>
@@ -13342,6 +13773,7 @@
           <w:numId w:val="81"/>
         </w:numPr>
         <w:spacing w:line="360" w:lineRule="auto"/>
+        <w:jc w:val="both"/>
         <w:rPr>
           <w:rFonts w:ascii="Times New Roman" w:hAnsi="Times New Roman" w:cs="Times New Roman"/>
           <w:sz w:val="24"/>
@@ -13381,6 +13813,7 @@
       <w:pPr>
         <w:spacing w:line="360" w:lineRule="auto"/>
         <w:ind w:firstLine="709"/>
+        <w:jc w:val="both"/>
         <w:rPr>
           <w:rFonts w:ascii="Times New Roman" w:hAnsi="Times New Roman" w:cs="Times New Roman"/>
           <w:sz w:val="24"/>
@@ -13487,15 +13920,164 @@
     </w:p>
     <w:p>
       <w:pPr>
+        <w:keepNext/>
         <w:spacing w:line="360" w:lineRule="auto"/>
         <w:ind w:firstLine="709"/>
-        <w:rPr>
-          <w:rFonts w:ascii="Times New Roman" w:hAnsi="Times New Roman" w:cs="Times New Roman"/>
-          <w:sz w:val="24"/>
-          <w:szCs w:val="24"/>
-          <w:lang w:eastAsia="ru-RU"/>
-        </w:rPr>
-      </w:pPr>
+        <w:jc w:val="center"/>
+      </w:pPr>
+      <w:r>
+        <w:rPr>
+          <w:rFonts w:ascii="Times New Roman" w:hAnsi="Times New Roman" w:cs="Times New Roman"/>
+          <w:sz w:val="24"/>
+          <w:szCs w:val="24"/>
+          <w:lang w:eastAsia="ru-RU"/>
+        </w:rPr>
+        <w:lastRenderedPageBreak/>
+        <w:drawing>
+          <wp:inline distT="0" distB="0" distL="0" distR="0" wp14:anchorId="1D876DF6" wp14:editId="0F51A48F">
+            <wp:extent cx="5853430" cy="3629025"/>
+            <wp:effectExtent l="0" t="0" r="0" b="9525"/>
+            <wp:docPr id="6" name="Рисунок 6"/>
+            <wp:cNvGraphicFramePr>
+              <a:graphicFrameLocks xmlns:a="http://schemas.openxmlformats.org/drawingml/2006/main" noChangeAspect="1"/>
+            </wp:cNvGraphicFramePr>
+            <a:graphic xmlns:a="http://schemas.openxmlformats.org/drawingml/2006/main">
+              <a:graphicData uri="http://schemas.openxmlformats.org/drawingml/2006/picture">
+                <pic:pic xmlns:pic="http://schemas.openxmlformats.org/drawingml/2006/picture">
+                  <pic:nvPicPr>
+                    <pic:cNvPr id="1" name=""/>
+                    <pic:cNvPicPr/>
+                  </pic:nvPicPr>
+                  <pic:blipFill>
+                    <a:blip r:embed="rId11"/>
+                    <a:stretch>
+                      <a:fillRect/>
+                    </a:stretch>
+                  </pic:blipFill>
+                  <pic:spPr>
+                    <a:xfrm>
+                      <a:off x="0" y="0"/>
+                      <a:ext cx="5853430" cy="3629025"/>
+                    </a:xfrm>
+                    <a:prstGeom prst="rect">
+                      <a:avLst/>
+                    </a:prstGeom>
+                  </pic:spPr>
+                </pic:pic>
+              </a:graphicData>
+            </a:graphic>
+          </wp:inline>
+        </w:drawing>
+      </w:r>
+    </w:p>
+    <w:p>
+      <w:pPr>
+        <w:pStyle w:val="ac"/>
+        <w:jc w:val="center"/>
+        <w:rPr>
+          <w:rFonts w:ascii="Times New Roman" w:hAnsi="Times New Roman" w:cs="Times New Roman"/>
+          <w:b/>
+          <w:bCs/>
+          <w:i w:val="0"/>
+          <w:iCs w:val="0"/>
+          <w:color w:val="000000" w:themeColor="text1"/>
+          <w:sz w:val="24"/>
+          <w:szCs w:val="24"/>
+          <w:lang w:eastAsia="ru-RU"/>
+        </w:rPr>
+      </w:pPr>
+      <w:r>
+        <w:rPr>
+          <w:rFonts w:ascii="Times New Roman" w:hAnsi="Times New Roman" w:cs="Times New Roman"/>
+          <w:b/>
+          <w:bCs/>
+          <w:i w:val="0"/>
+          <w:iCs w:val="0"/>
+          <w:color w:val="000000" w:themeColor="text1"/>
+          <w:sz w:val="24"/>
+          <w:szCs w:val="24"/>
+        </w:rPr>
+        <w:t xml:space="preserve">Рисунок </w:t>
+      </w:r>
+      <w:r>
+        <w:rPr>
+          <w:rFonts w:ascii="Times New Roman" w:hAnsi="Times New Roman" w:cs="Times New Roman"/>
+          <w:b/>
+          <w:bCs/>
+          <w:i w:val="0"/>
+          <w:iCs w:val="0"/>
+          <w:color w:val="000000" w:themeColor="text1"/>
+          <w:sz w:val="24"/>
+          <w:szCs w:val="24"/>
+        </w:rPr>
+        <w:fldChar w:fldCharType="begin"/>
+      </w:r>
+      <w:r>
+        <w:rPr>
+          <w:rFonts w:ascii="Times New Roman" w:hAnsi="Times New Roman" w:cs="Times New Roman"/>
+          <w:b/>
+          <w:bCs/>
+          <w:i w:val="0"/>
+          <w:iCs w:val="0"/>
+          <w:color w:val="000000" w:themeColor="text1"/>
+          <w:sz w:val="24"/>
+          <w:szCs w:val="24"/>
+        </w:rPr>
+        <w:instrText xml:space="preserve"> SEQ Рисунок \* ARABIC </w:instrText>
+      </w:r>
+      <w:r>
+        <w:rPr>
+          <w:rFonts w:ascii="Times New Roman" w:hAnsi="Times New Roman" w:cs="Times New Roman"/>
+          <w:b/>
+          <w:bCs/>
+          <w:i w:val="0"/>
+          <w:iCs w:val="0"/>
+          <w:color w:val="000000" w:themeColor="text1"/>
+          <w:sz w:val="24"/>
+          <w:szCs w:val="24"/>
+        </w:rPr>
+        <w:fldChar w:fldCharType="separate"/>
+      </w:r>
+      <w:r>
+        <w:rPr>
+          <w:rFonts w:ascii="Times New Roman" w:hAnsi="Times New Roman" w:cs="Times New Roman"/>
+          <w:b/>
+          <w:bCs/>
+          <w:i w:val="0"/>
+          <w:iCs w:val="0"/>
+          <w:noProof/>
+          <w:color w:val="000000" w:themeColor="text1"/>
+          <w:sz w:val="24"/>
+          <w:szCs w:val="24"/>
+        </w:rPr>
+        <w:t>4</w:t>
+      </w:r>
+      <w:r>
+        <w:rPr>
+          <w:rFonts w:ascii="Times New Roman" w:hAnsi="Times New Roman" w:cs="Times New Roman"/>
+          <w:b/>
+          <w:bCs/>
+          <w:i w:val="0"/>
+          <w:iCs w:val="0"/>
+          <w:color w:val="000000" w:themeColor="text1"/>
+          <w:sz w:val="24"/>
+          <w:szCs w:val="24"/>
+        </w:rPr>
+        <w:fldChar w:fldCharType="end"/>
+      </w:r>
+      <w:r>
+        <w:rPr>
+          <w:rFonts w:ascii="Times New Roman" w:hAnsi="Times New Roman" w:cs="Times New Roman"/>
+          <w:b/>
+          <w:bCs/>
+          <w:i w:val="0"/>
+          <w:iCs w:val="0"/>
+          <w:color w:val="000000" w:themeColor="text1"/>
+          <w:sz w:val="24"/>
+          <w:szCs w:val="24"/>
+        </w:rPr>
+        <w:t>. Схема основного бизнес-процесса «Продажа ювелирного изделия»</w:t>
+      </w:r>
     </w:p>
     <w:p>
       <w:pPr>
@@ -13531,6 +14113,273 @@
     </w:p>
     <w:p>
       <w:pPr>
+        <w:pStyle w:val="a8"/>
+        <w:spacing w:line="360" w:lineRule="auto"/>
+        <w:ind w:left="420" w:firstLine="709"/>
+        <w:rPr>
+          <w:lang w:eastAsia="ru-RU"/>
+        </w:rPr>
+      </w:pPr>
+    </w:p>
+    <w:p>
+      <w:pPr>
+        <w:pStyle w:val="a8"/>
+        <w:spacing w:line="360" w:lineRule="auto"/>
+        <w:ind w:left="420" w:firstLine="709"/>
+        <w:rPr>
+          <w:lang w:eastAsia="ru-RU"/>
+        </w:rPr>
+      </w:pPr>
+    </w:p>
+    <w:p>
+      <w:pPr>
+        <w:pStyle w:val="a8"/>
+        <w:spacing w:line="360" w:lineRule="auto"/>
+        <w:ind w:left="420" w:firstLine="709"/>
+        <w:rPr>
+          <w:lang w:eastAsia="ru-RU"/>
+        </w:rPr>
+      </w:pPr>
+    </w:p>
+    <w:p>
+      <w:pPr>
+        <w:pStyle w:val="a8"/>
+        <w:spacing w:line="360" w:lineRule="auto"/>
+        <w:ind w:left="420" w:firstLine="709"/>
+        <w:rPr>
+          <w:lang w:eastAsia="ru-RU"/>
+        </w:rPr>
+      </w:pPr>
+    </w:p>
+    <w:p>
+      <w:pPr>
+        <w:pStyle w:val="a8"/>
+        <w:spacing w:line="360" w:lineRule="auto"/>
+        <w:ind w:left="420" w:firstLine="709"/>
+        <w:rPr>
+          <w:lang w:eastAsia="ru-RU"/>
+        </w:rPr>
+      </w:pPr>
+    </w:p>
+    <w:p>
+      <w:pPr>
+        <w:pStyle w:val="a8"/>
+        <w:spacing w:line="360" w:lineRule="auto"/>
+        <w:ind w:left="420" w:firstLine="709"/>
+        <w:rPr>
+          <w:lang w:eastAsia="ru-RU"/>
+        </w:rPr>
+      </w:pPr>
+    </w:p>
+    <w:p>
+      <w:pPr>
+        <w:pStyle w:val="a8"/>
+        <w:spacing w:line="360" w:lineRule="auto"/>
+        <w:ind w:left="420" w:firstLine="709"/>
+        <w:rPr>
+          <w:lang w:eastAsia="ru-RU"/>
+        </w:rPr>
+      </w:pPr>
+    </w:p>
+    <w:p>
+      <w:pPr>
+        <w:pStyle w:val="a8"/>
+        <w:spacing w:line="360" w:lineRule="auto"/>
+        <w:ind w:left="420" w:firstLine="709"/>
+        <w:rPr>
+          <w:lang w:eastAsia="ru-RU"/>
+        </w:rPr>
+      </w:pPr>
+    </w:p>
+    <w:p>
+      <w:pPr>
+        <w:pStyle w:val="a8"/>
+        <w:spacing w:line="360" w:lineRule="auto"/>
+        <w:ind w:left="420" w:firstLine="709"/>
+        <w:rPr>
+          <w:lang w:eastAsia="ru-RU"/>
+        </w:rPr>
+      </w:pPr>
+    </w:p>
+    <w:p>
+      <w:pPr>
+        <w:pStyle w:val="a8"/>
+        <w:spacing w:line="360" w:lineRule="auto"/>
+        <w:ind w:left="420" w:firstLine="709"/>
+        <w:rPr>
+          <w:lang w:eastAsia="ru-RU"/>
+        </w:rPr>
+      </w:pPr>
+    </w:p>
+    <w:p>
+      <w:pPr>
+        <w:pStyle w:val="a8"/>
+        <w:spacing w:line="360" w:lineRule="auto"/>
+        <w:ind w:left="420" w:firstLine="709"/>
+        <w:rPr>
+          <w:lang w:eastAsia="ru-RU"/>
+        </w:rPr>
+      </w:pPr>
+    </w:p>
+    <w:p>
+      <w:pPr>
+        <w:pStyle w:val="a8"/>
+        <w:spacing w:line="360" w:lineRule="auto"/>
+        <w:ind w:left="420" w:firstLine="709"/>
+        <w:rPr>
+          <w:lang w:eastAsia="ru-RU"/>
+        </w:rPr>
+      </w:pPr>
+    </w:p>
+    <w:p>
+      <w:pPr>
+        <w:pStyle w:val="a8"/>
+        <w:spacing w:line="360" w:lineRule="auto"/>
+        <w:ind w:left="420" w:firstLine="709"/>
+        <w:rPr>
+          <w:lang w:eastAsia="ru-RU"/>
+        </w:rPr>
+      </w:pPr>
+    </w:p>
+    <w:p>
+      <w:pPr>
+        <w:pStyle w:val="a8"/>
+        <w:spacing w:line="360" w:lineRule="auto"/>
+        <w:ind w:left="420" w:firstLine="709"/>
+        <w:rPr>
+          <w:lang w:eastAsia="ru-RU"/>
+        </w:rPr>
+      </w:pPr>
+    </w:p>
+    <w:p>
+      <w:pPr>
+        <w:pStyle w:val="a8"/>
+        <w:spacing w:line="360" w:lineRule="auto"/>
+        <w:ind w:left="420" w:firstLine="709"/>
+        <w:rPr>
+          <w:lang w:eastAsia="ru-RU"/>
+        </w:rPr>
+      </w:pPr>
+    </w:p>
+    <w:p>
+      <w:pPr>
+        <w:pStyle w:val="a8"/>
+        <w:spacing w:line="360" w:lineRule="auto"/>
+        <w:ind w:left="420" w:firstLine="709"/>
+        <w:rPr>
+          <w:lang w:eastAsia="ru-RU"/>
+        </w:rPr>
+      </w:pPr>
+    </w:p>
+    <w:p>
+      <w:pPr>
+        <w:pStyle w:val="a8"/>
+        <w:spacing w:line="360" w:lineRule="auto"/>
+        <w:ind w:left="420" w:firstLine="709"/>
+        <w:jc w:val="center"/>
+        <w:outlineLvl w:val="0"/>
+        <w:rPr>
+          <w:rFonts w:ascii="Times New Roman" w:hAnsi="Times New Roman" w:cs="Times New Roman"/>
+          <w:b/>
+          <w:bCs/>
+          <w:sz w:val="24"/>
+          <w:szCs w:val="24"/>
+          <w:lang w:eastAsia="ru-RU"/>
+        </w:rPr>
+      </w:pPr>
+      <w:r>
+        <w:rPr>
+          <w:rFonts w:ascii="Times New Roman" w:hAnsi="Times New Roman" w:cs="Times New Roman"/>
+          <w:b/>
+          <w:bCs/>
+          <w:sz w:val="24"/>
+          <w:szCs w:val="24"/>
+          <w:lang w:eastAsia="ru-RU"/>
+        </w:rPr>
+        <w:lastRenderedPageBreak/>
+        <w:t>ГЛАВА 2. ПРАКТИЧЕСКАЯ ЧАСТЬ</w:t>
+      </w:r>
+    </w:p>
+    <w:p>
+      <w:pPr>
+        <w:pStyle w:val="a8"/>
+        <w:spacing w:line="360" w:lineRule="auto"/>
+        <w:ind w:left="420" w:firstLine="709"/>
+        <w:jc w:val="center"/>
+        <w:outlineLvl w:val="1"/>
+        <w:rPr>
+          <w:rFonts w:ascii="Times New Roman" w:hAnsi="Times New Roman" w:cs="Times New Roman"/>
+          <w:b/>
+          <w:bCs/>
+          <w:sz w:val="24"/>
+          <w:szCs w:val="24"/>
+          <w:lang w:eastAsia="ru-RU"/>
+        </w:rPr>
+      </w:pPr>
+      <w:r>
+        <w:rPr>
+          <w:rFonts w:ascii="Times New Roman" w:hAnsi="Times New Roman" w:cs="Times New Roman"/>
+          <w:b/>
+          <w:bCs/>
+          <w:sz w:val="24"/>
+          <w:szCs w:val="24"/>
+          <w:lang w:eastAsia="ru-RU"/>
+        </w:rPr>
+        <w:t>2.1. ОБОСНОВАНИЕ ТРЕБОВАНИЙ К РАЗРАБАТЫВАЕМОМУ ПРИКЛАДНОМУ РЕШЕНИЮ</w:t>
+      </w:r>
+      <w:r>
+        <w:rPr>
+          <w:rFonts w:ascii="Times New Roman" w:hAnsi="Times New Roman" w:cs="Times New Roman"/>
+          <w:b/>
+          <w:bCs/>
+          <w:sz w:val="24"/>
+          <w:szCs w:val="24"/>
+          <w:lang w:eastAsia="ru-RU"/>
+        </w:rPr>
+        <w:t>. ТРЕБОВАНИЯ К ИНФОРМАЦИОННОМУ ОБЕСПЕЧЕНИЮ</w:t>
+      </w:r>
+    </w:p>
+    <w:p>
+      <w:pPr>
+        <w:pStyle w:val="a8"/>
+        <w:spacing w:line="360" w:lineRule="auto"/>
+        <w:ind w:left="420" w:firstLine="709"/>
+        <w:jc w:val="center"/>
+        <w:outlineLvl w:val="1"/>
+        <w:rPr>
+          <w:rFonts w:ascii="Times New Roman" w:hAnsi="Times New Roman" w:cs="Times New Roman"/>
+          <w:b/>
+          <w:bCs/>
+          <w:sz w:val="24"/>
+          <w:szCs w:val="24"/>
+          <w:lang w:eastAsia="ru-RU"/>
+        </w:rPr>
+      </w:pPr>
+    </w:p>
+    <w:p>
+      <w:pPr>
+        <w:pStyle w:val="a8"/>
+        <w:spacing w:line="360" w:lineRule="auto"/>
+        <w:ind w:left="420" w:firstLine="709"/>
+        <w:rPr>
+          <w:rFonts w:ascii="Times New Roman" w:hAnsi="Times New Roman" w:cs="Times New Roman"/>
+          <w:sz w:val="24"/>
+          <w:szCs w:val="24"/>
+          <w:lang w:eastAsia="ru-RU"/>
+        </w:rPr>
+      </w:pPr>
+      <w:r>
+        <w:rPr>
+          <w:rFonts w:ascii="Times New Roman" w:hAnsi="Times New Roman" w:cs="Times New Roman"/>
+          <w:sz w:val="24"/>
+          <w:szCs w:val="24"/>
+          <w:lang w:eastAsia="ru-RU"/>
+        </w:rPr>
+        <w:t>На основе анализа деятельности ООО «Руби» (Глава 1) и с учетом ограниченного штата сотрудников были сформулированы следующие требования к разрабатываемой конфигурации «Магазин ювелирных изделий».</w:t>
+      </w:r>
+    </w:p>
+    <w:p>
+      <w:pPr>
         <w:spacing w:line="360" w:lineRule="auto"/>
         <w:ind w:firstLine="709"/>
         <w:jc w:val="both"/>
@@ -13541,9 +14390,1992 @@
           <w:lang w:eastAsia="ru-RU"/>
         </w:rPr>
       </w:pPr>
+      <w:r>
+        <w:rPr>
+          <w:rFonts w:ascii="Times New Roman" w:hAnsi="Times New Roman" w:cs="Times New Roman"/>
+          <w:sz w:val="24"/>
+          <w:szCs w:val="24"/>
+          <w:lang w:eastAsia="ru-RU"/>
+        </w:rPr>
+        <w:t>Для корректной работы системы необходимо обеспечить ведение следующих справочников:</w:t>
+      </w:r>
+    </w:p>
+    <w:p>
+      <w:pPr>
+        <w:pStyle w:val="a8"/>
+        <w:numPr>
+          <w:ilvl w:val="0"/>
+          <w:numId w:val="82"/>
+        </w:numPr>
+        <w:spacing w:line="360" w:lineRule="auto"/>
+        <w:jc w:val="both"/>
+        <w:rPr>
+          <w:rFonts w:ascii="Times New Roman" w:hAnsi="Times New Roman" w:cs="Times New Roman"/>
+          <w:sz w:val="24"/>
+          <w:szCs w:val="24"/>
+          <w:lang w:eastAsia="ru-RU"/>
+        </w:rPr>
+      </w:pPr>
+      <w:r>
+        <w:rPr>
+          <w:rFonts w:ascii="Times New Roman" w:hAnsi="Times New Roman" w:cs="Times New Roman"/>
+          <w:sz w:val="24"/>
+          <w:szCs w:val="24"/>
+          <w:lang w:eastAsia="ru-RU"/>
+        </w:rPr>
+        <w:t xml:space="preserve">Номенклатура </w:t>
+      </w:r>
+      <w:r>
+        <w:rPr>
+          <w:rFonts w:ascii="Times New Roman" w:hAnsi="Times New Roman" w:cs="Times New Roman"/>
+          <w:sz w:val="24"/>
+          <w:szCs w:val="24"/>
+          <w:lang w:eastAsia="ru-RU"/>
+        </w:rPr>
+        <w:t>-</w:t>
+      </w:r>
+      <w:r>
+        <w:rPr>
+          <w:rFonts w:ascii="Times New Roman" w:hAnsi="Times New Roman" w:cs="Times New Roman"/>
+          <w:sz w:val="24"/>
+          <w:szCs w:val="24"/>
+          <w:lang w:eastAsia="ru-RU"/>
+        </w:rPr>
+        <w:t xml:space="preserve"> хранение информации о ювелирных изделиях (наименование, артикул, проба металла, вес, вид номенклатуры: «Изделие» или «Услуга»). Это ключевой справочник, так как ювелирные изделия требуют детализации по уникальным характеристикам.</w:t>
+      </w:r>
+    </w:p>
+    <w:p>
+      <w:pPr>
+        <w:pStyle w:val="a8"/>
+        <w:numPr>
+          <w:ilvl w:val="0"/>
+          <w:numId w:val="82"/>
+        </w:numPr>
+        <w:spacing w:line="360" w:lineRule="auto"/>
+        <w:jc w:val="both"/>
+        <w:rPr>
+          <w:rFonts w:ascii="Times New Roman" w:hAnsi="Times New Roman" w:cs="Times New Roman"/>
+          <w:sz w:val="24"/>
+          <w:szCs w:val="24"/>
+          <w:lang w:eastAsia="ru-RU"/>
+        </w:rPr>
+      </w:pPr>
+      <w:r>
+        <w:rPr>
+          <w:rFonts w:ascii="Times New Roman" w:hAnsi="Times New Roman" w:cs="Times New Roman"/>
+          <w:sz w:val="24"/>
+          <w:szCs w:val="24"/>
+          <w:lang w:eastAsia="ru-RU"/>
+        </w:rPr>
+        <w:t xml:space="preserve">Сотрудники </w:t>
+      </w:r>
+      <w:r>
+        <w:rPr>
+          <w:rFonts w:ascii="Times New Roman" w:hAnsi="Times New Roman" w:cs="Times New Roman"/>
+          <w:sz w:val="24"/>
+          <w:szCs w:val="24"/>
+          <w:lang w:eastAsia="ru-RU"/>
+        </w:rPr>
+        <w:t>-</w:t>
+      </w:r>
+      <w:r>
+        <w:rPr>
+          <w:rFonts w:ascii="Times New Roman" w:hAnsi="Times New Roman" w:cs="Times New Roman"/>
+          <w:sz w:val="24"/>
+          <w:szCs w:val="24"/>
+          <w:lang w:eastAsia="ru-RU"/>
+        </w:rPr>
+        <w:t xml:space="preserve"> учет персонала магазина. В конфигурации будут заведены ювелиры, продавцы-консультанты, администратор и директор.</w:t>
+      </w:r>
+    </w:p>
+    <w:p>
+      <w:pPr>
+        <w:pStyle w:val="a8"/>
+        <w:numPr>
+          <w:ilvl w:val="0"/>
+          <w:numId w:val="82"/>
+        </w:numPr>
+        <w:spacing w:line="360" w:lineRule="auto"/>
+        <w:jc w:val="both"/>
+        <w:rPr>
+          <w:rFonts w:ascii="Times New Roman" w:hAnsi="Times New Roman" w:cs="Times New Roman"/>
+          <w:sz w:val="24"/>
+          <w:szCs w:val="24"/>
+          <w:lang w:eastAsia="ru-RU"/>
+        </w:rPr>
+      </w:pPr>
+      <w:r>
+        <w:rPr>
+          <w:rFonts w:ascii="Times New Roman" w:hAnsi="Times New Roman" w:cs="Times New Roman"/>
+          <w:sz w:val="24"/>
+          <w:szCs w:val="24"/>
+          <w:lang w:eastAsia="ru-RU"/>
+        </w:rPr>
+        <w:t xml:space="preserve">Клиенты </w:t>
+      </w:r>
+      <w:r>
+        <w:rPr>
+          <w:rFonts w:ascii="Times New Roman" w:hAnsi="Times New Roman" w:cs="Times New Roman"/>
+          <w:sz w:val="24"/>
+          <w:szCs w:val="24"/>
+          <w:lang w:eastAsia="ru-RU"/>
+        </w:rPr>
+        <w:t>-</w:t>
+      </w:r>
+      <w:r>
+        <w:rPr>
+          <w:rFonts w:ascii="Times New Roman" w:hAnsi="Times New Roman" w:cs="Times New Roman"/>
+          <w:sz w:val="24"/>
+          <w:szCs w:val="24"/>
+          <w:lang w:eastAsia="ru-RU"/>
+        </w:rPr>
+        <w:t xml:space="preserve"> учет данных о покупателях. Позволяет накапливать историю покупок и в перспективе реализовать дисконтную программу.</w:t>
+      </w:r>
+    </w:p>
+    <w:p>
+      <w:pPr>
+        <w:pStyle w:val="a8"/>
+        <w:numPr>
+          <w:ilvl w:val="0"/>
+          <w:numId w:val="82"/>
+        </w:numPr>
+        <w:spacing w:line="360" w:lineRule="auto"/>
+        <w:jc w:val="both"/>
+        <w:rPr>
+          <w:rFonts w:ascii="Times New Roman" w:hAnsi="Times New Roman" w:cs="Times New Roman"/>
+          <w:sz w:val="24"/>
+          <w:szCs w:val="24"/>
+          <w:lang w:eastAsia="ru-RU"/>
+        </w:rPr>
+      </w:pPr>
+      <w:r>
+        <w:rPr>
+          <w:rFonts w:ascii="Times New Roman" w:hAnsi="Times New Roman" w:cs="Times New Roman"/>
+          <w:sz w:val="24"/>
+          <w:szCs w:val="24"/>
+          <w:lang w:eastAsia="ru-RU"/>
+        </w:rPr>
+        <w:t xml:space="preserve">Склады </w:t>
+      </w:r>
+      <w:r>
+        <w:rPr>
+          <w:rFonts w:ascii="Times New Roman" w:hAnsi="Times New Roman" w:cs="Times New Roman"/>
+          <w:sz w:val="24"/>
+          <w:szCs w:val="24"/>
+          <w:lang w:eastAsia="ru-RU"/>
+        </w:rPr>
+        <w:t>-</w:t>
+      </w:r>
+      <w:r>
+        <w:rPr>
+          <w:rFonts w:ascii="Times New Roman" w:hAnsi="Times New Roman" w:cs="Times New Roman"/>
+          <w:sz w:val="24"/>
+          <w:szCs w:val="24"/>
+          <w:lang w:eastAsia="ru-RU"/>
+        </w:rPr>
+        <w:t xml:space="preserve"> учет мест хранения товаров (например, «Основной склад» для хранения запасов и «Торговый зал» для товаров, находящихся на витрине).</w:t>
+      </w:r>
+    </w:p>
+    <w:p>
+      <w:pPr>
+        <w:spacing w:line="360" w:lineRule="auto"/>
+        <w:ind w:firstLine="709"/>
+        <w:jc w:val="both"/>
+        <w:rPr>
+          <w:rFonts w:ascii="Times New Roman" w:hAnsi="Times New Roman" w:cs="Times New Roman"/>
+          <w:sz w:val="24"/>
+          <w:szCs w:val="24"/>
+          <w:lang w:eastAsia="ru-RU"/>
+        </w:rPr>
+      </w:pPr>
+    </w:p>
+    <w:p>
+      <w:pPr>
+        <w:spacing w:line="360" w:lineRule="auto"/>
+        <w:ind w:firstLine="709"/>
+        <w:jc w:val="both"/>
+        <w:rPr>
+          <w:rFonts w:ascii="Times New Roman" w:hAnsi="Times New Roman" w:cs="Times New Roman"/>
+          <w:sz w:val="24"/>
+          <w:szCs w:val="24"/>
+          <w:lang w:eastAsia="ru-RU"/>
+        </w:rPr>
+      </w:pPr>
+    </w:p>
+    <w:p>
+      <w:pPr>
+        <w:spacing w:line="360" w:lineRule="auto"/>
+        <w:ind w:firstLine="709"/>
+        <w:jc w:val="both"/>
+        <w:rPr>
+          <w:rFonts w:ascii="Times New Roman" w:hAnsi="Times New Roman" w:cs="Times New Roman"/>
+          <w:sz w:val="24"/>
+          <w:szCs w:val="24"/>
+          <w:lang w:eastAsia="ru-RU"/>
+        </w:rPr>
+      </w:pPr>
+    </w:p>
+    <w:p>
+      <w:pPr>
+        <w:spacing w:line="360" w:lineRule="auto"/>
+        <w:ind w:firstLine="709"/>
+        <w:jc w:val="both"/>
+        <w:rPr>
+          <w:rFonts w:ascii="Times New Roman" w:hAnsi="Times New Roman" w:cs="Times New Roman"/>
+          <w:sz w:val="24"/>
+          <w:szCs w:val="24"/>
+          <w:lang w:eastAsia="ru-RU"/>
+        </w:rPr>
+      </w:pPr>
+    </w:p>
+    <w:p>
+      <w:pPr>
+        <w:spacing w:line="360" w:lineRule="auto"/>
+        <w:ind w:firstLine="709"/>
+        <w:jc w:val="both"/>
+        <w:rPr>
+          <w:rFonts w:ascii="Times New Roman" w:hAnsi="Times New Roman" w:cs="Times New Roman"/>
+          <w:sz w:val="24"/>
+          <w:szCs w:val="24"/>
+          <w:lang w:eastAsia="ru-RU"/>
+        </w:rPr>
+      </w:pPr>
+    </w:p>
+    <w:p>
+      <w:pPr>
+        <w:spacing w:line="360" w:lineRule="auto"/>
+        <w:ind w:firstLine="709"/>
+        <w:jc w:val="both"/>
+        <w:rPr>
+          <w:rFonts w:ascii="Times New Roman" w:hAnsi="Times New Roman" w:cs="Times New Roman"/>
+          <w:sz w:val="24"/>
+          <w:szCs w:val="24"/>
+          <w:lang w:eastAsia="ru-RU"/>
+        </w:rPr>
+      </w:pPr>
+    </w:p>
+    <w:p>
+      <w:pPr>
+        <w:spacing w:line="360" w:lineRule="auto"/>
+        <w:ind w:firstLine="709"/>
+        <w:jc w:val="both"/>
+        <w:rPr>
+          <w:rFonts w:ascii="Times New Roman" w:hAnsi="Times New Roman" w:cs="Times New Roman"/>
+          <w:sz w:val="24"/>
+          <w:szCs w:val="24"/>
+          <w:lang w:eastAsia="ru-RU"/>
+        </w:rPr>
+      </w:pPr>
+    </w:p>
+    <w:p>
+      <w:pPr>
+        <w:spacing w:line="360" w:lineRule="auto"/>
+        <w:ind w:firstLine="709"/>
+        <w:jc w:val="both"/>
+        <w:rPr>
+          <w:rFonts w:ascii="Times New Roman" w:hAnsi="Times New Roman" w:cs="Times New Roman"/>
+          <w:sz w:val="24"/>
+          <w:szCs w:val="24"/>
+          <w:lang w:eastAsia="ru-RU"/>
+        </w:rPr>
+      </w:pPr>
+    </w:p>
+    <w:p>
+      <w:pPr>
+        <w:spacing w:line="360" w:lineRule="auto"/>
+        <w:ind w:firstLine="709"/>
+        <w:jc w:val="both"/>
+        <w:rPr>
+          <w:rFonts w:ascii="Times New Roman" w:hAnsi="Times New Roman" w:cs="Times New Roman"/>
+          <w:sz w:val="24"/>
+          <w:szCs w:val="24"/>
+          <w:lang w:eastAsia="ru-RU"/>
+        </w:rPr>
+      </w:pPr>
+    </w:p>
+    <w:p>
+      <w:pPr>
+        <w:spacing w:line="360" w:lineRule="auto"/>
+        <w:ind w:firstLine="709"/>
+        <w:jc w:val="both"/>
+        <w:rPr>
+          <w:rFonts w:ascii="Times New Roman" w:hAnsi="Times New Roman" w:cs="Times New Roman"/>
+          <w:sz w:val="24"/>
+          <w:szCs w:val="24"/>
+          <w:lang w:eastAsia="ru-RU"/>
+        </w:rPr>
+      </w:pPr>
+    </w:p>
+    <w:p>
+      <w:pPr>
+        <w:pStyle w:val="3"/>
+        <w:jc w:val="center"/>
+        <w:rPr>
+          <w:rFonts w:ascii="Times New Roman" w:hAnsi="Times New Roman" w:cs="Times New Roman"/>
+          <w:b/>
+          <w:bCs/>
+          <w:color w:val="000000" w:themeColor="text1"/>
+          <w:lang w:eastAsia="ru-RU"/>
+        </w:rPr>
+      </w:pPr>
+      <w:r>
+        <w:rPr>
+          <w:rFonts w:ascii="Times New Roman" w:hAnsi="Times New Roman" w:cs="Times New Roman"/>
+          <w:b/>
+          <w:bCs/>
+          <w:color w:val="000000" w:themeColor="text1"/>
+          <w:lang w:eastAsia="ru-RU"/>
+        </w:rPr>
+        <w:lastRenderedPageBreak/>
+        <w:t>2.1.</w:t>
+      </w:r>
+      <w:r>
+        <w:rPr>
+          <w:rFonts w:ascii="Times New Roman" w:hAnsi="Times New Roman" w:cs="Times New Roman"/>
+          <w:b/>
+          <w:bCs/>
+          <w:color w:val="000000" w:themeColor="text1"/>
+          <w:lang w:eastAsia="ru-RU"/>
+        </w:rPr>
+        <w:t>1</w:t>
+      </w:r>
+      <w:r>
+        <w:rPr>
+          <w:rFonts w:ascii="Times New Roman" w:hAnsi="Times New Roman" w:cs="Times New Roman"/>
+          <w:b/>
+          <w:bCs/>
+          <w:color w:val="000000" w:themeColor="text1"/>
+          <w:lang w:eastAsia="ru-RU"/>
+        </w:rPr>
+        <w:t>. Обоснование архитектуры хранения данных</w:t>
+      </w:r>
+    </w:p>
+    <w:p>
+      <w:pPr>
+        <w:rPr>
+          <w:lang w:eastAsia="ru-RU"/>
+        </w:rPr>
+      </w:pPr>
+    </w:p>
+    <w:p>
+      <w:pPr>
+        <w:spacing w:line="257" w:lineRule="auto"/>
+        <w:ind w:firstLine="709"/>
+        <w:jc w:val="both"/>
+        <w:rPr>
+          <w:rFonts w:ascii="Times New Roman" w:hAnsi="Times New Roman" w:cs="Times New Roman"/>
+          <w:sz w:val="24"/>
+          <w:szCs w:val="24"/>
+          <w:lang w:eastAsia="ru-RU"/>
+        </w:rPr>
+      </w:pPr>
+      <w:r>
+        <w:rPr>
+          <w:rFonts w:ascii="Times New Roman" w:hAnsi="Times New Roman" w:cs="Times New Roman"/>
+          <w:sz w:val="24"/>
+          <w:szCs w:val="24"/>
+          <w:lang w:eastAsia="ru-RU"/>
+        </w:rPr>
+        <w:t>Учитывая специфику учета ювелирных изделий (необходимость хранения истории движения товаров и контроля остатков), принято решение об организации централизованной реляционной базы данных с использованием следующих механизмов платформы 1С:Предприятие:</w:t>
+      </w:r>
+    </w:p>
+    <w:p>
+      <w:pPr>
+        <w:numPr>
+          <w:ilvl w:val="0"/>
+          <w:numId w:val="83"/>
+        </w:numPr>
+        <w:spacing w:line="257" w:lineRule="auto"/>
+        <w:ind w:firstLine="709"/>
+        <w:jc w:val="both"/>
+        <w:rPr>
+          <w:rFonts w:ascii="Times New Roman" w:hAnsi="Times New Roman" w:cs="Times New Roman"/>
+          <w:sz w:val="24"/>
+          <w:szCs w:val="24"/>
+          <w:lang w:eastAsia="ru-RU"/>
+        </w:rPr>
+      </w:pPr>
+      <w:r>
+        <w:rPr>
+          <w:rFonts w:ascii="Times New Roman" w:hAnsi="Times New Roman" w:cs="Times New Roman"/>
+          <w:sz w:val="24"/>
+          <w:szCs w:val="24"/>
+          <w:lang w:eastAsia="ru-RU"/>
+        </w:rPr>
+        <w:t xml:space="preserve">Регистры накопления (вид </w:t>
+      </w:r>
+      <w:r>
+        <w:rPr>
+          <w:rFonts w:ascii="Times New Roman" w:hAnsi="Times New Roman" w:cs="Times New Roman"/>
+          <w:sz w:val="24"/>
+          <w:szCs w:val="24"/>
+          <w:lang w:eastAsia="ru-RU"/>
+        </w:rPr>
+        <w:t>-</w:t>
+      </w:r>
+      <w:r>
+        <w:rPr>
+          <w:rFonts w:ascii="Times New Roman" w:hAnsi="Times New Roman" w:cs="Times New Roman"/>
+          <w:sz w:val="24"/>
+          <w:szCs w:val="24"/>
+          <w:lang w:eastAsia="ru-RU"/>
+        </w:rPr>
+        <w:t xml:space="preserve"> Остатки). Предназначены для хранения информации о количестве и сумме товаров на складах в разрезе номенклатуры. Это позволяет в любой момент получить актуальную информацию об остатках.</w:t>
+      </w:r>
+    </w:p>
+    <w:p>
+      <w:pPr>
+        <w:numPr>
+          <w:ilvl w:val="0"/>
+          <w:numId w:val="83"/>
+        </w:numPr>
+        <w:spacing w:line="257" w:lineRule="auto"/>
+        <w:ind w:firstLine="709"/>
+        <w:jc w:val="both"/>
+        <w:rPr>
+          <w:rFonts w:ascii="Times New Roman" w:hAnsi="Times New Roman" w:cs="Times New Roman"/>
+          <w:sz w:val="24"/>
+          <w:szCs w:val="24"/>
+          <w:lang w:eastAsia="ru-RU"/>
+        </w:rPr>
+      </w:pPr>
+      <w:r>
+        <w:rPr>
+          <w:rFonts w:ascii="Times New Roman" w:hAnsi="Times New Roman" w:cs="Times New Roman"/>
+          <w:sz w:val="24"/>
+          <w:szCs w:val="24"/>
+          <w:lang w:eastAsia="ru-RU"/>
+        </w:rPr>
+        <w:t>Проведение документов. Каждый документ («Приходная накладная», «Розничная продажа») при проведении будет формировать движения в регистрах накопления, изменяя состояние остатков.</w:t>
+      </w:r>
+    </w:p>
+    <w:p>
+      <w:pPr>
+        <w:numPr>
+          <w:ilvl w:val="0"/>
+          <w:numId w:val="83"/>
+        </w:numPr>
+        <w:spacing w:line="257" w:lineRule="auto"/>
+        <w:ind w:firstLine="709"/>
+        <w:jc w:val="both"/>
+        <w:rPr>
+          <w:rFonts w:ascii="Times New Roman" w:hAnsi="Times New Roman" w:cs="Times New Roman"/>
+          <w:sz w:val="24"/>
+          <w:szCs w:val="24"/>
+          <w:lang w:eastAsia="ru-RU"/>
+        </w:rPr>
+      </w:pPr>
+      <w:r>
+        <w:rPr>
+          <w:rFonts w:ascii="Times New Roman" w:hAnsi="Times New Roman" w:cs="Times New Roman"/>
+          <w:sz w:val="24"/>
+          <w:szCs w:val="24"/>
+          <w:lang w:eastAsia="ru-RU"/>
+        </w:rPr>
+        <w:t>Файловый режим работы — используется ввиду небольшого количества одновременных пользователей.</w:t>
+      </w:r>
+    </w:p>
+    <w:p>
+      <w:pPr>
+        <w:spacing w:line="257" w:lineRule="auto"/>
+        <w:jc w:val="both"/>
+        <w:rPr>
+          <w:rFonts w:ascii="Times New Roman" w:hAnsi="Times New Roman" w:cs="Times New Roman"/>
+          <w:sz w:val="24"/>
+          <w:szCs w:val="24"/>
+          <w:lang w:eastAsia="ru-RU"/>
+        </w:rPr>
+      </w:pPr>
+    </w:p>
+    <w:p>
+      <w:pPr>
+        <w:spacing w:line="257" w:lineRule="auto"/>
+        <w:jc w:val="both"/>
+        <w:rPr>
+          <w:rFonts w:ascii="Times New Roman" w:hAnsi="Times New Roman" w:cs="Times New Roman"/>
+          <w:sz w:val="24"/>
+          <w:szCs w:val="24"/>
+          <w:lang w:eastAsia="ru-RU"/>
+        </w:rPr>
+      </w:pPr>
+    </w:p>
+    <w:p>
+      <w:pPr>
+        <w:spacing w:line="257" w:lineRule="auto"/>
+        <w:jc w:val="both"/>
+        <w:rPr>
+          <w:rFonts w:ascii="Times New Roman" w:hAnsi="Times New Roman" w:cs="Times New Roman"/>
+          <w:sz w:val="24"/>
+          <w:szCs w:val="24"/>
+          <w:lang w:eastAsia="ru-RU"/>
+        </w:rPr>
+      </w:pPr>
+    </w:p>
+    <w:p>
+      <w:pPr>
+        <w:spacing w:line="257" w:lineRule="auto"/>
+        <w:jc w:val="both"/>
+        <w:rPr>
+          <w:rFonts w:ascii="Times New Roman" w:hAnsi="Times New Roman" w:cs="Times New Roman"/>
+          <w:sz w:val="24"/>
+          <w:szCs w:val="24"/>
+          <w:lang w:eastAsia="ru-RU"/>
+        </w:rPr>
+      </w:pPr>
+    </w:p>
+    <w:p>
+      <w:pPr>
+        <w:spacing w:line="257" w:lineRule="auto"/>
+        <w:jc w:val="both"/>
+        <w:rPr>
+          <w:rFonts w:ascii="Times New Roman" w:hAnsi="Times New Roman" w:cs="Times New Roman"/>
+          <w:sz w:val="24"/>
+          <w:szCs w:val="24"/>
+          <w:lang w:eastAsia="ru-RU"/>
+        </w:rPr>
+      </w:pPr>
+    </w:p>
+    <w:p>
+      <w:pPr>
+        <w:spacing w:line="257" w:lineRule="auto"/>
+        <w:jc w:val="both"/>
+        <w:rPr>
+          <w:rFonts w:ascii="Times New Roman" w:hAnsi="Times New Roman" w:cs="Times New Roman"/>
+          <w:sz w:val="24"/>
+          <w:szCs w:val="24"/>
+          <w:lang w:eastAsia="ru-RU"/>
+        </w:rPr>
+      </w:pPr>
+    </w:p>
+    <w:p>
+      <w:pPr>
+        <w:spacing w:line="257" w:lineRule="auto"/>
+        <w:jc w:val="both"/>
+        <w:rPr>
+          <w:rFonts w:ascii="Times New Roman" w:hAnsi="Times New Roman" w:cs="Times New Roman"/>
+          <w:sz w:val="24"/>
+          <w:szCs w:val="24"/>
+          <w:lang w:eastAsia="ru-RU"/>
+        </w:rPr>
+      </w:pPr>
+    </w:p>
+    <w:p>
+      <w:pPr>
+        <w:spacing w:line="257" w:lineRule="auto"/>
+        <w:jc w:val="both"/>
+        <w:rPr>
+          <w:rFonts w:ascii="Times New Roman" w:hAnsi="Times New Roman" w:cs="Times New Roman"/>
+          <w:sz w:val="24"/>
+          <w:szCs w:val="24"/>
+          <w:lang w:eastAsia="ru-RU"/>
+        </w:rPr>
+      </w:pPr>
+    </w:p>
+    <w:p>
+      <w:pPr>
+        <w:spacing w:line="257" w:lineRule="auto"/>
+        <w:jc w:val="both"/>
+        <w:rPr>
+          <w:rFonts w:ascii="Times New Roman" w:hAnsi="Times New Roman" w:cs="Times New Roman"/>
+          <w:sz w:val="24"/>
+          <w:szCs w:val="24"/>
+          <w:lang w:eastAsia="ru-RU"/>
+        </w:rPr>
+      </w:pPr>
+    </w:p>
+    <w:p>
+      <w:pPr>
+        <w:spacing w:line="257" w:lineRule="auto"/>
+        <w:jc w:val="both"/>
+        <w:rPr>
+          <w:rFonts w:ascii="Times New Roman" w:hAnsi="Times New Roman" w:cs="Times New Roman"/>
+          <w:sz w:val="24"/>
+          <w:szCs w:val="24"/>
+          <w:lang w:eastAsia="ru-RU"/>
+        </w:rPr>
+      </w:pPr>
+    </w:p>
+    <w:p>
+      <w:pPr>
+        <w:spacing w:line="257" w:lineRule="auto"/>
+        <w:jc w:val="both"/>
+        <w:rPr>
+          <w:rFonts w:ascii="Times New Roman" w:hAnsi="Times New Roman" w:cs="Times New Roman"/>
+          <w:sz w:val="24"/>
+          <w:szCs w:val="24"/>
+          <w:lang w:eastAsia="ru-RU"/>
+        </w:rPr>
+      </w:pPr>
+    </w:p>
+    <w:p>
+      <w:pPr>
+        <w:spacing w:line="257" w:lineRule="auto"/>
+        <w:jc w:val="both"/>
+        <w:rPr>
+          <w:rFonts w:ascii="Times New Roman" w:hAnsi="Times New Roman" w:cs="Times New Roman"/>
+          <w:sz w:val="24"/>
+          <w:szCs w:val="24"/>
+          <w:lang w:eastAsia="ru-RU"/>
+        </w:rPr>
+      </w:pPr>
+    </w:p>
+    <w:p>
+      <w:pPr>
+        <w:spacing w:line="257" w:lineRule="auto"/>
+        <w:jc w:val="both"/>
+        <w:rPr>
+          <w:rFonts w:ascii="Times New Roman" w:hAnsi="Times New Roman" w:cs="Times New Roman"/>
+          <w:sz w:val="24"/>
+          <w:szCs w:val="24"/>
+          <w:lang w:eastAsia="ru-RU"/>
+        </w:rPr>
+      </w:pPr>
+    </w:p>
+    <w:p>
+      <w:pPr>
+        <w:spacing w:line="257" w:lineRule="auto"/>
+        <w:jc w:val="both"/>
+        <w:rPr>
+          <w:rFonts w:ascii="Times New Roman" w:hAnsi="Times New Roman" w:cs="Times New Roman"/>
+          <w:sz w:val="24"/>
+          <w:szCs w:val="24"/>
+          <w:lang w:eastAsia="ru-RU"/>
+        </w:rPr>
+      </w:pPr>
+    </w:p>
+    <w:p>
+      <w:pPr>
+        <w:spacing w:line="257" w:lineRule="auto"/>
+        <w:jc w:val="both"/>
+        <w:rPr>
+          <w:rFonts w:ascii="Times New Roman" w:hAnsi="Times New Roman" w:cs="Times New Roman"/>
+          <w:sz w:val="24"/>
+          <w:szCs w:val="24"/>
+          <w:lang w:eastAsia="ru-RU"/>
+        </w:rPr>
+      </w:pPr>
+    </w:p>
+    <w:p>
+      <w:pPr>
+        <w:spacing w:line="257" w:lineRule="auto"/>
+        <w:jc w:val="both"/>
+        <w:rPr>
+          <w:rFonts w:ascii="Times New Roman" w:hAnsi="Times New Roman" w:cs="Times New Roman"/>
+          <w:sz w:val="24"/>
+          <w:szCs w:val="24"/>
+          <w:lang w:eastAsia="ru-RU"/>
+        </w:rPr>
+      </w:pPr>
+    </w:p>
+    <w:p>
+      <w:pPr>
+        <w:spacing w:line="257" w:lineRule="auto"/>
+        <w:jc w:val="both"/>
+        <w:rPr>
+          <w:rFonts w:ascii="Times New Roman" w:hAnsi="Times New Roman" w:cs="Times New Roman"/>
+          <w:sz w:val="24"/>
+          <w:szCs w:val="24"/>
+          <w:lang w:eastAsia="ru-RU"/>
+        </w:rPr>
+      </w:pPr>
+    </w:p>
+    <w:p>
+      <w:pPr>
+        <w:spacing w:line="257" w:lineRule="auto"/>
+        <w:jc w:val="both"/>
+        <w:rPr>
+          <w:rFonts w:ascii="Times New Roman" w:hAnsi="Times New Roman" w:cs="Times New Roman"/>
+          <w:sz w:val="24"/>
+          <w:szCs w:val="24"/>
+          <w:lang w:eastAsia="ru-RU"/>
+        </w:rPr>
+      </w:pPr>
+    </w:p>
+    <w:p>
+      <w:pPr>
+        <w:spacing w:line="257" w:lineRule="auto"/>
+        <w:jc w:val="both"/>
+        <w:rPr>
+          <w:rFonts w:ascii="Times New Roman" w:hAnsi="Times New Roman" w:cs="Times New Roman"/>
+          <w:sz w:val="24"/>
+          <w:szCs w:val="24"/>
+          <w:lang w:eastAsia="ru-RU"/>
+        </w:rPr>
+      </w:pPr>
+    </w:p>
+    <w:p>
+      <w:pPr>
+        <w:spacing w:line="257" w:lineRule="auto"/>
+        <w:jc w:val="both"/>
+        <w:rPr>
+          <w:rFonts w:ascii="Times New Roman" w:hAnsi="Times New Roman" w:cs="Times New Roman"/>
+          <w:noProof/>
+          <w:sz w:val="24"/>
+          <w:szCs w:val="24"/>
+        </w:rPr>
+      </w:pPr>
+    </w:p>
+    <w:p>
+      <w:pPr>
+        <w:pStyle w:val="2"/>
+        <w:jc w:val="center"/>
+        <w:rPr>
+          <w:rFonts w:ascii="Times New Roman" w:hAnsi="Times New Roman" w:cs="Times New Roman"/>
+          <w:b/>
+          <w:bCs/>
+          <w:color w:val="000000" w:themeColor="text1"/>
+          <w:sz w:val="24"/>
+          <w:szCs w:val="24"/>
+          <w:lang w:eastAsia="ru-RU"/>
+        </w:rPr>
+      </w:pPr>
+      <w:r>
+        <w:rPr>
+          <w:rFonts w:ascii="Times New Roman" w:hAnsi="Times New Roman" w:cs="Times New Roman"/>
+          <w:b/>
+          <w:bCs/>
+          <w:color w:val="000000" w:themeColor="text1"/>
+          <w:sz w:val="24"/>
+          <w:szCs w:val="24"/>
+          <w:lang w:eastAsia="ru-RU"/>
+        </w:rPr>
+        <w:lastRenderedPageBreak/>
+        <w:t>2.2. АНАЛИЗ СРЕДЫ РАЗРАБОТКИ</w:t>
+      </w:r>
+    </w:p>
+    <w:p>
+      <w:pPr>
+        <w:spacing w:line="257" w:lineRule="auto"/>
+        <w:ind w:firstLine="709"/>
+        <w:jc w:val="both"/>
+        <w:rPr>
+          <w:rFonts w:ascii="Times New Roman" w:hAnsi="Times New Roman" w:cs="Times New Roman"/>
+          <w:sz w:val="24"/>
+          <w:szCs w:val="24"/>
+          <w:lang w:eastAsia="ru-RU"/>
+        </w:rPr>
+      </w:pPr>
+      <w:r>
+        <w:rPr>
+          <w:rFonts w:ascii="Times New Roman" w:hAnsi="Times New Roman" w:cs="Times New Roman"/>
+          <w:sz w:val="24"/>
+          <w:szCs w:val="24"/>
+          <w:lang w:eastAsia="ru-RU"/>
+        </w:rPr>
+        <w:t xml:space="preserve">Разработка конфигурации ведется на технологической платформе </w:t>
+      </w:r>
+      <w:r>
+        <w:rPr>
+          <w:rFonts w:ascii="Times New Roman" w:hAnsi="Times New Roman" w:cs="Times New Roman"/>
+          <w:b/>
+          <w:bCs/>
+          <w:sz w:val="24"/>
+          <w:szCs w:val="24"/>
+          <w:lang w:eastAsia="ru-RU"/>
+        </w:rPr>
+        <w:t>«</w:t>
+      </w:r>
+      <w:r>
+        <w:rPr>
+          <w:rFonts w:ascii="Times New Roman" w:hAnsi="Times New Roman" w:cs="Times New Roman"/>
+          <w:sz w:val="24"/>
+          <w:szCs w:val="24"/>
+          <w:lang w:eastAsia="ru-RU"/>
+        </w:rPr>
+        <w:t>1С:Предприятие 8.3</w:t>
+      </w:r>
+      <w:r>
+        <w:rPr>
+          <w:rFonts w:ascii="Times New Roman" w:hAnsi="Times New Roman" w:cs="Times New Roman"/>
+          <w:b/>
+          <w:bCs/>
+          <w:sz w:val="24"/>
+          <w:szCs w:val="24"/>
+          <w:lang w:eastAsia="ru-RU"/>
+        </w:rPr>
+        <w:t>»</w:t>
+      </w:r>
+      <w:r>
+        <w:rPr>
+          <w:rFonts w:ascii="Times New Roman" w:hAnsi="Times New Roman" w:cs="Times New Roman"/>
+          <w:sz w:val="24"/>
+          <w:szCs w:val="24"/>
+          <w:lang w:eastAsia="ru-RU"/>
+        </w:rPr>
+        <w:t xml:space="preserve"> (учебная версия). Выбор платформы обусловлен следующими факторами:</w:t>
+      </w:r>
+    </w:p>
+    <w:p>
+      <w:pPr>
+        <w:numPr>
+          <w:ilvl w:val="0"/>
+          <w:numId w:val="84"/>
+        </w:numPr>
+        <w:spacing w:line="257" w:lineRule="auto"/>
+        <w:ind w:firstLine="709"/>
+        <w:jc w:val="both"/>
+        <w:rPr>
+          <w:rFonts w:ascii="Times New Roman" w:hAnsi="Times New Roman" w:cs="Times New Roman"/>
+          <w:sz w:val="24"/>
+          <w:szCs w:val="24"/>
+          <w:lang w:eastAsia="ru-RU"/>
+        </w:rPr>
+      </w:pPr>
+      <w:proofErr w:type="spellStart"/>
+      <w:r>
+        <w:rPr>
+          <w:rFonts w:ascii="Times New Roman" w:hAnsi="Times New Roman" w:cs="Times New Roman"/>
+          <w:b/>
+          <w:bCs/>
+          <w:sz w:val="24"/>
+          <w:szCs w:val="24"/>
+          <w:lang w:eastAsia="ru-RU"/>
+        </w:rPr>
+        <w:t>Конфигурируемость</w:t>
+      </w:r>
+      <w:proofErr w:type="spellEnd"/>
+      <w:r>
+        <w:rPr>
+          <w:rFonts w:ascii="Times New Roman" w:hAnsi="Times New Roman" w:cs="Times New Roman"/>
+          <w:sz w:val="24"/>
+          <w:szCs w:val="24"/>
+          <w:lang w:eastAsia="ru-RU"/>
+        </w:rPr>
+        <w:t xml:space="preserve"> </w:t>
+      </w:r>
+      <w:r>
+        <w:rPr>
+          <w:rFonts w:ascii="Times New Roman" w:hAnsi="Times New Roman" w:cs="Times New Roman"/>
+          <w:sz w:val="24"/>
+          <w:szCs w:val="24"/>
+          <w:lang w:eastAsia="ru-RU"/>
+        </w:rPr>
+        <w:t>-</w:t>
+      </w:r>
+      <w:r>
+        <w:rPr>
+          <w:rFonts w:ascii="Times New Roman" w:hAnsi="Times New Roman" w:cs="Times New Roman"/>
+          <w:sz w:val="24"/>
+          <w:szCs w:val="24"/>
+          <w:lang w:eastAsia="ru-RU"/>
+        </w:rPr>
+        <w:t xml:space="preserve"> возможность настройки объектов под специфику ювелирного магазина без использования внешних инструментов.</w:t>
+      </w:r>
+    </w:p>
+    <w:p>
+      <w:pPr>
+        <w:numPr>
+          <w:ilvl w:val="0"/>
+          <w:numId w:val="84"/>
+        </w:numPr>
+        <w:spacing w:line="257" w:lineRule="auto"/>
+        <w:ind w:firstLine="709"/>
+        <w:jc w:val="both"/>
+        <w:rPr>
+          <w:rFonts w:ascii="Times New Roman" w:hAnsi="Times New Roman" w:cs="Times New Roman"/>
+          <w:sz w:val="24"/>
+          <w:szCs w:val="24"/>
+          <w:lang w:eastAsia="ru-RU"/>
+        </w:rPr>
+      </w:pPr>
+      <w:r>
+        <w:rPr>
+          <w:rFonts w:ascii="Times New Roman" w:hAnsi="Times New Roman" w:cs="Times New Roman"/>
+          <w:b/>
+          <w:bCs/>
+          <w:sz w:val="24"/>
+          <w:szCs w:val="24"/>
+          <w:lang w:eastAsia="ru-RU"/>
+        </w:rPr>
+        <w:t>Файловый режим</w:t>
+      </w:r>
+      <w:r>
+        <w:rPr>
+          <w:rFonts w:ascii="Times New Roman" w:hAnsi="Times New Roman" w:cs="Times New Roman"/>
+          <w:sz w:val="24"/>
+          <w:szCs w:val="24"/>
+          <w:lang w:eastAsia="ru-RU"/>
+        </w:rPr>
+        <w:t xml:space="preserve"> </w:t>
+      </w:r>
+      <w:r>
+        <w:rPr>
+          <w:rFonts w:ascii="Times New Roman" w:hAnsi="Times New Roman" w:cs="Times New Roman"/>
+          <w:sz w:val="24"/>
+          <w:szCs w:val="24"/>
+          <w:lang w:eastAsia="ru-RU"/>
+        </w:rPr>
+        <w:t>-</w:t>
+      </w:r>
+      <w:r>
+        <w:rPr>
+          <w:rFonts w:ascii="Times New Roman" w:hAnsi="Times New Roman" w:cs="Times New Roman"/>
+          <w:sz w:val="24"/>
+          <w:szCs w:val="24"/>
+          <w:lang w:eastAsia="ru-RU"/>
+        </w:rPr>
+        <w:t xml:space="preserve"> простота установки и администрирования, не требуется выделенный сервер баз данных.</w:t>
+      </w:r>
+    </w:p>
+    <w:p>
+      <w:pPr>
+        <w:numPr>
+          <w:ilvl w:val="0"/>
+          <w:numId w:val="84"/>
+        </w:numPr>
+        <w:spacing w:line="257" w:lineRule="auto"/>
+        <w:ind w:firstLine="709"/>
+        <w:jc w:val="both"/>
+        <w:rPr>
+          <w:rFonts w:ascii="Times New Roman" w:hAnsi="Times New Roman" w:cs="Times New Roman"/>
+          <w:sz w:val="24"/>
+          <w:szCs w:val="24"/>
+          <w:lang w:eastAsia="ru-RU"/>
+        </w:rPr>
+      </w:pPr>
+      <w:r>
+        <w:rPr>
+          <w:rFonts w:ascii="Times New Roman" w:hAnsi="Times New Roman" w:cs="Times New Roman"/>
+          <w:b/>
+          <w:bCs/>
+          <w:sz w:val="24"/>
+          <w:szCs w:val="24"/>
+          <w:lang w:eastAsia="ru-RU"/>
+        </w:rPr>
+        <w:t>Встроенный язык запросов</w:t>
+      </w:r>
+      <w:r>
+        <w:rPr>
+          <w:rFonts w:ascii="Times New Roman" w:hAnsi="Times New Roman" w:cs="Times New Roman"/>
+          <w:sz w:val="24"/>
+          <w:szCs w:val="24"/>
+          <w:lang w:eastAsia="ru-RU"/>
+        </w:rPr>
+        <w:t xml:space="preserve"> </w:t>
+      </w:r>
+      <w:r>
+        <w:rPr>
+          <w:rFonts w:ascii="Times New Roman" w:hAnsi="Times New Roman" w:cs="Times New Roman"/>
+          <w:sz w:val="24"/>
+          <w:szCs w:val="24"/>
+          <w:lang w:eastAsia="ru-RU"/>
+        </w:rPr>
+        <w:t>-</w:t>
+      </w:r>
+      <w:r>
+        <w:rPr>
+          <w:rFonts w:ascii="Times New Roman" w:hAnsi="Times New Roman" w:cs="Times New Roman"/>
+          <w:sz w:val="24"/>
+          <w:szCs w:val="24"/>
+          <w:lang w:eastAsia="ru-RU"/>
+        </w:rPr>
+        <w:t xml:space="preserve"> для оперативного получения данных из регистров и формирования отчетов.</w:t>
+      </w:r>
+    </w:p>
+    <w:p>
+      <w:pPr>
+        <w:numPr>
+          <w:ilvl w:val="0"/>
+          <w:numId w:val="84"/>
+        </w:numPr>
+        <w:spacing w:line="257" w:lineRule="auto"/>
+        <w:ind w:firstLine="709"/>
+        <w:jc w:val="both"/>
+        <w:rPr>
+          <w:rFonts w:ascii="Times New Roman" w:hAnsi="Times New Roman" w:cs="Times New Roman"/>
+          <w:sz w:val="24"/>
+          <w:szCs w:val="24"/>
+          <w:lang w:eastAsia="ru-RU"/>
+        </w:rPr>
+      </w:pPr>
+      <w:r>
+        <w:rPr>
+          <w:rFonts w:ascii="Times New Roman" w:hAnsi="Times New Roman" w:cs="Times New Roman"/>
+          <w:b/>
+          <w:bCs/>
+          <w:sz w:val="24"/>
+          <w:szCs w:val="24"/>
+          <w:lang w:eastAsia="ru-RU"/>
+        </w:rPr>
+        <w:t>Механизм регистров накопления</w:t>
+      </w:r>
+      <w:r>
+        <w:rPr>
+          <w:rFonts w:ascii="Times New Roman" w:hAnsi="Times New Roman" w:cs="Times New Roman"/>
+          <w:sz w:val="24"/>
+          <w:szCs w:val="24"/>
+          <w:lang w:eastAsia="ru-RU"/>
+        </w:rPr>
+        <w:t xml:space="preserve"> </w:t>
+      </w:r>
+      <w:r>
+        <w:rPr>
+          <w:rFonts w:ascii="Times New Roman" w:hAnsi="Times New Roman" w:cs="Times New Roman"/>
+          <w:sz w:val="24"/>
+          <w:szCs w:val="24"/>
+          <w:lang w:eastAsia="ru-RU"/>
+        </w:rPr>
+        <w:t>-</w:t>
+      </w:r>
+      <w:r>
+        <w:rPr>
+          <w:rFonts w:ascii="Times New Roman" w:hAnsi="Times New Roman" w:cs="Times New Roman"/>
+          <w:sz w:val="24"/>
+          <w:szCs w:val="24"/>
+          <w:lang w:eastAsia="ru-RU"/>
+        </w:rPr>
+        <w:t xml:space="preserve"> для автоматического учета движения товаров.</w:t>
+      </w:r>
+    </w:p>
+    <w:p>
+      <w:pPr>
+        <w:keepNext/>
+        <w:spacing w:line="257" w:lineRule="auto"/>
+        <w:ind w:firstLine="709"/>
+        <w:jc w:val="both"/>
+      </w:pPr>
+      <w:r>
+        <w:rPr>
+          <w:rFonts w:ascii="Times New Roman" w:hAnsi="Times New Roman" w:cs="Times New Roman"/>
+          <w:sz w:val="24"/>
+          <w:szCs w:val="24"/>
+          <w:lang w:eastAsia="ru-RU"/>
+        </w:rPr>
+        <w:drawing>
+          <wp:inline distT="0" distB="0" distL="0" distR="0" wp14:anchorId="4F6FD0DF" wp14:editId="0FACDB5F">
+            <wp:extent cx="4658375" cy="3762900"/>
+            <wp:effectExtent l="0" t="0" r="8890" b="9525"/>
+            <wp:docPr id="11" name="Рисунок 11"/>
+            <wp:cNvGraphicFramePr>
+              <a:graphicFrameLocks xmlns:a="http://schemas.openxmlformats.org/drawingml/2006/main" noChangeAspect="1"/>
+            </wp:cNvGraphicFramePr>
+            <a:graphic xmlns:a="http://schemas.openxmlformats.org/drawingml/2006/main">
+              <a:graphicData uri="http://schemas.openxmlformats.org/drawingml/2006/picture">
+                <pic:pic xmlns:pic="http://schemas.openxmlformats.org/drawingml/2006/picture">
+                  <pic:nvPicPr>
+                    <pic:cNvPr id="1" name=""/>
+                    <pic:cNvPicPr/>
+                  </pic:nvPicPr>
+                  <pic:blipFill>
+                    <a:blip r:embed="rId12"/>
+                    <a:stretch>
+                      <a:fillRect/>
+                    </a:stretch>
+                  </pic:blipFill>
+                  <pic:spPr>
+                    <a:xfrm>
+                      <a:off x="0" y="0"/>
+                      <a:ext cx="4658375" cy="3762900"/>
+                    </a:xfrm>
+                    <a:prstGeom prst="rect">
+                      <a:avLst/>
+                    </a:prstGeom>
+                  </pic:spPr>
+                </pic:pic>
+              </a:graphicData>
+            </a:graphic>
+          </wp:inline>
+        </w:drawing>
+      </w:r>
+    </w:p>
+    <w:p>
+      <w:pPr>
+        <w:pStyle w:val="ac"/>
+        <w:jc w:val="center"/>
+        <w:rPr>
+          <w:rFonts w:ascii="Times New Roman" w:hAnsi="Times New Roman" w:cs="Times New Roman"/>
+          <w:b/>
+          <w:bCs/>
+          <w:i w:val="0"/>
+          <w:iCs w:val="0"/>
+          <w:color w:val="000000" w:themeColor="text1"/>
+          <w:sz w:val="24"/>
+          <w:szCs w:val="24"/>
+        </w:rPr>
+      </w:pPr>
+      <w:r>
+        <w:rPr>
+          <w:rFonts w:ascii="Times New Roman" w:hAnsi="Times New Roman" w:cs="Times New Roman"/>
+          <w:b/>
+          <w:bCs/>
+          <w:i w:val="0"/>
+          <w:iCs w:val="0"/>
+          <w:color w:val="000000" w:themeColor="text1"/>
+          <w:sz w:val="24"/>
+          <w:szCs w:val="24"/>
+        </w:rPr>
+        <w:t xml:space="preserve">Рисунок </w:t>
+      </w:r>
+      <w:r>
+        <w:rPr>
+          <w:rFonts w:ascii="Times New Roman" w:hAnsi="Times New Roman" w:cs="Times New Roman"/>
+          <w:b/>
+          <w:bCs/>
+          <w:i w:val="0"/>
+          <w:iCs w:val="0"/>
+          <w:color w:val="000000" w:themeColor="text1"/>
+          <w:sz w:val="24"/>
+          <w:szCs w:val="24"/>
+        </w:rPr>
+        <w:t>5</w:t>
+      </w:r>
+      <w:r>
+        <w:rPr>
+          <w:rFonts w:ascii="Times New Roman" w:hAnsi="Times New Roman" w:cs="Times New Roman"/>
+          <w:b/>
+          <w:bCs/>
+          <w:i w:val="0"/>
+          <w:iCs w:val="0"/>
+          <w:color w:val="000000" w:themeColor="text1"/>
+          <w:sz w:val="24"/>
+          <w:szCs w:val="24"/>
+        </w:rPr>
+        <w:t>. Окно запуска 1С:Предприятие с выбором информационной базы</w:t>
+      </w:r>
+    </w:p>
+    <w:p/>
+    <w:p/>
+    <w:p/>
+    <w:p/>
+    <w:p/>
+    <w:p/>
+    <w:p/>
+    <w:p/>
+    <w:p/>
+    <w:p>
+      <w:pPr>
+        <w:pStyle w:val="2"/>
+        <w:jc w:val="center"/>
+        <w:rPr>
+          <w:rFonts w:ascii="Times New Roman" w:hAnsi="Times New Roman" w:cs="Times New Roman"/>
+          <w:b/>
+          <w:bCs/>
+          <w:color w:val="000000" w:themeColor="text1"/>
+          <w:sz w:val="24"/>
+          <w:szCs w:val="24"/>
+        </w:rPr>
+      </w:pPr>
+      <w:r>
+        <w:rPr>
+          <w:rFonts w:ascii="Times New Roman" w:hAnsi="Times New Roman" w:cs="Times New Roman"/>
+          <w:b/>
+          <w:bCs/>
+          <w:color w:val="000000" w:themeColor="text1"/>
+          <w:sz w:val="24"/>
+          <w:szCs w:val="24"/>
+        </w:rPr>
+        <w:lastRenderedPageBreak/>
+        <w:t>2.3. АРХИТЕКТУРА РАЗРАБАТЫВАЕМОГО ПРИКЛАДНОГО РЕШЕНИЯ</w:t>
+      </w:r>
+    </w:p>
+    <w:p/>
+    <w:p>
+      <w:pPr>
+        <w:pStyle w:val="3"/>
+        <w:jc w:val="center"/>
+        <w:rPr>
+          <w:rFonts w:ascii="Times New Roman" w:hAnsi="Times New Roman" w:cs="Times New Roman"/>
+          <w:b/>
+          <w:bCs/>
+          <w:color w:val="000000" w:themeColor="text1"/>
+          <w:lang w:eastAsia="ru-RU"/>
+        </w:rPr>
+      </w:pPr>
+      <w:r>
+        <w:rPr>
+          <w:rFonts w:ascii="Times New Roman" w:hAnsi="Times New Roman" w:cs="Times New Roman"/>
+          <w:b/>
+          <w:bCs/>
+          <w:color w:val="000000" w:themeColor="text1"/>
+          <w:lang w:eastAsia="ru-RU"/>
+        </w:rPr>
+        <w:t>2.3.1. Подсистемы</w:t>
+      </w:r>
+    </w:p>
+    <w:p>
+      <w:pPr>
+        <w:tabs>
+          <w:tab w:val="num" w:pos="720"/>
+        </w:tabs>
+        <w:spacing w:line="257" w:lineRule="auto"/>
+        <w:ind w:firstLine="720"/>
+        <w:jc w:val="both"/>
+        <w:rPr>
+          <w:rFonts w:ascii="Times New Roman" w:hAnsi="Times New Roman" w:cs="Times New Roman"/>
+          <w:sz w:val="24"/>
+          <w:szCs w:val="24"/>
+          <w:lang w:eastAsia="ru-RU"/>
+        </w:rPr>
+      </w:pPr>
+      <w:r>
+        <w:rPr>
+          <w:rFonts w:ascii="Times New Roman" w:hAnsi="Times New Roman" w:cs="Times New Roman"/>
+          <w:sz w:val="24"/>
+          <w:szCs w:val="24"/>
+          <w:lang w:eastAsia="ru-RU"/>
+        </w:rPr>
+        <w:t>Конфигурация разделена на следующие подсистемы (Рисунок 6):</w:t>
+      </w:r>
+    </w:p>
+    <w:p>
+      <w:pPr>
+        <w:pStyle w:val="a8"/>
+        <w:numPr>
+          <w:ilvl w:val="0"/>
+          <w:numId w:val="79"/>
+        </w:numPr>
+        <w:tabs>
+          <w:tab w:val="num" w:pos="720"/>
+        </w:tabs>
+        <w:spacing w:line="257" w:lineRule="auto"/>
+        <w:jc w:val="both"/>
+        <w:rPr>
+          <w:rFonts w:ascii="Times New Roman" w:hAnsi="Times New Roman" w:cs="Times New Roman"/>
+          <w:sz w:val="24"/>
+          <w:szCs w:val="24"/>
+          <w:lang w:eastAsia="ru-RU"/>
+        </w:rPr>
+      </w:pPr>
+      <w:r>
+        <w:rPr>
+          <w:rFonts w:ascii="Times New Roman" w:hAnsi="Times New Roman" w:cs="Times New Roman"/>
+          <w:b/>
+          <w:bCs/>
+          <w:sz w:val="24"/>
+          <w:szCs w:val="24"/>
+          <w:lang w:eastAsia="ru-RU"/>
+        </w:rPr>
+        <w:t>Бухгалтерия</w:t>
+      </w:r>
+      <w:r>
+        <w:rPr>
+          <w:rFonts w:ascii="Times New Roman" w:hAnsi="Times New Roman" w:cs="Times New Roman"/>
+          <w:sz w:val="24"/>
+          <w:szCs w:val="24"/>
+          <w:lang w:eastAsia="ru-RU"/>
+        </w:rPr>
+        <w:t xml:space="preserve"> — учет финансовых операций, формирование бухгалтерской отчетности.</w:t>
+      </w:r>
+    </w:p>
+    <w:p>
+      <w:pPr>
+        <w:pStyle w:val="a8"/>
+        <w:numPr>
+          <w:ilvl w:val="0"/>
+          <w:numId w:val="79"/>
+        </w:numPr>
+        <w:tabs>
+          <w:tab w:val="num" w:pos="720"/>
+        </w:tabs>
+        <w:spacing w:line="257" w:lineRule="auto"/>
+        <w:jc w:val="both"/>
+        <w:rPr>
+          <w:rFonts w:ascii="Times New Roman" w:hAnsi="Times New Roman" w:cs="Times New Roman"/>
+          <w:sz w:val="24"/>
+          <w:szCs w:val="24"/>
+          <w:lang w:eastAsia="ru-RU"/>
+        </w:rPr>
+      </w:pPr>
+      <w:proofErr w:type="spellStart"/>
+      <w:r>
+        <w:rPr>
+          <w:rFonts w:ascii="Times New Roman" w:hAnsi="Times New Roman" w:cs="Times New Roman"/>
+          <w:b/>
+          <w:bCs/>
+          <w:sz w:val="24"/>
+          <w:szCs w:val="24"/>
+          <w:lang w:eastAsia="ru-RU"/>
+        </w:rPr>
+        <w:t>РасчетЗарплаты</w:t>
+      </w:r>
+      <w:proofErr w:type="spellEnd"/>
+      <w:r>
+        <w:rPr>
+          <w:rFonts w:ascii="Times New Roman" w:hAnsi="Times New Roman" w:cs="Times New Roman"/>
+          <w:sz w:val="24"/>
+          <w:szCs w:val="24"/>
+          <w:lang w:eastAsia="ru-RU"/>
+        </w:rPr>
+        <w:t xml:space="preserve"> — начисление заработной платы сотрудникам.</w:t>
+      </w:r>
+    </w:p>
+    <w:p>
+      <w:pPr>
+        <w:pStyle w:val="a8"/>
+        <w:numPr>
+          <w:ilvl w:val="0"/>
+          <w:numId w:val="79"/>
+        </w:numPr>
+        <w:tabs>
+          <w:tab w:val="num" w:pos="720"/>
+        </w:tabs>
+        <w:spacing w:line="257" w:lineRule="auto"/>
+        <w:jc w:val="both"/>
+        <w:rPr>
+          <w:rFonts w:ascii="Times New Roman" w:hAnsi="Times New Roman" w:cs="Times New Roman"/>
+          <w:sz w:val="24"/>
+          <w:szCs w:val="24"/>
+          <w:lang w:eastAsia="ru-RU"/>
+        </w:rPr>
+      </w:pPr>
+      <w:proofErr w:type="spellStart"/>
+      <w:r>
+        <w:rPr>
+          <w:rFonts w:ascii="Times New Roman" w:hAnsi="Times New Roman" w:cs="Times New Roman"/>
+          <w:b/>
+          <w:bCs/>
+          <w:sz w:val="24"/>
+          <w:szCs w:val="24"/>
+          <w:lang w:eastAsia="ru-RU"/>
+        </w:rPr>
+        <w:t>УчетМатериалов</w:t>
+      </w:r>
+      <w:proofErr w:type="spellEnd"/>
+      <w:r>
+        <w:rPr>
+          <w:rFonts w:ascii="Times New Roman" w:hAnsi="Times New Roman" w:cs="Times New Roman"/>
+          <w:sz w:val="24"/>
+          <w:szCs w:val="24"/>
+          <w:lang w:eastAsia="ru-RU"/>
+        </w:rPr>
+        <w:t xml:space="preserve"> — управление складскими запасами, приход и расход товаров.</w:t>
+      </w:r>
+    </w:p>
+    <w:p>
+      <w:pPr>
+        <w:pStyle w:val="a8"/>
+        <w:numPr>
+          <w:ilvl w:val="0"/>
+          <w:numId w:val="79"/>
+        </w:numPr>
+        <w:tabs>
+          <w:tab w:val="num" w:pos="720"/>
+        </w:tabs>
+        <w:spacing w:line="257" w:lineRule="auto"/>
+        <w:jc w:val="both"/>
+        <w:rPr>
+          <w:rFonts w:ascii="Times New Roman" w:hAnsi="Times New Roman" w:cs="Times New Roman"/>
+          <w:sz w:val="24"/>
+          <w:szCs w:val="24"/>
+          <w:lang w:eastAsia="ru-RU"/>
+        </w:rPr>
+      </w:pPr>
+      <w:proofErr w:type="spellStart"/>
+      <w:r>
+        <w:rPr>
+          <w:rFonts w:ascii="Times New Roman" w:hAnsi="Times New Roman" w:cs="Times New Roman"/>
+          <w:b/>
+          <w:bCs/>
+          <w:sz w:val="24"/>
+          <w:szCs w:val="24"/>
+          <w:lang w:eastAsia="ru-RU"/>
+        </w:rPr>
+        <w:t>ОказаниеУслуг</w:t>
+      </w:r>
+      <w:proofErr w:type="spellEnd"/>
+      <w:r>
+        <w:rPr>
+          <w:rFonts w:ascii="Times New Roman" w:hAnsi="Times New Roman" w:cs="Times New Roman"/>
+          <w:sz w:val="24"/>
+          <w:szCs w:val="24"/>
+          <w:lang w:eastAsia="ru-RU"/>
+        </w:rPr>
+        <w:t xml:space="preserve"> — регистрация услуг, выполняемых ювелирами.</w:t>
+      </w:r>
+    </w:p>
+    <w:p>
+      <w:pPr>
+        <w:pStyle w:val="a8"/>
+        <w:numPr>
+          <w:ilvl w:val="0"/>
+          <w:numId w:val="79"/>
+        </w:numPr>
+        <w:tabs>
+          <w:tab w:val="num" w:pos="720"/>
+        </w:tabs>
+        <w:spacing w:line="257" w:lineRule="auto"/>
+        <w:jc w:val="both"/>
+        <w:rPr>
+          <w:rFonts w:ascii="Times New Roman" w:hAnsi="Times New Roman" w:cs="Times New Roman"/>
+          <w:sz w:val="24"/>
+          <w:szCs w:val="24"/>
+          <w:lang w:eastAsia="ru-RU"/>
+        </w:rPr>
+      </w:pPr>
+      <w:r>
+        <w:rPr>
+          <w:rFonts w:ascii="Times New Roman" w:hAnsi="Times New Roman" w:cs="Times New Roman"/>
+          <w:b/>
+          <w:bCs/>
+          <w:sz w:val="24"/>
+          <w:szCs w:val="24"/>
+          <w:lang w:eastAsia="ru-RU"/>
+        </w:rPr>
+        <w:t>Предприятие</w:t>
+      </w:r>
+      <w:r>
+        <w:rPr>
+          <w:rFonts w:ascii="Times New Roman" w:hAnsi="Times New Roman" w:cs="Times New Roman"/>
+          <w:sz w:val="24"/>
+          <w:szCs w:val="24"/>
+          <w:lang w:eastAsia="ru-RU"/>
+        </w:rPr>
+        <w:t xml:space="preserve"> — общие настройки, планировщик заданий, поиск данных.</w:t>
+      </w:r>
+    </w:p>
+    <w:p>
+      <w:pPr>
+        <w:keepNext/>
+        <w:jc w:val="center"/>
+      </w:pPr>
+      <w:r>
+        <w:rPr>
+          <w:rFonts w:ascii="Times New Roman" w:hAnsi="Times New Roman" w:cs="Times New Roman"/>
+          <w:sz w:val="24"/>
+          <w:szCs w:val="24"/>
+          <w:lang w:eastAsia="ru-RU"/>
+        </w:rPr>
+        <w:drawing>
+          <wp:inline distT="0" distB="0" distL="0" distR="0" wp14:anchorId="00C0E75F" wp14:editId="0378DF0A">
+            <wp:extent cx="2667372" cy="2048161"/>
+            <wp:effectExtent l="0" t="0" r="0" b="9525"/>
+            <wp:docPr id="12" name="Рисунок 12"/>
+            <wp:cNvGraphicFramePr>
+              <a:graphicFrameLocks xmlns:a="http://schemas.openxmlformats.org/drawingml/2006/main" noChangeAspect="1"/>
+            </wp:cNvGraphicFramePr>
+            <a:graphic xmlns:a="http://schemas.openxmlformats.org/drawingml/2006/main">
+              <a:graphicData uri="http://schemas.openxmlformats.org/drawingml/2006/picture">
+                <pic:pic xmlns:pic="http://schemas.openxmlformats.org/drawingml/2006/picture">
+                  <pic:nvPicPr>
+                    <pic:cNvPr id="1" name=""/>
+                    <pic:cNvPicPr/>
+                  </pic:nvPicPr>
+                  <pic:blipFill>
+                    <a:blip r:embed="rId13"/>
+                    <a:stretch>
+                      <a:fillRect/>
+                    </a:stretch>
+                  </pic:blipFill>
+                  <pic:spPr>
+                    <a:xfrm>
+                      <a:off x="0" y="0"/>
+                      <a:ext cx="2667372" cy="2048161"/>
+                    </a:xfrm>
+                    <a:prstGeom prst="rect">
+                      <a:avLst/>
+                    </a:prstGeom>
+                  </pic:spPr>
+                </pic:pic>
+              </a:graphicData>
+            </a:graphic>
+          </wp:inline>
+        </w:drawing>
+      </w:r>
+    </w:p>
+    <w:p>
+      <w:pPr>
+        <w:pStyle w:val="ac"/>
+        <w:jc w:val="center"/>
+        <w:rPr>
+          <w:rFonts w:ascii="Times New Roman" w:hAnsi="Times New Roman" w:cs="Times New Roman"/>
+          <w:b/>
+          <w:bCs/>
+          <w:i w:val="0"/>
+          <w:iCs w:val="0"/>
+          <w:color w:val="000000" w:themeColor="text1"/>
+          <w:sz w:val="24"/>
+          <w:szCs w:val="24"/>
+          <w:lang w:eastAsia="ru-RU"/>
+        </w:rPr>
+      </w:pPr>
+      <w:r>
+        <w:rPr>
+          <w:rFonts w:ascii="Times New Roman" w:hAnsi="Times New Roman" w:cs="Times New Roman"/>
+          <w:b/>
+          <w:bCs/>
+          <w:i w:val="0"/>
+          <w:iCs w:val="0"/>
+          <w:color w:val="000000" w:themeColor="text1"/>
+          <w:sz w:val="24"/>
+          <w:szCs w:val="24"/>
+        </w:rPr>
+        <w:t>Рисунок 6. Дерево подсистем конфигурации «Ювелирный магазин»</w:t>
+      </w:r>
+    </w:p>
+    <w:p>
+      <w:pPr>
+        <w:rPr>
+          <w:lang w:eastAsia="ru-RU"/>
+        </w:rPr>
+      </w:pPr>
+    </w:p>
+    <w:p>
+      <w:pPr>
+        <w:rPr>
+          <w:lang w:eastAsia="ru-RU"/>
+        </w:rPr>
+      </w:pPr>
+    </w:p>
+    <w:p>
+      <w:pPr>
+        <w:rPr>
+          <w:lang w:eastAsia="ru-RU"/>
+        </w:rPr>
+      </w:pPr>
+    </w:p>
+    <w:p>
+      <w:pPr>
+        <w:rPr>
+          <w:lang w:eastAsia="ru-RU"/>
+        </w:rPr>
+      </w:pPr>
+    </w:p>
+    <w:p>
+      <w:pPr>
+        <w:rPr>
+          <w:lang w:eastAsia="ru-RU"/>
+        </w:rPr>
+      </w:pPr>
+    </w:p>
+    <w:p>
+      <w:pPr>
+        <w:rPr>
+          <w:lang w:eastAsia="ru-RU"/>
+        </w:rPr>
+      </w:pPr>
+    </w:p>
+    <w:p>
+      <w:pPr>
+        <w:rPr>
+          <w:lang w:eastAsia="ru-RU"/>
+        </w:rPr>
+      </w:pPr>
+    </w:p>
+    <w:p>
+      <w:pPr>
+        <w:rPr>
+          <w:lang w:eastAsia="ru-RU"/>
+        </w:rPr>
+      </w:pPr>
+    </w:p>
+    <w:p>
+      <w:pPr>
+        <w:rPr>
+          <w:lang w:eastAsia="ru-RU"/>
+        </w:rPr>
+      </w:pPr>
+    </w:p>
+    <w:p>
+      <w:pPr>
+        <w:rPr>
+          <w:lang w:eastAsia="ru-RU"/>
+        </w:rPr>
+      </w:pPr>
+    </w:p>
+    <w:p>
+      <w:pPr>
+        <w:rPr>
+          <w:lang w:eastAsia="ru-RU"/>
+        </w:rPr>
+      </w:pPr>
+    </w:p>
+    <w:p>
+      <w:pPr>
+        <w:rPr>
+          <w:lang w:eastAsia="ru-RU"/>
+        </w:rPr>
+      </w:pPr>
+    </w:p>
+    <w:p>
+      <w:pPr>
+        <w:rPr>
+          <w:lang w:eastAsia="ru-RU"/>
+        </w:rPr>
+      </w:pPr>
+    </w:p>
+    <w:p>
+      <w:pPr>
+        <w:rPr>
+          <w:lang w:eastAsia="ru-RU"/>
+        </w:rPr>
+      </w:pPr>
+    </w:p>
+    <w:p>
+      <w:pPr>
+        <w:rPr>
+          <w:lang w:eastAsia="ru-RU"/>
+        </w:rPr>
+      </w:pPr>
+    </w:p>
+    <w:p>
+      <w:pPr>
+        <w:pStyle w:val="3"/>
+        <w:jc w:val="center"/>
+        <w:rPr>
+          <w:rFonts w:ascii="Times New Roman" w:hAnsi="Times New Roman" w:cs="Times New Roman"/>
+          <w:b/>
+          <w:bCs/>
+          <w:color w:val="000000" w:themeColor="text1"/>
+          <w:lang w:eastAsia="ru-RU"/>
+        </w:rPr>
+      </w:pPr>
+      <w:r>
+        <w:rPr>
+          <w:rFonts w:ascii="Times New Roman" w:hAnsi="Times New Roman" w:cs="Times New Roman"/>
+          <w:b/>
+          <w:bCs/>
+          <w:color w:val="000000" w:themeColor="text1"/>
+          <w:lang w:eastAsia="ru-RU"/>
+        </w:rPr>
+        <w:lastRenderedPageBreak/>
+        <w:t>2.3.2. Роли пользователей и права доступа</w:t>
+      </w:r>
+    </w:p>
+    <w:p>
+      <w:pPr>
+        <w:tabs>
+          <w:tab w:val="num" w:pos="720"/>
+        </w:tabs>
+        <w:spacing w:line="257" w:lineRule="auto"/>
+        <w:ind w:firstLine="709"/>
+        <w:rPr>
+          <w:rFonts w:ascii="Times New Roman" w:hAnsi="Times New Roman" w:cs="Times New Roman"/>
+          <w:sz w:val="24"/>
+          <w:szCs w:val="24"/>
+          <w:lang w:eastAsia="ru-RU"/>
+        </w:rPr>
+      </w:pPr>
+      <w:r>
+        <w:rPr>
+          <w:rFonts w:ascii="Times New Roman" w:hAnsi="Times New Roman" w:cs="Times New Roman"/>
+          <w:sz w:val="24"/>
+          <w:szCs w:val="24"/>
+          <w:lang w:eastAsia="ru-RU"/>
+        </w:rPr>
+        <w:t>В конфигурации созданы следующие роли, соответствующие штатному расписанию ООО «Руби»:</w:t>
+      </w:r>
+    </w:p>
+    <w:p>
+      <w:pPr>
+        <w:pStyle w:val="a8"/>
+        <w:numPr>
+          <w:ilvl w:val="0"/>
+          <w:numId w:val="87"/>
+        </w:numPr>
+        <w:tabs>
+          <w:tab w:val="num" w:pos="720"/>
+        </w:tabs>
+        <w:spacing w:line="257" w:lineRule="auto"/>
+        <w:rPr>
+          <w:rFonts w:ascii="Times New Roman" w:hAnsi="Times New Roman" w:cs="Times New Roman"/>
+          <w:sz w:val="24"/>
+          <w:szCs w:val="24"/>
+          <w:lang w:eastAsia="ru-RU"/>
+        </w:rPr>
+      </w:pPr>
+      <w:r>
+        <w:rPr>
+          <w:rFonts w:ascii="Times New Roman" w:hAnsi="Times New Roman" w:cs="Times New Roman"/>
+          <w:b/>
+          <w:bCs/>
+          <w:sz w:val="24"/>
+          <w:szCs w:val="24"/>
+          <w:lang w:eastAsia="ru-RU"/>
+        </w:rPr>
+        <w:t>«Продавец»</w:t>
+      </w:r>
+      <w:r>
+        <w:rPr>
+          <w:rFonts w:ascii="Times New Roman" w:hAnsi="Times New Roman" w:cs="Times New Roman"/>
+          <w:sz w:val="24"/>
+          <w:szCs w:val="24"/>
+          <w:lang w:eastAsia="ru-RU"/>
+        </w:rPr>
+        <w:t xml:space="preserve"> — доступ к справочникам «Номенклатура», «Клиенты»; создание и проведение документа «Оказание услуги» (только для продавцов-консультантов).</w:t>
+      </w:r>
+    </w:p>
+    <w:p>
+      <w:pPr>
+        <w:pStyle w:val="a8"/>
+        <w:numPr>
+          <w:ilvl w:val="0"/>
+          <w:numId w:val="87"/>
+        </w:numPr>
+        <w:tabs>
+          <w:tab w:val="num" w:pos="720"/>
+        </w:tabs>
+        <w:spacing w:line="257" w:lineRule="auto"/>
+        <w:rPr>
+          <w:rFonts w:ascii="Times New Roman" w:hAnsi="Times New Roman" w:cs="Times New Roman"/>
+          <w:sz w:val="24"/>
+          <w:szCs w:val="24"/>
+          <w:lang w:eastAsia="ru-RU"/>
+        </w:rPr>
+      </w:pPr>
+      <w:r>
+        <w:rPr>
+          <w:rFonts w:ascii="Times New Roman" w:hAnsi="Times New Roman" w:cs="Times New Roman"/>
+          <w:b/>
+          <w:bCs/>
+          <w:sz w:val="24"/>
+          <w:szCs w:val="24"/>
+          <w:lang w:eastAsia="ru-RU"/>
+        </w:rPr>
+        <w:t>«Ювелир»</w:t>
+      </w:r>
+      <w:r>
+        <w:rPr>
+          <w:rFonts w:ascii="Times New Roman" w:hAnsi="Times New Roman" w:cs="Times New Roman"/>
+          <w:sz w:val="24"/>
+          <w:szCs w:val="24"/>
+          <w:lang w:eastAsia="ru-RU"/>
+        </w:rPr>
+        <w:t xml:space="preserve"> — доступ к справочнику «Номенклатура» (услуги); создание документа «Оказание услуги» с заполнением поля «Ювелир».</w:t>
+      </w:r>
+    </w:p>
+    <w:p>
+      <w:pPr>
+        <w:pStyle w:val="a8"/>
+        <w:numPr>
+          <w:ilvl w:val="0"/>
+          <w:numId w:val="87"/>
+        </w:numPr>
+        <w:tabs>
+          <w:tab w:val="num" w:pos="720"/>
+        </w:tabs>
+        <w:spacing w:line="257" w:lineRule="auto"/>
+        <w:rPr>
+          <w:rFonts w:ascii="Times New Roman" w:hAnsi="Times New Roman" w:cs="Times New Roman"/>
+          <w:sz w:val="24"/>
+          <w:szCs w:val="24"/>
+          <w:lang w:eastAsia="ru-RU"/>
+        </w:rPr>
+      </w:pPr>
+      <w:r>
+        <w:rPr>
+          <w:rFonts w:ascii="Times New Roman" w:hAnsi="Times New Roman" w:cs="Times New Roman"/>
+          <w:b/>
+          <w:bCs/>
+          <w:sz w:val="24"/>
+          <w:szCs w:val="24"/>
+          <w:lang w:eastAsia="ru-RU"/>
+        </w:rPr>
+        <w:t>«</w:t>
+      </w:r>
+      <w:proofErr w:type="spellStart"/>
+      <w:r>
+        <w:rPr>
+          <w:rFonts w:ascii="Times New Roman" w:hAnsi="Times New Roman" w:cs="Times New Roman"/>
+          <w:b/>
+          <w:bCs/>
+          <w:sz w:val="24"/>
+          <w:szCs w:val="24"/>
+          <w:lang w:eastAsia="ru-RU"/>
+        </w:rPr>
+        <w:t>ГлавныйБухгалтер</w:t>
+      </w:r>
+      <w:proofErr w:type="spellEnd"/>
+      <w:r>
+        <w:rPr>
+          <w:rFonts w:ascii="Times New Roman" w:hAnsi="Times New Roman" w:cs="Times New Roman"/>
+          <w:b/>
+          <w:bCs/>
+          <w:sz w:val="24"/>
+          <w:szCs w:val="24"/>
+          <w:lang w:eastAsia="ru-RU"/>
+        </w:rPr>
+        <w:t>»</w:t>
+      </w:r>
+      <w:r>
+        <w:rPr>
+          <w:rFonts w:ascii="Times New Roman" w:hAnsi="Times New Roman" w:cs="Times New Roman"/>
+          <w:sz w:val="24"/>
+          <w:szCs w:val="24"/>
+          <w:lang w:eastAsia="ru-RU"/>
+        </w:rPr>
+        <w:t xml:space="preserve"> — доступ к документам начисления зарплаты, финансовым отчетам.</w:t>
+      </w:r>
+    </w:p>
+    <w:p>
+      <w:pPr>
+        <w:pStyle w:val="a8"/>
+        <w:numPr>
+          <w:ilvl w:val="0"/>
+          <w:numId w:val="87"/>
+        </w:numPr>
+        <w:tabs>
+          <w:tab w:val="num" w:pos="720"/>
+        </w:tabs>
+        <w:spacing w:line="257" w:lineRule="auto"/>
+        <w:rPr>
+          <w:rFonts w:ascii="Times New Roman" w:hAnsi="Times New Roman" w:cs="Times New Roman"/>
+          <w:sz w:val="24"/>
+          <w:szCs w:val="24"/>
+          <w:lang w:eastAsia="ru-RU"/>
+        </w:rPr>
+      </w:pPr>
+      <w:r>
+        <w:rPr>
+          <w:rFonts w:ascii="Times New Roman" w:hAnsi="Times New Roman" w:cs="Times New Roman"/>
+          <w:b/>
+          <w:bCs/>
+          <w:sz w:val="24"/>
+          <w:szCs w:val="24"/>
+          <w:lang w:eastAsia="ru-RU"/>
+        </w:rPr>
+        <w:t>«Директор»</w:t>
+      </w:r>
+      <w:r>
+        <w:rPr>
+          <w:rFonts w:ascii="Times New Roman" w:hAnsi="Times New Roman" w:cs="Times New Roman"/>
+          <w:sz w:val="24"/>
+          <w:szCs w:val="24"/>
+          <w:lang w:eastAsia="ru-RU"/>
+        </w:rPr>
+        <w:t xml:space="preserve"> — полный доступ ко всем объектам конфигурации.</w:t>
+      </w:r>
+    </w:p>
+    <w:p>
+      <w:pPr>
+        <w:pStyle w:val="a8"/>
+        <w:numPr>
+          <w:ilvl w:val="0"/>
+          <w:numId w:val="87"/>
+        </w:numPr>
+        <w:tabs>
+          <w:tab w:val="num" w:pos="720"/>
+        </w:tabs>
+        <w:spacing w:line="257" w:lineRule="auto"/>
+        <w:rPr>
+          <w:rFonts w:ascii="Times New Roman" w:hAnsi="Times New Roman" w:cs="Times New Roman"/>
+          <w:sz w:val="24"/>
+          <w:szCs w:val="24"/>
+          <w:lang w:eastAsia="ru-RU"/>
+        </w:rPr>
+      </w:pPr>
+      <w:r>
+        <w:rPr>
+          <w:rFonts w:ascii="Times New Roman" w:hAnsi="Times New Roman" w:cs="Times New Roman"/>
+          <w:b/>
+          <w:bCs/>
+          <w:sz w:val="24"/>
+          <w:szCs w:val="24"/>
+          <w:lang w:eastAsia="ru-RU"/>
+        </w:rPr>
+        <w:t>«Администратор»</w:t>
+      </w:r>
+      <w:r>
+        <w:rPr>
+          <w:rFonts w:ascii="Times New Roman" w:hAnsi="Times New Roman" w:cs="Times New Roman"/>
+          <w:sz w:val="24"/>
+          <w:szCs w:val="24"/>
+          <w:lang w:eastAsia="ru-RU"/>
+        </w:rPr>
+        <w:t xml:space="preserve"> — настройка конфигурации, управление пользователями.</w:t>
+      </w:r>
+    </w:p>
+    <w:p>
+      <w:pPr>
+        <w:keepNext/>
+      </w:pPr>
+      <w:r>
+        <w:rPr>
+          <w:lang w:eastAsia="ru-RU"/>
+        </w:rPr>
+        <w:drawing>
+          <wp:inline distT="0" distB="0" distL="0" distR="0" wp14:anchorId="68FC26BC" wp14:editId="2C66F9D4">
+            <wp:extent cx="2743583" cy="1086002"/>
+            <wp:effectExtent l="0" t="0" r="0" b="0"/>
+            <wp:docPr id="13" name="Рисунок 13"/>
+            <wp:cNvGraphicFramePr>
+              <a:graphicFrameLocks xmlns:a="http://schemas.openxmlformats.org/drawingml/2006/main" noChangeAspect="1"/>
+            </wp:cNvGraphicFramePr>
+            <a:graphic xmlns:a="http://schemas.openxmlformats.org/drawingml/2006/main">
+              <a:graphicData uri="http://schemas.openxmlformats.org/drawingml/2006/picture">
+                <pic:pic xmlns:pic="http://schemas.openxmlformats.org/drawingml/2006/picture">
+                  <pic:nvPicPr>
+                    <pic:cNvPr id="1" name=""/>
+                    <pic:cNvPicPr/>
+                  </pic:nvPicPr>
+                  <pic:blipFill>
+                    <a:blip r:embed="rId14"/>
+                    <a:stretch>
+                      <a:fillRect/>
+                    </a:stretch>
+                  </pic:blipFill>
+                  <pic:spPr>
+                    <a:xfrm>
+                      <a:off x="0" y="0"/>
+                      <a:ext cx="2743583" cy="1086002"/>
+                    </a:xfrm>
+                    <a:prstGeom prst="rect">
+                      <a:avLst/>
+                    </a:prstGeom>
+                  </pic:spPr>
+                </pic:pic>
+              </a:graphicData>
+            </a:graphic>
+          </wp:inline>
+        </w:drawing>
+      </w:r>
+    </w:p>
+    <w:p>
+      <w:pPr>
+        <w:pStyle w:val="ac"/>
+        <w:jc w:val="center"/>
+        <w:rPr>
+          <w:rFonts w:ascii="Times New Roman" w:hAnsi="Times New Roman" w:cs="Times New Roman"/>
+          <w:b/>
+          <w:bCs/>
+          <w:i w:val="0"/>
+          <w:iCs w:val="0"/>
+          <w:color w:val="000000" w:themeColor="text1"/>
+          <w:sz w:val="24"/>
+          <w:szCs w:val="24"/>
+        </w:rPr>
+      </w:pPr>
+      <w:r>
+        <w:rPr>
+          <w:rFonts w:ascii="Times New Roman" w:hAnsi="Times New Roman" w:cs="Times New Roman"/>
+          <w:b/>
+          <w:bCs/>
+          <w:i w:val="0"/>
+          <w:iCs w:val="0"/>
+          <w:color w:val="000000" w:themeColor="text1"/>
+          <w:sz w:val="24"/>
+          <w:szCs w:val="24"/>
+        </w:rPr>
+        <w:t xml:space="preserve">Рисунок </w:t>
+      </w:r>
+      <w:r>
+        <w:rPr>
+          <w:rFonts w:ascii="Times New Roman" w:hAnsi="Times New Roman" w:cs="Times New Roman"/>
+          <w:b/>
+          <w:bCs/>
+          <w:i w:val="0"/>
+          <w:iCs w:val="0"/>
+          <w:color w:val="000000" w:themeColor="text1"/>
+          <w:sz w:val="24"/>
+          <w:szCs w:val="24"/>
+        </w:rPr>
+        <w:t>7</w:t>
+      </w:r>
+      <w:r>
+        <w:rPr>
+          <w:rFonts w:ascii="Times New Roman" w:hAnsi="Times New Roman" w:cs="Times New Roman"/>
+          <w:b/>
+          <w:bCs/>
+          <w:i w:val="0"/>
+          <w:iCs w:val="0"/>
+          <w:color w:val="000000" w:themeColor="text1"/>
+          <w:sz w:val="24"/>
+          <w:szCs w:val="24"/>
+        </w:rPr>
+        <w:t>. Список ролей конфигурации</w:t>
+      </w:r>
     </w:p>
     <w:sectPr>
-      <w:footerReference w:type="default" r:id="rId11"/>
+      <w:footerReference w:type="default" r:id="rId15"/>
       <w:pgSz w:w="11906" w:h="16838"/>
       <w:pgMar w:top="1134" w:right="567" w:bottom="1134" w:left="1701" w:header="708" w:footer="708" w:gutter="0"/>
       <w:cols w:space="708"/>
@@ -15058,6 +17890,155 @@
     </w:lvl>
   </w:abstractNum>
   <w:abstractNum w:abstractNumId="13" w15:restartNumberingAfterBreak="0">
+    <w:nsid w:val="1B195328"/>
+    <w:multiLevelType w:val="multilevel"/>
+    <w:tmpl w:val="D89A3FBA"/>
+    <w:lvl w:ilvl="0">
+      <w:start w:val="1"/>
+      <w:numFmt w:val="bullet"/>
+      <w:lvlText w:val=""/>
+      <w:lvlJc w:val="left"/>
+      <w:pPr>
+        <w:tabs>
+          <w:tab w:val="num" w:pos="720"/>
+        </w:tabs>
+        <w:ind w:left="720" w:hanging="360"/>
+      </w:pPr>
+      <w:rPr>
+        <w:rFonts w:ascii="Symbol" w:hAnsi="Symbol" w:hint="default"/>
+        <w:sz w:val="20"/>
+      </w:rPr>
+    </w:lvl>
+    <w:lvl w:ilvl="1" w:tentative="1">
+      <w:start w:val="1"/>
+      <w:numFmt w:val="bullet"/>
+      <w:lvlText w:val="o"/>
+      <w:lvlJc w:val="left"/>
+      <w:pPr>
+        <w:tabs>
+          <w:tab w:val="num" w:pos="1440"/>
+        </w:tabs>
+        <w:ind w:left="1440" w:hanging="360"/>
+      </w:pPr>
+      <w:rPr>
+        <w:rFonts w:ascii="Courier New" w:hAnsi="Courier New" w:hint="default"/>
+        <w:sz w:val="20"/>
+      </w:rPr>
+    </w:lvl>
+    <w:lvl w:ilvl="2" w:tentative="1">
+      <w:start w:val="1"/>
+      <w:numFmt w:val="bullet"/>
+      <w:lvlText w:val=""/>
+      <w:lvlJc w:val="left"/>
+      <w:pPr>
+        <w:tabs>
+          <w:tab w:val="num" w:pos="2160"/>
+        </w:tabs>
+        <w:ind w:left="2160" w:hanging="360"/>
+      </w:pPr>
+      <w:rPr>
+        <w:rFonts w:ascii="Wingdings" w:hAnsi="Wingdings" w:hint="default"/>
+        <w:sz w:val="20"/>
+      </w:rPr>
+    </w:lvl>
+    <w:lvl w:ilvl="3" w:tentative="1">
+      <w:start w:val="1"/>
+      <w:numFmt w:val="bullet"/>
+      <w:lvlText w:val=""/>
+      <w:lvlJc w:val="left"/>
+      <w:pPr>
+        <w:tabs>
+          <w:tab w:val="num" w:pos="2880"/>
+        </w:tabs>
+        <w:ind w:left="2880" w:hanging="360"/>
+      </w:pPr>
+      <w:rPr>
+        <w:rFonts w:ascii="Wingdings" w:hAnsi="Wingdings" w:hint="default"/>
+        <w:sz w:val="20"/>
+      </w:rPr>
+    </w:lvl>
+    <w:lvl w:ilvl="4" w:tentative="1">
+      <w:start w:val="1"/>
+      <w:numFmt w:val="bullet"/>
+      <w:lvlText w:val=""/>
+      <w:lvlJc w:val="left"/>
+      <w:pPr>
+        <w:tabs>
+          <w:tab w:val="num" w:pos="3600"/>
+        </w:tabs>
+        <w:ind w:left="3600" w:hanging="360"/>
+      </w:pPr>
+      <w:rPr>
+        <w:rFonts w:ascii="Wingdings" w:hAnsi="Wingdings" w:hint="default"/>
+        <w:sz w:val="20"/>
+      </w:rPr>
+    </w:lvl>
+    <w:lvl w:ilvl="5" w:tentative="1">
+      <w:start w:val="1"/>
+      <w:numFmt w:val="bullet"/>
+      <w:lvlText w:val=""/>
+      <w:lvlJc w:val="left"/>
+      <w:pPr>
+        <w:tabs>
+          <w:tab w:val="num" w:pos="4320"/>
+        </w:tabs>
+        <w:ind w:left="4320" w:hanging="360"/>
+      </w:pPr>
+      <w:rPr>
+        <w:rFonts w:ascii="Wingdings" w:hAnsi="Wingdings" w:hint="default"/>
+        <w:sz w:val="20"/>
+      </w:rPr>
+    </w:lvl>
+    <w:lvl w:ilvl="6" w:tentative="1">
+      <w:start w:val="1"/>
+      <w:numFmt w:val="bullet"/>
+      <w:lvlText w:val=""/>
+      <w:lvlJc w:val="left"/>
+      <w:pPr>
+        <w:tabs>
+          <w:tab w:val="num" w:pos="5040"/>
+        </w:tabs>
+        <w:ind w:left="5040" w:hanging="360"/>
+      </w:pPr>
+      <w:rPr>
+        <w:rFonts w:ascii="Wingdings" w:hAnsi="Wingdings" w:hint="default"/>
+        <w:sz w:val="20"/>
+      </w:rPr>
+    </w:lvl>
+    <w:lvl w:ilvl="7" w:tentative="1">
+      <w:start w:val="1"/>
+      <w:numFmt w:val="bullet"/>
+      <w:lvlText w:val=""/>
+      <w:lvlJc w:val="left"/>
+      <w:pPr>
+        <w:tabs>
+          <w:tab w:val="num" w:pos="5760"/>
+        </w:tabs>
+        <w:ind w:left="5760" w:hanging="360"/>
+      </w:pPr>
+      <w:rPr>
+        <w:rFonts w:ascii="Wingdings" w:hAnsi="Wingdings" w:hint="default"/>
+        <w:sz w:val="20"/>
+      </w:rPr>
+    </w:lvl>
+    <w:lvl w:ilvl="8" w:tentative="1">
+      <w:start w:val="1"/>
+      <w:numFmt w:val="bullet"/>
+      <w:lvlText w:val=""/>
+      <w:lvlJc w:val="left"/>
+      <w:pPr>
+        <w:tabs>
+          <w:tab w:val="num" w:pos="6480"/>
+        </w:tabs>
+        <w:ind w:left="6480" w:hanging="360"/>
+      </w:pPr>
+      <w:rPr>
+        <w:rFonts w:ascii="Wingdings" w:hAnsi="Wingdings" w:hint="default"/>
+        <w:sz w:val="20"/>
+      </w:rPr>
+    </w:lvl>
+  </w:abstractNum>
+  <w:abstractNum w:abstractNumId="14" w15:restartNumberingAfterBreak="0">
     <w:nsid w:val="1B703BBA"/>
     <w:multiLevelType w:val="multilevel"/>
     <w:tmpl w:val="FD5E970E"/>
@@ -15206,7 +18187,7 @@
       </w:rPr>
     </w:lvl>
   </w:abstractNum>
-  <w:abstractNum w:abstractNumId="14" w15:restartNumberingAfterBreak="0">
+  <w:abstractNum w:abstractNumId="15" w15:restartNumberingAfterBreak="0">
     <w:nsid w:val="1BDA4105"/>
     <w:multiLevelType w:val="hybridMultilevel"/>
     <w:tmpl w:val="4EFEF430"/>
@@ -15319,7 +18300,120 @@
       </w:rPr>
     </w:lvl>
   </w:abstractNum>
-  <w:abstractNum w:abstractNumId="15" w15:restartNumberingAfterBreak="0">
+  <w:abstractNum w:abstractNumId="16" w15:restartNumberingAfterBreak="0">
+    <w:nsid w:val="1C4D77E8"/>
+    <w:multiLevelType w:val="multilevel"/>
+    <w:tmpl w:val="C784C5DC"/>
+    <w:lvl w:ilvl="0">
+      <w:start w:val="1"/>
+      <w:numFmt w:val="decimal"/>
+      <w:lvlText w:val="%1."/>
+      <w:lvlJc w:val="left"/>
+      <w:pPr>
+        <w:tabs>
+          <w:tab w:val="num" w:pos="720"/>
+        </w:tabs>
+        <w:ind w:left="720" w:hanging="360"/>
+      </w:pPr>
+    </w:lvl>
+    <w:lvl w:ilvl="1" w:tentative="1">
+      <w:start w:val="1"/>
+      <w:numFmt w:val="decimal"/>
+      <w:lvlText w:val="%2."/>
+      <w:lvlJc w:val="left"/>
+      <w:pPr>
+        <w:tabs>
+          <w:tab w:val="num" w:pos="1440"/>
+        </w:tabs>
+        <w:ind w:left="1440" w:hanging="360"/>
+      </w:pPr>
+    </w:lvl>
+    <w:lvl w:ilvl="2" w:tentative="1">
+      <w:start w:val="1"/>
+      <w:numFmt w:val="decimal"/>
+      <w:lvlText w:val="%3."/>
+      <w:lvlJc w:val="left"/>
+      <w:pPr>
+        <w:tabs>
+          <w:tab w:val="num" w:pos="2160"/>
+        </w:tabs>
+        <w:ind w:left="2160" w:hanging="360"/>
+      </w:pPr>
+    </w:lvl>
+    <w:lvl w:ilvl="3" w:tentative="1">
+      <w:start w:val="1"/>
+      <w:numFmt w:val="decimal"/>
+      <w:lvlText w:val="%4."/>
+      <w:lvlJc w:val="left"/>
+      <w:pPr>
+        <w:tabs>
+          <w:tab w:val="num" w:pos="2880"/>
+        </w:tabs>
+        <w:ind w:left="2880" w:hanging="360"/>
+      </w:pPr>
+    </w:lvl>
+    <w:lvl w:ilvl="4" w:tentative="1">
+      <w:start w:val="1"/>
+      <w:numFmt w:val="decimal"/>
+      <w:lvlText w:val="%5."/>
+      <w:lvlJc w:val="left"/>
+      <w:pPr>
+        <w:tabs>
+          <w:tab w:val="num" w:pos="3600"/>
+        </w:tabs>
+        <w:ind w:left="3600" w:hanging="360"/>
+      </w:pPr>
+    </w:lvl>
+    <w:lvl w:ilvl="5" w:tentative="1">
+      <w:start w:val="1"/>
+      <w:numFmt w:val="decimal"/>
+      <w:lvlText w:val="%6."/>
+      <w:lvlJc w:val="left"/>
+      <w:pPr>
+        <w:tabs>
+          <w:tab w:val="num" w:pos="4320"/>
+        </w:tabs>
+        <w:ind w:left="4320" w:hanging="360"/>
+      </w:pPr>
+    </w:lvl>
+    <w:lvl w:ilvl="6" w:tentative="1">
+      <w:start w:val="1"/>
+      <w:numFmt w:val="decimal"/>
+      <w:lvlText w:val="%7."/>
+      <w:lvlJc w:val="left"/>
+      <w:pPr>
+        <w:tabs>
+          <w:tab w:val="num" w:pos="5040"/>
+        </w:tabs>
+        <w:ind w:left="5040" w:hanging="360"/>
+      </w:pPr>
+    </w:lvl>
+    <w:lvl w:ilvl="7" w:tentative="1">
+      <w:start w:val="1"/>
+      <w:numFmt w:val="decimal"/>
+      <w:lvlText w:val="%8."/>
+      <w:lvlJc w:val="left"/>
+      <w:pPr>
+        <w:tabs>
+          <w:tab w:val="num" w:pos="5760"/>
+        </w:tabs>
+        <w:ind w:left="5760" w:hanging="360"/>
+      </w:pPr>
+    </w:lvl>
+    <w:lvl w:ilvl="8" w:tentative="1">
+      <w:start w:val="1"/>
+      <w:numFmt w:val="decimal"/>
+      <w:lvlText w:val="%9."/>
+      <w:lvlJc w:val="left"/>
+      <w:pPr>
+        <w:tabs>
+          <w:tab w:val="num" w:pos="6480"/>
+        </w:tabs>
+        <w:ind w:left="6480" w:hanging="360"/>
+      </w:pPr>
+    </w:lvl>
+  </w:abstractNum>
+  <w:abstractNum w:abstractNumId="17" w15:restartNumberingAfterBreak="0">
     <w:nsid w:val="1C9360DB"/>
     <w:multiLevelType w:val="hybridMultilevel"/>
     <w:tmpl w:val="E9121F98"/>
@@ -15405,7 +18499,7 @@
       </w:pPr>
     </w:lvl>
   </w:abstractNum>
-  <w:abstractNum w:abstractNumId="16" w15:restartNumberingAfterBreak="0">
+  <w:abstractNum w:abstractNumId="18" w15:restartNumberingAfterBreak="0">
     <w:nsid w:val="1F537C9E"/>
     <w:multiLevelType w:val="hybridMultilevel"/>
     <w:tmpl w:val="A964DF3A"/>
@@ -15518,7 +18612,156 @@
       </w:rPr>
     </w:lvl>
   </w:abstractNum>
-  <w:abstractNum w:abstractNumId="17" w15:restartNumberingAfterBreak="0">
+  <w:abstractNum w:abstractNumId="19" w15:restartNumberingAfterBreak="0">
+    <w:nsid w:val="1FA36546"/>
+    <w:multiLevelType w:val="multilevel"/>
+    <w:tmpl w:val="ECA2A5CA"/>
+    <w:lvl w:ilvl="0">
+      <w:start w:val="1"/>
+      <w:numFmt w:val="bullet"/>
+      <w:lvlText w:val=""/>
+      <w:lvlJc w:val="left"/>
+      <w:pPr>
+        <w:tabs>
+          <w:tab w:val="num" w:pos="720"/>
+        </w:tabs>
+        <w:ind w:left="720" w:hanging="360"/>
+      </w:pPr>
+      <w:rPr>
+        <w:rFonts w:ascii="Symbol" w:hAnsi="Symbol" w:hint="default"/>
+        <w:sz w:val="20"/>
+      </w:rPr>
+    </w:lvl>
+    <w:lvl w:ilvl="1" w:tentative="1">
+      <w:start w:val="1"/>
+      <w:numFmt w:val="bullet"/>
+      <w:lvlText w:val="o"/>
+      <w:lvlJc w:val="left"/>
+      <w:pPr>
+        <w:tabs>
+          <w:tab w:val="num" w:pos="1440"/>
+        </w:tabs>
+        <w:ind w:left="1440" w:hanging="360"/>
+      </w:pPr>
+      <w:rPr>
+        <w:rFonts w:ascii="Courier New" w:hAnsi="Courier New" w:hint="default"/>
+        <w:sz w:val="20"/>
+      </w:rPr>
+    </w:lvl>
+    <w:lvl w:ilvl="2" w:tentative="1">
+      <w:start w:val="1"/>
+      <w:numFmt w:val="bullet"/>
+      <w:lvlText w:val=""/>
+      <w:lvlJc w:val="left"/>
+      <w:pPr>
+        <w:tabs>
+          <w:tab w:val="num" w:pos="2160"/>
+        </w:tabs>
+        <w:ind w:left="2160" w:hanging="360"/>
+      </w:pPr>
+      <w:rPr>
+        <w:rFonts w:ascii="Wingdings" w:hAnsi="Wingdings" w:hint="default"/>
+        <w:sz w:val="20"/>
+      </w:rPr>
+    </w:lvl>
+    <w:lvl w:ilvl="3" w:tentative="1">
+      <w:start w:val="1"/>
+      <w:numFmt w:val="bullet"/>
+      <w:lvlText w:val=""/>
+      <w:lvlJc w:val="left"/>
+      <w:pPr>
+        <w:tabs>
+          <w:tab w:val="num" w:pos="2880"/>
+        </w:tabs>
+        <w:ind w:left="2880" w:hanging="360"/>
+      </w:pPr>
+      <w:rPr>
+        <w:rFonts w:ascii="Wingdings" w:hAnsi="Wingdings" w:hint="default"/>
+        <w:sz w:val="20"/>
+      </w:rPr>
+    </w:lvl>
+    <w:lvl w:ilvl="4" w:tentative="1">
+      <w:start w:val="1"/>
+      <w:numFmt w:val="bullet"/>
+      <w:lvlText w:val=""/>
+      <w:lvlJc w:val="left"/>
+      <w:pPr>
+        <w:tabs>
+          <w:tab w:val="num" w:pos="3600"/>
+        </w:tabs>
+        <w:ind w:left="3600" w:hanging="360"/>
+      </w:pPr>
+      <w:rPr>
+        <w:rFonts w:ascii="Wingdings" w:hAnsi="Wingdings" w:hint="default"/>
+        <w:sz w:val="20"/>
+      </w:rPr>
+    </w:lvl>
+    <w:lvl w:ilvl="5" w:tentative="1">
+      <w:start w:val="1"/>
+      <w:numFmt w:val="bullet"/>
+      <w:lvlText w:val=""/>
+      <w:lvlJc w:val="left"/>
+      <w:pPr>
+        <w:tabs>
+          <w:tab w:val="num" w:pos="4320"/>
+        </w:tabs>
+        <w:ind w:left="4320" w:hanging="360"/>
+      </w:pPr>
+      <w:rPr>
+        <w:rFonts w:ascii="Wingdings" w:hAnsi="Wingdings" w:hint="default"/>
+        <w:sz w:val="20"/>
+      </w:rPr>
+    </w:lvl>
+    <w:lvl w:ilvl="6" w:tentative="1">
+      <w:start w:val="1"/>
+      <w:numFmt w:val="bullet"/>
+      <w:lvlText w:val=""/>
+      <w:lvlJc w:val="left"/>
+      <w:pPr>
+        <w:tabs>
+          <w:tab w:val="num" w:pos="5040"/>
+        </w:tabs>
+        <w:ind w:left="5040" w:hanging="360"/>
+      </w:pPr>
+      <w:rPr>
+        <w:rFonts w:ascii="Wingdings" w:hAnsi="Wingdings" w:hint="default"/>
+        <w:sz w:val="20"/>
+      </w:rPr>
+    </w:lvl>
+    <w:lvl w:ilvl="7" w:tentative="1">
+      <w:start w:val="1"/>
+      <w:numFmt w:val="bullet"/>
+      <w:lvlText w:val=""/>
+      <w:lvlJc w:val="left"/>
+      <w:pPr>
+        <w:tabs>
+          <w:tab w:val="num" w:pos="5760"/>
+        </w:tabs>
+        <w:ind w:left="5760" w:hanging="360"/>
+      </w:pPr>
+      <w:rPr>
+        <w:rFonts w:ascii="Wingdings" w:hAnsi="Wingdings" w:hint="default"/>
+        <w:sz w:val="20"/>
+      </w:rPr>
+    </w:lvl>
+    <w:lvl w:ilvl="8" w:tentative="1">
+      <w:start w:val="1"/>
+      <w:numFmt w:val="bullet"/>
+      <w:lvlText w:val=""/>
+      <w:lvlJc w:val="left"/>
+      <w:pPr>
+        <w:tabs>
+          <w:tab w:val="num" w:pos="6480"/>
+        </w:tabs>
+        <w:ind w:left="6480" w:hanging="360"/>
+      </w:pPr>
+      <w:rPr>
+        <w:rFonts w:ascii="Wingdings" w:hAnsi="Wingdings" w:hint="default"/>
+        <w:sz w:val="20"/>
+      </w:rPr>
+    </w:lvl>
+  </w:abstractNum>
+  <w:abstractNum w:abstractNumId="20" w15:restartNumberingAfterBreak="0">
     <w:nsid w:val="226B1C45"/>
     <w:multiLevelType w:val="hybridMultilevel"/>
     <w:tmpl w:val="0194D714"/>
@@ -15631,7 +18874,7 @@
       </w:rPr>
     </w:lvl>
   </w:abstractNum>
-  <w:abstractNum w:abstractNumId="18" w15:restartNumberingAfterBreak="0">
+  <w:abstractNum w:abstractNumId="21" w15:restartNumberingAfterBreak="0">
     <w:nsid w:val="258173E6"/>
     <w:multiLevelType w:val="hybridMultilevel"/>
     <w:tmpl w:val="21505A44"/>
@@ -15744,7 +18987,7 @@
       </w:rPr>
     </w:lvl>
   </w:abstractNum>
-  <w:abstractNum w:abstractNumId="19" w15:restartNumberingAfterBreak="0">
+  <w:abstractNum w:abstractNumId="22" w15:restartNumberingAfterBreak="0">
     <w:nsid w:val="25C93DA3"/>
     <w:multiLevelType w:val="hybridMultilevel"/>
     <w:tmpl w:val="05FE2FE6"/>
@@ -15857,7 +19100,7 @@
       </w:rPr>
     </w:lvl>
   </w:abstractNum>
-  <w:abstractNum w:abstractNumId="20" w15:restartNumberingAfterBreak="0">
+  <w:abstractNum w:abstractNumId="23" w15:restartNumberingAfterBreak="0">
     <w:nsid w:val="27256CA7"/>
     <w:multiLevelType w:val="hybridMultilevel"/>
     <w:tmpl w:val="15466770"/>
@@ -15970,7 +19213,7 @@
       </w:rPr>
     </w:lvl>
   </w:abstractNum>
-  <w:abstractNum w:abstractNumId="21" w15:restartNumberingAfterBreak="0">
+  <w:abstractNum w:abstractNumId="24" w15:restartNumberingAfterBreak="0">
     <w:nsid w:val="27E11544"/>
     <w:multiLevelType w:val="hybridMultilevel"/>
     <w:tmpl w:val="06E6128A"/>
@@ -16083,7 +19326,120 @@
       </w:rPr>
     </w:lvl>
   </w:abstractNum>
-  <w:abstractNum w:abstractNumId="22" w15:restartNumberingAfterBreak="0">
+  <w:abstractNum w:abstractNumId="25" w15:restartNumberingAfterBreak="0">
+    <w:nsid w:val="27FF29D8"/>
+    <w:multiLevelType w:val="hybridMultilevel"/>
+    <w:tmpl w:val="FE8CFDD8"/>
+    <w:lvl w:ilvl="0" w:tplc="04190001">
+      <w:start w:val="1"/>
+      <w:numFmt w:val="bullet"/>
+      <w:lvlText w:val=""/>
+      <w:lvlJc w:val="left"/>
+      <w:pPr>
+        <w:ind w:left="1429" w:hanging="360"/>
+      </w:pPr>
+      <w:rPr>
+        <w:rFonts w:ascii="Symbol" w:hAnsi="Symbol" w:hint="default"/>
+      </w:rPr>
+    </w:lvl>
+    <w:lvl w:ilvl="1" w:tplc="04190003" w:tentative="1">
+      <w:start w:val="1"/>
+      <w:numFmt w:val="bullet"/>
+      <w:lvlText w:val="o"/>
+      <w:lvlJc w:val="left"/>
+      <w:pPr>
+        <w:ind w:left="2149" w:hanging="360"/>
+      </w:pPr>
+      <w:rPr>
+        <w:rFonts w:ascii="Courier New" w:hAnsi="Courier New" w:cs="Courier New" w:hint="default"/>
+      </w:rPr>
+    </w:lvl>
+    <w:lvl w:ilvl="2" w:tplc="04190005" w:tentative="1">
+      <w:start w:val="1"/>
+      <w:numFmt w:val="bullet"/>
+      <w:lvlText w:val=""/>
+      <w:lvlJc w:val="left"/>
+      <w:pPr>
+        <w:ind w:left="2869" w:hanging="360"/>
+      </w:pPr>
+      <w:rPr>
+        <w:rFonts w:ascii="Wingdings" w:hAnsi="Wingdings" w:hint="default"/>
+      </w:rPr>
+    </w:lvl>
+    <w:lvl w:ilvl="3" w:tplc="04190001" w:tentative="1">
+      <w:start w:val="1"/>
+      <w:numFmt w:val="bullet"/>
+      <w:lvlText w:val=""/>
+      <w:lvlJc w:val="left"/>
+      <w:pPr>
+        <w:ind w:left="3589" w:hanging="360"/>
+      </w:pPr>
+      <w:rPr>
+        <w:rFonts w:ascii="Symbol" w:hAnsi="Symbol" w:hint="default"/>
+      </w:rPr>
+    </w:lvl>
+    <w:lvl w:ilvl="4" w:tplc="04190003" w:tentative="1">
+      <w:start w:val="1"/>
+      <w:numFmt w:val="bullet"/>
+      <w:lvlText w:val="o"/>
+      <w:lvlJc w:val="left"/>
+      <w:pPr>
+        <w:ind w:left="4309" w:hanging="360"/>
+      </w:pPr>
+      <w:rPr>
+        <w:rFonts w:ascii="Courier New" w:hAnsi="Courier New" w:cs="Courier New" w:hint="default"/>
+      </w:rPr>
+    </w:lvl>
+    <w:lvl w:ilvl="5" w:tplc="04190005" w:tentative="1">
+      <w:start w:val="1"/>
+      <w:numFmt w:val="bullet"/>
+      <w:lvlText w:val=""/>
+      <w:lvlJc w:val="left"/>
+      <w:pPr>
+        <w:ind w:left="5029" w:hanging="360"/>
+      </w:pPr>
+      <w:rPr>
+        <w:rFonts w:ascii="Wingdings" w:hAnsi="Wingdings" w:hint="default"/>
+      </w:rPr>
+    </w:lvl>
+    <w:lvl w:ilvl="6" w:tplc="04190001" w:tentative="1">
+      <w:start w:val="1"/>
+      <w:numFmt w:val="bullet"/>
+      <w:lvlText w:val=""/>
+      <w:lvlJc w:val="left"/>
+      <w:pPr>
+        <w:ind w:left="5749" w:hanging="360"/>
+      </w:pPr>
+      <w:rPr>
+        <w:rFonts w:ascii="Symbol" w:hAnsi="Symbol" w:hint="default"/>
+      </w:rPr>
+    </w:lvl>
+    <w:lvl w:ilvl="7" w:tplc="04190003" w:tentative="1">
+      <w:start w:val="1"/>
+      <w:numFmt w:val="bullet"/>
+      <w:lvlText w:val="o"/>
+      <w:lvlJc w:val="left"/>
+      <w:pPr>
+        <w:ind w:left="6469" w:hanging="360"/>
+      </w:pPr>
+      <w:rPr>
+        <w:rFonts w:ascii="Courier New" w:hAnsi="Courier New" w:cs="Courier New" w:hint="default"/>
+      </w:rPr>
+    </w:lvl>
+    <w:lvl w:ilvl="8" w:tplc="04190005" w:tentative="1">
+      <w:start w:val="1"/>
+      <w:numFmt w:val="bullet"/>
+      <w:lvlText w:val=""/>
+      <w:lvlJc w:val="left"/>
+      <w:pPr>
+        <w:ind w:left="7189" w:hanging="360"/>
+      </w:pPr>
+      <w:rPr>
+        <w:rFonts w:ascii="Wingdings" w:hAnsi="Wingdings" w:hint="default"/>
+      </w:rPr>
+    </w:lvl>
+  </w:abstractNum>
+  <w:abstractNum w:abstractNumId="26" w15:restartNumberingAfterBreak="0">
     <w:nsid w:val="2A4D12E3"/>
     <w:multiLevelType w:val="hybridMultilevel"/>
     <w:tmpl w:val="A8903AEE"/>
@@ -16196,7 +19552,7 @@
       </w:rPr>
     </w:lvl>
   </w:abstractNum>
-  <w:abstractNum w:abstractNumId="23" w15:restartNumberingAfterBreak="0">
+  <w:abstractNum w:abstractNumId="27" w15:restartNumberingAfterBreak="0">
     <w:nsid w:val="2CDE6E37"/>
     <w:multiLevelType w:val="hybridMultilevel"/>
     <w:tmpl w:val="4784065A"/>
@@ -16309,7 +19665,7 @@
       </w:rPr>
     </w:lvl>
   </w:abstractNum>
-  <w:abstractNum w:abstractNumId="24" w15:restartNumberingAfterBreak="0">
+  <w:abstractNum w:abstractNumId="28" w15:restartNumberingAfterBreak="0">
     <w:nsid w:val="2DC174C0"/>
     <w:multiLevelType w:val="hybridMultilevel"/>
     <w:tmpl w:val="50066890"/>
@@ -16422,7 +19778,7 @@
       </w:rPr>
     </w:lvl>
   </w:abstractNum>
-  <w:abstractNum w:abstractNumId="25" w15:restartNumberingAfterBreak="0">
+  <w:abstractNum w:abstractNumId="29" w15:restartNumberingAfterBreak="0">
     <w:nsid w:val="2EF65575"/>
     <w:multiLevelType w:val="hybridMultilevel"/>
     <w:tmpl w:val="574098E6"/>
@@ -16535,7 +19891,7 @@
       </w:rPr>
     </w:lvl>
   </w:abstractNum>
-  <w:abstractNum w:abstractNumId="26" w15:restartNumberingAfterBreak="0">
+  <w:abstractNum w:abstractNumId="30" w15:restartNumberingAfterBreak="0">
     <w:nsid w:val="337A12ED"/>
     <w:multiLevelType w:val="multilevel"/>
     <w:tmpl w:val="19D8E994"/>
@@ -16680,7 +20036,7 @@
       </w:rPr>
     </w:lvl>
   </w:abstractNum>
-  <w:abstractNum w:abstractNumId="27" w15:restartNumberingAfterBreak="0">
+  <w:abstractNum w:abstractNumId="31" w15:restartNumberingAfterBreak="0">
     <w:nsid w:val="33B15492"/>
     <w:multiLevelType w:val="hybridMultilevel"/>
     <w:tmpl w:val="7040BC9E"/>
@@ -16793,7 +20149,7 @@
       </w:rPr>
     </w:lvl>
   </w:abstractNum>
-  <w:abstractNum w:abstractNumId="28" w15:restartNumberingAfterBreak="0">
+  <w:abstractNum w:abstractNumId="32" w15:restartNumberingAfterBreak="0">
     <w:nsid w:val="33C96368"/>
     <w:multiLevelType w:val="hybridMultilevel"/>
     <w:tmpl w:val="AA7CE8E4"/>
@@ -16906,7 +20262,7 @@
       </w:rPr>
     </w:lvl>
   </w:abstractNum>
-  <w:abstractNum w:abstractNumId="29" w15:restartNumberingAfterBreak="0">
+  <w:abstractNum w:abstractNumId="33" w15:restartNumberingAfterBreak="0">
     <w:nsid w:val="33F9169B"/>
     <w:multiLevelType w:val="hybridMultilevel"/>
     <w:tmpl w:val="BADABF06"/>
@@ -16992,7 +20348,7 @@
       </w:pPr>
     </w:lvl>
   </w:abstractNum>
-  <w:abstractNum w:abstractNumId="30" w15:restartNumberingAfterBreak="0">
+  <w:abstractNum w:abstractNumId="34" w15:restartNumberingAfterBreak="0">
     <w:nsid w:val="34555E0C"/>
     <w:multiLevelType w:val="hybridMultilevel"/>
     <w:tmpl w:val="6080A0D4"/>
@@ -17105,7 +20461,7 @@
       </w:rPr>
     </w:lvl>
   </w:abstractNum>
-  <w:abstractNum w:abstractNumId="31" w15:restartNumberingAfterBreak="0">
+  <w:abstractNum w:abstractNumId="35" w15:restartNumberingAfterBreak="0">
     <w:nsid w:val="34946139"/>
     <w:multiLevelType w:val="hybridMultilevel"/>
     <w:tmpl w:val="0A549D8A"/>
@@ -17218,7 +20574,7 @@
       </w:rPr>
     </w:lvl>
   </w:abstractNum>
-  <w:abstractNum w:abstractNumId="32" w15:restartNumberingAfterBreak="0">
+  <w:abstractNum w:abstractNumId="36" w15:restartNumberingAfterBreak="0">
     <w:nsid w:val="3555339F"/>
     <w:multiLevelType w:val="hybridMultilevel"/>
     <w:tmpl w:val="0F1E2EC8"/>
@@ -17304,7 +20660,7 @@
       </w:pPr>
     </w:lvl>
   </w:abstractNum>
-  <w:abstractNum w:abstractNumId="33" w15:restartNumberingAfterBreak="0">
+  <w:abstractNum w:abstractNumId="37" w15:restartNumberingAfterBreak="0">
     <w:nsid w:val="362B4217"/>
     <w:multiLevelType w:val="hybridMultilevel"/>
     <w:tmpl w:val="55B447AC"/>
@@ -17417,7 +20773,7 @@
       </w:rPr>
     </w:lvl>
   </w:abstractNum>
-  <w:abstractNum w:abstractNumId="34" w15:restartNumberingAfterBreak="0">
+  <w:abstractNum w:abstractNumId="38" w15:restartNumberingAfterBreak="0">
     <w:nsid w:val="374049D6"/>
     <w:multiLevelType w:val="hybridMultilevel"/>
     <w:tmpl w:val="976E0408"/>
@@ -17530,7 +20886,7 @@
       </w:rPr>
     </w:lvl>
   </w:abstractNum>
-  <w:abstractNum w:abstractNumId="35" w15:restartNumberingAfterBreak="0">
+  <w:abstractNum w:abstractNumId="39" w15:restartNumberingAfterBreak="0">
     <w:nsid w:val="3A68745E"/>
     <w:multiLevelType w:val="hybridMultilevel"/>
     <w:tmpl w:val="37F40190"/>
@@ -17643,7 +20999,7 @@
       </w:rPr>
     </w:lvl>
   </w:abstractNum>
-  <w:abstractNum w:abstractNumId="36" w15:restartNumberingAfterBreak="0">
+  <w:abstractNum w:abstractNumId="40" w15:restartNumberingAfterBreak="0">
     <w:nsid w:val="3B741E2D"/>
     <w:multiLevelType w:val="multilevel"/>
     <w:tmpl w:val="C892319C"/>
@@ -17792,7 +21148,7 @@
       </w:rPr>
     </w:lvl>
   </w:abstractNum>
-  <w:abstractNum w:abstractNumId="37" w15:restartNumberingAfterBreak="0">
+  <w:abstractNum w:abstractNumId="41" w15:restartNumberingAfterBreak="0">
     <w:nsid w:val="3BE21AE6"/>
     <w:multiLevelType w:val="hybridMultilevel"/>
     <w:tmpl w:val="5382F7E0"/>
@@ -17905,7 +21261,7 @@
       </w:rPr>
     </w:lvl>
   </w:abstractNum>
-  <w:abstractNum w:abstractNumId="38" w15:restartNumberingAfterBreak="0">
+  <w:abstractNum w:abstractNumId="42" w15:restartNumberingAfterBreak="0">
     <w:nsid w:val="3DA514ED"/>
     <w:multiLevelType w:val="hybridMultilevel"/>
     <w:tmpl w:val="F452AAD4"/>
@@ -18018,7 +21374,7 @@
       </w:rPr>
     </w:lvl>
   </w:abstractNum>
-  <w:abstractNum w:abstractNumId="39" w15:restartNumberingAfterBreak="0">
+  <w:abstractNum w:abstractNumId="43" w15:restartNumberingAfterBreak="0">
     <w:nsid w:val="3EDE12C0"/>
     <w:multiLevelType w:val="hybridMultilevel"/>
     <w:tmpl w:val="21E223D6"/>
@@ -18131,7 +21487,7 @@
       </w:rPr>
     </w:lvl>
   </w:abstractNum>
-  <w:abstractNum w:abstractNumId="40" w15:restartNumberingAfterBreak="0">
+  <w:abstractNum w:abstractNumId="44" w15:restartNumberingAfterBreak="0">
     <w:nsid w:val="3F737311"/>
     <w:multiLevelType w:val="hybridMultilevel"/>
     <w:tmpl w:val="558E855E"/>
@@ -18244,7 +21600,7 @@
       </w:rPr>
     </w:lvl>
   </w:abstractNum>
-  <w:abstractNum w:abstractNumId="41" w15:restartNumberingAfterBreak="0">
+  <w:abstractNum w:abstractNumId="45" w15:restartNumberingAfterBreak="0">
     <w:nsid w:val="3FE44128"/>
     <w:multiLevelType w:val="multilevel"/>
     <w:tmpl w:val="A8683B02"/>
@@ -18393,7 +21749,7 @@
       </w:rPr>
     </w:lvl>
   </w:abstractNum>
-  <w:abstractNum w:abstractNumId="42" w15:restartNumberingAfterBreak="0">
+  <w:abstractNum w:abstractNumId="46" w15:restartNumberingAfterBreak="0">
     <w:nsid w:val="3FE60D79"/>
     <w:multiLevelType w:val="multilevel"/>
     <w:tmpl w:val="140460C6"/>
@@ -18506,7 +21862,7 @@
       </w:pPr>
     </w:lvl>
   </w:abstractNum>
-  <w:abstractNum w:abstractNumId="43" w15:restartNumberingAfterBreak="0">
+  <w:abstractNum w:abstractNumId="47" w15:restartNumberingAfterBreak="0">
     <w:nsid w:val="40623D18"/>
     <w:multiLevelType w:val="hybridMultilevel"/>
     <w:tmpl w:val="66E002F2"/>
@@ -18592,7 +21948,7 @@
       </w:pPr>
     </w:lvl>
   </w:abstractNum>
-  <w:abstractNum w:abstractNumId="44" w15:restartNumberingAfterBreak="0">
+  <w:abstractNum w:abstractNumId="48" w15:restartNumberingAfterBreak="0">
     <w:nsid w:val="425B61F6"/>
     <w:multiLevelType w:val="hybridMultilevel"/>
     <w:tmpl w:val="EA6A91D4"/>
@@ -18705,7 +22061,7 @@
       </w:rPr>
     </w:lvl>
   </w:abstractNum>
-  <w:abstractNum w:abstractNumId="45" w15:restartNumberingAfterBreak="0">
+  <w:abstractNum w:abstractNumId="49" w15:restartNumberingAfterBreak="0">
     <w:nsid w:val="42765CC3"/>
     <w:multiLevelType w:val="hybridMultilevel"/>
     <w:tmpl w:val="666A8DDA"/>
@@ -18794,7 +22150,7 @@
       </w:pPr>
     </w:lvl>
   </w:abstractNum>
-  <w:abstractNum w:abstractNumId="46" w15:restartNumberingAfterBreak="0">
+  <w:abstractNum w:abstractNumId="50" w15:restartNumberingAfterBreak="0">
     <w:nsid w:val="42B97D4F"/>
     <w:multiLevelType w:val="hybridMultilevel"/>
     <w:tmpl w:val="4B961F62"/>
@@ -18907,7 +22263,7 @@
       </w:rPr>
     </w:lvl>
   </w:abstractNum>
-  <w:abstractNum w:abstractNumId="47" w15:restartNumberingAfterBreak="0">
+  <w:abstractNum w:abstractNumId="51" w15:restartNumberingAfterBreak="0">
     <w:nsid w:val="45B025B2"/>
     <w:multiLevelType w:val="multilevel"/>
     <w:tmpl w:val="931AD568"/>
@@ -18993,7 +22349,7 @@
       </w:pPr>
     </w:lvl>
   </w:abstractNum>
-  <w:abstractNum w:abstractNumId="48" w15:restartNumberingAfterBreak="0">
+  <w:abstractNum w:abstractNumId="52" w15:restartNumberingAfterBreak="0">
     <w:nsid w:val="48F77668"/>
     <w:multiLevelType w:val="hybridMultilevel"/>
     <w:tmpl w:val="6262DBF4"/>
@@ -19079,7 +22435,7 @@
       </w:pPr>
     </w:lvl>
   </w:abstractNum>
-  <w:abstractNum w:abstractNumId="49" w15:restartNumberingAfterBreak="0">
+  <w:abstractNum w:abstractNumId="53" w15:restartNumberingAfterBreak="0">
     <w:nsid w:val="4AE330B0"/>
     <w:multiLevelType w:val="hybridMultilevel"/>
     <w:tmpl w:val="6484B76E"/>
@@ -19192,7 +22548,93 @@
       </w:rPr>
     </w:lvl>
   </w:abstractNum>
-  <w:abstractNum w:abstractNumId="50" w15:restartNumberingAfterBreak="0">
+  <w:abstractNum w:abstractNumId="54" w15:restartNumberingAfterBreak="0">
+    <w:nsid w:val="4B617A9A"/>
+    <w:multiLevelType w:val="hybridMultilevel"/>
+    <w:tmpl w:val="58FAFE5E"/>
+    <w:lvl w:ilvl="0" w:tplc="0419000F">
+      <w:start w:val="1"/>
+      <w:numFmt w:val="decimal"/>
+      <w:lvlText w:val="%1."/>
+      <w:lvlJc w:val="left"/>
+      <w:pPr>
+        <w:ind w:left="720" w:hanging="360"/>
+      </w:pPr>
+    </w:lvl>
+    <w:lvl w:ilvl="1" w:tplc="04190019" w:tentative="1">
+      <w:start w:val="1"/>
+      <w:numFmt w:val="lowerLetter"/>
+      <w:lvlText w:val="%2."/>
+      <w:lvlJc w:val="left"/>
+      <w:pPr>
+        <w:ind w:left="1440" w:hanging="360"/>
+      </w:pPr>
+    </w:lvl>
+    <w:lvl w:ilvl="2" w:tplc="0419001B" w:tentative="1">
+      <w:start w:val="1"/>
+      <w:numFmt w:val="lowerRoman"/>
+      <w:lvlText w:val="%3."/>
+      <w:lvlJc w:val="right"/>
+      <w:pPr>
+        <w:ind w:left="2160" w:hanging="180"/>
+      </w:pPr>
+    </w:lvl>
+    <w:lvl w:ilvl="3" w:tplc="0419000F" w:tentative="1">
+      <w:start w:val="1"/>
+      <w:numFmt w:val="decimal"/>
+      <w:lvlText w:val="%4."/>
+      <w:lvlJc w:val="left"/>
+      <w:pPr>
+        <w:ind w:left="2880" w:hanging="360"/>
+      </w:pPr>
+    </w:lvl>
+    <w:lvl w:ilvl="4" w:tplc="04190019" w:tentative="1">
+      <w:start w:val="1"/>
+      <w:numFmt w:val="lowerLetter"/>
+      <w:lvlText w:val="%5."/>
+      <w:lvlJc w:val="left"/>
+      <w:pPr>
+        <w:ind w:left="3600" w:hanging="360"/>
+      </w:pPr>
+    </w:lvl>
+    <w:lvl w:ilvl="5" w:tplc="0419001B" w:tentative="1">
+      <w:start w:val="1"/>
+      <w:numFmt w:val="lowerRoman"/>
+      <w:lvlText w:val="%6."/>
+      <w:lvlJc w:val="right"/>
+      <w:pPr>
+        <w:ind w:left="4320" w:hanging="180"/>
+      </w:pPr>
+    </w:lvl>
+    <w:lvl w:ilvl="6" w:tplc="0419000F" w:tentative="1">
+      <w:start w:val="1"/>
+      <w:numFmt w:val="decimal"/>
+      <w:lvlText w:val="%7."/>
+      <w:lvlJc w:val="left"/>
+      <w:pPr>
+        <w:ind w:left="5040" w:hanging="360"/>
+      </w:pPr>
+    </w:lvl>
+    <w:lvl w:ilvl="7" w:tplc="04190019" w:tentative="1">
+      <w:start w:val="1"/>
+      <w:numFmt w:val="lowerLetter"/>
+      <w:lvlText w:val="%8."/>
+      <w:lvlJc w:val="left"/>
+      <w:pPr>
+        <w:ind w:left="5760" w:hanging="360"/>
+      </w:pPr>
+    </w:lvl>
+    <w:lvl w:ilvl="8" w:tplc="0419001B" w:tentative="1">
+      <w:start w:val="1"/>
+      <w:numFmt w:val="lowerRoman"/>
+      <w:lvlText w:val="%9."/>
+      <w:lvlJc w:val="right"/>
+      <w:pPr>
+        <w:ind w:left="6480" w:hanging="180"/>
+      </w:pPr>
+    </w:lvl>
+  </w:abstractNum>
+  <w:abstractNum w:abstractNumId="55" w15:restartNumberingAfterBreak="0">
     <w:nsid w:val="4B7624D2"/>
     <w:multiLevelType w:val="hybridMultilevel"/>
     <w:tmpl w:val="442EFF82"/>
@@ -19305,10 +22747,10 @@
       </w:rPr>
     </w:lvl>
   </w:abstractNum>
-  <w:abstractNum w:abstractNumId="51" w15:restartNumberingAfterBreak="0">
+  <w:abstractNum w:abstractNumId="56" w15:restartNumberingAfterBreak="0">
     <w:nsid w:val="4BAB306E"/>
     <w:multiLevelType w:val="hybridMultilevel"/>
-    <w:tmpl w:val="5F26BE5C"/>
+    <w:tmpl w:val="B8AE9AEC"/>
     <w:lvl w:ilvl="0" w:tplc="04190001">
       <w:start w:val="1"/>
       <w:numFmt w:val="bullet"/>
@@ -19418,7 +22860,7 @@
       </w:rPr>
     </w:lvl>
   </w:abstractNum>
-  <w:abstractNum w:abstractNumId="52" w15:restartNumberingAfterBreak="0">
+  <w:abstractNum w:abstractNumId="57" w15:restartNumberingAfterBreak="0">
     <w:nsid w:val="4D450F37"/>
     <w:multiLevelType w:val="hybridMultilevel"/>
     <w:tmpl w:val="BEE6223C"/>
@@ -19531,7 +22973,7 @@
       </w:rPr>
     </w:lvl>
   </w:abstractNum>
-  <w:abstractNum w:abstractNumId="53" w15:restartNumberingAfterBreak="0">
+  <w:abstractNum w:abstractNumId="58" w15:restartNumberingAfterBreak="0">
     <w:nsid w:val="4EF012F3"/>
     <w:multiLevelType w:val="hybridMultilevel"/>
     <w:tmpl w:val="3F10DCF6"/>
@@ -19644,7 +23086,7 @@
       </w:rPr>
     </w:lvl>
   </w:abstractNum>
-  <w:abstractNum w:abstractNumId="54" w15:restartNumberingAfterBreak="0">
+  <w:abstractNum w:abstractNumId="59" w15:restartNumberingAfterBreak="0">
     <w:nsid w:val="54440AA7"/>
     <w:multiLevelType w:val="multilevel"/>
     <w:tmpl w:val="AC0CDCF6"/>
@@ -19757,7 +23199,7 @@
       </w:pPr>
     </w:lvl>
   </w:abstractNum>
-  <w:abstractNum w:abstractNumId="55" w15:restartNumberingAfterBreak="0">
+  <w:abstractNum w:abstractNumId="60" w15:restartNumberingAfterBreak="0">
     <w:nsid w:val="54B559B4"/>
     <w:multiLevelType w:val="hybridMultilevel"/>
     <w:tmpl w:val="1FB83692"/>
@@ -19870,7 +23312,7 @@
       </w:rPr>
     </w:lvl>
   </w:abstractNum>
-  <w:abstractNum w:abstractNumId="56" w15:restartNumberingAfterBreak="0">
+  <w:abstractNum w:abstractNumId="61" w15:restartNumberingAfterBreak="0">
     <w:nsid w:val="57B04F11"/>
     <w:multiLevelType w:val="hybridMultilevel"/>
     <w:tmpl w:val="05828F70"/>
@@ -19956,7 +23398,7 @@
       </w:pPr>
     </w:lvl>
   </w:abstractNum>
-  <w:abstractNum w:abstractNumId="57" w15:restartNumberingAfterBreak="0">
+  <w:abstractNum w:abstractNumId="62" w15:restartNumberingAfterBreak="0">
     <w:nsid w:val="58366074"/>
     <w:multiLevelType w:val="hybridMultilevel"/>
     <w:tmpl w:val="0776A1C8"/>
@@ -20069,7 +23511,7 @@
       </w:rPr>
     </w:lvl>
   </w:abstractNum>
-  <w:abstractNum w:abstractNumId="58" w15:restartNumberingAfterBreak="0">
+  <w:abstractNum w:abstractNumId="63" w15:restartNumberingAfterBreak="0">
     <w:nsid w:val="592C43B8"/>
     <w:multiLevelType w:val="hybridMultilevel"/>
     <w:tmpl w:val="4FF6FA62"/>
@@ -20182,7 +23624,7 @@
       </w:rPr>
     </w:lvl>
   </w:abstractNum>
-  <w:abstractNum w:abstractNumId="59" w15:restartNumberingAfterBreak="0">
+  <w:abstractNum w:abstractNumId="64" w15:restartNumberingAfterBreak="0">
     <w:nsid w:val="5A0C5598"/>
     <w:multiLevelType w:val="hybridMultilevel"/>
     <w:tmpl w:val="E1200E86"/>
@@ -20295,7 +23737,156 @@
       </w:rPr>
     </w:lvl>
   </w:abstractNum>
-  <w:abstractNum w:abstractNumId="60" w15:restartNumberingAfterBreak="0">
+  <w:abstractNum w:abstractNumId="65" w15:restartNumberingAfterBreak="0">
+    <w:nsid w:val="5EF35020"/>
+    <w:multiLevelType w:val="multilevel"/>
+    <w:tmpl w:val="646034AA"/>
+    <w:lvl w:ilvl="0">
+      <w:start w:val="1"/>
+      <w:numFmt w:val="bullet"/>
+      <w:lvlText w:val=""/>
+      <w:lvlJc w:val="left"/>
+      <w:pPr>
+        <w:tabs>
+          <w:tab w:val="num" w:pos="720"/>
+        </w:tabs>
+        <w:ind w:left="720" w:hanging="360"/>
+      </w:pPr>
+      <w:rPr>
+        <w:rFonts w:ascii="Symbol" w:hAnsi="Symbol" w:hint="default"/>
+        <w:sz w:val="20"/>
+      </w:rPr>
+    </w:lvl>
+    <w:lvl w:ilvl="1" w:tentative="1">
+      <w:start w:val="1"/>
+      <w:numFmt w:val="bullet"/>
+      <w:lvlText w:val="o"/>
+      <w:lvlJc w:val="left"/>
+      <w:pPr>
+        <w:tabs>
+          <w:tab w:val="num" w:pos="1440"/>
+        </w:tabs>
+        <w:ind w:left="1440" w:hanging="360"/>
+      </w:pPr>
+      <w:rPr>
+        <w:rFonts w:ascii="Courier New" w:hAnsi="Courier New" w:hint="default"/>
+        <w:sz w:val="20"/>
+      </w:rPr>
+    </w:lvl>
+    <w:lvl w:ilvl="2" w:tentative="1">
+      <w:start w:val="1"/>
+      <w:numFmt w:val="bullet"/>
+      <w:lvlText w:val=""/>
+      <w:lvlJc w:val="left"/>
+      <w:pPr>
+        <w:tabs>
+          <w:tab w:val="num" w:pos="2160"/>
+        </w:tabs>
+        <w:ind w:left="2160" w:hanging="360"/>
+      </w:pPr>
+      <w:rPr>
+        <w:rFonts w:ascii="Wingdings" w:hAnsi="Wingdings" w:hint="default"/>
+        <w:sz w:val="20"/>
+      </w:rPr>
+    </w:lvl>
+    <w:lvl w:ilvl="3" w:tentative="1">
+      <w:start w:val="1"/>
+      <w:numFmt w:val="bullet"/>
+      <w:lvlText w:val=""/>
+      <w:lvlJc w:val="left"/>
+      <w:pPr>
+        <w:tabs>
+          <w:tab w:val="num" w:pos="2880"/>
+        </w:tabs>
+        <w:ind w:left="2880" w:hanging="360"/>
+      </w:pPr>
+      <w:rPr>
+        <w:rFonts w:ascii="Wingdings" w:hAnsi="Wingdings" w:hint="default"/>
+        <w:sz w:val="20"/>
+      </w:rPr>
+    </w:lvl>
+    <w:lvl w:ilvl="4" w:tentative="1">
+      <w:start w:val="1"/>
+      <w:numFmt w:val="bullet"/>
+      <w:lvlText w:val=""/>
+      <w:lvlJc w:val="left"/>
+      <w:pPr>
+        <w:tabs>
+          <w:tab w:val="num" w:pos="3600"/>
+        </w:tabs>
+        <w:ind w:left="3600" w:hanging="360"/>
+      </w:pPr>
+      <w:rPr>
+        <w:rFonts w:ascii="Wingdings" w:hAnsi="Wingdings" w:hint="default"/>
+        <w:sz w:val="20"/>
+      </w:rPr>
+    </w:lvl>
+    <w:lvl w:ilvl="5" w:tentative="1">
+      <w:start w:val="1"/>
+      <w:numFmt w:val="bullet"/>
+      <w:lvlText w:val=""/>
+      <w:lvlJc w:val="left"/>
+      <w:pPr>
+        <w:tabs>
+          <w:tab w:val="num" w:pos="4320"/>
+        </w:tabs>
+        <w:ind w:left="4320" w:hanging="360"/>
+      </w:pPr>
+      <w:rPr>
+        <w:rFonts w:ascii="Wingdings" w:hAnsi="Wingdings" w:hint="default"/>
+        <w:sz w:val="20"/>
+      </w:rPr>
+    </w:lvl>
+    <w:lvl w:ilvl="6" w:tentative="1">
+      <w:start w:val="1"/>
+      <w:numFmt w:val="bullet"/>
+      <w:lvlText w:val=""/>
+      <w:lvlJc w:val="left"/>
+      <w:pPr>
+        <w:tabs>
+          <w:tab w:val="num" w:pos="5040"/>
+        </w:tabs>
+        <w:ind w:left="5040" w:hanging="360"/>
+      </w:pPr>
+      <w:rPr>
+        <w:rFonts w:ascii="Wingdings" w:hAnsi="Wingdings" w:hint="default"/>
+        <w:sz w:val="20"/>
+      </w:rPr>
+    </w:lvl>
+    <w:lvl w:ilvl="7" w:tentative="1">
+      <w:start w:val="1"/>
+      <w:numFmt w:val="bullet"/>
+      <w:lvlText w:val=""/>
+      <w:lvlJc w:val="left"/>
+      <w:pPr>
+        <w:tabs>
+          <w:tab w:val="num" w:pos="5760"/>
+        </w:tabs>
+        <w:ind w:left="5760" w:hanging="360"/>
+      </w:pPr>
+      <w:rPr>
+        <w:rFonts w:ascii="Wingdings" w:hAnsi="Wingdings" w:hint="default"/>
+        <w:sz w:val="20"/>
+      </w:rPr>
+    </w:lvl>
+    <w:lvl w:ilvl="8" w:tentative="1">
+      <w:start w:val="1"/>
+      <w:numFmt w:val="bullet"/>
+      <w:lvlText w:val=""/>
+      <w:lvlJc w:val="left"/>
+      <w:pPr>
+        <w:tabs>
+          <w:tab w:val="num" w:pos="6480"/>
+        </w:tabs>
+        <w:ind w:left="6480" w:hanging="360"/>
+      </w:pPr>
+      <w:rPr>
+        <w:rFonts w:ascii="Wingdings" w:hAnsi="Wingdings" w:hint="default"/>
+        <w:sz w:val="20"/>
+      </w:rPr>
+    </w:lvl>
+  </w:abstractNum>
+  <w:abstractNum w:abstractNumId="66" w15:restartNumberingAfterBreak="0">
     <w:nsid w:val="5F33691E"/>
     <w:multiLevelType w:val="hybridMultilevel"/>
     <w:tmpl w:val="F1A6ED5E"/>
@@ -20408,7 +23999,7 @@
       </w:rPr>
     </w:lvl>
   </w:abstractNum>
-  <w:abstractNum w:abstractNumId="61" w15:restartNumberingAfterBreak="0">
+  <w:abstractNum w:abstractNumId="67" w15:restartNumberingAfterBreak="0">
     <w:nsid w:val="5F725F9C"/>
     <w:multiLevelType w:val="hybridMultilevel"/>
     <w:tmpl w:val="52A014F8"/>
@@ -20521,7 +24112,7 @@
       </w:rPr>
     </w:lvl>
   </w:abstractNum>
-  <w:abstractNum w:abstractNumId="62" w15:restartNumberingAfterBreak="0">
+  <w:abstractNum w:abstractNumId="68" w15:restartNumberingAfterBreak="0">
     <w:nsid w:val="606723D9"/>
     <w:multiLevelType w:val="hybridMultilevel"/>
     <w:tmpl w:val="EC701586"/>
@@ -20634,7 +24225,7 @@
       </w:rPr>
     </w:lvl>
   </w:abstractNum>
-  <w:abstractNum w:abstractNumId="63" w15:restartNumberingAfterBreak="0">
+  <w:abstractNum w:abstractNumId="69" w15:restartNumberingAfterBreak="0">
     <w:nsid w:val="620B0C48"/>
     <w:multiLevelType w:val="multilevel"/>
     <w:tmpl w:val="9EA8052A"/>
@@ -20783,7 +24374,7 @@
       </w:rPr>
     </w:lvl>
   </w:abstractNum>
-  <w:abstractNum w:abstractNumId="64" w15:restartNumberingAfterBreak="0">
+  <w:abstractNum w:abstractNumId="70" w15:restartNumberingAfterBreak="0">
     <w:nsid w:val="62937020"/>
     <w:multiLevelType w:val="hybridMultilevel"/>
     <w:tmpl w:val="9B3CB6AC"/>
@@ -20896,7 +24487,7 @@
       </w:rPr>
     </w:lvl>
   </w:abstractNum>
-  <w:abstractNum w:abstractNumId="65" w15:restartNumberingAfterBreak="0">
+  <w:abstractNum w:abstractNumId="71" w15:restartNumberingAfterBreak="0">
     <w:nsid w:val="640611E3"/>
     <w:multiLevelType w:val="hybridMultilevel"/>
     <w:tmpl w:val="B316C444"/>
@@ -21009,7 +24600,7 @@
       </w:rPr>
     </w:lvl>
   </w:abstractNum>
-  <w:abstractNum w:abstractNumId="66" w15:restartNumberingAfterBreak="0">
+  <w:abstractNum w:abstractNumId="72" w15:restartNumberingAfterBreak="0">
     <w:nsid w:val="68920627"/>
     <w:multiLevelType w:val="multilevel"/>
     <w:tmpl w:val="64F6A51A"/>
@@ -21158,7 +24749,7 @@
       </w:rPr>
     </w:lvl>
   </w:abstractNum>
-  <w:abstractNum w:abstractNumId="67" w15:restartNumberingAfterBreak="0">
+  <w:abstractNum w:abstractNumId="73" w15:restartNumberingAfterBreak="0">
     <w:nsid w:val="68F5525E"/>
     <w:multiLevelType w:val="hybridMultilevel"/>
     <w:tmpl w:val="438262D4"/>
@@ -21271,7 +24862,7 @@
       </w:rPr>
     </w:lvl>
   </w:abstractNum>
-  <w:abstractNum w:abstractNumId="68" w15:restartNumberingAfterBreak="0">
+  <w:abstractNum w:abstractNumId="74" w15:restartNumberingAfterBreak="0">
     <w:nsid w:val="692E4AA2"/>
     <w:multiLevelType w:val="multilevel"/>
     <w:tmpl w:val="D826E884"/>
@@ -21420,7 +25011,7 @@
       </w:rPr>
     </w:lvl>
   </w:abstractNum>
-  <w:abstractNum w:abstractNumId="69" w15:restartNumberingAfterBreak="0">
+  <w:abstractNum w:abstractNumId="75" w15:restartNumberingAfterBreak="0">
     <w:nsid w:val="72C115D8"/>
     <w:multiLevelType w:val="hybridMultilevel"/>
     <w:tmpl w:val="4B6285B4"/>
@@ -21533,7 +25124,7 @@
       </w:rPr>
     </w:lvl>
   </w:abstractNum>
-  <w:abstractNum w:abstractNumId="70" w15:restartNumberingAfterBreak="0">
+  <w:abstractNum w:abstractNumId="76" w15:restartNumberingAfterBreak="0">
     <w:nsid w:val="74BB7C8A"/>
     <w:multiLevelType w:val="hybridMultilevel"/>
     <w:tmpl w:val="43F0C8F6"/>
@@ -21646,7 +25237,7 @@
       </w:rPr>
     </w:lvl>
   </w:abstractNum>
-  <w:abstractNum w:abstractNumId="71" w15:restartNumberingAfterBreak="0">
+  <w:abstractNum w:abstractNumId="77" w15:restartNumberingAfterBreak="0">
     <w:nsid w:val="767703C1"/>
     <w:multiLevelType w:val="hybridMultilevel"/>
     <w:tmpl w:val="6A103DC6"/>
@@ -21759,7 +25350,7 @@
       </w:rPr>
     </w:lvl>
   </w:abstractNum>
-  <w:abstractNum w:abstractNumId="72" w15:restartNumberingAfterBreak="0">
+  <w:abstractNum w:abstractNumId="78" w15:restartNumberingAfterBreak="0">
     <w:nsid w:val="77791F79"/>
     <w:multiLevelType w:val="hybridMultilevel"/>
     <w:tmpl w:val="4AE0F9C8"/>
@@ -21872,7 +25463,7 @@
       </w:rPr>
     </w:lvl>
   </w:abstractNum>
-  <w:abstractNum w:abstractNumId="73" w15:restartNumberingAfterBreak="0">
+  <w:abstractNum w:abstractNumId="79" w15:restartNumberingAfterBreak="0">
     <w:nsid w:val="77D8669A"/>
     <w:multiLevelType w:val="multilevel"/>
     <w:tmpl w:val="E534ABF8"/>
@@ -21985,7 +25576,7 @@
       </w:rPr>
     </w:lvl>
   </w:abstractNum>
-  <w:abstractNum w:abstractNumId="74" w15:restartNumberingAfterBreak="0">
+  <w:abstractNum w:abstractNumId="80" w15:restartNumberingAfterBreak="0">
     <w:nsid w:val="7AB0084F"/>
     <w:multiLevelType w:val="hybridMultilevel"/>
     <w:tmpl w:val="E2F6805C"/>
@@ -22098,7 +25689,7 @@
       </w:rPr>
     </w:lvl>
   </w:abstractNum>
-  <w:abstractNum w:abstractNumId="75" w15:restartNumberingAfterBreak="0">
+  <w:abstractNum w:abstractNumId="81" w15:restartNumberingAfterBreak="0">
     <w:nsid w:val="7ACF29FB"/>
     <w:multiLevelType w:val="hybridMultilevel"/>
     <w:tmpl w:val="7D92EFA8"/>
@@ -22211,7 +25802,7 @@
       </w:rPr>
     </w:lvl>
   </w:abstractNum>
-  <w:abstractNum w:abstractNumId="76" w15:restartNumberingAfterBreak="0">
+  <w:abstractNum w:abstractNumId="82" w15:restartNumberingAfterBreak="0">
     <w:nsid w:val="7B6055F6"/>
     <w:multiLevelType w:val="hybridMultilevel"/>
     <w:tmpl w:val="0276EAFE"/>
@@ -22324,7 +25915,7 @@
       </w:rPr>
     </w:lvl>
   </w:abstractNum>
-  <w:abstractNum w:abstractNumId="77" w15:restartNumberingAfterBreak="0">
+  <w:abstractNum w:abstractNumId="83" w15:restartNumberingAfterBreak="0">
     <w:nsid w:val="7B634ED8"/>
     <w:multiLevelType w:val="multilevel"/>
     <w:tmpl w:val="0F72FFEC"/>
@@ -22473,7 +26064,7 @@
       </w:rPr>
     </w:lvl>
   </w:abstractNum>
-  <w:abstractNum w:abstractNumId="78" w15:restartNumberingAfterBreak="0">
+  <w:abstractNum w:abstractNumId="84" w15:restartNumberingAfterBreak="0">
     <w:nsid w:val="7C826507"/>
     <w:multiLevelType w:val="hybridMultilevel"/>
     <w:tmpl w:val="6A1AD090"/>
@@ -22586,7 +26177,7 @@
       </w:rPr>
     </w:lvl>
   </w:abstractNum>
-  <w:abstractNum w:abstractNumId="79" w15:restartNumberingAfterBreak="0">
+  <w:abstractNum w:abstractNumId="85" w15:restartNumberingAfterBreak="0">
     <w:nsid w:val="7C9A6C70"/>
     <w:multiLevelType w:val="hybridMultilevel"/>
     <w:tmpl w:val="C9DE025C"/>
@@ -22699,7 +26290,7 @@
       </w:rPr>
     </w:lvl>
   </w:abstractNum>
-  <w:abstractNum w:abstractNumId="80" w15:restartNumberingAfterBreak="0">
+  <w:abstractNum w:abstractNumId="86" w15:restartNumberingAfterBreak="0">
     <w:nsid w:val="7F734494"/>
     <w:multiLevelType w:val="multilevel"/>
     <w:tmpl w:val="25A8E580"/>
@@ -22849,6 +26440,108 @@
     </w:lvl>
   </w:abstractNum>
   <w:num w:numId="1" w16cid:durableId="1634484901">
+    <w:abstractNumId w:val="51"/>
+    <w:lvlOverride w:ilvl="0">
+      <w:startOverride w:val="1"/>
+    </w:lvlOverride>
+    <w:lvlOverride w:ilvl="1">
+      <w:startOverride w:val="1"/>
+    </w:lvlOverride>
+    <w:lvlOverride w:ilvl="2">
+      <w:startOverride w:val="1"/>
+    </w:lvlOverride>
+    <w:lvlOverride w:ilvl="3">
+      <w:startOverride w:val="1"/>
+    </w:lvlOverride>
+    <w:lvlOverride w:ilvl="4">
+      <w:startOverride w:val="1"/>
+    </w:lvlOverride>
+    <w:lvlOverride w:ilvl="5">
+      <w:startOverride w:val="1"/>
+    </w:lvlOverride>
+    <w:lvlOverride w:ilvl="6">
+      <w:startOverride w:val="1"/>
+    </w:lvlOverride>
+    <w:lvlOverride w:ilvl="7">
+      <w:startOverride w:val="1"/>
+    </w:lvlOverride>
+    <w:lvlOverride w:ilvl="8">
+      <w:startOverride w:val="1"/>
+    </w:lvlOverride>
+  </w:num>
+  <w:num w:numId="2" w16cid:durableId="1959531119">
+    <w:abstractNumId w:val="76"/>
+  </w:num>
+  <w:num w:numId="3" w16cid:durableId="1073045902">
+    <w:abstractNumId w:val="9"/>
+  </w:num>
+  <w:num w:numId="4" w16cid:durableId="416825806">
+    <w:abstractNumId w:val="50"/>
+  </w:num>
+  <w:num w:numId="5" w16cid:durableId="1956402015">
+    <w:abstractNumId w:val="55"/>
+  </w:num>
+  <w:num w:numId="6" w16cid:durableId="205341918">
+    <w:abstractNumId w:val="68"/>
+  </w:num>
+  <w:num w:numId="7" w16cid:durableId="1493523565">
+    <w:abstractNumId w:val="28"/>
+  </w:num>
+  <w:num w:numId="8" w16cid:durableId="319506301">
+    <w:abstractNumId w:val="78"/>
+  </w:num>
+  <w:num w:numId="9" w16cid:durableId="585571800">
+    <w:abstractNumId w:val="64"/>
+  </w:num>
+  <w:num w:numId="10" w16cid:durableId="1612979678">
+    <w:abstractNumId w:val="75"/>
+  </w:num>
+  <w:num w:numId="11" w16cid:durableId="1844709084">
+    <w:abstractNumId w:val="21"/>
+  </w:num>
+  <w:num w:numId="12" w16cid:durableId="1131627668">
+    <w:abstractNumId w:val="81"/>
+  </w:num>
+  <w:num w:numId="13" w16cid:durableId="1860852656">
+    <w:abstractNumId w:val="73"/>
+  </w:num>
+  <w:num w:numId="14" w16cid:durableId="1385063776">
+    <w:abstractNumId w:val="48"/>
+  </w:num>
+  <w:num w:numId="15" w16cid:durableId="1916209449">
+    <w:abstractNumId w:val="62"/>
+  </w:num>
+  <w:num w:numId="16" w16cid:durableId="217015910">
+    <w:abstractNumId w:val="60"/>
+  </w:num>
+  <w:num w:numId="17" w16cid:durableId="1242719167">
+    <w:abstractNumId w:val="4"/>
+  </w:num>
+  <w:num w:numId="18" w16cid:durableId="1494876502">
+    <w:abstractNumId w:val="63"/>
+  </w:num>
+  <w:num w:numId="19" w16cid:durableId="827213196">
+    <w:abstractNumId w:val="32"/>
+  </w:num>
+  <w:num w:numId="20" w16cid:durableId="1723670561">
+    <w:abstractNumId w:val="8"/>
+  </w:num>
+  <w:num w:numId="21" w16cid:durableId="1068069383">
+    <w:abstractNumId w:val="38"/>
+  </w:num>
+  <w:num w:numId="22" w16cid:durableId="1233078227">
+    <w:abstractNumId w:val="52"/>
+  </w:num>
+  <w:num w:numId="23" w16cid:durableId="1959022623">
+    <w:abstractNumId w:val="31"/>
+  </w:num>
+  <w:num w:numId="24" w16cid:durableId="1599634417">
+    <w:abstractNumId w:val="42"/>
+  </w:num>
+  <w:num w:numId="25" w16cid:durableId="1010834247">
+    <w:abstractNumId w:val="39"/>
+  </w:num>
+  <w:num w:numId="26" w16cid:durableId="694499547">
     <w:abstractNumId w:val="47"/>
     <w:lvlOverride w:ilvl="0">
       <w:startOverride w:val="1"/>
@@ -22878,149 +26571,47 @@
       <w:startOverride w:val="1"/>
     </w:lvlOverride>
   </w:num>
-  <w:num w:numId="2" w16cid:durableId="1959531119">
-    <w:abstractNumId w:val="70"/>
-  </w:num>
-  <w:num w:numId="3" w16cid:durableId="1073045902">
-    <w:abstractNumId w:val="9"/>
-  </w:num>
-  <w:num w:numId="4" w16cid:durableId="416825806">
-    <w:abstractNumId w:val="46"/>
-  </w:num>
-  <w:num w:numId="5" w16cid:durableId="1956402015">
-    <w:abstractNumId w:val="50"/>
-  </w:num>
-  <w:num w:numId="6" w16cid:durableId="205341918">
-    <w:abstractNumId w:val="62"/>
-  </w:num>
-  <w:num w:numId="7" w16cid:durableId="1493523565">
-    <w:abstractNumId w:val="24"/>
-  </w:num>
-  <w:num w:numId="8" w16cid:durableId="319506301">
-    <w:abstractNumId w:val="72"/>
-  </w:num>
-  <w:num w:numId="9" w16cid:durableId="585571800">
-    <w:abstractNumId w:val="59"/>
-  </w:num>
-  <w:num w:numId="10" w16cid:durableId="1612979678">
-    <w:abstractNumId w:val="69"/>
-  </w:num>
-  <w:num w:numId="11" w16cid:durableId="1844709084">
-    <w:abstractNumId w:val="18"/>
-  </w:num>
-  <w:num w:numId="12" w16cid:durableId="1131627668">
-    <w:abstractNumId w:val="75"/>
-  </w:num>
-  <w:num w:numId="13" w16cid:durableId="1860852656">
-    <w:abstractNumId w:val="67"/>
-  </w:num>
-  <w:num w:numId="14" w16cid:durableId="1385063776">
-    <w:abstractNumId w:val="44"/>
-  </w:num>
-  <w:num w:numId="15" w16cid:durableId="1916209449">
-    <w:abstractNumId w:val="57"/>
-  </w:num>
-  <w:num w:numId="16" w16cid:durableId="217015910">
-    <w:abstractNumId w:val="55"/>
-  </w:num>
-  <w:num w:numId="17" w16cid:durableId="1242719167">
-    <w:abstractNumId w:val="4"/>
-  </w:num>
-  <w:num w:numId="18" w16cid:durableId="1494876502">
-    <w:abstractNumId w:val="58"/>
-  </w:num>
-  <w:num w:numId="19" w16cid:durableId="827213196">
-    <w:abstractNumId w:val="28"/>
-  </w:num>
-  <w:num w:numId="20" w16cid:durableId="1723670561">
-    <w:abstractNumId w:val="8"/>
-  </w:num>
-  <w:num w:numId="21" w16cid:durableId="1068069383">
-    <w:abstractNumId w:val="34"/>
-  </w:num>
-  <w:num w:numId="22" w16cid:durableId="1233078227">
-    <w:abstractNumId w:val="48"/>
-  </w:num>
-  <w:num w:numId="23" w16cid:durableId="1959022623">
-    <w:abstractNumId w:val="27"/>
-  </w:num>
-  <w:num w:numId="24" w16cid:durableId="1599634417">
-    <w:abstractNumId w:val="38"/>
-  </w:num>
-  <w:num w:numId="25" w16cid:durableId="1010834247">
-    <w:abstractNumId w:val="35"/>
-  </w:num>
-  <w:num w:numId="26" w16cid:durableId="694499547">
-    <w:abstractNumId w:val="43"/>
-    <w:lvlOverride w:ilvl="0">
-      <w:startOverride w:val="1"/>
-    </w:lvlOverride>
-    <w:lvlOverride w:ilvl="1">
-      <w:startOverride w:val="1"/>
-    </w:lvlOverride>
-    <w:lvlOverride w:ilvl="2">
-      <w:startOverride w:val="1"/>
-    </w:lvlOverride>
-    <w:lvlOverride w:ilvl="3">
-      <w:startOverride w:val="1"/>
-    </w:lvlOverride>
-    <w:lvlOverride w:ilvl="4">
-      <w:startOverride w:val="1"/>
-    </w:lvlOverride>
-    <w:lvlOverride w:ilvl="5">
-      <w:startOverride w:val="1"/>
-    </w:lvlOverride>
-    <w:lvlOverride w:ilvl="6">
-      <w:startOverride w:val="1"/>
-    </w:lvlOverride>
-    <w:lvlOverride w:ilvl="7">
-      <w:startOverride w:val="1"/>
-    </w:lvlOverride>
-    <w:lvlOverride w:ilvl="8">
-      <w:startOverride w:val="1"/>
-    </w:lvlOverride>
-  </w:num>
   <w:num w:numId="27" w16cid:durableId="303312832">
-    <w:abstractNumId w:val="78"/>
+    <w:abstractNumId w:val="84"/>
   </w:num>
   <w:num w:numId="28" w16cid:durableId="1100878979">
     <w:abstractNumId w:val="1"/>
   </w:num>
   <w:num w:numId="29" w16cid:durableId="185096045">
-    <w:abstractNumId w:val="29"/>
+    <w:abstractNumId w:val="33"/>
   </w:num>
   <w:num w:numId="30" w16cid:durableId="1390687401">
     <w:abstractNumId w:val="11"/>
   </w:num>
   <w:num w:numId="31" w16cid:durableId="525412817">
-    <w:abstractNumId w:val="21"/>
+    <w:abstractNumId w:val="24"/>
   </w:num>
   <w:num w:numId="32" w16cid:durableId="1789397452">
-    <w:abstractNumId w:val="65"/>
+    <w:abstractNumId w:val="71"/>
   </w:num>
   <w:num w:numId="33" w16cid:durableId="94641903">
-    <w:abstractNumId w:val="31"/>
+    <w:abstractNumId w:val="35"/>
   </w:num>
   <w:num w:numId="34" w16cid:durableId="988899093">
-    <w:abstractNumId w:val="16"/>
+    <w:abstractNumId w:val="18"/>
   </w:num>
   <w:num w:numId="35" w16cid:durableId="541552221">
-    <w:abstractNumId w:val="71"/>
+    <w:abstractNumId w:val="77"/>
   </w:num>
   <w:num w:numId="36" w16cid:durableId="1167670498">
+    <w:abstractNumId w:val="23"/>
+  </w:num>
+  <w:num w:numId="37" w16cid:durableId="862521516">
+    <w:abstractNumId w:val="53"/>
+  </w:num>
+  <w:num w:numId="38" w16cid:durableId="425076568">
     <w:abstractNumId w:val="20"/>
   </w:num>
-  <w:num w:numId="37" w16cid:durableId="862521516">
-    <w:abstractNumId w:val="49"/>
-  </w:num>
-  <w:num w:numId="38" w16cid:durableId="425076568">
-    <w:abstractNumId w:val="17"/>
-  </w:num>
   <w:num w:numId="39" w16cid:durableId="1893148603">
-    <w:abstractNumId w:val="79"/>
+    <w:abstractNumId w:val="85"/>
   </w:num>
   <w:num w:numId="40" w16cid:durableId="910039547">
-    <w:abstractNumId w:val="76"/>
+    <w:abstractNumId w:val="82"/>
   </w:num>
   <w:num w:numId="41" w16cid:durableId="247233665">
     <w:abstractNumId w:val="0"/>
@@ -23032,58 +26623,58 @@
     <w:abstractNumId w:val="3"/>
   </w:num>
   <w:num w:numId="44" w16cid:durableId="1496218522">
-    <w:abstractNumId w:val="64"/>
+    <w:abstractNumId w:val="70"/>
   </w:num>
   <w:num w:numId="45" w16cid:durableId="519663253">
-    <w:abstractNumId w:val="40"/>
+    <w:abstractNumId w:val="44"/>
   </w:num>
   <w:num w:numId="46" w16cid:durableId="11496218">
-    <w:abstractNumId w:val="25"/>
+    <w:abstractNumId w:val="29"/>
   </w:num>
   <w:num w:numId="47" w16cid:durableId="1164784168">
-    <w:abstractNumId w:val="53"/>
+    <w:abstractNumId w:val="58"/>
   </w:num>
   <w:num w:numId="48" w16cid:durableId="676738232">
-    <w:abstractNumId w:val="23"/>
+    <w:abstractNumId w:val="27"/>
   </w:num>
   <w:num w:numId="49" w16cid:durableId="1223754734">
-    <w:abstractNumId w:val="60"/>
+    <w:abstractNumId w:val="66"/>
   </w:num>
   <w:num w:numId="50" w16cid:durableId="1322855666">
-    <w:abstractNumId w:val="61"/>
+    <w:abstractNumId w:val="67"/>
   </w:num>
   <w:num w:numId="51" w16cid:durableId="1011831926">
     <w:abstractNumId w:val="5"/>
   </w:num>
   <w:num w:numId="52" w16cid:durableId="1767529811">
-    <w:abstractNumId w:val="74"/>
+    <w:abstractNumId w:val="80"/>
   </w:num>
   <w:num w:numId="53" w16cid:durableId="232086285">
     <w:abstractNumId w:val="6"/>
   </w:num>
   <w:num w:numId="54" w16cid:durableId="583955149">
-    <w:abstractNumId w:val="30"/>
+    <w:abstractNumId w:val="34"/>
   </w:num>
   <w:num w:numId="55" w16cid:durableId="709183325">
-    <w:abstractNumId w:val="33"/>
+    <w:abstractNumId w:val="37"/>
   </w:num>
   <w:num w:numId="56" w16cid:durableId="13194447">
-    <w:abstractNumId w:val="22"/>
+    <w:abstractNumId w:val="26"/>
   </w:num>
   <w:num w:numId="57" w16cid:durableId="1969628957">
-    <w:abstractNumId w:val="37"/>
+    <w:abstractNumId w:val="41"/>
   </w:num>
   <w:num w:numId="58" w16cid:durableId="952446813">
-    <w:abstractNumId w:val="14"/>
+    <w:abstractNumId w:val="15"/>
   </w:num>
   <w:num w:numId="59" w16cid:durableId="265236349">
-    <w:abstractNumId w:val="56"/>
+    <w:abstractNumId w:val="61"/>
   </w:num>
   <w:num w:numId="60" w16cid:durableId="1643315755">
-    <w:abstractNumId w:val="32"/>
+    <w:abstractNumId w:val="36"/>
   </w:num>
   <w:num w:numId="61" w16cid:durableId="598222610">
-    <w:abstractNumId w:val="15"/>
+    <w:abstractNumId w:val="17"/>
   </w:num>
   <w:num w:numId="62" w16cid:durableId="1032917496">
     <w:abstractNumId w:val="7"/>
@@ -23092,58 +26683,76 @@
     <w:abstractNumId w:val="10"/>
   </w:num>
   <w:num w:numId="64" w16cid:durableId="906913746">
-    <w:abstractNumId w:val="39"/>
+    <w:abstractNumId w:val="43"/>
   </w:num>
   <w:num w:numId="65" w16cid:durableId="2054883036">
-    <w:abstractNumId w:val="73"/>
+    <w:abstractNumId w:val="79"/>
   </w:num>
   <w:num w:numId="66" w16cid:durableId="1990282445">
     <w:abstractNumId w:val="12"/>
   </w:num>
   <w:num w:numId="67" w16cid:durableId="1891069188">
-    <w:abstractNumId w:val="80"/>
+    <w:abstractNumId w:val="86"/>
   </w:num>
   <w:num w:numId="68" w16cid:durableId="1116946595">
-    <w:abstractNumId w:val="77"/>
+    <w:abstractNumId w:val="83"/>
   </w:num>
   <w:num w:numId="69" w16cid:durableId="1571503253">
-    <w:abstractNumId w:val="68"/>
+    <w:abstractNumId w:val="74"/>
   </w:num>
   <w:num w:numId="70" w16cid:durableId="541598846">
-    <w:abstractNumId w:val="66"/>
+    <w:abstractNumId w:val="72"/>
   </w:num>
   <w:num w:numId="71" w16cid:durableId="1272594382">
-    <w:abstractNumId w:val="26"/>
+    <w:abstractNumId w:val="30"/>
   </w:num>
   <w:num w:numId="72" w16cid:durableId="2038657697">
+    <w:abstractNumId w:val="49"/>
+  </w:num>
+  <w:num w:numId="73" w16cid:durableId="87391195">
     <w:abstractNumId w:val="45"/>
   </w:num>
-  <w:num w:numId="73" w16cid:durableId="87391195">
-    <w:abstractNumId w:val="41"/>
-  </w:num>
   <w:num w:numId="74" w16cid:durableId="1118374828">
-    <w:abstractNumId w:val="63"/>
+    <w:abstractNumId w:val="69"/>
   </w:num>
   <w:num w:numId="75" w16cid:durableId="1557814546">
-    <w:abstractNumId w:val="52"/>
+    <w:abstractNumId w:val="57"/>
   </w:num>
   <w:num w:numId="76" w16cid:durableId="415056844">
+    <w:abstractNumId w:val="22"/>
+  </w:num>
+  <w:num w:numId="77" w16cid:durableId="1059131667">
+    <w:abstractNumId w:val="14"/>
+  </w:num>
+  <w:num w:numId="78" w16cid:durableId="1457329580">
+    <w:abstractNumId w:val="40"/>
+  </w:num>
+  <w:num w:numId="79" w16cid:durableId="916786535">
+    <w:abstractNumId w:val="56"/>
+  </w:num>
+  <w:num w:numId="80" w16cid:durableId="142821879">
+    <w:abstractNumId w:val="46"/>
+  </w:num>
+  <w:num w:numId="81" w16cid:durableId="702096556">
+    <w:abstractNumId w:val="59"/>
+  </w:num>
+  <w:num w:numId="82" w16cid:durableId="952126113">
+    <w:abstractNumId w:val="54"/>
+  </w:num>
+  <w:num w:numId="83" w16cid:durableId="273287020">
+    <w:abstractNumId w:val="16"/>
+  </w:num>
+  <w:num w:numId="84" w16cid:durableId="1756366392">
     <w:abstractNumId w:val="19"/>
   </w:num>
-  <w:num w:numId="77" w16cid:durableId="1059131667">
+  <w:num w:numId="85" w16cid:durableId="1537281042">
+    <w:abstractNumId w:val="65"/>
+  </w:num>
+  <w:num w:numId="86" w16cid:durableId="145098921">
     <w:abstractNumId w:val="13"/>
   </w:num>
-  <w:num w:numId="78" w16cid:durableId="1457329580">
-    <w:abstractNumId w:val="36"/>
-  </w:num>
-  <w:num w:numId="79" w16cid:durableId="916786535">
-    <w:abstractNumId w:val="51"/>
-  </w:num>
-  <w:num w:numId="80" w16cid:durableId="142821879">
-    <w:abstractNumId w:val="42"/>
-  </w:num>
-  <w:num w:numId="81" w16cid:durableId="702096556">
-    <w:abstractNumId w:val="54"/>
+  <w:num w:numId="87" w16cid:durableId="1988052777">
+    <w:abstractNumId w:val="25"/>
   </w:num>
   <w:numIdMacAtCleanup w:val="58"/>
 </w:numbering>
@@ -23618,10 +27227,32 @@
       <w:szCs w:val="24"/>
     </w:rPr>
   </w:style>
+  <w:style w:type="paragraph" w:styleId="4">
+    <w:name w:val="heading 4"/>
+    <w:basedOn w:val="a"/>
+    <w:next w:val="a"/>
+    <w:link w:val="40"/>
+    <w:uiPriority w:val="9"/>
+    <w:semiHidden/>
+    <w:unhideWhenUsed/>
+    <w:qFormat/>
+    <w:rsid w:val="00A376AC"/>
+    <w:pPr>
+      <w:keepNext/>
+      <w:keepLines/>
+      <w:spacing w:before="40" w:after="0"/>
+      <w:outlineLvl w:val="3"/>
+    </w:pPr>
+    <w:rPr>
+      <w:rFonts w:asciiTheme="majorHAnsi" w:eastAsiaTheme="majorEastAsia" w:hAnsiTheme="majorHAnsi" w:cstheme="majorBidi"/>
+      <w:i/>
+      <w:iCs/>
+      <w:color w:val="2E74B5" w:themeColor="accent1" w:themeShade="BF"/>
+    </w:rPr>
+  </w:style>
   <w:style w:type="character" w:default="1" w:styleId="a0">
     <w:name w:val="Default Paragraph Font"/>
     <w:uiPriority w:val="1"/>
-    <w:semiHidden/>
     <w:unhideWhenUsed/>
   </w:style>
   <w:style w:type="table" w:default="1" w:styleId="a1">
@@ -23860,6 +27491,39 @@
       <w:color w:val="1F4D78" w:themeColor="accent1" w:themeShade="7F"/>
       <w:sz w:val="24"/>
       <w:szCs w:val="24"/>
+    </w:rPr>
+  </w:style>
+  <w:style w:type="paragraph" w:styleId="ac">
+    <w:name w:val="caption"/>
+    <w:basedOn w:val="a"/>
+    <w:next w:val="a"/>
+    <w:uiPriority w:val="35"/>
+    <w:unhideWhenUsed/>
+    <w:qFormat/>
+    <w:rsid w:val="009B7D99"/>
+    <w:pPr>
+      <w:spacing w:after="200" w:line="240" w:lineRule="auto"/>
+    </w:pPr>
+    <w:rPr>
+      <w:i/>
+      <w:iCs/>
+      <w:color w:val="44546A" w:themeColor="text2"/>
+      <w:sz w:val="18"/>
+      <w:szCs w:val="18"/>
+    </w:rPr>
+  </w:style>
+  <w:style w:type="character" w:customStyle="1" w:styleId="40">
+    <w:name w:val="Заголовок 4 Знак"/>
+    <w:basedOn w:val="a0"/>
+    <w:link w:val="4"/>
+    <w:uiPriority w:val="9"/>
+    <w:semiHidden/>
+    <w:rsid w:val="00A376AC"/>
+    <w:rPr>
+      <w:rFonts w:asciiTheme="majorHAnsi" w:eastAsiaTheme="majorEastAsia" w:hAnsiTheme="majorHAnsi" w:cstheme="majorBidi"/>
+      <w:i/>
+      <w:iCs/>
+      <w:color w:val="2E74B5" w:themeColor="accent1" w:themeShade="BF"/>
     </w:rPr>
   </w:style>
 </w:styles>

--- a/kursovik_ivanyuk_1748362416.docx
+++ b/kursovik_ivanyuk_1748362416.docx
@@ -1648,7 +1648,29 @@
                 <w:szCs w:val="26"/>
                 <w:lang w:eastAsia="ru-RU"/>
               </w:rPr>
-              <w:t>«__»_______20__ г.</w:t>
+              <w:t>«_</w:t>
+            </w:r>
+            <w:proofErr w:type="gramStart"/>
+            <w:r>
+              <w:rPr>
+                <w:rFonts w:ascii="Times New Roman" w:hAnsi="Times New Roman" w:cs="Times New Roman"/>
+                <w:color w:val="000000"/>
+                <w:sz w:val="26"/>
+                <w:szCs w:val="26"/>
+                <w:lang w:eastAsia="ru-RU"/>
+              </w:rPr>
+              <w:t>_»_</w:t>
+            </w:r>
+            <w:proofErr w:type="gramEnd"/>
+            <w:r>
+              <w:rPr>
+                <w:rFonts w:ascii="Times New Roman" w:hAnsi="Times New Roman" w:cs="Times New Roman"/>
+                <w:color w:val="000000"/>
+                <w:sz w:val="26"/>
+                <w:szCs w:val="26"/>
+                <w:lang w:eastAsia="ru-RU"/>
+              </w:rPr>
+              <w:t>______20__ г.</w:t>
             </w:r>
           </w:p>
         </w:tc>
@@ -2272,7 +2294,29 @@
                 <w:szCs w:val="26"/>
                 <w:lang w:eastAsia="ru-RU"/>
               </w:rPr>
-              <w:t>«__»_______20__ г.</w:t>
+              <w:t>«_</w:t>
+            </w:r>
+            <w:proofErr w:type="gramStart"/>
+            <w:r>
+              <w:rPr>
+                <w:rFonts w:ascii="Times New Roman" w:hAnsi="Times New Roman" w:cs="Times New Roman"/>
+                <w:color w:val="000000"/>
+                <w:sz w:val="26"/>
+                <w:szCs w:val="26"/>
+                <w:lang w:eastAsia="ru-RU"/>
+              </w:rPr>
+              <w:t>_»_</w:t>
+            </w:r>
+            <w:proofErr w:type="gramEnd"/>
+            <w:r>
+              <w:rPr>
+                <w:rFonts w:ascii="Times New Roman" w:hAnsi="Times New Roman" w:cs="Times New Roman"/>
+                <w:color w:val="000000"/>
+                <w:sz w:val="26"/>
+                <w:szCs w:val="26"/>
+                <w:lang w:eastAsia="ru-RU"/>
+              </w:rPr>
+              <w:t>______20__ г.</w:t>
             </w:r>
           </w:p>
         </w:tc>
@@ -2802,7 +2846,29 @@
                 <w:szCs w:val="26"/>
                 <w:lang w:eastAsia="ru-RU"/>
               </w:rPr>
-              <w:t>«__»_______20__ г.</w:t>
+              <w:t>«_</w:t>
+            </w:r>
+            <w:proofErr w:type="gramStart"/>
+            <w:r>
+              <w:rPr>
+                <w:rFonts w:ascii="Times New Roman" w:hAnsi="Times New Roman" w:cs="Times New Roman"/>
+                <w:color w:val="000000"/>
+                <w:sz w:val="26"/>
+                <w:szCs w:val="26"/>
+                <w:lang w:eastAsia="ru-RU"/>
+              </w:rPr>
+              <w:t>_»_</w:t>
+            </w:r>
+            <w:proofErr w:type="gramEnd"/>
+            <w:r>
+              <w:rPr>
+                <w:rFonts w:ascii="Times New Roman" w:hAnsi="Times New Roman" w:cs="Times New Roman"/>
+                <w:color w:val="000000"/>
+                <w:sz w:val="26"/>
+                <w:szCs w:val="26"/>
+                <w:lang w:eastAsia="ru-RU"/>
+              </w:rPr>
+              <w:t>______20__ г.</w:t>
             </w:r>
           </w:p>
         </w:tc>
@@ -4611,8 +4677,20 @@
                       <w:szCs w:val="24"/>
                       <w:lang w:eastAsia="ru-RU"/>
                     </w:rPr>
-                    <w:t xml:space="preserve">Целевая установка:   </w:t>
+                    <w:t xml:space="preserve">Целевая </w:t>
                   </w:r>
+                  <w:proofErr w:type="gramStart"/>
+                  <w:r>
+                    <w:rPr>
+                      <w:rFonts w:ascii="Times New Roman" w:eastAsia="Times New Roman" w:hAnsi="Times New Roman" w:cs="Times New Roman"/>
+                      <w:b/>
+                      <w:sz w:val="24"/>
+                      <w:szCs w:val="24"/>
+                      <w:lang w:eastAsia="ru-RU"/>
+                    </w:rPr>
+                    <w:t xml:space="preserve">установка:   </w:t>
+                  </w:r>
+                  <w:proofErr w:type="gramEnd"/>
                 </w:p>
               </w:tc>
               <w:tc>
@@ -4884,7 +4962,31 @@
                       <w:szCs w:val="24"/>
                       <w:lang w:eastAsia="ru-RU"/>
                     </w:rPr>
-                    <w:t>Разработка структуры конфигурации в 1С:Предприятие.</w:t>
+                    <w:t>Разработка структуры конфигурации в 1</w:t>
+                  </w:r>
+                  <w:proofErr w:type="gramStart"/>
+                  <w:r>
+                    <w:rPr>
+                      <w:rFonts w:ascii="Times New Roman" w:eastAsia="Times New Roman" w:hAnsi="Times New Roman" w:cs="Times New Roman"/>
+                      <w:b/>
+                      <w:bCs/>
+                      <w:sz w:val="24"/>
+                      <w:szCs w:val="24"/>
+                      <w:lang w:eastAsia="ru-RU"/>
+                    </w:rPr>
+                    <w:t>С:Предприятие</w:t>
+                  </w:r>
+                  <w:proofErr w:type="gramEnd"/>
+                  <w:r>
+                    <w:rPr>
+                      <w:rFonts w:ascii="Times New Roman" w:eastAsia="Times New Roman" w:hAnsi="Times New Roman" w:cs="Times New Roman"/>
+                      <w:b/>
+                      <w:bCs/>
+                      <w:sz w:val="24"/>
+                      <w:szCs w:val="24"/>
+                      <w:lang w:eastAsia="ru-RU"/>
+                    </w:rPr>
+                    <w:t>.</w:t>
                   </w:r>
                   <w:r>
                     <w:rPr>
@@ -7037,7 +7139,27 @@
           <w:szCs w:val="24"/>
           <w:lang w:eastAsia="ru-RU"/>
         </w:rPr>
-        <w:t>Целью выполнения данной курсовой работы является разработка и практическая реализация конфигурации «Магазин ювелирных изделий» на технологической платформе «1С:Предприятие», обеспечивающей комплексную автоматизацию оперативного учета движения товаров, фиксации розничных продаж и формирования аналитической отчетности.</w:t>
+        <w:t>Целью выполнения данной курсовой работы является разработка и практическая реализация конфигурации «Магазин ювелирных изделий» на технологической платформе «1</w:t>
+      </w:r>
+      <w:proofErr w:type="gramStart"/>
+      <w:r>
+        <w:rPr>
+          <w:rFonts w:ascii="Times New Roman" w:hAnsi="Times New Roman" w:cs="Times New Roman"/>
+          <w:sz w:val="24"/>
+          <w:szCs w:val="24"/>
+          <w:lang w:eastAsia="ru-RU"/>
+        </w:rPr>
+        <w:t>С:Предприятие</w:t>
+      </w:r>
+      <w:proofErr w:type="gramEnd"/>
+      <w:r>
+        <w:rPr>
+          <w:rFonts w:ascii="Times New Roman" w:hAnsi="Times New Roman" w:cs="Times New Roman"/>
+          <w:sz w:val="24"/>
+          <w:szCs w:val="24"/>
+          <w:lang w:eastAsia="ru-RU"/>
+        </w:rPr>
+        <w:t>», обеспечивающей комплексную автоматизацию оперативного учета движения товаров, фиксации розничных продаж и формирования аналитической отчетности.</w:t>
       </w:r>
     </w:p>
     <w:p>
@@ -7113,7 +7235,27 @@
           <w:szCs w:val="24"/>
           <w:lang w:eastAsia="ru-RU"/>
         </w:rPr>
-        <w:t>Разработать структуру конфигурации в среде «1С:Предприятие», включая создание необходимых подсистем, справочников (номенклатура, клиенты, поставщики) и документов для учета складских операций.</w:t>
+        <w:t>Разработать структуру конфигурации в среде «1</w:t>
+      </w:r>
+      <w:proofErr w:type="gramStart"/>
+      <w:r>
+        <w:rPr>
+          <w:rFonts w:ascii="Times New Roman" w:hAnsi="Times New Roman" w:cs="Times New Roman"/>
+          <w:sz w:val="24"/>
+          <w:szCs w:val="24"/>
+          <w:lang w:eastAsia="ru-RU"/>
+        </w:rPr>
+        <w:t>С:Предприятие</w:t>
+      </w:r>
+      <w:proofErr w:type="gramEnd"/>
+      <w:r>
+        <w:rPr>
+          <w:rFonts w:ascii="Times New Roman" w:hAnsi="Times New Roman" w:cs="Times New Roman"/>
+          <w:sz w:val="24"/>
+          <w:szCs w:val="24"/>
+          <w:lang w:eastAsia="ru-RU"/>
+        </w:rPr>
+        <w:t>», включая создание необходимых подсистем, справочников (номенклатура, клиенты, поставщики) и документов для учета складских операций.</w:t>
       </w:r>
     </w:p>
     <w:p>
@@ -7255,7 +7397,27 @@
           <w:lang w:eastAsia="ru-RU"/>
         </w:rPr>
         <w:lastRenderedPageBreak/>
-        <w:t>Объектом исследования является хозяйственная деятельность ООО «Руби» — предприятия розничной торговли ювелирными изделиями, включая процессы закупки, хранения и реализации товаров. Предметом исследования выступают методы и инструменты автоматизации оперативного и складского учета на платформе «1С:Предприятие», а также процесс разработки прикладного решения для управления торговой точкой.</w:t>
+        <w:t>Объектом исследования является хозяйственная деятельность ООО «Руби» — предприятия розничной торговли ювелирными изделиями, включая процессы закупки, хранения и реализации товаров. Предметом исследования выступают методы и инструменты автоматизации оперативного и складского учета на платформе «1</w:t>
+      </w:r>
+      <w:proofErr w:type="gramStart"/>
+      <w:r>
+        <w:rPr>
+          <w:rFonts w:ascii="Times New Roman" w:hAnsi="Times New Roman" w:cs="Times New Roman"/>
+          <w:sz w:val="24"/>
+          <w:szCs w:val="24"/>
+          <w:lang w:eastAsia="ru-RU"/>
+        </w:rPr>
+        <w:t>С:Предприятие</w:t>
+      </w:r>
+      <w:proofErr w:type="gramEnd"/>
+      <w:r>
+        <w:rPr>
+          <w:rFonts w:ascii="Times New Roman" w:hAnsi="Times New Roman" w:cs="Times New Roman"/>
+          <w:sz w:val="24"/>
+          <w:szCs w:val="24"/>
+          <w:lang w:eastAsia="ru-RU"/>
+        </w:rPr>
+        <w:t>», а также процесс разработки прикладного решения для управления торговой точкой.</w:t>
       </w:r>
     </w:p>
     <w:p>
@@ -7432,7 +7594,7 @@
           <w:rFonts w:ascii="Times New Roman" w:hAnsi="Times New Roman" w:cs="Times New Roman"/>
           <w:sz w:val="24"/>
           <w:szCs w:val="24"/>
-          <w:lang w:val="en-US" w:eastAsia="ru-RU"/>
+          <w:lang w:eastAsia="ru-RU"/>
         </w:rPr>
       </w:pPr>
     </w:p>
@@ -7444,7 +7606,7 @@
           <w:rFonts w:ascii="Times New Roman" w:hAnsi="Times New Roman" w:cs="Times New Roman"/>
           <w:sz w:val="24"/>
           <w:szCs w:val="24"/>
-          <w:lang w:val="en-US" w:eastAsia="ru-RU"/>
+          <w:lang w:eastAsia="ru-RU"/>
         </w:rPr>
       </w:pPr>
     </w:p>
@@ -8234,7 +8396,27 @@
           <w:szCs w:val="24"/>
           <w:lang w:eastAsia="ru-RU"/>
         </w:rPr>
-        <w:t>В связи с выявленными проблемами было принято решение о разработке специализированной конфигурации на платформе 1С:Предприятие, которая позволит автоматизировать ключевые участки учета и устранить перечисленные недостатки.</w:t>
+        <w:t>В связи с выявленными проблемами было принято решение о разработке специализированной конфигурации на платформе 1</w:t>
+      </w:r>
+      <w:proofErr w:type="gramStart"/>
+      <w:r>
+        <w:rPr>
+          <w:rFonts w:ascii="Times New Roman" w:hAnsi="Times New Roman" w:cs="Times New Roman"/>
+          <w:sz w:val="24"/>
+          <w:szCs w:val="24"/>
+          <w:lang w:eastAsia="ru-RU"/>
+        </w:rPr>
+        <w:t>С:Предприятие</w:t>
+      </w:r>
+      <w:proofErr w:type="gramEnd"/>
+      <w:r>
+        <w:rPr>
+          <w:rFonts w:ascii="Times New Roman" w:hAnsi="Times New Roman" w:cs="Times New Roman"/>
+          <w:sz w:val="24"/>
+          <w:szCs w:val="24"/>
+          <w:lang w:eastAsia="ru-RU"/>
+        </w:rPr>
+        <w:t>, которая позволит автоматизировать ключевые участки учета и устранить перечисленные недостатки.</w:t>
       </w:r>
     </w:p>
     <w:p>
@@ -9705,7 +9887,6 @@
           <w:color w:val="000000" w:themeColor="text1"/>
           <w:sz w:val="24"/>
           <w:szCs w:val="24"/>
-          <w:lang w:val="en-US"/>
         </w:rPr>
       </w:pPr>
       <w:r>
@@ -9801,13 +9982,7 @@
         <w:t>. Организационно-штатная структура ООО «Руби»</w:t>
       </w:r>
     </w:p>
-    <w:p>
-      <w:pPr>
-        <w:rPr>
-          <w:lang w:val="en-US"/>
-        </w:rPr>
-      </w:pPr>
-    </w:p>
+    <w:p/>
     <w:p>
       <w:pPr>
         <w:spacing w:line="360" w:lineRule="auto"/>
@@ -10981,7 +11156,27 @@
           <w:szCs w:val="24"/>
           <w:lang w:eastAsia="ru-RU"/>
         </w:rPr>
-        <w:t xml:space="preserve">В связи с небольшим масштабом предприятия и численностью сотрудников (10 человек) выделенный сервер отсутствует. Функции сервера выполняет один из наиболее производительных компьютеров, на котором установлена платформа 1С:Предприятие в </w:t>
+        <w:t>В связи с небольшим масштабом предприятия и численностью сотрудников (10 человек) выделенный сервер отсутствует. Функции сервера выполняет один из наиболее производительных компьютеров, на котором установлена платформа 1</w:t>
+      </w:r>
+      <w:proofErr w:type="gramStart"/>
+      <w:r>
+        <w:rPr>
+          <w:rFonts w:ascii="Times New Roman" w:hAnsi="Times New Roman" w:cs="Times New Roman"/>
+          <w:sz w:val="24"/>
+          <w:szCs w:val="24"/>
+          <w:lang w:eastAsia="ru-RU"/>
+        </w:rPr>
+        <w:t>С:Предприятие</w:t>
+      </w:r>
+      <w:proofErr w:type="gramEnd"/>
+      <w:r>
+        <w:rPr>
+          <w:rFonts w:ascii="Times New Roman" w:hAnsi="Times New Roman" w:cs="Times New Roman"/>
+          <w:sz w:val="24"/>
+          <w:szCs w:val="24"/>
+          <w:lang w:eastAsia="ru-RU"/>
+        </w:rPr>
+        <w:t xml:space="preserve"> в </w:t>
       </w:r>
       <w:r>
         <w:rPr>
@@ -12494,7 +12689,27 @@
           <w:szCs w:val="24"/>
           <w:lang w:eastAsia="ru-RU"/>
         </w:rPr>
-        <w:t xml:space="preserve">1С:Предприятие 8.3 </w:t>
+        <w:t>1</w:t>
+      </w:r>
+      <w:proofErr w:type="gramStart"/>
+      <w:r>
+        <w:rPr>
+          <w:rFonts w:ascii="Times New Roman" w:hAnsi="Times New Roman" w:cs="Times New Roman"/>
+          <w:sz w:val="24"/>
+          <w:szCs w:val="24"/>
+          <w:lang w:eastAsia="ru-RU"/>
+        </w:rPr>
+        <w:t>С:Предприятие</w:t>
+      </w:r>
+      <w:proofErr w:type="gramEnd"/>
+      <w:r>
+        <w:rPr>
+          <w:rFonts w:ascii="Times New Roman" w:hAnsi="Times New Roman" w:cs="Times New Roman"/>
+          <w:sz w:val="24"/>
+          <w:szCs w:val="24"/>
+          <w:lang w:eastAsia="ru-RU"/>
+        </w:rPr>
+        <w:t xml:space="preserve"> 8.3 </w:t>
       </w:r>
       <w:r>
         <w:rPr>
@@ -12788,6 +13003,7 @@
         <w:keepNext/>
         <w:spacing w:line="360" w:lineRule="auto"/>
         <w:ind w:firstLine="709"/>
+        <w:jc w:val="center"/>
       </w:pPr>
       <w:r>
         <w:rPr>
@@ -13131,7 +13347,27 @@
           <w:szCs w:val="24"/>
           <w:lang w:eastAsia="ru-RU"/>
         </w:rPr>
-        <w:t>В ООО «Руби» принято решение использовать файловый режим работы 1С:Предприятия по следующим причинам:</w:t>
+        <w:t>В ООО «Руби» принято решение использовать файловый режим работы 1</w:t>
+      </w:r>
+      <w:proofErr w:type="gramStart"/>
+      <w:r>
+        <w:rPr>
+          <w:rFonts w:ascii="Times New Roman" w:hAnsi="Times New Roman" w:cs="Times New Roman"/>
+          <w:sz w:val="24"/>
+          <w:szCs w:val="24"/>
+          <w:lang w:eastAsia="ru-RU"/>
+        </w:rPr>
+        <w:t>С:Предприятия</w:t>
+      </w:r>
+      <w:proofErr w:type="gramEnd"/>
+      <w:r>
+        <w:rPr>
+          <w:rFonts w:ascii="Times New Roman" w:hAnsi="Times New Roman" w:cs="Times New Roman"/>
+          <w:sz w:val="24"/>
+          <w:szCs w:val="24"/>
+          <w:lang w:eastAsia="ru-RU"/>
+        </w:rPr>
+        <w:t xml:space="preserve"> по следующим причинам:</w:t>
       </w:r>
     </w:p>
     <w:p>
@@ -13303,7 +13539,27 @@
           <w:szCs w:val="24"/>
           <w:lang w:eastAsia="ru-RU"/>
         </w:rPr>
-        <w:t xml:space="preserve"> характеристики компьютеров  обеспечивают приемлемую скорость работы в файловом режиме. При этом узким местом может являться использование HDD вместо SSD, однако для документооборота ювелирного магазина этого достаточно.</w:t>
+        <w:t xml:space="preserve"> характеристики </w:t>
+      </w:r>
+      <w:proofErr w:type="gramStart"/>
+      <w:r>
+        <w:rPr>
+          <w:rFonts w:ascii="Times New Roman" w:hAnsi="Times New Roman" w:cs="Times New Roman"/>
+          <w:sz w:val="24"/>
+          <w:szCs w:val="24"/>
+          <w:lang w:eastAsia="ru-RU"/>
+        </w:rPr>
+        <w:t>компьютеров  обеспечивают</w:t>
+      </w:r>
+      <w:proofErr w:type="gramEnd"/>
+      <w:r>
+        <w:rPr>
+          <w:rFonts w:ascii="Times New Roman" w:hAnsi="Times New Roman" w:cs="Times New Roman"/>
+          <w:sz w:val="24"/>
+          <w:szCs w:val="24"/>
+          <w:lang w:eastAsia="ru-RU"/>
+        </w:rPr>
+        <w:t xml:space="preserve"> приемлемую скорость работы в файловом режиме. При этом узким местом может являться использование HDD вместо SSD, однако для документооборота ювелирного магазина этого достаточно.</w:t>
       </w:r>
     </w:p>
     <w:p>
@@ -13368,7 +13624,27 @@
           <w:szCs w:val="24"/>
           <w:lang w:eastAsia="ru-RU"/>
         </w:rPr>
-        <w:t>При увеличении масштабов деятельности (открытие новых магазинов, рост документооборота) возможен переход на клиент-серверный режим с развертыванием сервера 1С:Предприятия и полноценной СУБД, а также модернизация накопителей до SSD.</w:t>
+        <w:t>При увеличении масштабов деятельности (открытие новых магазинов, рост документооборота) возможен переход на клиент-серверный режим с развертыванием сервера 1</w:t>
+      </w:r>
+      <w:proofErr w:type="gramStart"/>
+      <w:r>
+        <w:rPr>
+          <w:rFonts w:ascii="Times New Roman" w:hAnsi="Times New Roman" w:cs="Times New Roman"/>
+          <w:sz w:val="24"/>
+          <w:szCs w:val="24"/>
+          <w:lang w:eastAsia="ru-RU"/>
+        </w:rPr>
+        <w:t>С:Предприятия</w:t>
+      </w:r>
+      <w:proofErr w:type="gramEnd"/>
+      <w:r>
+        <w:rPr>
+          <w:rFonts w:ascii="Times New Roman" w:hAnsi="Times New Roman" w:cs="Times New Roman"/>
+          <w:sz w:val="24"/>
+          <w:szCs w:val="24"/>
+          <w:lang w:eastAsia="ru-RU"/>
+        </w:rPr>
+        <w:t xml:space="preserve"> и полноценной СУБД, а также модернизация накопителей до SSD.</w:t>
       </w:r>
     </w:p>
     <w:p>
@@ -13928,6 +14204,7 @@
       <w:r>
         <w:rPr>
           <w:rFonts w:ascii="Times New Roman" w:hAnsi="Times New Roman" w:cs="Times New Roman"/>
+          <w:noProof/>
           <w:sz w:val="24"/>
           <w:szCs w:val="24"/>
           <w:lang w:eastAsia="ru-RU"/>
@@ -14423,25 +14700,7 @@
           <w:szCs w:val="24"/>
           <w:lang w:eastAsia="ru-RU"/>
         </w:rPr>
-        <w:t xml:space="preserve">Номенклатура </w:t>
-      </w:r>
-      <w:r>
-        <w:rPr>
-          <w:rFonts w:ascii="Times New Roman" w:hAnsi="Times New Roman" w:cs="Times New Roman"/>
-          <w:sz w:val="24"/>
-          <w:szCs w:val="24"/>
-          <w:lang w:eastAsia="ru-RU"/>
-        </w:rPr>
-        <w:t>-</w:t>
-      </w:r>
-      <w:r>
-        <w:rPr>
-          <w:rFonts w:ascii="Times New Roman" w:hAnsi="Times New Roman" w:cs="Times New Roman"/>
-          <w:sz w:val="24"/>
-          <w:szCs w:val="24"/>
-          <w:lang w:eastAsia="ru-RU"/>
-        </w:rPr>
-        <w:t xml:space="preserve"> хранение информации о ювелирных изделиях (наименование, артикул, проба металла, вес, вид номенклатуры: «Изделие» или «Услуга»). Это ключевой справочник, так как ювелирные изделия требуют детализации по уникальным характеристикам.</w:t>
+        <w:t>Номенклатура - хранение информации о ювелирных изделиях (наименование, артикул, проба металла, вес, вид номенклатуры: «Изделие» или «Услуга»). Это ключевой справочник, так как ювелирные изделия требуют детализации по уникальным характеристикам.</w:t>
       </w:r>
     </w:p>
     <w:p>
@@ -14467,25 +14726,7 @@
           <w:szCs w:val="24"/>
           <w:lang w:eastAsia="ru-RU"/>
         </w:rPr>
-        <w:t xml:space="preserve">Сотрудники </w:t>
-      </w:r>
-      <w:r>
-        <w:rPr>
-          <w:rFonts w:ascii="Times New Roman" w:hAnsi="Times New Roman" w:cs="Times New Roman"/>
-          <w:sz w:val="24"/>
-          <w:szCs w:val="24"/>
-          <w:lang w:eastAsia="ru-RU"/>
-        </w:rPr>
-        <w:t>-</w:t>
-      </w:r>
-      <w:r>
-        <w:rPr>
-          <w:rFonts w:ascii="Times New Roman" w:hAnsi="Times New Roman" w:cs="Times New Roman"/>
-          <w:sz w:val="24"/>
-          <w:szCs w:val="24"/>
-          <w:lang w:eastAsia="ru-RU"/>
-        </w:rPr>
-        <w:t xml:space="preserve"> учет персонала магазина. В конфигурации будут заведены ювелиры, продавцы-консультанты, администратор и директор.</w:t>
+        <w:t>Сотрудники - учет персонала магазина. В конфигурации будут заведены ювелиры, продавцы-консультанты, администратор и директор.</w:t>
       </w:r>
     </w:p>
     <w:p>
@@ -14511,25 +14752,7 @@
           <w:szCs w:val="24"/>
           <w:lang w:eastAsia="ru-RU"/>
         </w:rPr>
-        <w:t xml:space="preserve">Клиенты </w:t>
-      </w:r>
-      <w:r>
-        <w:rPr>
-          <w:rFonts w:ascii="Times New Roman" w:hAnsi="Times New Roman" w:cs="Times New Roman"/>
-          <w:sz w:val="24"/>
-          <w:szCs w:val="24"/>
-          <w:lang w:eastAsia="ru-RU"/>
-        </w:rPr>
-        <w:t>-</w:t>
-      </w:r>
-      <w:r>
-        <w:rPr>
-          <w:rFonts w:ascii="Times New Roman" w:hAnsi="Times New Roman" w:cs="Times New Roman"/>
-          <w:sz w:val="24"/>
-          <w:szCs w:val="24"/>
-          <w:lang w:eastAsia="ru-RU"/>
-        </w:rPr>
-        <w:t xml:space="preserve"> учет данных о покупателях. Позволяет накапливать историю покупок и в перспективе реализовать дисконтную программу.</w:t>
+        <w:t>Клиенты - учет данных о покупателях. Позволяет накапливать историю покупок и в перспективе реализовать дисконтную программу.</w:t>
       </w:r>
     </w:p>
     <w:p>
@@ -14555,25 +14778,7 @@
           <w:szCs w:val="24"/>
           <w:lang w:eastAsia="ru-RU"/>
         </w:rPr>
-        <w:t xml:space="preserve">Склады </w:t>
-      </w:r>
-      <w:r>
-        <w:rPr>
-          <w:rFonts w:ascii="Times New Roman" w:hAnsi="Times New Roman" w:cs="Times New Roman"/>
-          <w:sz w:val="24"/>
-          <w:szCs w:val="24"/>
-          <w:lang w:eastAsia="ru-RU"/>
-        </w:rPr>
-        <w:t>-</w:t>
-      </w:r>
-      <w:r>
-        <w:rPr>
-          <w:rFonts w:ascii="Times New Roman" w:hAnsi="Times New Roman" w:cs="Times New Roman"/>
-          <w:sz w:val="24"/>
-          <w:szCs w:val="24"/>
-          <w:lang w:eastAsia="ru-RU"/>
-        </w:rPr>
-        <w:t xml:space="preserve"> учет мест хранения товаров (например, «Основной склад» для хранения запасов и «Торговый зал» для товаров, находящихся на витрине).</w:t>
+        <w:t>Склады - учет мест хранения товаров (например, «Основной склад» для хранения запасов и «Торговый зал» для товаров, находящихся на витрине).</w:t>
       </w:r>
     </w:p>
     <w:p>
@@ -14683,7 +14888,6 @@
     <w:p>
       <w:pPr>
         <w:spacing w:line="360" w:lineRule="auto"/>
-        <w:ind w:firstLine="709"/>
         <w:jc w:val="both"/>
         <w:rPr>
           <w:rFonts w:ascii="Times New Roman" w:hAnsi="Times New Roman" w:cs="Times New Roman"/>
@@ -14696,7 +14900,6 @@
     <w:p>
       <w:pPr>
         <w:spacing w:line="360" w:lineRule="auto"/>
-        <w:ind w:firstLine="709"/>
         <w:jc w:val="both"/>
         <w:rPr>
           <w:rFonts w:ascii="Times New Roman" w:hAnsi="Times New Roman" w:cs="Times New Roman"/>
@@ -14727,39 +14930,20 @@
           <w:lang w:eastAsia="ru-RU"/>
         </w:rPr>
         <w:lastRenderedPageBreak/>
-        <w:t>2.1.</w:t>
-      </w:r>
-      <w:r>
-        <w:rPr>
-          <w:rFonts w:ascii="Times New Roman" w:hAnsi="Times New Roman" w:cs="Times New Roman"/>
-          <w:b/>
-          <w:bCs/>
-          <w:color w:val="000000" w:themeColor="text1"/>
-          <w:lang w:eastAsia="ru-RU"/>
-        </w:rPr>
-        <w:t>1</w:t>
-      </w:r>
-      <w:r>
-        <w:rPr>
-          <w:rFonts w:ascii="Times New Roman" w:hAnsi="Times New Roman" w:cs="Times New Roman"/>
-          <w:b/>
-          <w:bCs/>
-          <w:color w:val="000000" w:themeColor="text1"/>
-          <w:lang w:eastAsia="ru-RU"/>
-        </w:rPr>
-        <w:t>. Обоснование архитектуры хранения данных</w:t>
-      </w:r>
-    </w:p>
-    <w:p>
-      <w:pPr>
-        <w:rPr>
-          <w:lang w:eastAsia="ru-RU"/>
-        </w:rPr>
-      </w:pPr>
-    </w:p>
-    <w:p>
-      <w:pPr>
-        <w:spacing w:line="257" w:lineRule="auto"/>
+        <w:t>2.1.1. Обоснование архитектуры хранения данных</w:t>
+      </w:r>
+    </w:p>
+    <w:p>
+      <w:pPr>
+        <w:spacing w:line="360" w:lineRule="auto"/>
+        <w:rPr>
+          <w:lang w:eastAsia="ru-RU"/>
+        </w:rPr>
+      </w:pPr>
+    </w:p>
+    <w:p>
+      <w:pPr>
+        <w:spacing w:line="360" w:lineRule="auto"/>
         <w:ind w:firstLine="709"/>
         <w:jc w:val="both"/>
         <w:rPr>
@@ -14776,7 +14960,27 @@
           <w:szCs w:val="24"/>
           <w:lang w:eastAsia="ru-RU"/>
         </w:rPr>
-        <w:t>Учитывая специфику учета ювелирных изделий (необходимость хранения истории движения товаров и контроля остатков), принято решение об организации централизованной реляционной базы данных с использованием следующих механизмов платформы 1С:Предприятие:</w:t>
+        <w:t>Учитывая специфику учета ювелирных изделий (необходимость хранения истории движения товаров и контроля остатков), принято решение об организации централизованной реляционной базы данных с использованием следующих механизмов платформы 1</w:t>
+      </w:r>
+      <w:proofErr w:type="gramStart"/>
+      <w:r>
+        <w:rPr>
+          <w:rFonts w:ascii="Times New Roman" w:hAnsi="Times New Roman" w:cs="Times New Roman"/>
+          <w:sz w:val="24"/>
+          <w:szCs w:val="24"/>
+          <w:lang w:eastAsia="ru-RU"/>
+        </w:rPr>
+        <w:t>С:Предприятие</w:t>
+      </w:r>
+      <w:proofErr w:type="gramEnd"/>
+      <w:r>
+        <w:rPr>
+          <w:rFonts w:ascii="Times New Roman" w:hAnsi="Times New Roman" w:cs="Times New Roman"/>
+          <w:sz w:val="24"/>
+          <w:szCs w:val="24"/>
+          <w:lang w:eastAsia="ru-RU"/>
+        </w:rPr>
+        <w:t>:</w:t>
       </w:r>
     </w:p>
     <w:p>
@@ -14785,7 +14989,7 @@
           <w:ilvl w:val="0"/>
           <w:numId w:val="83"/>
         </w:numPr>
-        <w:spacing w:line="257" w:lineRule="auto"/>
+        <w:spacing w:line="360" w:lineRule="auto"/>
         <w:ind w:firstLine="709"/>
         <w:jc w:val="both"/>
         <w:rPr>
@@ -14802,25 +15006,7 @@
           <w:szCs w:val="24"/>
           <w:lang w:eastAsia="ru-RU"/>
         </w:rPr>
-        <w:t xml:space="preserve">Регистры накопления (вид </w:t>
-      </w:r>
-      <w:r>
-        <w:rPr>
-          <w:rFonts w:ascii="Times New Roman" w:hAnsi="Times New Roman" w:cs="Times New Roman"/>
-          <w:sz w:val="24"/>
-          <w:szCs w:val="24"/>
-          <w:lang w:eastAsia="ru-RU"/>
-        </w:rPr>
-        <w:t>-</w:t>
-      </w:r>
-      <w:r>
-        <w:rPr>
-          <w:rFonts w:ascii="Times New Roman" w:hAnsi="Times New Roman" w:cs="Times New Roman"/>
-          <w:sz w:val="24"/>
-          <w:szCs w:val="24"/>
-          <w:lang w:eastAsia="ru-RU"/>
-        </w:rPr>
-        <w:t xml:space="preserve"> Остатки). Предназначены для хранения информации о количестве и сумме товаров на складах в разрезе номенклатуры. Это позволяет в любой момент получить актуальную информацию об остатках.</w:t>
+        <w:t>Регистры накопления (вид - Остатки). Предназначены для хранения информации о количестве и сумме товаров на складах в разрезе номенклатуры. Это позволяет в любой момент получить актуальную информацию об остатках.</w:t>
       </w:r>
     </w:p>
     <w:p>
@@ -14829,7 +15015,7 @@
           <w:ilvl w:val="0"/>
           <w:numId w:val="83"/>
         </w:numPr>
-        <w:spacing w:line="257" w:lineRule="auto"/>
+        <w:spacing w:line="360" w:lineRule="auto"/>
         <w:ind w:firstLine="709"/>
         <w:jc w:val="both"/>
         <w:rPr>
@@ -14855,7 +15041,7 @@
           <w:ilvl w:val="0"/>
           <w:numId w:val="83"/>
         </w:numPr>
-        <w:spacing w:line="257" w:lineRule="auto"/>
+        <w:spacing w:line="360" w:lineRule="auto"/>
         <w:ind w:firstLine="709"/>
         <w:jc w:val="both"/>
         <w:rPr>
@@ -14877,7 +15063,7 @@
     </w:p>
     <w:p>
       <w:pPr>
-        <w:spacing w:line="257" w:lineRule="auto"/>
+        <w:spacing w:line="360" w:lineRule="auto"/>
         <w:jc w:val="both"/>
         <w:rPr>
           <w:rFonts w:ascii="Times New Roman" w:hAnsi="Times New Roman" w:cs="Times New Roman"/>
@@ -14889,7 +15075,7 @@
     </w:p>
     <w:p>
       <w:pPr>
-        <w:spacing w:line="257" w:lineRule="auto"/>
+        <w:spacing w:line="360" w:lineRule="auto"/>
         <w:jc w:val="both"/>
         <w:rPr>
           <w:rFonts w:ascii="Times New Roman" w:hAnsi="Times New Roman" w:cs="Times New Roman"/>
@@ -14901,7 +15087,7 @@
     </w:p>
     <w:p>
       <w:pPr>
-        <w:spacing w:line="257" w:lineRule="auto"/>
+        <w:spacing w:line="360" w:lineRule="auto"/>
         <w:jc w:val="both"/>
         <w:rPr>
           <w:rFonts w:ascii="Times New Roman" w:hAnsi="Times New Roman" w:cs="Times New Roman"/>
@@ -14913,7 +15099,7 @@
     </w:p>
     <w:p>
       <w:pPr>
-        <w:spacing w:line="257" w:lineRule="auto"/>
+        <w:spacing w:line="360" w:lineRule="auto"/>
         <w:jc w:val="both"/>
         <w:rPr>
           <w:rFonts w:ascii="Times New Roman" w:hAnsi="Times New Roman" w:cs="Times New Roman"/>
@@ -14925,7 +15111,7 @@
     </w:p>
     <w:p>
       <w:pPr>
-        <w:spacing w:line="257" w:lineRule="auto"/>
+        <w:spacing w:line="360" w:lineRule="auto"/>
         <w:jc w:val="both"/>
         <w:rPr>
           <w:rFonts w:ascii="Times New Roman" w:hAnsi="Times New Roman" w:cs="Times New Roman"/>
@@ -14937,7 +15123,7 @@
     </w:p>
     <w:p>
       <w:pPr>
-        <w:spacing w:line="257" w:lineRule="auto"/>
+        <w:spacing w:line="360" w:lineRule="auto"/>
         <w:jc w:val="both"/>
         <w:rPr>
           <w:rFonts w:ascii="Times New Roman" w:hAnsi="Times New Roman" w:cs="Times New Roman"/>
@@ -14949,7 +15135,7 @@
     </w:p>
     <w:p>
       <w:pPr>
-        <w:spacing w:line="257" w:lineRule="auto"/>
+        <w:spacing w:line="360" w:lineRule="auto"/>
         <w:jc w:val="both"/>
         <w:rPr>
           <w:rFonts w:ascii="Times New Roman" w:hAnsi="Times New Roman" w:cs="Times New Roman"/>
@@ -14961,7 +15147,7 @@
     </w:p>
     <w:p>
       <w:pPr>
-        <w:spacing w:line="257" w:lineRule="auto"/>
+        <w:spacing w:line="360" w:lineRule="auto"/>
         <w:jc w:val="both"/>
         <w:rPr>
           <w:rFonts w:ascii="Times New Roman" w:hAnsi="Times New Roman" w:cs="Times New Roman"/>
@@ -14973,7 +15159,7 @@
     </w:p>
     <w:p>
       <w:pPr>
-        <w:spacing w:line="257" w:lineRule="auto"/>
+        <w:spacing w:line="360" w:lineRule="auto"/>
         <w:jc w:val="both"/>
         <w:rPr>
           <w:rFonts w:ascii="Times New Roman" w:hAnsi="Times New Roman" w:cs="Times New Roman"/>
@@ -14985,7 +15171,7 @@
     </w:p>
     <w:p>
       <w:pPr>
-        <w:spacing w:line="257" w:lineRule="auto"/>
+        <w:spacing w:line="360" w:lineRule="auto"/>
         <w:jc w:val="both"/>
         <w:rPr>
           <w:rFonts w:ascii="Times New Roman" w:hAnsi="Times New Roman" w:cs="Times New Roman"/>
@@ -14997,7 +15183,7 @@
     </w:p>
     <w:p>
       <w:pPr>
-        <w:spacing w:line="257" w:lineRule="auto"/>
+        <w:spacing w:line="360" w:lineRule="auto"/>
         <w:jc w:val="both"/>
         <w:rPr>
           <w:rFonts w:ascii="Times New Roman" w:hAnsi="Times New Roman" w:cs="Times New Roman"/>
@@ -15009,7 +15195,7 @@
     </w:p>
     <w:p>
       <w:pPr>
-        <w:spacing w:line="257" w:lineRule="auto"/>
+        <w:spacing w:line="360" w:lineRule="auto"/>
         <w:jc w:val="both"/>
         <w:rPr>
           <w:rFonts w:ascii="Times New Roman" w:hAnsi="Times New Roman" w:cs="Times New Roman"/>
@@ -15021,43 +15207,69 @@
     </w:p>
     <w:p>
       <w:pPr>
-        <w:spacing w:line="257" w:lineRule="auto"/>
+        <w:spacing w:line="360" w:lineRule="auto"/>
         <w:jc w:val="both"/>
         <w:rPr>
           <w:rFonts w:ascii="Times New Roman" w:hAnsi="Times New Roman" w:cs="Times New Roman"/>
-          <w:sz w:val="24"/>
-          <w:szCs w:val="24"/>
-          <w:lang w:eastAsia="ru-RU"/>
-        </w:rPr>
-      </w:pPr>
-    </w:p>
-    <w:p>
-      <w:pPr>
-        <w:spacing w:line="257" w:lineRule="auto"/>
+          <w:noProof/>
+          <w:sz w:val="24"/>
+          <w:szCs w:val="24"/>
+        </w:rPr>
+      </w:pPr>
+    </w:p>
+    <w:p>
+      <w:pPr>
+        <w:spacing w:line="360" w:lineRule="auto"/>
         <w:jc w:val="both"/>
         <w:rPr>
           <w:rFonts w:ascii="Times New Roman" w:hAnsi="Times New Roman" w:cs="Times New Roman"/>
-          <w:sz w:val="24"/>
-          <w:szCs w:val="24"/>
-          <w:lang w:eastAsia="ru-RU"/>
-        </w:rPr>
-      </w:pPr>
-    </w:p>
-    <w:p>
-      <w:pPr>
-        <w:spacing w:line="257" w:lineRule="auto"/>
+          <w:noProof/>
+          <w:sz w:val="24"/>
+          <w:szCs w:val="24"/>
+        </w:rPr>
+      </w:pPr>
+    </w:p>
+    <w:p>
+      <w:pPr>
+        <w:pStyle w:val="3"/>
+        <w:spacing w:line="360" w:lineRule="auto"/>
+        <w:jc w:val="center"/>
+        <w:rPr>
+          <w:rFonts w:ascii="Times New Roman" w:hAnsi="Times New Roman" w:cs="Times New Roman"/>
+          <w:b/>
+          <w:bCs/>
+          <w:noProof/>
+          <w:color w:val="000000" w:themeColor="text1"/>
+        </w:rPr>
+      </w:pPr>
+      <w:r>
+        <w:rPr>
+          <w:rFonts w:ascii="Times New Roman" w:hAnsi="Times New Roman" w:cs="Times New Roman"/>
+          <w:b/>
+          <w:bCs/>
+          <w:noProof/>
+          <w:color w:val="000000" w:themeColor="text1"/>
+        </w:rPr>
+        <w:lastRenderedPageBreak/>
+        <w:t>2.1.2. Обоснование состава и методов построения экранных форм</w:t>
+      </w:r>
+    </w:p>
+    <w:p>
+      <w:pPr>
+        <w:spacing w:line="360" w:lineRule="auto"/>
         <w:jc w:val="both"/>
         <w:rPr>
           <w:rFonts w:ascii="Times New Roman" w:hAnsi="Times New Roman" w:cs="Times New Roman"/>
-          <w:sz w:val="24"/>
-          <w:szCs w:val="24"/>
-          <w:lang w:eastAsia="ru-RU"/>
-        </w:rPr>
-      </w:pPr>
-    </w:p>
-    <w:p>
-      <w:pPr>
-        <w:spacing w:line="257" w:lineRule="auto"/>
+          <w:noProof/>
+          <w:sz w:val="24"/>
+          <w:szCs w:val="24"/>
+        </w:rPr>
+      </w:pPr>
+    </w:p>
+    <w:p>
+      <w:pPr>
+        <w:spacing w:line="360" w:lineRule="auto"/>
+        <w:ind w:firstLine="709"/>
         <w:jc w:val="both"/>
         <w:rPr>
           <w:rFonts w:ascii="Times New Roman" w:hAnsi="Times New Roman" w:cs="Times New Roman"/>
@@ -15066,10 +15278,19 @@
           <w:lang w:eastAsia="ru-RU"/>
         </w:rPr>
       </w:pPr>
-    </w:p>
-    <w:p>
-      <w:pPr>
-        <w:spacing w:line="257" w:lineRule="auto"/>
+      <w:r>
+        <w:rPr>
+          <w:rFonts w:ascii="Times New Roman" w:hAnsi="Times New Roman" w:cs="Times New Roman"/>
+          <w:sz w:val="24"/>
+          <w:szCs w:val="24"/>
+          <w:lang w:eastAsia="ru-RU"/>
+        </w:rPr>
+        <w:t>Для ввода и отображения информации в конфигурации используется метод Single Document Interface (SDI) с элементами управляемого интерфейса «Такси». Каждая экранная форма содержит собственный набор команд, расположенных в командной панели, что делает интерфейс интуитивно понятным для пользователя.</w:t>
+      </w:r>
+    </w:p>
+    <w:p>
+      <w:pPr>
+        <w:spacing w:line="360" w:lineRule="auto"/>
         <w:jc w:val="both"/>
         <w:rPr>
           <w:rFonts w:ascii="Times New Roman" w:hAnsi="Times New Roman" w:cs="Times New Roman"/>
@@ -15078,10 +15299,25 @@
           <w:lang w:eastAsia="ru-RU"/>
         </w:rPr>
       </w:pPr>
-    </w:p>
-    <w:p>
-      <w:pPr>
-        <w:spacing w:line="257" w:lineRule="auto"/>
+      <w:r>
+        <w:rPr>
+          <w:rFonts w:ascii="Times New Roman" w:hAnsi="Times New Roman" w:cs="Times New Roman"/>
+          <w:b/>
+          <w:bCs/>
+          <w:sz w:val="24"/>
+          <w:szCs w:val="24"/>
+          <w:lang w:eastAsia="ru-RU"/>
+        </w:rPr>
+        <w:t>Экранные формы для ввода первичной информации:</w:t>
+      </w:r>
+    </w:p>
+    <w:p>
+      <w:pPr>
+        <w:numPr>
+          <w:ilvl w:val="0"/>
+          <w:numId w:val="92"/>
+        </w:numPr>
+        <w:spacing w:line="360" w:lineRule="auto"/>
         <w:jc w:val="both"/>
         <w:rPr>
           <w:rFonts w:ascii="Times New Roman" w:hAnsi="Times New Roman" w:cs="Times New Roman"/>
@@ -15090,10 +15326,52 @@
           <w:lang w:eastAsia="ru-RU"/>
         </w:rPr>
       </w:pPr>
-    </w:p>
-    <w:p>
-      <w:pPr>
-        <w:spacing w:line="257" w:lineRule="auto"/>
+      <w:r>
+        <w:rPr>
+          <w:rFonts w:ascii="Times New Roman" w:hAnsi="Times New Roman" w:cs="Times New Roman"/>
+          <w:b/>
+          <w:bCs/>
+          <w:sz w:val="24"/>
+          <w:szCs w:val="24"/>
+          <w:lang w:eastAsia="ru-RU"/>
+        </w:rPr>
+        <w:t>Форма справочника «Номенклатура»</w:t>
+      </w:r>
+      <w:r>
+        <w:rPr>
+          <w:rFonts w:ascii="Times New Roman" w:hAnsi="Times New Roman" w:cs="Times New Roman"/>
+          <w:sz w:val="24"/>
+          <w:szCs w:val="24"/>
+          <w:lang w:eastAsia="ru-RU"/>
+        </w:rPr>
+        <w:t xml:space="preserve"> (форма списка) </w:t>
+      </w:r>
+      <w:r>
+        <w:rPr>
+          <w:rFonts w:ascii="Times New Roman" w:hAnsi="Times New Roman" w:cs="Times New Roman"/>
+          <w:sz w:val="24"/>
+          <w:szCs w:val="24"/>
+          <w:lang w:eastAsia="ru-RU"/>
+        </w:rPr>
+        <w:t>-</w:t>
+      </w:r>
+      <w:r>
+        <w:rPr>
+          <w:rFonts w:ascii="Times New Roman" w:hAnsi="Times New Roman" w:cs="Times New Roman"/>
+          <w:sz w:val="24"/>
+          <w:szCs w:val="24"/>
+          <w:lang w:eastAsia="ru-RU"/>
+        </w:rPr>
+        <w:t xml:space="preserve"> для отображения иерархического списка ювелирных изделий и услуг. Содержит поля «Наименование» и «Код».</w:t>
+      </w:r>
+    </w:p>
+    <w:p>
+      <w:pPr>
+        <w:numPr>
+          <w:ilvl w:val="0"/>
+          <w:numId w:val="92"/>
+        </w:numPr>
+        <w:spacing w:line="360" w:lineRule="auto"/>
         <w:jc w:val="both"/>
         <w:rPr>
           <w:rFonts w:ascii="Times New Roman" w:hAnsi="Times New Roman" w:cs="Times New Roman"/>
@@ -15102,22 +15380,360 @@
           <w:lang w:eastAsia="ru-RU"/>
         </w:rPr>
       </w:pPr>
-    </w:p>
-    <w:p>
-      <w:pPr>
-        <w:spacing w:line="257" w:lineRule="auto"/>
+      <w:r>
+        <w:rPr>
+          <w:rFonts w:ascii="Times New Roman" w:hAnsi="Times New Roman" w:cs="Times New Roman"/>
+          <w:b/>
+          <w:bCs/>
+          <w:sz w:val="24"/>
+          <w:szCs w:val="24"/>
+          <w:lang w:eastAsia="ru-RU"/>
+        </w:rPr>
+        <w:t>Форма справочника «Клиенты»</w:t>
+      </w:r>
+      <w:r>
+        <w:rPr>
+          <w:rFonts w:ascii="Times New Roman" w:hAnsi="Times New Roman" w:cs="Times New Roman"/>
+          <w:sz w:val="24"/>
+          <w:szCs w:val="24"/>
+          <w:lang w:eastAsia="ru-RU"/>
+        </w:rPr>
+        <w:t xml:space="preserve"> (форма элемента) </w:t>
+      </w:r>
+      <w:r>
+        <w:rPr>
+          <w:rFonts w:ascii="Times New Roman" w:hAnsi="Times New Roman" w:cs="Times New Roman"/>
+          <w:sz w:val="24"/>
+          <w:szCs w:val="24"/>
+          <w:lang w:eastAsia="ru-RU"/>
+        </w:rPr>
+        <w:t>-</w:t>
+      </w:r>
+      <w:r>
+        <w:rPr>
+          <w:rFonts w:ascii="Times New Roman" w:hAnsi="Times New Roman" w:cs="Times New Roman"/>
+          <w:sz w:val="24"/>
+          <w:szCs w:val="24"/>
+          <w:lang w:eastAsia="ru-RU"/>
+        </w:rPr>
+        <w:t xml:space="preserve"> для ввода данных о покупателях. Поле «Адрес» снабжено списком выбора (Москва, Ярославль) для ускорения ввода.</w:t>
+      </w:r>
+    </w:p>
+    <w:p>
+      <w:pPr>
+        <w:numPr>
+          <w:ilvl w:val="0"/>
+          <w:numId w:val="92"/>
+        </w:numPr>
+        <w:spacing w:line="360" w:lineRule="auto"/>
         <w:jc w:val="both"/>
         <w:rPr>
           <w:rFonts w:ascii="Times New Roman" w:hAnsi="Times New Roman" w:cs="Times New Roman"/>
-          <w:noProof/>
-          <w:sz w:val="24"/>
-          <w:szCs w:val="24"/>
+          <w:sz w:val="24"/>
+          <w:szCs w:val="24"/>
+          <w:lang w:eastAsia="ru-RU"/>
+        </w:rPr>
+      </w:pPr>
+      <w:r>
+        <w:rPr>
+          <w:rFonts w:ascii="Times New Roman" w:hAnsi="Times New Roman" w:cs="Times New Roman"/>
+          <w:b/>
+          <w:bCs/>
+          <w:sz w:val="24"/>
+          <w:szCs w:val="24"/>
+          <w:lang w:eastAsia="ru-RU"/>
+        </w:rPr>
+        <w:t>Форма документа «Приходная накладная»</w:t>
+      </w:r>
+      <w:r>
+        <w:rPr>
+          <w:rFonts w:ascii="Times New Roman" w:hAnsi="Times New Roman" w:cs="Times New Roman"/>
+          <w:sz w:val="24"/>
+          <w:szCs w:val="24"/>
+          <w:lang w:eastAsia="ru-RU"/>
+        </w:rPr>
+        <w:t xml:space="preserve"> </w:t>
+      </w:r>
+      <w:r>
+        <w:rPr>
+          <w:rFonts w:ascii="Times New Roman" w:hAnsi="Times New Roman" w:cs="Times New Roman"/>
+          <w:sz w:val="24"/>
+          <w:szCs w:val="24"/>
+          <w:lang w:eastAsia="ru-RU"/>
+        </w:rPr>
+        <w:t>-</w:t>
+      </w:r>
+      <w:r>
+        <w:rPr>
+          <w:rFonts w:ascii="Times New Roman" w:hAnsi="Times New Roman" w:cs="Times New Roman"/>
+          <w:sz w:val="24"/>
+          <w:szCs w:val="24"/>
+          <w:lang w:eastAsia="ru-RU"/>
+        </w:rPr>
+        <w:t xml:space="preserve"> для ввода данных о поступлении товаров. Содержит табличную часть «Изделия» с полями: «Изделие», «Количество», «Цена», «Сумма», «Набор свойств».</w:t>
+      </w:r>
+    </w:p>
+    <w:p>
+      <w:pPr>
+        <w:spacing w:line="360" w:lineRule="auto"/>
+        <w:jc w:val="both"/>
+        <w:rPr>
+          <w:rFonts w:ascii="Times New Roman" w:hAnsi="Times New Roman" w:cs="Times New Roman"/>
+          <w:sz w:val="24"/>
+          <w:szCs w:val="24"/>
+          <w:lang w:eastAsia="ru-RU"/>
+        </w:rPr>
+      </w:pPr>
+      <w:r>
+        <w:rPr>
+          <w:rFonts w:ascii="Times New Roman" w:hAnsi="Times New Roman" w:cs="Times New Roman"/>
+          <w:b/>
+          <w:bCs/>
+          <w:sz w:val="24"/>
+          <w:szCs w:val="24"/>
+          <w:lang w:eastAsia="ru-RU"/>
+        </w:rPr>
+        <w:t>Экранные формы для вывода результатной информации:</w:t>
+      </w:r>
+    </w:p>
+    <w:p>
+      <w:pPr>
+        <w:numPr>
+          <w:ilvl w:val="0"/>
+          <w:numId w:val="93"/>
+        </w:numPr>
+        <w:spacing w:line="360" w:lineRule="auto"/>
+        <w:jc w:val="both"/>
+        <w:rPr>
+          <w:rFonts w:ascii="Times New Roman" w:hAnsi="Times New Roman" w:cs="Times New Roman"/>
+          <w:sz w:val="24"/>
+          <w:szCs w:val="24"/>
+          <w:lang w:eastAsia="ru-RU"/>
+        </w:rPr>
+      </w:pPr>
+      <w:r>
+        <w:rPr>
+          <w:rFonts w:ascii="Times New Roman" w:hAnsi="Times New Roman" w:cs="Times New Roman"/>
+          <w:b/>
+          <w:bCs/>
+          <w:sz w:val="24"/>
+          <w:szCs w:val="24"/>
+          <w:lang w:eastAsia="ru-RU"/>
+        </w:rPr>
+        <w:t>Форма документа «Оказание услуги»</w:t>
+      </w:r>
+      <w:r>
+        <w:rPr>
+          <w:rFonts w:ascii="Times New Roman" w:hAnsi="Times New Roman" w:cs="Times New Roman"/>
+          <w:sz w:val="24"/>
+          <w:szCs w:val="24"/>
+          <w:lang w:eastAsia="ru-RU"/>
+        </w:rPr>
+        <w:t xml:space="preserve"> </w:t>
+      </w:r>
+      <w:r>
+        <w:rPr>
+          <w:rFonts w:ascii="Times New Roman" w:hAnsi="Times New Roman" w:cs="Times New Roman"/>
+          <w:sz w:val="24"/>
+          <w:szCs w:val="24"/>
+          <w:lang w:eastAsia="ru-RU"/>
+        </w:rPr>
+        <w:t>-</w:t>
+      </w:r>
+      <w:r>
+        <w:rPr>
+          <w:rFonts w:ascii="Times New Roman" w:hAnsi="Times New Roman" w:cs="Times New Roman"/>
+          <w:sz w:val="24"/>
+          <w:szCs w:val="24"/>
+          <w:lang w:eastAsia="ru-RU"/>
+        </w:rPr>
+        <w:t xml:space="preserve"> отображает заполненный документ с табличной частью, позволяет изменять данные и выполнять печать.</w:t>
+      </w:r>
+    </w:p>
+    <w:p>
+      <w:pPr>
+        <w:numPr>
+          <w:ilvl w:val="0"/>
+          <w:numId w:val="93"/>
+        </w:numPr>
+        <w:spacing w:line="360" w:lineRule="auto"/>
+        <w:jc w:val="both"/>
+        <w:rPr>
+          <w:rFonts w:ascii="Times New Roman" w:hAnsi="Times New Roman" w:cs="Times New Roman"/>
+          <w:sz w:val="24"/>
+          <w:szCs w:val="24"/>
+          <w:lang w:eastAsia="ru-RU"/>
+        </w:rPr>
+      </w:pPr>
+      <w:r>
+        <w:rPr>
+          <w:rFonts w:ascii="Times New Roman" w:hAnsi="Times New Roman" w:cs="Times New Roman"/>
+          <w:b/>
+          <w:bCs/>
+          <w:sz w:val="24"/>
+          <w:szCs w:val="24"/>
+          <w:lang w:eastAsia="ru-RU"/>
+        </w:rPr>
+        <w:t>Форма документа «Начисления сотрудникам»</w:t>
+      </w:r>
+      <w:r>
+        <w:rPr>
+          <w:rFonts w:ascii="Times New Roman" w:hAnsi="Times New Roman" w:cs="Times New Roman"/>
+          <w:sz w:val="24"/>
+          <w:szCs w:val="24"/>
+          <w:lang w:eastAsia="ru-RU"/>
+        </w:rPr>
+        <w:t xml:space="preserve"> (форма списка) </w:t>
+      </w:r>
+      <w:r>
+        <w:rPr>
+          <w:rFonts w:ascii="Times New Roman" w:hAnsi="Times New Roman" w:cs="Times New Roman"/>
+          <w:sz w:val="24"/>
+          <w:szCs w:val="24"/>
+          <w:lang w:eastAsia="ru-RU"/>
+        </w:rPr>
+        <w:t>-</w:t>
+      </w:r>
+      <w:r>
+        <w:rPr>
+          <w:rFonts w:ascii="Times New Roman" w:hAnsi="Times New Roman" w:cs="Times New Roman"/>
+          <w:sz w:val="24"/>
+          <w:szCs w:val="24"/>
+          <w:lang w:eastAsia="ru-RU"/>
+        </w:rPr>
+        <w:t xml:space="preserve"> отображает список начислений заработной платы сотрудникам.</w:t>
+      </w:r>
+    </w:p>
+    <w:p>
+      <w:pPr>
+        <w:numPr>
+          <w:ilvl w:val="0"/>
+          <w:numId w:val="93"/>
+        </w:numPr>
+        <w:spacing w:line="360" w:lineRule="auto"/>
+        <w:jc w:val="both"/>
+        <w:rPr>
+          <w:rFonts w:ascii="Times New Roman" w:hAnsi="Times New Roman" w:cs="Times New Roman"/>
+          <w:sz w:val="24"/>
+          <w:szCs w:val="24"/>
+          <w:lang w:eastAsia="ru-RU"/>
+        </w:rPr>
+      </w:pPr>
+      <w:r>
+        <w:rPr>
+          <w:rFonts w:ascii="Times New Roman" w:hAnsi="Times New Roman" w:cs="Times New Roman"/>
+          <w:b/>
+          <w:bCs/>
+          <w:sz w:val="24"/>
+          <w:szCs w:val="24"/>
+          <w:lang w:eastAsia="ru-RU"/>
+        </w:rPr>
+        <w:t>Отчет «Остатки материалов»</w:t>
+      </w:r>
+      <w:r>
+        <w:rPr>
+          <w:rFonts w:ascii="Times New Roman" w:hAnsi="Times New Roman" w:cs="Times New Roman"/>
+          <w:sz w:val="24"/>
+          <w:szCs w:val="24"/>
+          <w:lang w:eastAsia="ru-RU"/>
+        </w:rPr>
+        <w:t xml:space="preserve"> </w:t>
+      </w:r>
+      <w:r>
+        <w:rPr>
+          <w:rFonts w:ascii="Times New Roman" w:hAnsi="Times New Roman" w:cs="Times New Roman"/>
+          <w:sz w:val="24"/>
+          <w:szCs w:val="24"/>
+          <w:lang w:eastAsia="ru-RU"/>
+        </w:rPr>
+        <w:t>-</w:t>
+      </w:r>
+      <w:r>
+        <w:rPr>
+          <w:rFonts w:ascii="Times New Roman" w:hAnsi="Times New Roman" w:cs="Times New Roman"/>
+          <w:sz w:val="24"/>
+          <w:szCs w:val="24"/>
+          <w:lang w:eastAsia="ru-RU"/>
+        </w:rPr>
+        <w:t xml:space="preserve"> выводит информацию об остатках ювелирных изделий на складах.</w:t>
+      </w:r>
+    </w:p>
+    <w:p>
+      <w:pPr>
+        <w:spacing w:line="360" w:lineRule="auto"/>
+        <w:jc w:val="both"/>
+        <w:rPr>
+          <w:rFonts w:ascii="Times New Roman" w:hAnsi="Times New Roman" w:cs="Times New Roman"/>
+          <w:sz w:val="24"/>
+          <w:szCs w:val="24"/>
+          <w:lang w:eastAsia="ru-RU"/>
+        </w:rPr>
+      </w:pPr>
+    </w:p>
+    <w:p>
+      <w:pPr>
+        <w:spacing w:line="360" w:lineRule="auto"/>
+        <w:jc w:val="both"/>
+        <w:rPr>
+          <w:rFonts w:ascii="Times New Roman" w:hAnsi="Times New Roman" w:cs="Times New Roman"/>
+          <w:sz w:val="24"/>
+          <w:szCs w:val="24"/>
+          <w:lang w:eastAsia="ru-RU"/>
+        </w:rPr>
+      </w:pPr>
+    </w:p>
+    <w:p>
+      <w:pPr>
+        <w:spacing w:line="360" w:lineRule="auto"/>
+        <w:jc w:val="both"/>
+        <w:rPr>
+          <w:rFonts w:ascii="Times New Roman" w:hAnsi="Times New Roman" w:cs="Times New Roman"/>
+          <w:sz w:val="24"/>
+          <w:szCs w:val="24"/>
+          <w:lang w:eastAsia="ru-RU"/>
+        </w:rPr>
+      </w:pPr>
+    </w:p>
+    <w:p>
+      <w:pPr>
+        <w:spacing w:line="360" w:lineRule="auto"/>
+        <w:jc w:val="both"/>
+        <w:rPr>
+          <w:rFonts w:ascii="Times New Roman" w:hAnsi="Times New Roman" w:cs="Times New Roman"/>
+          <w:sz w:val="24"/>
+          <w:szCs w:val="24"/>
+          <w:lang w:eastAsia="ru-RU"/>
+        </w:rPr>
+      </w:pPr>
+    </w:p>
+    <w:p>
+      <w:pPr>
+        <w:spacing w:line="360" w:lineRule="auto"/>
+        <w:jc w:val="both"/>
+        <w:rPr>
+          <w:rFonts w:ascii="Times New Roman" w:hAnsi="Times New Roman" w:cs="Times New Roman"/>
+          <w:sz w:val="24"/>
+          <w:szCs w:val="24"/>
+          <w:lang w:eastAsia="ru-RU"/>
+        </w:rPr>
+      </w:pPr>
+    </w:p>
+    <w:p>
+      <w:pPr>
+        <w:spacing w:line="360" w:lineRule="auto"/>
+        <w:jc w:val="both"/>
+        <w:rPr>
+          <w:rFonts w:ascii="Times New Roman" w:hAnsi="Times New Roman" w:cs="Times New Roman"/>
+          <w:sz w:val="24"/>
+          <w:szCs w:val="24"/>
+          <w:lang w:eastAsia="ru-RU"/>
         </w:rPr>
       </w:pPr>
     </w:p>
     <w:p>
       <w:pPr>
         <w:pStyle w:val="2"/>
+        <w:spacing w:line="360" w:lineRule="auto"/>
         <w:jc w:val="center"/>
         <w:rPr>
           <w:rFonts w:ascii="Times New Roman" w:hAnsi="Times New Roman" w:cs="Times New Roman"/>
@@ -15145,7 +15761,58 @@
     </w:p>
     <w:p>
       <w:pPr>
-        <w:spacing w:line="257" w:lineRule="auto"/>
+        <w:pStyle w:val="2"/>
+        <w:spacing w:line="360" w:lineRule="auto"/>
+        <w:jc w:val="center"/>
+        <w:rPr>
+          <w:rFonts w:ascii="Times New Roman" w:hAnsi="Times New Roman" w:cs="Times New Roman"/>
+          <w:b/>
+          <w:bCs/>
+          <w:color w:val="000000" w:themeColor="text1"/>
+          <w:sz w:val="24"/>
+          <w:szCs w:val="24"/>
+          <w:lang w:eastAsia="ru-RU"/>
+        </w:rPr>
+      </w:pPr>
+      <w:r>
+        <w:rPr>
+          <w:rFonts w:ascii="Times New Roman" w:hAnsi="Times New Roman" w:cs="Times New Roman"/>
+          <w:b/>
+          <w:bCs/>
+          <w:color w:val="000000" w:themeColor="text1"/>
+          <w:sz w:val="24"/>
+          <w:szCs w:val="24"/>
+          <w:lang w:eastAsia="ru-RU"/>
+        </w:rPr>
+        <w:t>2.2.1. Общие сведения о платформе 1</w:t>
+      </w:r>
+      <w:proofErr w:type="gramStart"/>
+      <w:r>
+        <w:rPr>
+          <w:rFonts w:ascii="Times New Roman" w:hAnsi="Times New Roman" w:cs="Times New Roman"/>
+          <w:b/>
+          <w:bCs/>
+          <w:color w:val="000000" w:themeColor="text1"/>
+          <w:sz w:val="24"/>
+          <w:szCs w:val="24"/>
+          <w:lang w:eastAsia="ru-RU"/>
+        </w:rPr>
+        <w:t>С:Предприятие</w:t>
+      </w:r>
+      <w:proofErr w:type="gramEnd"/>
+    </w:p>
+    <w:p>
+      <w:pPr>
+        <w:spacing w:line="360" w:lineRule="auto"/>
+        <w:rPr>
+          <w:lang w:eastAsia="ru-RU"/>
+        </w:rPr>
+      </w:pPr>
+    </w:p>
+    <w:p>
+      <w:pPr>
+        <w:keepNext/>
+        <w:spacing w:line="360" w:lineRule="auto"/>
         <w:ind w:firstLine="709"/>
         <w:jc w:val="both"/>
         <w:rPr>
@@ -15162,7 +15829,7 @@
           <w:szCs w:val="24"/>
           <w:lang w:eastAsia="ru-RU"/>
         </w:rPr>
-        <w:t xml:space="preserve">Разработка конфигурации ведется на технологической платформе </w:t>
+        <w:t xml:space="preserve">Разработка конфигурации «Магазин ювелирных изделий» ведется на технологической платформе </w:t>
       </w:r>
       <w:r>
         <w:rPr>
@@ -15173,17 +15840,9 @@
           <w:szCs w:val="24"/>
           <w:lang w:eastAsia="ru-RU"/>
         </w:rPr>
-        <w:t>«</w:t>
-      </w:r>
-      <w:r>
-        <w:rPr>
-          <w:rFonts w:ascii="Times New Roman" w:hAnsi="Times New Roman" w:cs="Times New Roman"/>
-          <w:sz w:val="24"/>
-          <w:szCs w:val="24"/>
-          <w:lang w:eastAsia="ru-RU"/>
-        </w:rPr>
-        <w:t>1С:Предприятие 8.3</w:t>
-      </w:r>
+        <w:t>«1</w:t>
+      </w:r>
+      <w:proofErr w:type="gramStart"/>
       <w:r>
         <w:rPr>
           <w:rFonts w:ascii="Times New Roman" w:hAnsi="Times New Roman" w:cs="Times New Roman"/>
@@ -15193,25 +15852,34 @@
           <w:szCs w:val="24"/>
           <w:lang w:eastAsia="ru-RU"/>
         </w:rPr>
-        <w:t>»</w:t>
-      </w:r>
-      <w:r>
-        <w:rPr>
-          <w:rFonts w:ascii="Times New Roman" w:hAnsi="Times New Roman" w:cs="Times New Roman"/>
-          <w:sz w:val="24"/>
-          <w:szCs w:val="24"/>
-          <w:lang w:eastAsia="ru-RU"/>
-        </w:rPr>
-        <w:t xml:space="preserve"> (учебная версия). Выбор платформы обусловлен следующими факторами:</w:t>
-      </w:r>
-    </w:p>
-    <w:p>
-      <w:pPr>
-        <w:numPr>
-          <w:ilvl w:val="0"/>
-          <w:numId w:val="84"/>
-        </w:numPr>
-        <w:spacing w:line="257" w:lineRule="auto"/>
+        <w:t>С:Предприятие</w:t>
+      </w:r>
+      <w:proofErr w:type="gramEnd"/>
+      <w:r>
+        <w:rPr>
+          <w:rFonts w:ascii="Times New Roman" w:hAnsi="Times New Roman" w:cs="Times New Roman"/>
+          <w:b/>
+          <w:bCs/>
+          <w:sz w:val="24"/>
+          <w:szCs w:val="24"/>
+          <w:lang w:eastAsia="ru-RU"/>
+        </w:rPr>
+        <w:t xml:space="preserve"> 8.3» (учебная версия)</w:t>
+      </w:r>
+      <w:r>
+        <w:rPr>
+          <w:rFonts w:ascii="Times New Roman" w:hAnsi="Times New Roman" w:cs="Times New Roman"/>
+          <w:sz w:val="24"/>
+          <w:szCs w:val="24"/>
+          <w:lang w:eastAsia="ru-RU"/>
+        </w:rPr>
+        <w:t>.</w:t>
+      </w:r>
+    </w:p>
+    <w:p>
+      <w:pPr>
+        <w:keepNext/>
+        <w:spacing w:line="360" w:lineRule="auto"/>
         <w:ind w:firstLine="709"/>
         <w:jc w:val="both"/>
         <w:rPr>
@@ -15221,222 +15889,148 @@
           <w:lang w:eastAsia="ru-RU"/>
         </w:rPr>
       </w:pPr>
-      <w:proofErr w:type="spellStart"/>
-      <w:r>
-        <w:rPr>
-          <w:rFonts w:ascii="Times New Roman" w:hAnsi="Times New Roman" w:cs="Times New Roman"/>
-          <w:b/>
-          <w:bCs/>
-          <w:sz w:val="24"/>
-          <w:szCs w:val="24"/>
-          <w:lang w:eastAsia="ru-RU"/>
-        </w:rPr>
-        <w:t>Конфигурируемость</w:t>
-      </w:r>
-      <w:proofErr w:type="spellEnd"/>
-      <w:r>
-        <w:rPr>
-          <w:rFonts w:ascii="Times New Roman" w:hAnsi="Times New Roman" w:cs="Times New Roman"/>
-          <w:sz w:val="24"/>
-          <w:szCs w:val="24"/>
-          <w:lang w:eastAsia="ru-RU"/>
-        </w:rPr>
-        <w:t xml:space="preserve"> </w:t>
-      </w:r>
-      <w:r>
-        <w:rPr>
-          <w:rFonts w:ascii="Times New Roman" w:hAnsi="Times New Roman" w:cs="Times New Roman"/>
-          <w:sz w:val="24"/>
-          <w:szCs w:val="24"/>
-          <w:lang w:eastAsia="ru-RU"/>
-        </w:rPr>
-        <w:t>-</w:t>
-      </w:r>
-      <w:r>
-        <w:rPr>
-          <w:rFonts w:ascii="Times New Roman" w:hAnsi="Times New Roman" w:cs="Times New Roman"/>
-          <w:sz w:val="24"/>
-          <w:szCs w:val="24"/>
-          <w:lang w:eastAsia="ru-RU"/>
-        </w:rPr>
-        <w:t xml:space="preserve"> возможность настройки объектов под специфику ювелирного магазина без использования внешних инструментов.</w:t>
-      </w:r>
-    </w:p>
-    <w:p>
-      <w:pPr>
+      <w:r>
+        <w:rPr>
+          <w:rFonts w:ascii="Times New Roman" w:hAnsi="Times New Roman" w:cs="Times New Roman"/>
+          <w:sz w:val="24"/>
+          <w:szCs w:val="24"/>
+          <w:lang w:eastAsia="ru-RU"/>
+        </w:rPr>
+        <w:t>Платформа 1</w:t>
+      </w:r>
+      <w:proofErr w:type="gramStart"/>
+      <w:r>
+        <w:rPr>
+          <w:rFonts w:ascii="Times New Roman" w:hAnsi="Times New Roman" w:cs="Times New Roman"/>
+          <w:sz w:val="24"/>
+          <w:szCs w:val="24"/>
+          <w:lang w:eastAsia="ru-RU"/>
+        </w:rPr>
+        <w:t>С:Предприятие</w:t>
+      </w:r>
+      <w:proofErr w:type="gramEnd"/>
+      <w:r>
+        <w:rPr>
+          <w:rFonts w:ascii="Times New Roman" w:hAnsi="Times New Roman" w:cs="Times New Roman"/>
+          <w:sz w:val="24"/>
+          <w:szCs w:val="24"/>
+          <w:lang w:eastAsia="ru-RU"/>
+        </w:rPr>
+        <w:t xml:space="preserve"> представляет собой инструментальную среду разработки и исполнения прикладных решений (конфигураций), предназначенных для автоматизации деятельности предприятий. Система поддерживает два основных режима работы:</w:t>
+      </w:r>
+    </w:p>
+    <w:p>
+      <w:pPr>
+        <w:pStyle w:val="a8"/>
+        <w:keepNext/>
         <w:numPr>
-          <w:ilvl w:val="0"/>
-          <w:numId w:val="84"/>
+          <w:ilvl w:val="1"/>
+          <w:numId w:val="70"/>
         </w:numPr>
-        <w:spacing w:line="257" w:lineRule="auto"/>
+        <w:spacing w:line="360" w:lineRule="auto"/>
+        <w:jc w:val="both"/>
+        <w:rPr>
+          <w:rFonts w:ascii="Times New Roman" w:hAnsi="Times New Roman" w:cs="Times New Roman"/>
+          <w:sz w:val="24"/>
+          <w:szCs w:val="24"/>
+          <w:lang w:eastAsia="ru-RU"/>
+        </w:rPr>
+      </w:pPr>
+      <w:r>
+        <w:rPr>
+          <w:rFonts w:ascii="Times New Roman" w:hAnsi="Times New Roman" w:cs="Times New Roman"/>
+          <w:sz w:val="24"/>
+          <w:szCs w:val="24"/>
+          <w:lang w:eastAsia="ru-RU"/>
+        </w:rPr>
+        <w:t>1</w:t>
+      </w:r>
+      <w:proofErr w:type="gramStart"/>
+      <w:r>
+        <w:rPr>
+          <w:rFonts w:ascii="Times New Roman" w:hAnsi="Times New Roman" w:cs="Times New Roman"/>
+          <w:sz w:val="24"/>
+          <w:szCs w:val="24"/>
+          <w:lang w:eastAsia="ru-RU"/>
+        </w:rPr>
+        <w:t>С:Предприятие</w:t>
+      </w:r>
+      <w:proofErr w:type="gramEnd"/>
+      <w:r>
+        <w:rPr>
+          <w:rFonts w:ascii="Times New Roman" w:hAnsi="Times New Roman" w:cs="Times New Roman"/>
+          <w:sz w:val="24"/>
+          <w:szCs w:val="24"/>
+          <w:lang w:eastAsia="ru-RU"/>
+        </w:rPr>
+        <w:t>: р</w:t>
+      </w:r>
+      <w:r>
+        <w:rPr>
+          <w:rFonts w:ascii="Times New Roman" w:hAnsi="Times New Roman" w:cs="Times New Roman"/>
+          <w:sz w:val="24"/>
+          <w:szCs w:val="24"/>
+          <w:lang w:eastAsia="ru-RU"/>
+        </w:rPr>
+        <w:t>ежим эксплуатации, в котором пользователи работают с конфигурацией (вводят данные, формируют отчеты, проводят документы).</w:t>
+      </w:r>
+    </w:p>
+    <w:p>
+      <w:pPr>
+        <w:pStyle w:val="a8"/>
+        <w:keepNext/>
+        <w:numPr>
+          <w:ilvl w:val="1"/>
+          <w:numId w:val="70"/>
+        </w:numPr>
+        <w:spacing w:line="360" w:lineRule="auto"/>
+        <w:jc w:val="both"/>
+        <w:rPr>
+          <w:rFonts w:ascii="Times New Roman" w:hAnsi="Times New Roman" w:cs="Times New Roman"/>
+          <w:sz w:val="24"/>
+          <w:szCs w:val="24"/>
+          <w:lang w:eastAsia="ru-RU"/>
+        </w:rPr>
+      </w:pPr>
+      <w:r>
+        <w:rPr>
+          <w:rFonts w:ascii="Times New Roman" w:hAnsi="Times New Roman" w:cs="Times New Roman"/>
+          <w:sz w:val="24"/>
+          <w:szCs w:val="24"/>
+          <w:lang w:eastAsia="ru-RU"/>
+        </w:rPr>
+        <w:t>Конфигуратор</w:t>
+      </w:r>
+      <w:r>
+        <w:rPr>
+          <w:rFonts w:ascii="Times New Roman" w:hAnsi="Times New Roman" w:cs="Times New Roman"/>
+          <w:sz w:val="24"/>
+          <w:szCs w:val="24"/>
+          <w:lang w:eastAsia="ru-RU"/>
+        </w:rPr>
+        <w:t>: р</w:t>
+      </w:r>
+      <w:r>
+        <w:rPr>
+          <w:rFonts w:ascii="Times New Roman" w:hAnsi="Times New Roman" w:cs="Times New Roman"/>
+          <w:sz w:val="24"/>
+          <w:szCs w:val="24"/>
+          <w:lang w:eastAsia="ru-RU"/>
+        </w:rPr>
+        <w:t>ежим разработки и администрирования, в котором создаются и изменяются объекты конфигурации, настраиваются права доступа, выполняется отладка.</w:t>
+      </w:r>
+    </w:p>
+    <w:p>
+      <w:pPr>
+        <w:keepNext/>
+        <w:spacing w:line="360" w:lineRule="auto"/>
         <w:ind w:firstLine="709"/>
-        <w:jc w:val="both"/>
-        <w:rPr>
-          <w:rFonts w:ascii="Times New Roman" w:hAnsi="Times New Roman" w:cs="Times New Roman"/>
-          <w:sz w:val="24"/>
-          <w:szCs w:val="24"/>
-          <w:lang w:eastAsia="ru-RU"/>
-        </w:rPr>
-      </w:pPr>
-      <w:r>
-        <w:rPr>
-          <w:rFonts w:ascii="Times New Roman" w:hAnsi="Times New Roman" w:cs="Times New Roman"/>
-          <w:b/>
-          <w:bCs/>
-          <w:sz w:val="24"/>
-          <w:szCs w:val="24"/>
-          <w:lang w:eastAsia="ru-RU"/>
-        </w:rPr>
-        <w:t>Файловый режим</w:t>
-      </w:r>
-      <w:r>
-        <w:rPr>
-          <w:rFonts w:ascii="Times New Roman" w:hAnsi="Times New Roman" w:cs="Times New Roman"/>
-          <w:sz w:val="24"/>
-          <w:szCs w:val="24"/>
-          <w:lang w:eastAsia="ru-RU"/>
-        </w:rPr>
-        <w:t xml:space="preserve"> </w:t>
-      </w:r>
-      <w:r>
-        <w:rPr>
-          <w:rFonts w:ascii="Times New Roman" w:hAnsi="Times New Roman" w:cs="Times New Roman"/>
-          <w:sz w:val="24"/>
-          <w:szCs w:val="24"/>
-          <w:lang w:eastAsia="ru-RU"/>
-        </w:rPr>
-        <w:t>-</w:t>
-      </w:r>
-      <w:r>
-        <w:rPr>
-          <w:rFonts w:ascii="Times New Roman" w:hAnsi="Times New Roman" w:cs="Times New Roman"/>
-          <w:sz w:val="24"/>
-          <w:szCs w:val="24"/>
-          <w:lang w:eastAsia="ru-RU"/>
-        </w:rPr>
-        <w:t xml:space="preserve"> простота установки и администрирования, не требуется выделенный сервер баз данных.</w:t>
-      </w:r>
-    </w:p>
-    <w:p>
-      <w:pPr>
-        <w:numPr>
-          <w:ilvl w:val="0"/>
-          <w:numId w:val="84"/>
-        </w:numPr>
-        <w:spacing w:line="257" w:lineRule="auto"/>
-        <w:ind w:firstLine="709"/>
-        <w:jc w:val="both"/>
-        <w:rPr>
-          <w:rFonts w:ascii="Times New Roman" w:hAnsi="Times New Roman" w:cs="Times New Roman"/>
-          <w:sz w:val="24"/>
-          <w:szCs w:val="24"/>
-          <w:lang w:eastAsia="ru-RU"/>
-        </w:rPr>
-      </w:pPr>
-      <w:r>
-        <w:rPr>
-          <w:rFonts w:ascii="Times New Roman" w:hAnsi="Times New Roman" w:cs="Times New Roman"/>
-          <w:b/>
-          <w:bCs/>
-          <w:sz w:val="24"/>
-          <w:szCs w:val="24"/>
-          <w:lang w:eastAsia="ru-RU"/>
-        </w:rPr>
-        <w:t>Встроенный язык запросов</w:t>
-      </w:r>
-      <w:r>
-        <w:rPr>
-          <w:rFonts w:ascii="Times New Roman" w:hAnsi="Times New Roman" w:cs="Times New Roman"/>
-          <w:sz w:val="24"/>
-          <w:szCs w:val="24"/>
-          <w:lang w:eastAsia="ru-RU"/>
-        </w:rPr>
-        <w:t xml:space="preserve"> </w:t>
-      </w:r>
-      <w:r>
-        <w:rPr>
-          <w:rFonts w:ascii="Times New Roman" w:hAnsi="Times New Roman" w:cs="Times New Roman"/>
-          <w:sz w:val="24"/>
-          <w:szCs w:val="24"/>
-          <w:lang w:eastAsia="ru-RU"/>
-        </w:rPr>
-        <w:t>-</w:t>
-      </w:r>
-      <w:r>
-        <w:rPr>
-          <w:rFonts w:ascii="Times New Roman" w:hAnsi="Times New Roman" w:cs="Times New Roman"/>
-          <w:sz w:val="24"/>
-          <w:szCs w:val="24"/>
-          <w:lang w:eastAsia="ru-RU"/>
-        </w:rPr>
-        <w:t xml:space="preserve"> для оперативного получения данных из регистров и формирования отчетов.</w:t>
-      </w:r>
-    </w:p>
-    <w:p>
-      <w:pPr>
-        <w:numPr>
-          <w:ilvl w:val="0"/>
-          <w:numId w:val="84"/>
-        </w:numPr>
-        <w:spacing w:line="257" w:lineRule="auto"/>
-        <w:ind w:firstLine="709"/>
-        <w:jc w:val="both"/>
-        <w:rPr>
-          <w:rFonts w:ascii="Times New Roman" w:hAnsi="Times New Roman" w:cs="Times New Roman"/>
-          <w:sz w:val="24"/>
-          <w:szCs w:val="24"/>
-          <w:lang w:eastAsia="ru-RU"/>
-        </w:rPr>
-      </w:pPr>
-      <w:r>
-        <w:rPr>
-          <w:rFonts w:ascii="Times New Roman" w:hAnsi="Times New Roman" w:cs="Times New Roman"/>
-          <w:b/>
-          <w:bCs/>
-          <w:sz w:val="24"/>
-          <w:szCs w:val="24"/>
-          <w:lang w:eastAsia="ru-RU"/>
-        </w:rPr>
-        <w:t>Механизм регистров накопления</w:t>
-      </w:r>
-      <w:r>
-        <w:rPr>
-          <w:rFonts w:ascii="Times New Roman" w:hAnsi="Times New Roman" w:cs="Times New Roman"/>
-          <w:sz w:val="24"/>
-          <w:szCs w:val="24"/>
-          <w:lang w:eastAsia="ru-RU"/>
-        </w:rPr>
-        <w:t xml:space="preserve"> </w:t>
-      </w:r>
-      <w:r>
-        <w:rPr>
-          <w:rFonts w:ascii="Times New Roman" w:hAnsi="Times New Roman" w:cs="Times New Roman"/>
-          <w:sz w:val="24"/>
-          <w:szCs w:val="24"/>
-          <w:lang w:eastAsia="ru-RU"/>
-        </w:rPr>
-        <w:t>-</w:t>
-      </w:r>
-      <w:r>
-        <w:rPr>
-          <w:rFonts w:ascii="Times New Roman" w:hAnsi="Times New Roman" w:cs="Times New Roman"/>
-          <w:sz w:val="24"/>
-          <w:szCs w:val="24"/>
-          <w:lang w:eastAsia="ru-RU"/>
-        </w:rPr>
-        <w:t xml:space="preserve"> для автоматического учета движения товаров.</w:t>
-      </w:r>
-    </w:p>
-    <w:p>
-      <w:pPr>
-        <w:keepNext/>
-        <w:spacing w:line="257" w:lineRule="auto"/>
-        <w:ind w:firstLine="709"/>
-        <w:jc w:val="both"/>
-      </w:pPr>
-      <w:r>
-        <w:rPr>
-          <w:rFonts w:ascii="Times New Roman" w:hAnsi="Times New Roman" w:cs="Times New Roman"/>
+        <w:jc w:val="center"/>
+      </w:pPr>
+      <w:r>
+        <w:rPr>
+          <w:rFonts w:ascii="Times New Roman" w:hAnsi="Times New Roman" w:cs="Times New Roman"/>
+          <w:noProof/>
           <w:sz w:val="24"/>
           <w:szCs w:val="24"/>
           <w:lang w:eastAsia="ru-RU"/>
@@ -15481,6 +16075,7 @@
     <w:p>
       <w:pPr>
         <w:pStyle w:val="ac"/>
+        <w:spacing w:line="360" w:lineRule="auto"/>
         <w:jc w:val="center"/>
         <w:rPr>
           <w:rFonts w:ascii="Times New Roman" w:hAnsi="Times New Roman" w:cs="Times New Roman"/>
@@ -15530,21 +16125,56 @@
           <w:sz w:val="24"/>
           <w:szCs w:val="24"/>
         </w:rPr>
-        <w:t>. Окно запуска 1С:Предприятие с выбором информационной базы</w:t>
-      </w:r>
-    </w:p>
-    <w:p/>
-    <w:p/>
-    <w:p/>
-    <w:p/>
-    <w:p/>
-    <w:p/>
-    <w:p/>
-    <w:p/>
-    <w:p/>
+        <w:t>. Окно запуска 1</w:t>
+      </w:r>
+      <w:proofErr w:type="gramStart"/>
+      <w:r>
+        <w:rPr>
+          <w:rFonts w:ascii="Times New Roman" w:hAnsi="Times New Roman" w:cs="Times New Roman"/>
+          <w:b/>
+          <w:bCs/>
+          <w:i w:val="0"/>
+          <w:iCs w:val="0"/>
+          <w:color w:val="000000" w:themeColor="text1"/>
+          <w:sz w:val="24"/>
+          <w:szCs w:val="24"/>
+        </w:rPr>
+        <w:t>С:Предприятие</w:t>
+      </w:r>
+      <w:proofErr w:type="gramEnd"/>
+      <w:r>
+        <w:rPr>
+          <w:rFonts w:ascii="Times New Roman" w:hAnsi="Times New Roman" w:cs="Times New Roman"/>
+          <w:b/>
+          <w:bCs/>
+          <w:i w:val="0"/>
+          <w:iCs w:val="0"/>
+          <w:color w:val="000000" w:themeColor="text1"/>
+          <w:sz w:val="24"/>
+          <w:szCs w:val="24"/>
+        </w:rPr>
+        <w:t xml:space="preserve"> с выбором информационной базы</w:t>
+      </w:r>
+    </w:p>
+    <w:p>
+      <w:pPr>
+        <w:spacing w:line="360" w:lineRule="auto"/>
+      </w:pPr>
+    </w:p>
+    <w:p>
+      <w:pPr>
+        <w:spacing w:line="360" w:lineRule="auto"/>
+      </w:pPr>
+    </w:p>
+    <w:p>
+      <w:pPr>
+        <w:spacing w:line="360" w:lineRule="auto"/>
+      </w:pPr>
+    </w:p>
     <w:p>
       <w:pPr>
         <w:pStyle w:val="2"/>
+        <w:spacing w:line="360" w:lineRule="auto"/>
         <w:jc w:val="center"/>
         <w:rPr>
           <w:rFonts w:ascii="Times New Roman" w:hAnsi="Times New Roman" w:cs="Times New Roman"/>
@@ -15553,6 +16183,7 @@
           <w:color w:val="000000" w:themeColor="text1"/>
           <w:sz w:val="24"/>
           <w:szCs w:val="24"/>
+          <w:lang w:eastAsia="ru-RU"/>
         </w:rPr>
       </w:pPr>
       <w:r>
@@ -15563,33 +16194,36 @@
           <w:color w:val="000000" w:themeColor="text1"/>
           <w:sz w:val="24"/>
           <w:szCs w:val="24"/>
+          <w:lang w:eastAsia="ru-RU"/>
         </w:rPr>
         <w:lastRenderedPageBreak/>
-        <w:t>2.3. АРХИТЕКТУРА РАЗРАБАТЫВАЕМОГО ПРИКЛАДНОГО РЕШЕНИЯ</w:t>
-      </w:r>
-    </w:p>
-    <w:p/>
-    <w:p>
-      <w:pPr>
-        <w:pStyle w:val="3"/>
-        <w:jc w:val="center"/>
+        <w:t>2.2.2. Основные возможности платформы 1</w:t>
+      </w:r>
+      <w:proofErr w:type="gramStart"/>
+      <w:r>
         <w:rPr>
           <w:rFonts w:ascii="Times New Roman" w:hAnsi="Times New Roman" w:cs="Times New Roman"/>
           <w:b/>
           <w:bCs/>
           <w:color w:val="000000" w:themeColor="text1"/>
-          <w:lang w:eastAsia="ru-RU"/>
-        </w:rPr>
-      </w:pPr>
+          <w:sz w:val="24"/>
+          <w:szCs w:val="24"/>
+          <w:lang w:eastAsia="ru-RU"/>
+        </w:rPr>
+        <w:t>С:Предприятие</w:t>
+      </w:r>
+      <w:proofErr w:type="gramEnd"/>
       <w:r>
         <w:rPr>
           <w:rFonts w:ascii="Times New Roman" w:hAnsi="Times New Roman" w:cs="Times New Roman"/>
           <w:b/>
           <w:bCs/>
           <w:color w:val="000000" w:themeColor="text1"/>
-          <w:lang w:eastAsia="ru-RU"/>
-        </w:rPr>
-        <w:t>2.3.1. Подсистемы</w:t>
+          <w:sz w:val="24"/>
+          <w:szCs w:val="24"/>
+          <w:lang w:eastAsia="ru-RU"/>
+        </w:rPr>
+        <w:t xml:space="preserve"> 8.3</w:t>
       </w:r>
     </w:p>
     <w:p>
@@ -15597,7 +16231,7 @@
         <w:tabs>
           <w:tab w:val="num" w:pos="720"/>
         </w:tabs>
-        <w:spacing w:line="257" w:lineRule="auto"/>
+        <w:spacing w:line="360" w:lineRule="auto"/>
         <w:ind w:firstLine="720"/>
         <w:jc w:val="both"/>
         <w:rPr>
@@ -15614,20 +16248,229 @@
           <w:szCs w:val="24"/>
           <w:lang w:eastAsia="ru-RU"/>
         </w:rPr>
-        <w:t>Конфигурация разделена на следующие подсистемы (Рисунок 6):</w:t>
-      </w:r>
-    </w:p>
-    <w:p>
-      <w:pPr>
-        <w:pStyle w:val="a8"/>
-        <w:numPr>
-          <w:ilvl w:val="0"/>
-          <w:numId w:val="79"/>
-        </w:numPr>
+        <w:t>Платформа предоставляет следующие возможности, используемые в данной работе:</w:t>
+      </w:r>
+    </w:p>
+    <w:p>
+      <w:pPr>
         <w:tabs>
           <w:tab w:val="num" w:pos="720"/>
         </w:tabs>
-        <w:spacing w:line="257" w:lineRule="auto"/>
+        <w:spacing w:line="360" w:lineRule="auto"/>
+        <w:ind w:firstLine="720"/>
+        <w:jc w:val="both"/>
+        <w:rPr>
+          <w:rFonts w:ascii="Times New Roman" w:hAnsi="Times New Roman" w:cs="Times New Roman"/>
+          <w:sz w:val="24"/>
+          <w:szCs w:val="24"/>
+          <w:lang w:eastAsia="ru-RU"/>
+        </w:rPr>
+      </w:pPr>
+      <w:proofErr w:type="spellStart"/>
+      <w:r>
+        <w:rPr>
+          <w:rFonts w:ascii="Times New Roman" w:hAnsi="Times New Roman" w:cs="Times New Roman"/>
+          <w:sz w:val="24"/>
+          <w:szCs w:val="24"/>
+          <w:lang w:eastAsia="ru-RU"/>
+        </w:rPr>
+        <w:t>Конфигурируемость</w:t>
+      </w:r>
+      <w:proofErr w:type="spellEnd"/>
+      <w:r>
+        <w:rPr>
+          <w:rFonts w:ascii="Times New Roman" w:hAnsi="Times New Roman" w:cs="Times New Roman"/>
+          <w:sz w:val="24"/>
+          <w:szCs w:val="24"/>
+          <w:lang w:eastAsia="ru-RU"/>
+        </w:rPr>
+        <w:t xml:space="preserve"> — возможность создания и модификации прикладных решений без использования сторонних инструментов. Все средства разработки интегрированы в Конфигуратор. Это свойство позволяет адаптировать конфигурацию под специфику ювелирного магазина.</w:t>
+      </w:r>
+    </w:p>
+    <w:p>
+      <w:pPr>
+        <w:numPr>
+          <w:ilvl w:val="0"/>
+          <w:numId w:val="71"/>
+        </w:numPr>
+        <w:spacing w:line="360" w:lineRule="auto"/>
+        <w:ind w:firstLine="709"/>
+        <w:jc w:val="both"/>
+        <w:rPr>
+          <w:rFonts w:ascii="Times New Roman" w:hAnsi="Times New Roman" w:cs="Times New Roman"/>
+          <w:sz w:val="24"/>
+          <w:szCs w:val="24"/>
+          <w:lang w:eastAsia="ru-RU"/>
+        </w:rPr>
+      </w:pPr>
+      <w:r>
+        <w:rPr>
+          <w:rFonts w:ascii="Times New Roman" w:hAnsi="Times New Roman" w:cs="Times New Roman"/>
+          <w:sz w:val="24"/>
+          <w:szCs w:val="24"/>
+          <w:lang w:eastAsia="ru-RU"/>
+        </w:rPr>
+        <w:t xml:space="preserve">Объектно-ориентированная модель метаданных </w:t>
+      </w:r>
+      <w:r>
+        <w:rPr>
+          <w:rFonts w:ascii="Times New Roman" w:hAnsi="Times New Roman" w:cs="Times New Roman"/>
+          <w:sz w:val="24"/>
+          <w:szCs w:val="24"/>
+          <w:lang w:eastAsia="ru-RU"/>
+        </w:rPr>
+        <w:t>-</w:t>
+      </w:r>
+      <w:r>
+        <w:rPr>
+          <w:rFonts w:ascii="Times New Roman" w:hAnsi="Times New Roman" w:cs="Times New Roman"/>
+          <w:sz w:val="24"/>
+          <w:szCs w:val="24"/>
+          <w:lang w:eastAsia="ru-RU"/>
+        </w:rPr>
+        <w:t xml:space="preserve"> конфигурация строится из объектов метаданных (справочники, документы, регистры и др.), каждый из которых имеет определенные свойства и методы.</w:t>
+      </w:r>
+    </w:p>
+    <w:p>
+      <w:pPr>
+        <w:numPr>
+          <w:ilvl w:val="0"/>
+          <w:numId w:val="71"/>
+        </w:numPr>
+        <w:spacing w:line="360" w:lineRule="auto"/>
+        <w:ind w:firstLine="709"/>
+        <w:jc w:val="both"/>
+        <w:rPr>
+          <w:rFonts w:ascii="Times New Roman" w:hAnsi="Times New Roman" w:cs="Times New Roman"/>
+          <w:sz w:val="24"/>
+          <w:szCs w:val="24"/>
+          <w:lang w:eastAsia="ru-RU"/>
+        </w:rPr>
+      </w:pPr>
+      <w:r>
+        <w:rPr>
+          <w:rFonts w:ascii="Times New Roman" w:hAnsi="Times New Roman" w:cs="Times New Roman"/>
+          <w:sz w:val="24"/>
+          <w:szCs w:val="24"/>
+          <w:lang w:eastAsia="ru-RU"/>
+        </w:rPr>
+        <w:t xml:space="preserve">Встроенный язык программирования </w:t>
+      </w:r>
+      <w:r>
+        <w:rPr>
+          <w:rFonts w:ascii="Times New Roman" w:hAnsi="Times New Roman" w:cs="Times New Roman"/>
+          <w:sz w:val="24"/>
+          <w:szCs w:val="24"/>
+          <w:lang w:eastAsia="ru-RU"/>
+        </w:rPr>
+        <w:t>-</w:t>
+      </w:r>
+      <w:r>
+        <w:rPr>
+          <w:rFonts w:ascii="Times New Roman" w:hAnsi="Times New Roman" w:cs="Times New Roman"/>
+          <w:sz w:val="24"/>
+          <w:szCs w:val="24"/>
+          <w:lang w:eastAsia="ru-RU"/>
+        </w:rPr>
+        <w:t xml:space="preserve"> используется для описания алгоритмов обработки данных (проведение документов, расчет остатков, формирование отчетов). Синтаксис языка приближен к русскому языку, что облегчает разработку.</w:t>
+      </w:r>
+    </w:p>
+    <w:p>
+      <w:pPr>
+        <w:numPr>
+          <w:ilvl w:val="0"/>
+          <w:numId w:val="71"/>
+        </w:numPr>
+        <w:spacing w:line="360" w:lineRule="auto"/>
+        <w:ind w:firstLine="709"/>
+        <w:jc w:val="both"/>
+        <w:rPr>
+          <w:rFonts w:ascii="Times New Roman" w:hAnsi="Times New Roman" w:cs="Times New Roman"/>
+          <w:sz w:val="24"/>
+          <w:szCs w:val="24"/>
+          <w:lang w:eastAsia="ru-RU"/>
+        </w:rPr>
+      </w:pPr>
+      <w:r>
+        <w:rPr>
+          <w:rFonts w:ascii="Times New Roman" w:hAnsi="Times New Roman" w:cs="Times New Roman"/>
+          <w:sz w:val="24"/>
+          <w:szCs w:val="24"/>
+          <w:lang w:eastAsia="ru-RU"/>
+        </w:rPr>
+        <w:t xml:space="preserve">Язык запросов </w:t>
+      </w:r>
+      <w:r>
+        <w:rPr>
+          <w:rFonts w:ascii="Times New Roman" w:hAnsi="Times New Roman" w:cs="Times New Roman"/>
+          <w:sz w:val="24"/>
+          <w:szCs w:val="24"/>
+          <w:lang w:eastAsia="ru-RU"/>
+        </w:rPr>
+        <w:t>-</w:t>
+      </w:r>
+      <w:r>
+        <w:rPr>
+          <w:rFonts w:ascii="Times New Roman" w:hAnsi="Times New Roman" w:cs="Times New Roman"/>
+          <w:sz w:val="24"/>
+          <w:szCs w:val="24"/>
+          <w:lang w:eastAsia="ru-RU"/>
+        </w:rPr>
+        <w:t xml:space="preserve"> предназначен для быстрого получения данных из информационной базы. Запросы позволяют отбирать, группировать, сортировать и объединять данные из нескольких таблиц.</w:t>
+      </w:r>
+    </w:p>
+    <w:p>
+      <w:pPr>
+        <w:numPr>
+          <w:ilvl w:val="0"/>
+          <w:numId w:val="71"/>
+        </w:numPr>
+        <w:spacing w:line="360" w:lineRule="auto"/>
+        <w:ind w:firstLine="709"/>
+        <w:jc w:val="both"/>
+        <w:rPr>
+          <w:rFonts w:ascii="Times New Roman" w:hAnsi="Times New Roman" w:cs="Times New Roman"/>
+          <w:sz w:val="24"/>
+          <w:szCs w:val="24"/>
+          <w:lang w:eastAsia="ru-RU"/>
+        </w:rPr>
+      </w:pPr>
+      <w:r>
+        <w:rPr>
+          <w:rFonts w:ascii="Times New Roman" w:hAnsi="Times New Roman" w:cs="Times New Roman"/>
+          <w:sz w:val="24"/>
+          <w:szCs w:val="24"/>
+          <w:lang w:eastAsia="ru-RU"/>
+        </w:rPr>
+        <w:t xml:space="preserve">Система компоновки данных (СКД) </w:t>
+      </w:r>
+      <w:r>
+        <w:rPr>
+          <w:rFonts w:ascii="Times New Roman" w:hAnsi="Times New Roman" w:cs="Times New Roman"/>
+          <w:sz w:val="24"/>
+          <w:szCs w:val="24"/>
+          <w:lang w:eastAsia="ru-RU"/>
+        </w:rPr>
+        <w:t>-</w:t>
+      </w:r>
+      <w:r>
+        <w:rPr>
+          <w:rFonts w:ascii="Times New Roman" w:hAnsi="Times New Roman" w:cs="Times New Roman"/>
+          <w:sz w:val="24"/>
+          <w:szCs w:val="24"/>
+          <w:lang w:eastAsia="ru-RU"/>
+        </w:rPr>
+        <w:t xml:space="preserve"> визуальный инструмент для создания отчетов без программирования. Позволяет разработчику описать структуру отчета, а пользователю — настраивать его под свои нужды.</w:t>
+      </w:r>
+    </w:p>
+    <w:p>
+      <w:pPr>
+        <w:numPr>
+          <w:ilvl w:val="0"/>
+          <w:numId w:val="71"/>
+        </w:numPr>
+        <w:spacing w:line="360" w:lineRule="auto"/>
+        <w:ind w:firstLine="709"/>
         <w:jc w:val="both"/>
         <w:rPr>
           <w:rFonts w:ascii="Times New Roman" w:hAnsi="Times New Roman" w:cs="Times New Roman"/>
@@ -15645,29 +16488,838 @@
           <w:szCs w:val="24"/>
           <w:lang w:eastAsia="ru-RU"/>
         </w:rPr>
-        <w:t>Бухгалтерия</w:t>
-      </w:r>
-      <w:r>
-        <w:rPr>
-          <w:rFonts w:ascii="Times New Roman" w:hAnsi="Times New Roman" w:cs="Times New Roman"/>
-          <w:sz w:val="24"/>
-          <w:szCs w:val="24"/>
-          <w:lang w:eastAsia="ru-RU"/>
-        </w:rPr>
-        <w:t xml:space="preserve"> — учет финансовых операций, формирование бухгалтерской отчетности.</w:t>
-      </w:r>
-    </w:p>
-    <w:p>
-      <w:pPr>
-        <w:pStyle w:val="a8"/>
+        <w:t>Регистры накопления</w:t>
+      </w:r>
+      <w:r>
+        <w:rPr>
+          <w:rFonts w:ascii="Times New Roman" w:hAnsi="Times New Roman" w:cs="Times New Roman"/>
+          <w:sz w:val="24"/>
+          <w:szCs w:val="24"/>
+          <w:lang w:eastAsia="ru-RU"/>
+        </w:rPr>
+        <w:t xml:space="preserve"> — специализированные объекты для хранения числовых данных в разрезе измерений (например, остатки товаров по складам). Изменение регистров происходит при проведении документов.</w:t>
+      </w:r>
+    </w:p>
+    <w:p>
+      <w:pPr>
         <w:numPr>
           <w:ilvl w:val="0"/>
-          <w:numId w:val="79"/>
+          <w:numId w:val="71"/>
         </w:numPr>
+        <w:spacing w:line="360" w:lineRule="auto"/>
+        <w:ind w:firstLine="709"/>
+        <w:jc w:val="both"/>
+        <w:rPr>
+          <w:rFonts w:ascii="Times New Roman" w:hAnsi="Times New Roman" w:cs="Times New Roman"/>
+          <w:sz w:val="24"/>
+          <w:szCs w:val="24"/>
+          <w:lang w:eastAsia="ru-RU"/>
+        </w:rPr>
+      </w:pPr>
+      <w:r>
+        <w:rPr>
+          <w:rFonts w:ascii="Times New Roman" w:hAnsi="Times New Roman" w:cs="Times New Roman"/>
+          <w:b/>
+          <w:bCs/>
+          <w:sz w:val="24"/>
+          <w:szCs w:val="24"/>
+          <w:lang w:eastAsia="ru-RU"/>
+        </w:rPr>
+        <w:t>Регистры расчета</w:t>
+      </w:r>
+      <w:r>
+        <w:rPr>
+          <w:rFonts w:ascii="Times New Roman" w:hAnsi="Times New Roman" w:cs="Times New Roman"/>
+          <w:sz w:val="24"/>
+          <w:szCs w:val="24"/>
+          <w:lang w:eastAsia="ru-RU"/>
+        </w:rPr>
+        <w:t xml:space="preserve"> — специализированные объекты для учета периодических расчетов (например, начисление заработной платы).</w:t>
+      </w:r>
+    </w:p>
+    <w:p>
+      <w:pPr>
+        <w:numPr>
+          <w:ilvl w:val="0"/>
+          <w:numId w:val="71"/>
+        </w:numPr>
+        <w:spacing w:line="360" w:lineRule="auto"/>
+        <w:ind w:firstLine="709"/>
+        <w:jc w:val="both"/>
+        <w:rPr>
+          <w:rFonts w:ascii="Times New Roman" w:hAnsi="Times New Roman" w:cs="Times New Roman"/>
+          <w:sz w:val="24"/>
+          <w:szCs w:val="24"/>
+          <w:lang w:eastAsia="ru-RU"/>
+        </w:rPr>
+      </w:pPr>
+      <w:r>
+        <w:rPr>
+          <w:rFonts w:ascii="Times New Roman" w:hAnsi="Times New Roman" w:cs="Times New Roman"/>
+          <w:b/>
+          <w:bCs/>
+          <w:sz w:val="24"/>
+          <w:szCs w:val="24"/>
+          <w:lang w:eastAsia="ru-RU"/>
+        </w:rPr>
+        <w:t>Управляемые формы</w:t>
+      </w:r>
+      <w:r>
+        <w:rPr>
+          <w:rFonts w:ascii="Times New Roman" w:hAnsi="Times New Roman" w:cs="Times New Roman"/>
+          <w:sz w:val="24"/>
+          <w:szCs w:val="24"/>
+          <w:lang w:eastAsia="ru-RU"/>
+        </w:rPr>
+        <w:t xml:space="preserve"> — современный механизм создания пользовательского интерфейса, обеспечивающий единый стиль работы в различных клиентских приложениях.</w:t>
+      </w:r>
+    </w:p>
+    <w:p>
+      <w:pPr>
+        <w:spacing w:line="360" w:lineRule="auto"/>
+      </w:pPr>
+    </w:p>
+    <w:p>
+      <w:pPr>
+        <w:spacing w:line="360" w:lineRule="auto"/>
+      </w:pPr>
+    </w:p>
+    <w:p>
+      <w:pPr>
+        <w:spacing w:line="360" w:lineRule="auto"/>
+      </w:pPr>
+    </w:p>
+    <w:p>
+      <w:pPr>
+        <w:pStyle w:val="3"/>
+        <w:jc w:val="center"/>
+        <w:rPr>
+          <w:rFonts w:ascii="Times New Roman" w:hAnsi="Times New Roman" w:cs="Times New Roman"/>
+          <w:b/>
+          <w:bCs/>
+          <w:color w:val="000000" w:themeColor="text1"/>
+        </w:rPr>
+      </w:pPr>
+      <w:r>
+        <w:rPr>
+          <w:rFonts w:ascii="Times New Roman" w:hAnsi="Times New Roman" w:cs="Times New Roman"/>
+          <w:b/>
+          <w:bCs/>
+          <w:color w:val="000000" w:themeColor="text1"/>
+        </w:rPr>
+        <w:lastRenderedPageBreak/>
+        <w:t>2.2.3. Архитектура системы «клиент-сервер» и файловый режим</w:t>
+      </w:r>
+    </w:p>
+    <w:p>
+      <w:pPr>
+        <w:spacing w:line="360" w:lineRule="auto"/>
+      </w:pPr>
+    </w:p>
+    <w:p>
+      <w:pPr>
+        <w:spacing w:line="360" w:lineRule="auto"/>
+        <w:ind w:firstLine="709"/>
+        <w:rPr>
+          <w:rFonts w:ascii="Times New Roman" w:hAnsi="Times New Roman" w:cs="Times New Roman"/>
+          <w:sz w:val="24"/>
+          <w:szCs w:val="24"/>
+        </w:rPr>
+      </w:pPr>
+      <w:r>
+        <w:rPr>
+          <w:rFonts w:ascii="Times New Roman" w:hAnsi="Times New Roman" w:cs="Times New Roman"/>
+          <w:sz w:val="24"/>
+          <w:szCs w:val="24"/>
+        </w:rPr>
+        <w:t>Система 1</w:t>
+      </w:r>
+      <w:proofErr w:type="gramStart"/>
+      <w:r>
+        <w:rPr>
+          <w:rFonts w:ascii="Times New Roman" w:hAnsi="Times New Roman" w:cs="Times New Roman"/>
+          <w:sz w:val="24"/>
+          <w:szCs w:val="24"/>
+        </w:rPr>
+        <w:t>С:Предприятие</w:t>
+      </w:r>
+      <w:proofErr w:type="gramEnd"/>
+      <w:r>
+        <w:rPr>
+          <w:rFonts w:ascii="Times New Roman" w:hAnsi="Times New Roman" w:cs="Times New Roman"/>
+          <w:sz w:val="24"/>
+          <w:szCs w:val="24"/>
+        </w:rPr>
+        <w:t xml:space="preserve"> поддерживает два варианта работы (Таблица </w:t>
+      </w:r>
+      <w:r>
+        <w:rPr>
+          <w:rFonts w:ascii="Times New Roman" w:hAnsi="Times New Roman" w:cs="Times New Roman"/>
+          <w:sz w:val="24"/>
+          <w:szCs w:val="24"/>
+        </w:rPr>
+        <w:t>3</w:t>
+      </w:r>
+      <w:r>
+        <w:rPr>
+          <w:rFonts w:ascii="Times New Roman" w:hAnsi="Times New Roman" w:cs="Times New Roman"/>
+          <w:sz w:val="24"/>
+          <w:szCs w:val="24"/>
+        </w:rPr>
+        <w:t>).</w:t>
+      </w:r>
+    </w:p>
+    <w:p>
+      <w:pPr>
+        <w:pStyle w:val="ac"/>
+        <w:keepNext/>
+        <w:jc w:val="center"/>
+        <w:rPr>
+          <w:rFonts w:ascii="Times New Roman" w:hAnsi="Times New Roman" w:cs="Times New Roman"/>
+          <w:b/>
+          <w:bCs/>
+          <w:i w:val="0"/>
+          <w:iCs w:val="0"/>
+          <w:color w:val="000000" w:themeColor="text1"/>
+          <w:sz w:val="24"/>
+          <w:szCs w:val="24"/>
+        </w:rPr>
+      </w:pPr>
+      <w:r>
+        <w:rPr>
+          <w:rFonts w:ascii="Times New Roman" w:hAnsi="Times New Roman" w:cs="Times New Roman"/>
+          <w:b/>
+          <w:bCs/>
+          <w:i w:val="0"/>
+          <w:iCs w:val="0"/>
+          <w:color w:val="000000" w:themeColor="text1"/>
+          <w:sz w:val="24"/>
+          <w:szCs w:val="24"/>
+        </w:rPr>
+        <w:t xml:space="preserve">Таблица </w:t>
+      </w:r>
+      <w:r>
+        <w:rPr>
+          <w:rFonts w:ascii="Times New Roman" w:hAnsi="Times New Roman" w:cs="Times New Roman"/>
+          <w:b/>
+          <w:bCs/>
+          <w:i w:val="0"/>
+          <w:iCs w:val="0"/>
+          <w:color w:val="000000" w:themeColor="text1"/>
+          <w:sz w:val="24"/>
+          <w:szCs w:val="24"/>
+        </w:rPr>
+        <w:fldChar w:fldCharType="begin"/>
+      </w:r>
+      <w:r>
+        <w:rPr>
+          <w:rFonts w:ascii="Times New Roman" w:hAnsi="Times New Roman" w:cs="Times New Roman"/>
+          <w:b/>
+          <w:bCs/>
+          <w:i w:val="0"/>
+          <w:iCs w:val="0"/>
+          <w:color w:val="000000" w:themeColor="text1"/>
+          <w:sz w:val="24"/>
+          <w:szCs w:val="24"/>
+        </w:rPr>
+        <w:instrText xml:space="preserve"> SEQ Таблица \* ARABIC </w:instrText>
+      </w:r>
+      <w:r>
+        <w:rPr>
+          <w:rFonts w:ascii="Times New Roman" w:hAnsi="Times New Roman" w:cs="Times New Roman"/>
+          <w:b/>
+          <w:bCs/>
+          <w:i w:val="0"/>
+          <w:iCs w:val="0"/>
+          <w:color w:val="000000" w:themeColor="text1"/>
+          <w:sz w:val="24"/>
+          <w:szCs w:val="24"/>
+        </w:rPr>
+        <w:fldChar w:fldCharType="separate"/>
+      </w:r>
+      <w:r>
+        <w:rPr>
+          <w:rFonts w:ascii="Times New Roman" w:hAnsi="Times New Roman" w:cs="Times New Roman"/>
+          <w:b/>
+          <w:bCs/>
+          <w:i w:val="0"/>
+          <w:iCs w:val="0"/>
+          <w:noProof/>
+          <w:color w:val="000000" w:themeColor="text1"/>
+          <w:sz w:val="24"/>
+          <w:szCs w:val="24"/>
+        </w:rPr>
+        <w:t>3</w:t>
+      </w:r>
+      <w:r>
+        <w:rPr>
+          <w:rFonts w:ascii="Times New Roman" w:hAnsi="Times New Roman" w:cs="Times New Roman"/>
+          <w:b/>
+          <w:bCs/>
+          <w:i w:val="0"/>
+          <w:iCs w:val="0"/>
+          <w:color w:val="000000" w:themeColor="text1"/>
+          <w:sz w:val="24"/>
+          <w:szCs w:val="24"/>
+        </w:rPr>
+        <w:fldChar w:fldCharType="end"/>
+      </w:r>
+      <w:r>
+        <w:rPr>
+          <w:rFonts w:ascii="Times New Roman" w:hAnsi="Times New Roman" w:cs="Times New Roman"/>
+          <w:b/>
+          <w:bCs/>
+          <w:i w:val="0"/>
+          <w:iCs w:val="0"/>
+          <w:color w:val="000000" w:themeColor="text1"/>
+          <w:sz w:val="24"/>
+          <w:szCs w:val="24"/>
+        </w:rPr>
+        <w:t>. Сравнение режимов работы 1</w:t>
+      </w:r>
+      <w:proofErr w:type="gramStart"/>
+      <w:r>
+        <w:rPr>
+          <w:rFonts w:ascii="Times New Roman" w:hAnsi="Times New Roman" w:cs="Times New Roman"/>
+          <w:b/>
+          <w:bCs/>
+          <w:i w:val="0"/>
+          <w:iCs w:val="0"/>
+          <w:color w:val="000000" w:themeColor="text1"/>
+          <w:sz w:val="24"/>
+          <w:szCs w:val="24"/>
+        </w:rPr>
+        <w:t>С:Предприятия</w:t>
+      </w:r>
+      <w:proofErr w:type="gramEnd"/>
+    </w:p>
+    <w:tbl>
+      <w:tblPr>
+        <w:tblStyle w:val="a9"/>
+        <w:tblW w:w="0" w:type="auto"/>
+        <w:tblInd w:w="0" w:type="dxa"/>
+        <w:tblLook w:val="04A0" w:firstRow="1" w:lastRow="0" w:firstColumn="1" w:lastColumn="0" w:noHBand="0" w:noVBand="1"/>
+      </w:tblPr>
+      <w:tblGrid>
+        <w:gridCol w:w="3209"/>
+        <w:gridCol w:w="3209"/>
+        <w:gridCol w:w="3210"/>
+      </w:tblGrid>
+      <w:tr>
+        <w:tc>
+          <w:tcPr>
+            <w:tcW w:w="3209" w:type="dxa"/>
+            <w:vAlign w:val="center"/>
+          </w:tcPr>
+          <w:p>
+            <w:pPr>
+              <w:spacing w:line="360" w:lineRule="auto"/>
+              <w:jc w:val="center"/>
+              <w:rPr>
+                <w:rFonts w:ascii="Times New Roman" w:hAnsi="Times New Roman" w:cs="Times New Roman"/>
+                <w:sz w:val="20"/>
+                <w:szCs w:val="20"/>
+              </w:rPr>
+            </w:pPr>
+            <w:r>
+              <w:rPr>
+                <w:rFonts w:ascii="Times New Roman" w:hAnsi="Times New Roman" w:cs="Times New Roman"/>
+                <w:b/>
+                <w:bCs/>
+                <w:sz w:val="20"/>
+                <w:szCs w:val="20"/>
+              </w:rPr>
+              <w:t>Режим работы</w:t>
+            </w:r>
+          </w:p>
+        </w:tc>
+        <w:tc>
+          <w:tcPr>
+            <w:tcW w:w="3209" w:type="dxa"/>
+            <w:vAlign w:val="center"/>
+          </w:tcPr>
+          <w:p>
+            <w:pPr>
+              <w:spacing w:line="360" w:lineRule="auto"/>
+              <w:jc w:val="center"/>
+              <w:rPr>
+                <w:rFonts w:ascii="Times New Roman" w:hAnsi="Times New Roman" w:cs="Times New Roman"/>
+                <w:sz w:val="20"/>
+                <w:szCs w:val="20"/>
+              </w:rPr>
+            </w:pPr>
+            <w:r>
+              <w:rPr>
+                <w:rFonts w:ascii="Times New Roman" w:hAnsi="Times New Roman" w:cs="Times New Roman"/>
+                <w:b/>
+                <w:bCs/>
+                <w:sz w:val="20"/>
+                <w:szCs w:val="20"/>
+              </w:rPr>
+              <w:t>Описание</w:t>
+            </w:r>
+          </w:p>
+        </w:tc>
+        <w:tc>
+          <w:tcPr>
+            <w:tcW w:w="3210" w:type="dxa"/>
+            <w:vAlign w:val="center"/>
+          </w:tcPr>
+          <w:p>
+            <w:pPr>
+              <w:spacing w:line="360" w:lineRule="auto"/>
+              <w:jc w:val="center"/>
+              <w:rPr>
+                <w:rFonts w:ascii="Times New Roman" w:hAnsi="Times New Roman" w:cs="Times New Roman"/>
+                <w:sz w:val="20"/>
+                <w:szCs w:val="20"/>
+              </w:rPr>
+            </w:pPr>
+            <w:r>
+              <w:rPr>
+                <w:rFonts w:ascii="Times New Roman" w:hAnsi="Times New Roman" w:cs="Times New Roman"/>
+                <w:b/>
+                <w:bCs/>
+                <w:sz w:val="20"/>
+                <w:szCs w:val="20"/>
+              </w:rPr>
+              <w:t>Область применения</w:t>
+            </w:r>
+          </w:p>
+        </w:tc>
+      </w:tr>
+      <w:tr>
+        <w:tc>
+          <w:tcPr>
+            <w:tcW w:w="3209" w:type="dxa"/>
+            <w:vAlign w:val="center"/>
+          </w:tcPr>
+          <w:p>
+            <w:pPr>
+              <w:spacing w:line="360" w:lineRule="auto"/>
+              <w:jc w:val="both"/>
+              <w:rPr>
+                <w:rFonts w:ascii="Times New Roman" w:hAnsi="Times New Roman" w:cs="Times New Roman"/>
+                <w:sz w:val="20"/>
+                <w:szCs w:val="20"/>
+              </w:rPr>
+            </w:pPr>
+            <w:r>
+              <w:rPr>
+                <w:rFonts w:ascii="Times New Roman" w:hAnsi="Times New Roman" w:cs="Times New Roman"/>
+                <w:sz w:val="20"/>
+                <w:szCs w:val="20"/>
+              </w:rPr>
+              <w:t>Файловый</w:t>
+            </w:r>
+          </w:p>
+        </w:tc>
+        <w:tc>
+          <w:tcPr>
+            <w:tcW w:w="3209" w:type="dxa"/>
+            <w:vAlign w:val="center"/>
+          </w:tcPr>
+          <w:p>
+            <w:pPr>
+              <w:spacing w:line="360" w:lineRule="auto"/>
+              <w:jc w:val="both"/>
+              <w:rPr>
+                <w:rFonts w:ascii="Times New Roman" w:hAnsi="Times New Roman" w:cs="Times New Roman"/>
+                <w:sz w:val="20"/>
+                <w:szCs w:val="20"/>
+              </w:rPr>
+            </w:pPr>
+            <w:r>
+              <w:rPr>
+                <w:rFonts w:ascii="Times New Roman" w:hAnsi="Times New Roman" w:cs="Times New Roman"/>
+                <w:sz w:val="20"/>
+                <w:szCs w:val="20"/>
+              </w:rPr>
+              <w:t>Все данные хранятся в одном файле (</w:t>
+            </w:r>
+            <w:r>
+              <w:rPr>
+                <w:rStyle w:val="HTML"/>
+                <w:rFonts w:ascii="Times New Roman" w:eastAsiaTheme="minorHAnsi" w:hAnsi="Times New Roman" w:cs="Times New Roman"/>
+              </w:rPr>
+              <w:t>1Cv8.1CD</w:t>
+            </w:r>
+            <w:r>
+              <w:rPr>
+                <w:rFonts w:ascii="Times New Roman" w:hAnsi="Times New Roman" w:cs="Times New Roman"/>
+                <w:sz w:val="20"/>
+                <w:szCs w:val="20"/>
+              </w:rPr>
+              <w:t>). Сервер баз данных не требуется.</w:t>
+            </w:r>
+          </w:p>
+        </w:tc>
+        <w:tc>
+          <w:tcPr>
+            <w:tcW w:w="3210" w:type="dxa"/>
+            <w:vAlign w:val="center"/>
+          </w:tcPr>
+          <w:p>
+            <w:pPr>
+              <w:spacing w:line="360" w:lineRule="auto"/>
+              <w:jc w:val="both"/>
+              <w:rPr>
+                <w:rFonts w:ascii="Times New Roman" w:hAnsi="Times New Roman" w:cs="Times New Roman"/>
+                <w:sz w:val="20"/>
+                <w:szCs w:val="20"/>
+              </w:rPr>
+            </w:pPr>
+            <w:r>
+              <w:rPr>
+                <w:rFonts w:ascii="Times New Roman" w:hAnsi="Times New Roman" w:cs="Times New Roman"/>
+                <w:sz w:val="20"/>
+                <w:szCs w:val="20"/>
+              </w:rPr>
+              <w:t>1-5 пользователей, небольшой объем данных, простая установка.</w:t>
+            </w:r>
+          </w:p>
+        </w:tc>
+      </w:tr>
+      <w:tr>
+        <w:tc>
+          <w:tcPr>
+            <w:tcW w:w="3209" w:type="dxa"/>
+            <w:vAlign w:val="center"/>
+          </w:tcPr>
+          <w:p>
+            <w:pPr>
+              <w:spacing w:line="360" w:lineRule="auto"/>
+              <w:jc w:val="both"/>
+              <w:rPr>
+                <w:rFonts w:ascii="Times New Roman" w:hAnsi="Times New Roman" w:cs="Times New Roman"/>
+                <w:sz w:val="20"/>
+                <w:szCs w:val="20"/>
+              </w:rPr>
+            </w:pPr>
+            <w:r>
+              <w:rPr>
+                <w:rFonts w:ascii="Times New Roman" w:hAnsi="Times New Roman" w:cs="Times New Roman"/>
+                <w:sz w:val="20"/>
+                <w:szCs w:val="20"/>
+              </w:rPr>
+              <w:t>Клиент-серверный</w:t>
+            </w:r>
+          </w:p>
+        </w:tc>
+        <w:tc>
+          <w:tcPr>
+            <w:tcW w:w="3209" w:type="dxa"/>
+            <w:vAlign w:val="center"/>
+          </w:tcPr>
+          <w:p>
+            <w:pPr>
+              <w:spacing w:line="360" w:lineRule="auto"/>
+              <w:jc w:val="both"/>
+              <w:rPr>
+                <w:rFonts w:ascii="Times New Roman" w:hAnsi="Times New Roman" w:cs="Times New Roman"/>
+                <w:sz w:val="20"/>
+                <w:szCs w:val="20"/>
+              </w:rPr>
+            </w:pPr>
+            <w:r>
+              <w:rPr>
+                <w:rFonts w:ascii="Times New Roman" w:hAnsi="Times New Roman" w:cs="Times New Roman"/>
+                <w:sz w:val="20"/>
+                <w:szCs w:val="20"/>
+              </w:rPr>
+              <w:t xml:space="preserve">Используется СУБД (MS SQL Server, </w:t>
+            </w:r>
+            <w:proofErr w:type="spellStart"/>
+            <w:r>
+              <w:rPr>
+                <w:rFonts w:ascii="Times New Roman" w:hAnsi="Times New Roman" w:cs="Times New Roman"/>
+                <w:sz w:val="20"/>
+                <w:szCs w:val="20"/>
+              </w:rPr>
+              <w:t>PostgreSQL</w:t>
+            </w:r>
+            <w:proofErr w:type="spellEnd"/>
+            <w:r>
+              <w:rPr>
+                <w:rFonts w:ascii="Times New Roman" w:hAnsi="Times New Roman" w:cs="Times New Roman"/>
+                <w:sz w:val="20"/>
+                <w:szCs w:val="20"/>
+              </w:rPr>
+              <w:t>, IBM DB2, Oracle Database) и кластер серверов 1С.</w:t>
+            </w:r>
+          </w:p>
+        </w:tc>
+        <w:tc>
+          <w:tcPr>
+            <w:tcW w:w="3210" w:type="dxa"/>
+            <w:vAlign w:val="center"/>
+          </w:tcPr>
+          <w:p>
+            <w:pPr>
+              <w:spacing w:line="360" w:lineRule="auto"/>
+              <w:jc w:val="both"/>
+              <w:rPr>
+                <w:rFonts w:ascii="Times New Roman" w:hAnsi="Times New Roman" w:cs="Times New Roman"/>
+                <w:sz w:val="20"/>
+                <w:szCs w:val="20"/>
+              </w:rPr>
+            </w:pPr>
+            <w:r>
+              <w:rPr>
+                <w:rFonts w:ascii="Times New Roman" w:hAnsi="Times New Roman" w:cs="Times New Roman"/>
+                <w:sz w:val="20"/>
+                <w:szCs w:val="20"/>
+              </w:rPr>
+              <w:t>Более 5 пользователей, большой объем данных, высокая надежность.</w:t>
+            </w:r>
+          </w:p>
+        </w:tc>
+      </w:tr>
+    </w:tbl>
+    <w:p>
+      <w:pPr>
+        <w:spacing w:line="360" w:lineRule="auto"/>
+      </w:pPr>
+    </w:p>
+    <w:p>
+      <w:pPr>
+        <w:spacing w:line="360" w:lineRule="auto"/>
+        <w:ind w:firstLine="709"/>
+        <w:jc w:val="both"/>
+        <w:rPr>
+          <w:rFonts w:ascii="Times New Roman" w:hAnsi="Times New Roman" w:cs="Times New Roman"/>
+          <w:sz w:val="24"/>
+          <w:szCs w:val="24"/>
+        </w:rPr>
+      </w:pPr>
+      <w:r>
+        <w:rPr>
+          <w:rFonts w:ascii="Times New Roman" w:hAnsi="Times New Roman" w:cs="Times New Roman"/>
+          <w:sz w:val="24"/>
+          <w:szCs w:val="24"/>
+        </w:rPr>
+        <w:t>В ООО «Руби» используется файловый режим работы по следующим причинам:</w:t>
+      </w:r>
+    </w:p>
+    <w:p>
+      <w:pPr>
+        <w:numPr>
+          <w:ilvl w:val="0"/>
+          <w:numId w:val="96"/>
+        </w:numPr>
+        <w:spacing w:line="360" w:lineRule="auto"/>
+        <w:ind w:firstLine="709"/>
+        <w:jc w:val="both"/>
+        <w:rPr>
+          <w:rFonts w:ascii="Times New Roman" w:hAnsi="Times New Roman" w:cs="Times New Roman"/>
+          <w:sz w:val="24"/>
+          <w:szCs w:val="24"/>
+        </w:rPr>
+      </w:pPr>
+      <w:r>
+        <w:rPr>
+          <w:rFonts w:ascii="Times New Roman" w:hAnsi="Times New Roman" w:cs="Times New Roman"/>
+          <w:sz w:val="24"/>
+          <w:szCs w:val="24"/>
+        </w:rPr>
+        <w:t>Количество одновременных пользователей не превышает 5-7 человек.</w:t>
+      </w:r>
+    </w:p>
+    <w:p>
+      <w:pPr>
+        <w:numPr>
+          <w:ilvl w:val="0"/>
+          <w:numId w:val="96"/>
+        </w:numPr>
+        <w:spacing w:line="360" w:lineRule="auto"/>
+        <w:ind w:firstLine="709"/>
+        <w:jc w:val="both"/>
+        <w:rPr>
+          <w:rFonts w:ascii="Times New Roman" w:hAnsi="Times New Roman" w:cs="Times New Roman"/>
+          <w:sz w:val="24"/>
+          <w:szCs w:val="24"/>
+        </w:rPr>
+      </w:pPr>
+      <w:r>
+        <w:rPr>
+          <w:rFonts w:ascii="Times New Roman" w:hAnsi="Times New Roman" w:cs="Times New Roman"/>
+          <w:sz w:val="24"/>
+          <w:szCs w:val="24"/>
+        </w:rPr>
+        <w:t>Интенсивность документооборота не требует производительности серверных СУБД.</w:t>
+      </w:r>
+    </w:p>
+    <w:p>
+      <w:pPr>
+        <w:numPr>
+          <w:ilvl w:val="0"/>
+          <w:numId w:val="96"/>
+        </w:numPr>
+        <w:spacing w:line="360" w:lineRule="auto"/>
+        <w:ind w:firstLine="709"/>
+        <w:jc w:val="both"/>
+        <w:rPr>
+          <w:rFonts w:ascii="Times New Roman" w:hAnsi="Times New Roman" w:cs="Times New Roman"/>
+          <w:sz w:val="24"/>
+          <w:szCs w:val="24"/>
+        </w:rPr>
+      </w:pPr>
+      <w:r>
+        <w:rPr>
+          <w:rFonts w:ascii="Times New Roman" w:hAnsi="Times New Roman" w:cs="Times New Roman"/>
+          <w:sz w:val="24"/>
+          <w:szCs w:val="24"/>
+        </w:rPr>
+        <w:t>Простота администрирования (не требуется настройка и сопровождение сервера БД).</w:t>
+      </w:r>
+    </w:p>
+    <w:p>
+      <w:pPr>
+        <w:numPr>
+          <w:ilvl w:val="0"/>
+          <w:numId w:val="96"/>
+        </w:numPr>
+        <w:spacing w:line="360" w:lineRule="auto"/>
+        <w:ind w:firstLine="709"/>
+        <w:jc w:val="both"/>
+        <w:rPr>
+          <w:rFonts w:ascii="Times New Roman" w:hAnsi="Times New Roman" w:cs="Times New Roman"/>
+          <w:sz w:val="24"/>
+          <w:szCs w:val="24"/>
+        </w:rPr>
+      </w:pPr>
+      <w:r>
+        <w:rPr>
+          <w:rFonts w:ascii="Times New Roman" w:hAnsi="Times New Roman" w:cs="Times New Roman"/>
+          <w:sz w:val="24"/>
+          <w:szCs w:val="24"/>
+        </w:rPr>
+        <w:t>Возможность быстрого резервного копирования (достаточно скопировать файл информационной базы).</w:t>
+      </w:r>
+    </w:p>
+    <w:p>
+      <w:pPr>
+        <w:spacing w:line="360" w:lineRule="auto"/>
+        <w:ind w:firstLine="709"/>
+        <w:jc w:val="both"/>
+        <w:rPr>
+          <w:rFonts w:ascii="Times New Roman" w:hAnsi="Times New Roman" w:cs="Times New Roman"/>
+          <w:sz w:val="24"/>
+          <w:szCs w:val="24"/>
+        </w:rPr>
+      </w:pPr>
+      <w:r>
+        <w:rPr>
+          <w:rFonts w:ascii="Times New Roman" w:hAnsi="Times New Roman" w:cs="Times New Roman"/>
+          <w:sz w:val="24"/>
+          <w:szCs w:val="24"/>
+        </w:rPr>
+        <w:t>При увеличении масштабов деятельности возможен переход на клиент-серверный режим без изменения конфигурации.</w:t>
+      </w:r>
+    </w:p>
+    <w:p>
+      <w:pPr>
+        <w:spacing w:line="360" w:lineRule="auto"/>
+      </w:pPr>
+    </w:p>
+    <w:p>
+      <w:pPr>
+        <w:spacing w:line="360" w:lineRule="auto"/>
+      </w:pPr>
+    </w:p>
+    <w:p>
+      <w:pPr>
+        <w:spacing w:line="360" w:lineRule="auto"/>
+      </w:pPr>
+    </w:p>
+    <w:p>
+      <w:pPr>
+        <w:spacing w:line="360" w:lineRule="auto"/>
+      </w:pPr>
+    </w:p>
+    <w:p>
+      <w:pPr>
+        <w:spacing w:line="360" w:lineRule="auto"/>
+      </w:pPr>
+    </w:p>
+    <w:p>
+      <w:pPr>
+        <w:spacing w:line="360" w:lineRule="auto"/>
+      </w:pPr>
+    </w:p>
+    <w:p>
+      <w:pPr>
+        <w:spacing w:line="360" w:lineRule="auto"/>
+      </w:pPr>
+    </w:p>
+    <w:p>
+      <w:pPr>
+        <w:pStyle w:val="3"/>
+        <w:jc w:val="center"/>
+        <w:rPr>
+          <w:rFonts w:ascii="Times New Roman" w:hAnsi="Times New Roman" w:cs="Times New Roman"/>
+          <w:b/>
+          <w:bCs/>
+          <w:color w:val="000000" w:themeColor="text1"/>
+        </w:rPr>
+      </w:pPr>
+      <w:r>
+        <w:rPr>
+          <w:rFonts w:ascii="Times New Roman" w:hAnsi="Times New Roman" w:cs="Times New Roman"/>
+          <w:b/>
+          <w:bCs/>
+          <w:color w:val="000000" w:themeColor="text1"/>
+        </w:rPr>
+        <w:lastRenderedPageBreak/>
+        <w:t>2.2.</w:t>
+      </w:r>
+      <w:r>
+        <w:rPr>
+          <w:rFonts w:ascii="Times New Roman" w:hAnsi="Times New Roman" w:cs="Times New Roman"/>
+          <w:b/>
+          <w:bCs/>
+          <w:color w:val="000000" w:themeColor="text1"/>
+        </w:rPr>
+        <w:t>4</w:t>
+      </w:r>
+      <w:r>
+        <w:rPr>
+          <w:rFonts w:ascii="Times New Roman" w:hAnsi="Times New Roman" w:cs="Times New Roman"/>
+          <w:b/>
+          <w:bCs/>
+          <w:color w:val="000000" w:themeColor="text1"/>
+        </w:rPr>
+        <w:t xml:space="preserve"> </w:t>
+      </w:r>
+      <w:r>
+        <w:rPr>
+          <w:rFonts w:ascii="Times New Roman" w:hAnsi="Times New Roman" w:cs="Times New Roman"/>
+          <w:b/>
+          <w:bCs/>
+          <w:color w:val="000000" w:themeColor="text1"/>
+        </w:rPr>
+        <w:t>Обоснование выбора платформы 1</w:t>
+      </w:r>
+      <w:proofErr w:type="gramStart"/>
+      <w:r>
+        <w:rPr>
+          <w:rFonts w:ascii="Times New Roman" w:hAnsi="Times New Roman" w:cs="Times New Roman"/>
+          <w:b/>
+          <w:bCs/>
+          <w:color w:val="000000" w:themeColor="text1"/>
+        </w:rPr>
+        <w:t>С:Предприятие</w:t>
+      </w:r>
+      <w:proofErr w:type="gramEnd"/>
+    </w:p>
+    <w:p/>
+    <w:p>
+      <w:pPr>
         <w:tabs>
           <w:tab w:val="num" w:pos="720"/>
         </w:tabs>
-        <w:spacing w:line="257" w:lineRule="auto"/>
+        <w:spacing w:line="360" w:lineRule="auto"/>
+        <w:ind w:firstLine="720"/>
         <w:jc w:val="both"/>
         <w:rPr>
           <w:rFonts w:ascii="Times New Roman" w:hAnsi="Times New Roman" w:cs="Times New Roman"/>
@@ -15676,40 +17328,384 @@
           <w:lang w:eastAsia="ru-RU"/>
         </w:rPr>
       </w:pPr>
-      <w:proofErr w:type="spellStart"/>
-      <w:r>
+      <w:r>
+        <w:rPr>
+          <w:rFonts w:ascii="Times New Roman" w:hAnsi="Times New Roman" w:cs="Times New Roman"/>
+          <w:sz w:val="24"/>
+          <w:szCs w:val="24"/>
+          <w:lang w:eastAsia="ru-RU"/>
+        </w:rPr>
+        <w:t>Выбор платформы 1</w:t>
+      </w:r>
+      <w:proofErr w:type="gramStart"/>
+      <w:r>
+        <w:rPr>
+          <w:rFonts w:ascii="Times New Roman" w:hAnsi="Times New Roman" w:cs="Times New Roman"/>
+          <w:sz w:val="24"/>
+          <w:szCs w:val="24"/>
+          <w:lang w:eastAsia="ru-RU"/>
+        </w:rPr>
+        <w:t>С:Предприятие</w:t>
+      </w:r>
+      <w:proofErr w:type="gramEnd"/>
+      <w:r>
+        <w:rPr>
+          <w:rFonts w:ascii="Times New Roman" w:hAnsi="Times New Roman" w:cs="Times New Roman"/>
+          <w:sz w:val="24"/>
+          <w:szCs w:val="24"/>
+          <w:lang w:eastAsia="ru-RU"/>
+        </w:rPr>
+        <w:t xml:space="preserve"> для разработки конфигурации обусловлен следующими преимуществами:</w:t>
+      </w:r>
+    </w:p>
+    <w:p>
+      <w:pPr>
+        <w:numPr>
+          <w:ilvl w:val="0"/>
+          <w:numId w:val="71"/>
+        </w:numPr>
+        <w:spacing w:line="360" w:lineRule="auto"/>
+        <w:ind w:firstLine="709"/>
+        <w:jc w:val="both"/>
+        <w:rPr>
+          <w:rFonts w:ascii="Times New Roman" w:hAnsi="Times New Roman" w:cs="Times New Roman"/>
+          <w:sz w:val="24"/>
+          <w:szCs w:val="24"/>
+          <w:lang w:eastAsia="ru-RU"/>
+        </w:rPr>
+      </w:pPr>
+      <w:r>
+        <w:rPr>
+          <w:rFonts w:ascii="Times New Roman" w:hAnsi="Times New Roman" w:cs="Times New Roman"/>
+          <w:sz w:val="24"/>
+          <w:szCs w:val="24"/>
+          <w:lang w:eastAsia="ru-RU"/>
+        </w:rPr>
+        <w:t xml:space="preserve">Широкая распространенность </w:t>
+      </w:r>
+      <w:r>
+        <w:rPr>
+          <w:rFonts w:ascii="Times New Roman" w:hAnsi="Times New Roman" w:cs="Times New Roman"/>
+          <w:sz w:val="24"/>
+          <w:szCs w:val="24"/>
+          <w:lang w:eastAsia="ru-RU"/>
+        </w:rPr>
+        <w:t>-</w:t>
+      </w:r>
+      <w:r>
+        <w:rPr>
+          <w:rFonts w:ascii="Times New Roman" w:hAnsi="Times New Roman" w:cs="Times New Roman"/>
+          <w:sz w:val="24"/>
+          <w:szCs w:val="24"/>
+          <w:lang w:eastAsia="ru-RU"/>
+        </w:rPr>
+        <w:t xml:space="preserve"> система 1С является стандартом де-факто для автоматизации учета в России, что упрощает поиск специалистов и поддержку.</w:t>
+      </w:r>
+    </w:p>
+    <w:p>
+      <w:pPr>
+        <w:numPr>
+          <w:ilvl w:val="0"/>
+          <w:numId w:val="71"/>
+        </w:numPr>
+        <w:spacing w:line="360" w:lineRule="auto"/>
+        <w:ind w:firstLine="709"/>
+        <w:jc w:val="both"/>
+        <w:rPr>
+          <w:rFonts w:ascii="Times New Roman" w:hAnsi="Times New Roman" w:cs="Times New Roman"/>
+          <w:sz w:val="24"/>
+          <w:szCs w:val="24"/>
+          <w:lang w:eastAsia="ru-RU"/>
+        </w:rPr>
+      </w:pPr>
+      <w:r>
+        <w:rPr>
+          <w:rFonts w:ascii="Times New Roman" w:hAnsi="Times New Roman" w:cs="Times New Roman"/>
+          <w:sz w:val="24"/>
+          <w:szCs w:val="24"/>
+          <w:lang w:eastAsia="ru-RU"/>
+        </w:rPr>
+        <w:t xml:space="preserve">Готовая инфраструктура учета </w:t>
+      </w:r>
+      <w:r>
+        <w:rPr>
+          <w:rFonts w:ascii="Times New Roman" w:hAnsi="Times New Roman" w:cs="Times New Roman"/>
+          <w:sz w:val="24"/>
+          <w:szCs w:val="24"/>
+          <w:lang w:eastAsia="ru-RU"/>
+        </w:rPr>
+        <w:t>-</w:t>
+      </w:r>
+      <w:r>
+        <w:rPr>
+          <w:rFonts w:ascii="Times New Roman" w:hAnsi="Times New Roman" w:cs="Times New Roman"/>
+          <w:sz w:val="24"/>
+          <w:szCs w:val="24"/>
+          <w:lang w:eastAsia="ru-RU"/>
+        </w:rPr>
+        <w:t xml:space="preserve"> платформа содержит встроенные механизмы для учета товаров, денежных средств, взаиморасчетов, расчета зарплаты и т.д.</w:t>
+      </w:r>
+    </w:p>
+    <w:p>
+      <w:pPr>
+        <w:numPr>
+          <w:ilvl w:val="0"/>
+          <w:numId w:val="71"/>
+        </w:numPr>
+        <w:spacing w:line="360" w:lineRule="auto"/>
+        <w:ind w:firstLine="709"/>
+        <w:jc w:val="both"/>
+        <w:rPr>
+          <w:rFonts w:ascii="Times New Roman" w:hAnsi="Times New Roman" w:cs="Times New Roman"/>
+          <w:sz w:val="24"/>
+          <w:szCs w:val="24"/>
+          <w:lang w:eastAsia="ru-RU"/>
+        </w:rPr>
+      </w:pPr>
+      <w:r>
+        <w:rPr>
+          <w:rFonts w:ascii="Times New Roman" w:hAnsi="Times New Roman" w:cs="Times New Roman"/>
+          <w:sz w:val="24"/>
+          <w:szCs w:val="24"/>
+          <w:lang w:eastAsia="ru-RU"/>
+        </w:rPr>
+        <w:t xml:space="preserve">Гибкость настройки </w:t>
+      </w:r>
+      <w:r>
+        <w:rPr>
+          <w:rFonts w:ascii="Times New Roman" w:hAnsi="Times New Roman" w:cs="Times New Roman"/>
+          <w:sz w:val="24"/>
+          <w:szCs w:val="24"/>
+          <w:lang w:eastAsia="ru-RU"/>
+        </w:rPr>
+        <w:t>-</w:t>
+      </w:r>
+      <w:r>
+        <w:rPr>
+          <w:rFonts w:ascii="Times New Roman" w:hAnsi="Times New Roman" w:cs="Times New Roman"/>
+          <w:sz w:val="24"/>
+          <w:szCs w:val="24"/>
+          <w:lang w:eastAsia="ru-RU"/>
+        </w:rPr>
+        <w:t xml:space="preserve"> конфигурация может быть доработана под специфику ювелирного магазина (проба, вес, характеристики изделий).</w:t>
+      </w:r>
+    </w:p>
+    <w:p>
+      <w:pPr>
+        <w:numPr>
+          <w:ilvl w:val="0"/>
+          <w:numId w:val="71"/>
+        </w:numPr>
+        <w:spacing w:line="360" w:lineRule="auto"/>
+        <w:ind w:firstLine="709"/>
+        <w:jc w:val="both"/>
+        <w:rPr>
+          <w:rFonts w:ascii="Times New Roman" w:hAnsi="Times New Roman" w:cs="Times New Roman"/>
+          <w:sz w:val="24"/>
+          <w:szCs w:val="24"/>
+          <w:lang w:eastAsia="ru-RU"/>
+        </w:rPr>
+      </w:pPr>
+      <w:r>
+        <w:rPr>
+          <w:rFonts w:ascii="Times New Roman" w:hAnsi="Times New Roman" w:cs="Times New Roman"/>
+          <w:sz w:val="24"/>
+          <w:szCs w:val="24"/>
+          <w:lang w:eastAsia="ru-RU"/>
+        </w:rPr>
+        <w:t xml:space="preserve">Низкая стоимость внедрения </w:t>
+      </w:r>
+      <w:r>
+        <w:rPr>
+          <w:rFonts w:ascii="Times New Roman" w:hAnsi="Times New Roman" w:cs="Times New Roman"/>
+          <w:sz w:val="24"/>
+          <w:szCs w:val="24"/>
+          <w:lang w:eastAsia="ru-RU"/>
+        </w:rPr>
+        <w:t>-</w:t>
+      </w:r>
+      <w:r>
+        <w:rPr>
+          <w:rFonts w:ascii="Times New Roman" w:hAnsi="Times New Roman" w:cs="Times New Roman"/>
+          <w:sz w:val="24"/>
+          <w:szCs w:val="24"/>
+          <w:lang w:eastAsia="ru-RU"/>
+        </w:rPr>
+        <w:t xml:space="preserve"> файловый режим не требует приобретения серверных лицензий СУБД.</w:t>
+      </w:r>
+    </w:p>
+    <w:p>
+      <w:pPr>
+        <w:numPr>
+          <w:ilvl w:val="0"/>
+          <w:numId w:val="71"/>
+        </w:numPr>
+        <w:spacing w:line="360" w:lineRule="auto"/>
+        <w:ind w:firstLine="709"/>
+        <w:jc w:val="both"/>
+        <w:rPr>
+          <w:rFonts w:ascii="Times New Roman" w:hAnsi="Times New Roman" w:cs="Times New Roman"/>
+          <w:sz w:val="24"/>
+          <w:szCs w:val="24"/>
+          <w:lang w:eastAsia="ru-RU"/>
+        </w:rPr>
+      </w:pPr>
+      <w:r>
+        <w:rPr>
+          <w:rFonts w:ascii="Times New Roman" w:hAnsi="Times New Roman" w:cs="Times New Roman"/>
+          <w:sz w:val="24"/>
+          <w:szCs w:val="24"/>
+          <w:lang w:eastAsia="ru-RU"/>
+        </w:rPr>
+        <w:t xml:space="preserve">Встроенные механизмы отчетности </w:t>
+      </w:r>
+      <w:r>
+        <w:rPr>
+          <w:rFonts w:ascii="Times New Roman" w:hAnsi="Times New Roman" w:cs="Times New Roman"/>
+          <w:sz w:val="24"/>
+          <w:szCs w:val="24"/>
+          <w:lang w:eastAsia="ru-RU"/>
+        </w:rPr>
+        <w:t>-</w:t>
+      </w:r>
+      <w:r>
+        <w:rPr>
+          <w:rFonts w:ascii="Times New Roman" w:hAnsi="Times New Roman" w:cs="Times New Roman"/>
+          <w:sz w:val="24"/>
+          <w:szCs w:val="24"/>
+          <w:lang w:eastAsia="ru-RU"/>
+        </w:rPr>
+        <w:t xml:space="preserve"> система компоновки данных позволяет быстро создавать необходимые отчеты.</w:t>
+      </w:r>
+    </w:p>
+    <w:p>
+      <w:pPr>
+        <w:spacing w:line="360" w:lineRule="auto"/>
+      </w:pPr>
+    </w:p>
+    <w:p>
+      <w:pPr>
+        <w:spacing w:line="360" w:lineRule="auto"/>
+      </w:pPr>
+    </w:p>
+    <w:p>
+      <w:pPr>
+        <w:spacing w:line="360" w:lineRule="auto"/>
+      </w:pPr>
+    </w:p>
+    <w:p>
+      <w:pPr>
+        <w:spacing w:line="360" w:lineRule="auto"/>
+      </w:pPr>
+    </w:p>
+    <w:p>
+      <w:pPr>
+        <w:spacing w:line="360" w:lineRule="auto"/>
+      </w:pPr>
+    </w:p>
+    <w:p>
+      <w:pPr>
+        <w:spacing w:line="360" w:lineRule="auto"/>
+      </w:pPr>
+    </w:p>
+    <w:p>
+      <w:pPr>
+        <w:spacing w:line="360" w:lineRule="auto"/>
+      </w:pPr>
+    </w:p>
+    <w:p>
+      <w:pPr>
+        <w:spacing w:line="360" w:lineRule="auto"/>
+      </w:pPr>
+    </w:p>
+    <w:p>
+      <w:pPr>
+        <w:spacing w:line="360" w:lineRule="auto"/>
+      </w:pPr>
+    </w:p>
+    <w:p>
+      <w:pPr>
+        <w:spacing w:line="360" w:lineRule="auto"/>
+      </w:pPr>
+    </w:p>
+    <w:p>
+      <w:pPr>
+        <w:spacing w:line="360" w:lineRule="auto"/>
+      </w:pPr>
+    </w:p>
+    <w:p>
+      <w:pPr>
+        <w:spacing w:line="360" w:lineRule="auto"/>
+      </w:pPr>
+    </w:p>
+    <w:p>
+      <w:pPr>
+        <w:spacing w:line="360" w:lineRule="auto"/>
+      </w:pPr>
+    </w:p>
+    <w:p>
+      <w:pPr>
+        <w:pStyle w:val="2"/>
+        <w:spacing w:line="360" w:lineRule="auto"/>
+        <w:jc w:val="center"/>
         <w:rPr>
           <w:rFonts w:ascii="Times New Roman" w:hAnsi="Times New Roman" w:cs="Times New Roman"/>
           <w:b/>
           <w:bCs/>
-          <w:sz w:val="24"/>
-          <w:szCs w:val="24"/>
-          <w:lang w:eastAsia="ru-RU"/>
-        </w:rPr>
-        <w:t>РасчетЗарплаты</w:t>
-      </w:r>
-      <w:proofErr w:type="spellEnd"/>
-      <w:r>
-        <w:rPr>
-          <w:rFonts w:ascii="Times New Roman" w:hAnsi="Times New Roman" w:cs="Times New Roman"/>
-          <w:sz w:val="24"/>
-          <w:szCs w:val="24"/>
-          <w:lang w:eastAsia="ru-RU"/>
-        </w:rPr>
-        <w:t xml:space="preserve"> — начисление заработной платы сотрудникам.</w:t>
-      </w:r>
-    </w:p>
-    <w:p>
-      <w:pPr>
-        <w:pStyle w:val="a8"/>
-        <w:numPr>
-          <w:ilvl w:val="0"/>
-          <w:numId w:val="79"/>
-        </w:numPr>
+          <w:color w:val="000000" w:themeColor="text1"/>
+          <w:sz w:val="24"/>
+          <w:szCs w:val="24"/>
+        </w:rPr>
+      </w:pPr>
+      <w:r>
+        <w:rPr>
+          <w:rFonts w:ascii="Times New Roman" w:hAnsi="Times New Roman" w:cs="Times New Roman"/>
+          <w:b/>
+          <w:bCs/>
+          <w:color w:val="000000" w:themeColor="text1"/>
+          <w:sz w:val="24"/>
+          <w:szCs w:val="24"/>
+        </w:rPr>
+        <w:lastRenderedPageBreak/>
+        <w:t>2.3. АРХИТЕКТУРА РАЗРАБАТЫВАЕМОГО ПРИКЛАДНОГО РЕШЕНИЯ</w:t>
+      </w:r>
+    </w:p>
+    <w:p>
+      <w:pPr>
+        <w:spacing w:line="360" w:lineRule="auto"/>
+      </w:pPr>
+    </w:p>
+    <w:p>
+      <w:pPr>
+        <w:pStyle w:val="3"/>
+        <w:spacing w:line="360" w:lineRule="auto"/>
+        <w:jc w:val="center"/>
+        <w:rPr>
+          <w:rFonts w:ascii="Times New Roman" w:hAnsi="Times New Roman" w:cs="Times New Roman"/>
+          <w:b/>
+          <w:bCs/>
+          <w:color w:val="000000" w:themeColor="text1"/>
+          <w:lang w:eastAsia="ru-RU"/>
+        </w:rPr>
+      </w:pPr>
+      <w:r>
+        <w:rPr>
+          <w:rFonts w:ascii="Times New Roman" w:hAnsi="Times New Roman" w:cs="Times New Roman"/>
+          <w:b/>
+          <w:bCs/>
+          <w:color w:val="000000" w:themeColor="text1"/>
+          <w:lang w:eastAsia="ru-RU"/>
+        </w:rPr>
+        <w:t>2.3.1. Подсистемы</w:t>
+      </w:r>
+    </w:p>
+    <w:p>
+      <w:pPr>
         <w:tabs>
           <w:tab w:val="num" w:pos="720"/>
         </w:tabs>
-        <w:spacing w:line="257" w:lineRule="auto"/>
+        <w:spacing w:line="360" w:lineRule="auto"/>
+        <w:ind w:firstLine="720"/>
         <w:jc w:val="both"/>
         <w:rPr>
           <w:rFonts w:ascii="Times New Roman" w:hAnsi="Times New Roman" w:cs="Times New Roman"/>
@@ -15718,40 +17714,24 @@
           <w:lang w:eastAsia="ru-RU"/>
         </w:rPr>
       </w:pPr>
-      <w:proofErr w:type="spellStart"/>
-      <w:r>
-        <w:rPr>
-          <w:rFonts w:ascii="Times New Roman" w:hAnsi="Times New Roman" w:cs="Times New Roman"/>
-          <w:b/>
-          <w:bCs/>
-          <w:sz w:val="24"/>
-          <w:szCs w:val="24"/>
-          <w:lang w:eastAsia="ru-RU"/>
-        </w:rPr>
-        <w:t>УчетМатериалов</w:t>
-      </w:r>
-      <w:proofErr w:type="spellEnd"/>
-      <w:r>
-        <w:rPr>
-          <w:rFonts w:ascii="Times New Roman" w:hAnsi="Times New Roman" w:cs="Times New Roman"/>
-          <w:sz w:val="24"/>
-          <w:szCs w:val="24"/>
-          <w:lang w:eastAsia="ru-RU"/>
-        </w:rPr>
-        <w:t xml:space="preserve"> — управление складскими запасами, приход и расход товаров.</w:t>
-      </w:r>
-    </w:p>
-    <w:p>
-      <w:pPr>
-        <w:pStyle w:val="a8"/>
+      <w:r>
+        <w:rPr>
+          <w:rFonts w:ascii="Times New Roman" w:hAnsi="Times New Roman" w:cs="Times New Roman"/>
+          <w:sz w:val="24"/>
+          <w:szCs w:val="24"/>
+          <w:lang w:eastAsia="ru-RU"/>
+        </w:rPr>
+        <w:t>Конфигурация разделена на следующие подсистемы (Рисунок 6):</w:t>
+      </w:r>
+    </w:p>
+    <w:p>
+      <w:pPr>
         <w:numPr>
           <w:ilvl w:val="0"/>
-          <w:numId w:val="79"/>
+          <w:numId w:val="71"/>
         </w:numPr>
-        <w:tabs>
-          <w:tab w:val="num" w:pos="720"/>
-        </w:tabs>
-        <w:spacing w:line="257" w:lineRule="auto"/>
+        <w:spacing w:line="360" w:lineRule="auto"/>
+        <w:ind w:firstLine="709"/>
         <w:jc w:val="both"/>
         <w:rPr>
           <w:rFonts w:ascii="Times New Roman" w:hAnsi="Times New Roman" w:cs="Times New Roman"/>
@@ -15760,40 +17740,51 @@
           <w:lang w:eastAsia="ru-RU"/>
         </w:rPr>
       </w:pPr>
-      <w:proofErr w:type="spellStart"/>
-      <w:r>
-        <w:rPr>
-          <w:rFonts w:ascii="Times New Roman" w:hAnsi="Times New Roman" w:cs="Times New Roman"/>
-          <w:b/>
-          <w:bCs/>
-          <w:sz w:val="24"/>
-          <w:szCs w:val="24"/>
-          <w:lang w:eastAsia="ru-RU"/>
-        </w:rPr>
-        <w:t>ОказаниеУслуг</w:t>
-      </w:r>
-      <w:proofErr w:type="spellEnd"/>
-      <w:r>
-        <w:rPr>
-          <w:rFonts w:ascii="Times New Roman" w:hAnsi="Times New Roman" w:cs="Times New Roman"/>
-          <w:sz w:val="24"/>
-          <w:szCs w:val="24"/>
-          <w:lang w:eastAsia="ru-RU"/>
-        </w:rPr>
-        <w:t xml:space="preserve"> — регистрация услуг, выполняемых ювелирами.</w:t>
-      </w:r>
-    </w:p>
-    <w:p>
-      <w:pPr>
-        <w:pStyle w:val="a8"/>
+      <w:r>
+        <w:rPr>
+          <w:rFonts w:ascii="Times New Roman" w:hAnsi="Times New Roman" w:cs="Times New Roman"/>
+          <w:sz w:val="24"/>
+          <w:szCs w:val="24"/>
+          <w:lang w:eastAsia="ru-RU"/>
+        </w:rPr>
+        <w:t>Бухгалтерия</w:t>
+      </w:r>
+      <w:r>
+        <w:rPr>
+          <w:rFonts w:ascii="Times New Roman" w:hAnsi="Times New Roman" w:cs="Times New Roman"/>
+          <w:sz w:val="24"/>
+          <w:szCs w:val="24"/>
+          <w:lang w:eastAsia="ru-RU"/>
+        </w:rPr>
+        <w:t xml:space="preserve"> </w:t>
+      </w:r>
+      <w:r>
+        <w:rPr>
+          <w:rFonts w:ascii="Times New Roman" w:hAnsi="Times New Roman" w:cs="Times New Roman"/>
+          <w:sz w:val="24"/>
+          <w:szCs w:val="24"/>
+          <w:lang w:eastAsia="ru-RU"/>
+        </w:rPr>
+        <w:t>-</w:t>
+      </w:r>
+      <w:r>
+        <w:rPr>
+          <w:rFonts w:ascii="Times New Roman" w:hAnsi="Times New Roman" w:cs="Times New Roman"/>
+          <w:sz w:val="24"/>
+          <w:szCs w:val="24"/>
+          <w:lang w:eastAsia="ru-RU"/>
+        </w:rPr>
+        <w:t xml:space="preserve"> учет финансовых операций, формирование бухгалтерской отчетности.</w:t>
+      </w:r>
+    </w:p>
+    <w:p>
+      <w:pPr>
         <w:numPr>
           <w:ilvl w:val="0"/>
-          <w:numId w:val="79"/>
+          <w:numId w:val="71"/>
         </w:numPr>
-        <w:tabs>
-          <w:tab w:val="num" w:pos="720"/>
-        </w:tabs>
-        <w:spacing w:line="257" w:lineRule="auto"/>
+        <w:spacing w:line="360" w:lineRule="auto"/>
+        <w:ind w:firstLine="709"/>
         <w:jc w:val="both"/>
         <w:rPr>
           <w:rFonts w:ascii="Times New Roman" w:hAnsi="Times New Roman" w:cs="Times New Roman"/>
@@ -15802,11 +17793,174 @@
           <w:lang w:eastAsia="ru-RU"/>
         </w:rPr>
       </w:pPr>
-      <w:r>
-        <w:rPr>
-          <w:rFonts w:ascii="Times New Roman" w:hAnsi="Times New Roman" w:cs="Times New Roman"/>
-          <w:b/>
-          <w:bCs/>
+      <w:proofErr w:type="spellStart"/>
+      <w:r>
+        <w:rPr>
+          <w:rFonts w:ascii="Times New Roman" w:hAnsi="Times New Roman" w:cs="Times New Roman"/>
+          <w:sz w:val="24"/>
+          <w:szCs w:val="24"/>
+          <w:lang w:eastAsia="ru-RU"/>
+        </w:rPr>
+        <w:t>РасчетЗарплаты</w:t>
+      </w:r>
+      <w:proofErr w:type="spellEnd"/>
+      <w:r>
+        <w:rPr>
+          <w:rFonts w:ascii="Times New Roman" w:hAnsi="Times New Roman" w:cs="Times New Roman"/>
+          <w:sz w:val="24"/>
+          <w:szCs w:val="24"/>
+          <w:lang w:eastAsia="ru-RU"/>
+        </w:rPr>
+        <w:t xml:space="preserve"> </w:t>
+      </w:r>
+      <w:r>
+        <w:rPr>
+          <w:rFonts w:ascii="Times New Roman" w:hAnsi="Times New Roman" w:cs="Times New Roman"/>
+          <w:sz w:val="24"/>
+          <w:szCs w:val="24"/>
+          <w:lang w:eastAsia="ru-RU"/>
+        </w:rPr>
+        <w:t>-</w:t>
+      </w:r>
+      <w:r>
+        <w:rPr>
+          <w:rFonts w:ascii="Times New Roman" w:hAnsi="Times New Roman" w:cs="Times New Roman"/>
+          <w:sz w:val="24"/>
+          <w:szCs w:val="24"/>
+          <w:lang w:eastAsia="ru-RU"/>
+        </w:rPr>
+        <w:t xml:space="preserve"> начисление заработной платы сотрудникам.</w:t>
+      </w:r>
+    </w:p>
+    <w:p>
+      <w:pPr>
+        <w:numPr>
+          <w:ilvl w:val="0"/>
+          <w:numId w:val="71"/>
+        </w:numPr>
+        <w:spacing w:line="360" w:lineRule="auto"/>
+        <w:ind w:firstLine="709"/>
+        <w:jc w:val="both"/>
+        <w:rPr>
+          <w:rFonts w:ascii="Times New Roman" w:hAnsi="Times New Roman" w:cs="Times New Roman"/>
+          <w:sz w:val="24"/>
+          <w:szCs w:val="24"/>
+          <w:lang w:eastAsia="ru-RU"/>
+        </w:rPr>
+      </w:pPr>
+      <w:proofErr w:type="spellStart"/>
+      <w:r>
+        <w:rPr>
+          <w:rFonts w:ascii="Times New Roman" w:hAnsi="Times New Roman" w:cs="Times New Roman"/>
+          <w:sz w:val="24"/>
+          <w:szCs w:val="24"/>
+          <w:lang w:eastAsia="ru-RU"/>
+        </w:rPr>
+        <w:t>УчетМатериалов</w:t>
+      </w:r>
+      <w:proofErr w:type="spellEnd"/>
+      <w:r>
+        <w:rPr>
+          <w:rFonts w:ascii="Times New Roman" w:hAnsi="Times New Roman" w:cs="Times New Roman"/>
+          <w:sz w:val="24"/>
+          <w:szCs w:val="24"/>
+          <w:lang w:eastAsia="ru-RU"/>
+        </w:rPr>
+        <w:t xml:space="preserve"> </w:t>
+      </w:r>
+      <w:r>
+        <w:rPr>
+          <w:rFonts w:ascii="Times New Roman" w:hAnsi="Times New Roman" w:cs="Times New Roman"/>
+          <w:sz w:val="24"/>
+          <w:szCs w:val="24"/>
+          <w:lang w:eastAsia="ru-RU"/>
+        </w:rPr>
+        <w:t>-</w:t>
+      </w:r>
+      <w:r>
+        <w:rPr>
+          <w:rFonts w:ascii="Times New Roman" w:hAnsi="Times New Roman" w:cs="Times New Roman"/>
+          <w:sz w:val="24"/>
+          <w:szCs w:val="24"/>
+          <w:lang w:eastAsia="ru-RU"/>
+        </w:rPr>
+        <w:t xml:space="preserve"> управление складскими запасами, приход и расход товаров.</w:t>
+      </w:r>
+    </w:p>
+    <w:p>
+      <w:pPr>
+        <w:numPr>
+          <w:ilvl w:val="0"/>
+          <w:numId w:val="71"/>
+        </w:numPr>
+        <w:spacing w:line="360" w:lineRule="auto"/>
+        <w:ind w:firstLine="709"/>
+        <w:jc w:val="both"/>
+        <w:rPr>
+          <w:rFonts w:ascii="Times New Roman" w:hAnsi="Times New Roman" w:cs="Times New Roman"/>
+          <w:sz w:val="24"/>
+          <w:szCs w:val="24"/>
+          <w:lang w:eastAsia="ru-RU"/>
+        </w:rPr>
+      </w:pPr>
+      <w:proofErr w:type="spellStart"/>
+      <w:r>
+        <w:rPr>
+          <w:rFonts w:ascii="Times New Roman" w:hAnsi="Times New Roman" w:cs="Times New Roman"/>
+          <w:sz w:val="24"/>
+          <w:szCs w:val="24"/>
+          <w:lang w:eastAsia="ru-RU"/>
+        </w:rPr>
+        <w:t>ОказаниеУслуг</w:t>
+      </w:r>
+      <w:proofErr w:type="spellEnd"/>
+      <w:r>
+        <w:rPr>
+          <w:rFonts w:ascii="Times New Roman" w:hAnsi="Times New Roman" w:cs="Times New Roman"/>
+          <w:sz w:val="24"/>
+          <w:szCs w:val="24"/>
+          <w:lang w:eastAsia="ru-RU"/>
+        </w:rPr>
+        <w:t xml:space="preserve"> </w:t>
+      </w:r>
+      <w:r>
+        <w:rPr>
+          <w:rFonts w:ascii="Times New Roman" w:hAnsi="Times New Roman" w:cs="Times New Roman"/>
+          <w:sz w:val="24"/>
+          <w:szCs w:val="24"/>
+          <w:lang w:eastAsia="ru-RU"/>
+        </w:rPr>
+        <w:t>-</w:t>
+      </w:r>
+      <w:r>
+        <w:rPr>
+          <w:rFonts w:ascii="Times New Roman" w:hAnsi="Times New Roman" w:cs="Times New Roman"/>
+          <w:sz w:val="24"/>
+          <w:szCs w:val="24"/>
+          <w:lang w:eastAsia="ru-RU"/>
+        </w:rPr>
+        <w:t xml:space="preserve"> регистрация услуг, выполняемых ювелирами.</w:t>
+      </w:r>
+    </w:p>
+    <w:p>
+      <w:pPr>
+        <w:numPr>
+          <w:ilvl w:val="0"/>
+          <w:numId w:val="71"/>
+        </w:numPr>
+        <w:spacing w:line="360" w:lineRule="auto"/>
+        <w:ind w:firstLine="709"/>
+        <w:jc w:val="both"/>
+        <w:rPr>
+          <w:rFonts w:ascii="Times New Roman" w:hAnsi="Times New Roman" w:cs="Times New Roman"/>
+          <w:sz w:val="24"/>
+          <w:szCs w:val="24"/>
+          <w:lang w:eastAsia="ru-RU"/>
+        </w:rPr>
+      </w:pPr>
+      <w:r>
+        <w:rPr>
+          <w:rFonts w:ascii="Times New Roman" w:hAnsi="Times New Roman" w:cs="Times New Roman"/>
           <w:sz w:val="24"/>
           <w:szCs w:val="24"/>
           <w:lang w:eastAsia="ru-RU"/>
@@ -15820,17 +17974,37 @@
           <w:szCs w:val="24"/>
           <w:lang w:eastAsia="ru-RU"/>
         </w:rPr>
-        <w:t xml:space="preserve"> — общие настройки, планировщик заданий, поиск данных.</w:t>
+        <w:t xml:space="preserve"> </w:t>
+      </w:r>
+      <w:r>
+        <w:rPr>
+          <w:rFonts w:ascii="Times New Roman" w:hAnsi="Times New Roman" w:cs="Times New Roman"/>
+          <w:sz w:val="24"/>
+          <w:szCs w:val="24"/>
+          <w:lang w:eastAsia="ru-RU"/>
+        </w:rPr>
+        <w:t>-</w:t>
+      </w:r>
+      <w:r>
+        <w:rPr>
+          <w:rFonts w:ascii="Times New Roman" w:hAnsi="Times New Roman" w:cs="Times New Roman"/>
+          <w:sz w:val="24"/>
+          <w:szCs w:val="24"/>
+          <w:lang w:eastAsia="ru-RU"/>
+        </w:rPr>
+        <w:t xml:space="preserve"> общие настройки, планировщик заданий, поиск данных.</w:t>
       </w:r>
     </w:p>
     <w:p>
       <w:pPr>
         <w:keepNext/>
+        <w:spacing w:line="360" w:lineRule="auto"/>
         <w:jc w:val="center"/>
       </w:pPr>
       <w:r>
         <w:rPr>
           <w:rFonts w:ascii="Times New Roman" w:hAnsi="Times New Roman" w:cs="Times New Roman"/>
+          <w:noProof/>
           <w:sz w:val="24"/>
           <w:szCs w:val="24"/>
           <w:lang w:eastAsia="ru-RU"/>
@@ -15875,6 +18049,7 @@
     <w:p>
       <w:pPr>
         <w:pStyle w:val="ac"/>
+        <w:spacing w:line="360" w:lineRule="auto"/>
         <w:jc w:val="center"/>
         <w:rPr>
           <w:rFonts w:ascii="Times New Roman" w:hAnsi="Times New Roman" w:cs="Times New Roman"/>
@@ -15904,104 +18079,63 @@
     </w:p>
     <w:p>
       <w:pPr>
-        <w:rPr>
-          <w:lang w:eastAsia="ru-RU"/>
-        </w:rPr>
-      </w:pPr>
-    </w:p>
-    <w:p>
-      <w:pPr>
-        <w:rPr>
-          <w:lang w:eastAsia="ru-RU"/>
-        </w:rPr>
-      </w:pPr>
-    </w:p>
-    <w:p>
-      <w:pPr>
-        <w:rPr>
-          <w:lang w:eastAsia="ru-RU"/>
-        </w:rPr>
-      </w:pPr>
-    </w:p>
-    <w:p>
-      <w:pPr>
-        <w:rPr>
-          <w:lang w:eastAsia="ru-RU"/>
-        </w:rPr>
-      </w:pPr>
-    </w:p>
-    <w:p>
-      <w:pPr>
-        <w:rPr>
-          <w:lang w:eastAsia="ru-RU"/>
-        </w:rPr>
-      </w:pPr>
-    </w:p>
-    <w:p>
-      <w:pPr>
-        <w:rPr>
-          <w:lang w:eastAsia="ru-RU"/>
-        </w:rPr>
-      </w:pPr>
-    </w:p>
-    <w:p>
-      <w:pPr>
-        <w:rPr>
-          <w:lang w:eastAsia="ru-RU"/>
-        </w:rPr>
-      </w:pPr>
-    </w:p>
-    <w:p>
-      <w:pPr>
-        <w:rPr>
-          <w:lang w:eastAsia="ru-RU"/>
-        </w:rPr>
-      </w:pPr>
-    </w:p>
-    <w:p>
-      <w:pPr>
-        <w:rPr>
-          <w:lang w:eastAsia="ru-RU"/>
-        </w:rPr>
-      </w:pPr>
-    </w:p>
-    <w:p>
-      <w:pPr>
-        <w:rPr>
-          <w:lang w:eastAsia="ru-RU"/>
-        </w:rPr>
-      </w:pPr>
-    </w:p>
-    <w:p>
-      <w:pPr>
-        <w:rPr>
-          <w:lang w:eastAsia="ru-RU"/>
-        </w:rPr>
-      </w:pPr>
-    </w:p>
-    <w:p>
-      <w:pPr>
-        <w:rPr>
-          <w:lang w:eastAsia="ru-RU"/>
-        </w:rPr>
-      </w:pPr>
-    </w:p>
-    <w:p>
-      <w:pPr>
-        <w:rPr>
-          <w:lang w:eastAsia="ru-RU"/>
-        </w:rPr>
-      </w:pPr>
-    </w:p>
-    <w:p>
-      <w:pPr>
-        <w:rPr>
-          <w:lang w:eastAsia="ru-RU"/>
-        </w:rPr>
-      </w:pPr>
-    </w:p>
-    <w:p>
-      <w:pPr>
+        <w:spacing w:line="360" w:lineRule="auto"/>
+        <w:rPr>
+          <w:lang w:eastAsia="ru-RU"/>
+        </w:rPr>
+      </w:pPr>
+    </w:p>
+    <w:p>
+      <w:pPr>
+        <w:spacing w:line="360" w:lineRule="auto"/>
+        <w:rPr>
+          <w:lang w:eastAsia="ru-RU"/>
+        </w:rPr>
+      </w:pPr>
+    </w:p>
+    <w:p>
+      <w:pPr>
+        <w:spacing w:line="360" w:lineRule="auto"/>
+        <w:rPr>
+          <w:lang w:eastAsia="ru-RU"/>
+        </w:rPr>
+      </w:pPr>
+    </w:p>
+    <w:p>
+      <w:pPr>
+        <w:spacing w:line="360" w:lineRule="auto"/>
+        <w:rPr>
+          <w:lang w:eastAsia="ru-RU"/>
+        </w:rPr>
+      </w:pPr>
+    </w:p>
+    <w:p>
+      <w:pPr>
+        <w:spacing w:line="360" w:lineRule="auto"/>
+        <w:rPr>
+          <w:lang w:eastAsia="ru-RU"/>
+        </w:rPr>
+      </w:pPr>
+    </w:p>
+    <w:p>
+      <w:pPr>
+        <w:spacing w:line="360" w:lineRule="auto"/>
+        <w:rPr>
+          <w:lang w:eastAsia="ru-RU"/>
+        </w:rPr>
+      </w:pPr>
+    </w:p>
+    <w:p>
+      <w:pPr>
+        <w:spacing w:line="360" w:lineRule="auto"/>
+        <w:rPr>
+          <w:lang w:eastAsia="ru-RU"/>
+        </w:rPr>
+      </w:pPr>
+    </w:p>
+    <w:p>
+      <w:pPr>
+        <w:spacing w:line="360" w:lineRule="auto"/>
         <w:rPr>
           <w:lang w:eastAsia="ru-RU"/>
         </w:rPr>
@@ -16010,6 +18144,7 @@
     <w:p>
       <w:pPr>
         <w:pStyle w:val="3"/>
+        <w:spacing w:line="360" w:lineRule="auto"/>
         <w:jc w:val="center"/>
         <w:rPr>
           <w:rFonts w:ascii="Times New Roman" w:hAnsi="Times New Roman" w:cs="Times New Roman"/>
@@ -16033,10 +18168,18 @@
     </w:p>
     <w:p>
       <w:pPr>
+        <w:spacing w:line="360" w:lineRule="auto"/>
+        <w:rPr>
+          <w:lang w:eastAsia="ru-RU"/>
+        </w:rPr>
+      </w:pPr>
+    </w:p>
+    <w:p>
+      <w:pPr>
         <w:tabs>
           <w:tab w:val="num" w:pos="720"/>
         </w:tabs>
-        <w:spacing w:line="257" w:lineRule="auto"/>
+        <w:spacing w:line="360" w:lineRule="auto"/>
         <w:ind w:firstLine="709"/>
         <w:rPr>
           <w:rFonts w:ascii="Times New Roman" w:hAnsi="Times New Roman" w:cs="Times New Roman"/>
@@ -16057,15 +18200,13 @@
     </w:p>
     <w:p>
       <w:pPr>
-        <w:pStyle w:val="a8"/>
         <w:numPr>
           <w:ilvl w:val="0"/>
-          <w:numId w:val="87"/>
+          <w:numId w:val="71"/>
         </w:numPr>
-        <w:tabs>
-          <w:tab w:val="num" w:pos="720"/>
-        </w:tabs>
-        <w:spacing w:line="257" w:lineRule="auto"/>
+        <w:spacing w:line="360" w:lineRule="auto"/>
+        <w:ind w:firstLine="709"/>
+        <w:jc w:val="both"/>
         <w:rPr>
           <w:rFonts w:ascii="Times New Roman" w:hAnsi="Times New Roman" w:cs="Times New Roman"/>
           <w:sz w:val="24"/>
@@ -16082,41 +18223,64 @@
           <w:szCs w:val="24"/>
           <w:lang w:eastAsia="ru-RU"/>
         </w:rPr>
-        <w:t>«Продавец»</w:t>
-      </w:r>
-      <w:r>
-        <w:rPr>
-          <w:rFonts w:ascii="Times New Roman" w:hAnsi="Times New Roman" w:cs="Times New Roman"/>
-          <w:sz w:val="24"/>
-          <w:szCs w:val="24"/>
-          <w:lang w:eastAsia="ru-RU"/>
-        </w:rPr>
-        <w:t xml:space="preserve"> — доступ к справочникам «Номенклатура», «Клиенты»; создание и проведение документа «Оказание услуги» (только для продавцов-консультантов).</w:t>
-      </w:r>
-    </w:p>
-    <w:p>
-      <w:pPr>
-        <w:pStyle w:val="a8"/>
+        <w:t>«</w:t>
+      </w:r>
+      <w:r>
+        <w:rPr>
+          <w:rFonts w:ascii="Times New Roman" w:hAnsi="Times New Roman" w:cs="Times New Roman"/>
+          <w:sz w:val="24"/>
+          <w:szCs w:val="24"/>
+          <w:lang w:eastAsia="ru-RU"/>
+        </w:rPr>
+        <w:t>Продавец»</w:t>
+      </w:r>
+      <w:r>
+        <w:rPr>
+          <w:rFonts w:ascii="Times New Roman" w:hAnsi="Times New Roman" w:cs="Times New Roman"/>
+          <w:sz w:val="24"/>
+          <w:szCs w:val="24"/>
+          <w:lang w:eastAsia="ru-RU"/>
+        </w:rPr>
+        <w:t xml:space="preserve"> </w:t>
+      </w:r>
+      <w:r>
+        <w:rPr>
+          <w:rFonts w:ascii="Times New Roman" w:hAnsi="Times New Roman" w:cs="Times New Roman"/>
+          <w:sz w:val="24"/>
+          <w:szCs w:val="24"/>
+          <w:lang w:eastAsia="ru-RU"/>
+        </w:rPr>
+        <w:t>-</w:t>
+      </w:r>
+      <w:r>
+        <w:rPr>
+          <w:rFonts w:ascii="Times New Roman" w:hAnsi="Times New Roman" w:cs="Times New Roman"/>
+          <w:sz w:val="24"/>
+          <w:szCs w:val="24"/>
+          <w:lang w:eastAsia="ru-RU"/>
+        </w:rPr>
+        <w:t xml:space="preserve"> доступ к справочникам «Номенклатура», «Клиенты»; создание и проведение документа «Оказание услуги» (только для продавцов-консультантов).</w:t>
+      </w:r>
+    </w:p>
+    <w:p>
+      <w:pPr>
         <w:numPr>
           <w:ilvl w:val="0"/>
-          <w:numId w:val="87"/>
+          <w:numId w:val="71"/>
         </w:numPr>
-        <w:tabs>
-          <w:tab w:val="num" w:pos="720"/>
-        </w:tabs>
-        <w:spacing w:line="257" w:lineRule="auto"/>
-        <w:rPr>
-          <w:rFonts w:ascii="Times New Roman" w:hAnsi="Times New Roman" w:cs="Times New Roman"/>
-          <w:sz w:val="24"/>
-          <w:szCs w:val="24"/>
-          <w:lang w:eastAsia="ru-RU"/>
-        </w:rPr>
-      </w:pPr>
-      <w:r>
-        <w:rPr>
-          <w:rFonts w:ascii="Times New Roman" w:hAnsi="Times New Roman" w:cs="Times New Roman"/>
-          <w:b/>
-          <w:bCs/>
+        <w:spacing w:line="360" w:lineRule="auto"/>
+        <w:ind w:firstLine="709"/>
+        <w:jc w:val="both"/>
+        <w:rPr>
+          <w:rFonts w:ascii="Times New Roman" w:hAnsi="Times New Roman" w:cs="Times New Roman"/>
+          <w:sz w:val="24"/>
+          <w:szCs w:val="24"/>
+          <w:lang w:eastAsia="ru-RU"/>
+        </w:rPr>
+      </w:pPr>
+      <w:r>
+        <w:rPr>
+          <w:rFonts w:ascii="Times New Roman" w:hAnsi="Times New Roman" w:cs="Times New Roman"/>
           <w:sz w:val="24"/>
           <w:szCs w:val="24"/>
           <w:lang w:eastAsia="ru-RU"/>
@@ -16130,32 +18294,46 @@
           <w:szCs w:val="24"/>
           <w:lang w:eastAsia="ru-RU"/>
         </w:rPr>
-        <w:t xml:space="preserve"> — доступ к справочнику «Номенклатура» (услуги); создание документа «Оказание услуги» с заполнением поля «Ювелир».</w:t>
-      </w:r>
-    </w:p>
-    <w:p>
-      <w:pPr>
-        <w:pStyle w:val="a8"/>
+        <w:t xml:space="preserve"> </w:t>
+      </w:r>
+      <w:r>
+        <w:rPr>
+          <w:rFonts w:ascii="Times New Roman" w:hAnsi="Times New Roman" w:cs="Times New Roman"/>
+          <w:sz w:val="24"/>
+          <w:szCs w:val="24"/>
+          <w:lang w:eastAsia="ru-RU"/>
+        </w:rPr>
+        <w:t>-</w:t>
+      </w:r>
+      <w:r>
+        <w:rPr>
+          <w:rFonts w:ascii="Times New Roman" w:hAnsi="Times New Roman" w:cs="Times New Roman"/>
+          <w:sz w:val="24"/>
+          <w:szCs w:val="24"/>
+          <w:lang w:eastAsia="ru-RU"/>
+        </w:rPr>
+        <w:t xml:space="preserve"> доступ к справочнику «Номенклатура» (услуги); создание документа «Оказание услуги» с заполнением поля «Ювелир».</w:t>
+      </w:r>
+    </w:p>
+    <w:p>
+      <w:pPr>
         <w:numPr>
           <w:ilvl w:val="0"/>
-          <w:numId w:val="87"/>
+          <w:numId w:val="71"/>
         </w:numPr>
-        <w:tabs>
-          <w:tab w:val="num" w:pos="720"/>
-        </w:tabs>
-        <w:spacing w:line="257" w:lineRule="auto"/>
-        <w:rPr>
-          <w:rFonts w:ascii="Times New Roman" w:hAnsi="Times New Roman" w:cs="Times New Roman"/>
-          <w:sz w:val="24"/>
-          <w:szCs w:val="24"/>
-          <w:lang w:eastAsia="ru-RU"/>
-        </w:rPr>
-      </w:pPr>
-      <w:r>
-        <w:rPr>
-          <w:rFonts w:ascii="Times New Roman" w:hAnsi="Times New Roman" w:cs="Times New Roman"/>
-          <w:b/>
-          <w:bCs/>
+        <w:spacing w:line="360" w:lineRule="auto"/>
+        <w:ind w:firstLine="709"/>
+        <w:jc w:val="both"/>
+        <w:rPr>
+          <w:rFonts w:ascii="Times New Roman" w:hAnsi="Times New Roman" w:cs="Times New Roman"/>
+          <w:sz w:val="24"/>
+          <w:szCs w:val="24"/>
+          <w:lang w:eastAsia="ru-RU"/>
+        </w:rPr>
+      </w:pPr>
+      <w:r>
+        <w:rPr>
+          <w:rFonts w:ascii="Times New Roman" w:hAnsi="Times New Roman" w:cs="Times New Roman"/>
           <w:sz w:val="24"/>
           <w:szCs w:val="24"/>
           <w:lang w:eastAsia="ru-RU"/>
@@ -16166,8 +18344,6 @@
       <w:r>
         <w:rPr>
           <w:rFonts w:ascii="Times New Roman" w:hAnsi="Times New Roman" w:cs="Times New Roman"/>
-          <w:b/>
-          <w:bCs/>
           <w:sz w:val="24"/>
           <w:szCs w:val="24"/>
           <w:lang w:eastAsia="ru-RU"/>
@@ -16178,8 +18354,6 @@
       <w:r>
         <w:rPr>
           <w:rFonts w:ascii="Times New Roman" w:hAnsi="Times New Roman" w:cs="Times New Roman"/>
-          <w:b/>
-          <w:bCs/>
           <w:sz w:val="24"/>
           <w:szCs w:val="24"/>
           <w:lang w:eastAsia="ru-RU"/>
@@ -16193,32 +18367,46 @@
           <w:szCs w:val="24"/>
           <w:lang w:eastAsia="ru-RU"/>
         </w:rPr>
-        <w:t xml:space="preserve"> — доступ к документам начисления зарплаты, финансовым отчетам.</w:t>
-      </w:r>
-    </w:p>
-    <w:p>
-      <w:pPr>
-        <w:pStyle w:val="a8"/>
+        <w:t xml:space="preserve"> </w:t>
+      </w:r>
+      <w:r>
+        <w:rPr>
+          <w:rFonts w:ascii="Times New Roman" w:hAnsi="Times New Roman" w:cs="Times New Roman"/>
+          <w:sz w:val="24"/>
+          <w:szCs w:val="24"/>
+          <w:lang w:eastAsia="ru-RU"/>
+        </w:rPr>
+        <w:t>-</w:t>
+      </w:r>
+      <w:r>
+        <w:rPr>
+          <w:rFonts w:ascii="Times New Roman" w:hAnsi="Times New Roman" w:cs="Times New Roman"/>
+          <w:sz w:val="24"/>
+          <w:szCs w:val="24"/>
+          <w:lang w:eastAsia="ru-RU"/>
+        </w:rPr>
+        <w:t xml:space="preserve"> доступ к документам начисления зарплаты, финансовым отчетам.</w:t>
+      </w:r>
+    </w:p>
+    <w:p>
+      <w:pPr>
         <w:numPr>
           <w:ilvl w:val="0"/>
-          <w:numId w:val="87"/>
+          <w:numId w:val="71"/>
         </w:numPr>
-        <w:tabs>
-          <w:tab w:val="num" w:pos="720"/>
-        </w:tabs>
-        <w:spacing w:line="257" w:lineRule="auto"/>
-        <w:rPr>
-          <w:rFonts w:ascii="Times New Roman" w:hAnsi="Times New Roman" w:cs="Times New Roman"/>
-          <w:sz w:val="24"/>
-          <w:szCs w:val="24"/>
-          <w:lang w:eastAsia="ru-RU"/>
-        </w:rPr>
-      </w:pPr>
-      <w:r>
-        <w:rPr>
-          <w:rFonts w:ascii="Times New Roman" w:hAnsi="Times New Roman" w:cs="Times New Roman"/>
-          <w:b/>
-          <w:bCs/>
+        <w:spacing w:line="360" w:lineRule="auto"/>
+        <w:ind w:firstLine="709"/>
+        <w:jc w:val="both"/>
+        <w:rPr>
+          <w:rFonts w:ascii="Times New Roman" w:hAnsi="Times New Roman" w:cs="Times New Roman"/>
+          <w:sz w:val="24"/>
+          <w:szCs w:val="24"/>
+          <w:lang w:eastAsia="ru-RU"/>
+        </w:rPr>
+      </w:pPr>
+      <w:r>
+        <w:rPr>
+          <w:rFonts w:ascii="Times New Roman" w:hAnsi="Times New Roman" w:cs="Times New Roman"/>
           <w:sz w:val="24"/>
           <w:szCs w:val="24"/>
           <w:lang w:eastAsia="ru-RU"/>
@@ -16232,32 +18420,46 @@
           <w:szCs w:val="24"/>
           <w:lang w:eastAsia="ru-RU"/>
         </w:rPr>
-        <w:t xml:space="preserve"> — полный доступ ко всем объектам конфигурации.</w:t>
-      </w:r>
-    </w:p>
-    <w:p>
-      <w:pPr>
-        <w:pStyle w:val="a8"/>
+        <w:t xml:space="preserve"> </w:t>
+      </w:r>
+      <w:r>
+        <w:rPr>
+          <w:rFonts w:ascii="Times New Roman" w:hAnsi="Times New Roman" w:cs="Times New Roman"/>
+          <w:sz w:val="24"/>
+          <w:szCs w:val="24"/>
+          <w:lang w:eastAsia="ru-RU"/>
+        </w:rPr>
+        <w:t>-</w:t>
+      </w:r>
+      <w:r>
+        <w:rPr>
+          <w:rFonts w:ascii="Times New Roman" w:hAnsi="Times New Roman" w:cs="Times New Roman"/>
+          <w:sz w:val="24"/>
+          <w:szCs w:val="24"/>
+          <w:lang w:eastAsia="ru-RU"/>
+        </w:rPr>
+        <w:t xml:space="preserve"> полный доступ ко всем объектам конфигурации.</w:t>
+      </w:r>
+    </w:p>
+    <w:p>
+      <w:pPr>
         <w:numPr>
           <w:ilvl w:val="0"/>
-          <w:numId w:val="87"/>
+          <w:numId w:val="71"/>
         </w:numPr>
-        <w:tabs>
-          <w:tab w:val="num" w:pos="720"/>
-        </w:tabs>
-        <w:spacing w:line="257" w:lineRule="auto"/>
-        <w:rPr>
-          <w:rFonts w:ascii="Times New Roman" w:hAnsi="Times New Roman" w:cs="Times New Roman"/>
-          <w:sz w:val="24"/>
-          <w:szCs w:val="24"/>
-          <w:lang w:eastAsia="ru-RU"/>
-        </w:rPr>
-      </w:pPr>
-      <w:r>
-        <w:rPr>
-          <w:rFonts w:ascii="Times New Roman" w:hAnsi="Times New Roman" w:cs="Times New Roman"/>
-          <w:b/>
-          <w:bCs/>
+        <w:spacing w:line="360" w:lineRule="auto"/>
+        <w:ind w:firstLine="709"/>
+        <w:jc w:val="both"/>
+        <w:rPr>
+          <w:rFonts w:ascii="Times New Roman" w:hAnsi="Times New Roman" w:cs="Times New Roman"/>
+          <w:sz w:val="24"/>
+          <w:szCs w:val="24"/>
+          <w:lang w:eastAsia="ru-RU"/>
+        </w:rPr>
+      </w:pPr>
+      <w:r>
+        <w:rPr>
+          <w:rFonts w:ascii="Times New Roman" w:hAnsi="Times New Roman" w:cs="Times New Roman"/>
           <w:sz w:val="24"/>
           <w:szCs w:val="24"/>
           <w:lang w:eastAsia="ru-RU"/>
@@ -16271,15 +18473,36 @@
           <w:szCs w:val="24"/>
           <w:lang w:eastAsia="ru-RU"/>
         </w:rPr>
-        <w:t xml:space="preserve"> — настройка конфигурации, управление пользователями.</w:t>
+        <w:t xml:space="preserve"> </w:t>
+      </w:r>
+      <w:r>
+        <w:rPr>
+          <w:rFonts w:ascii="Times New Roman" w:hAnsi="Times New Roman" w:cs="Times New Roman"/>
+          <w:sz w:val="24"/>
+          <w:szCs w:val="24"/>
+          <w:lang w:eastAsia="ru-RU"/>
+        </w:rPr>
+        <w:t>-</w:t>
+      </w:r>
+      <w:r>
+        <w:rPr>
+          <w:rFonts w:ascii="Times New Roman" w:hAnsi="Times New Roman" w:cs="Times New Roman"/>
+          <w:sz w:val="24"/>
+          <w:szCs w:val="24"/>
+          <w:lang w:eastAsia="ru-RU"/>
+        </w:rPr>
+        <w:t xml:space="preserve"> настройка конфигурации, управление пользователями.</w:t>
       </w:r>
     </w:p>
     <w:p>
       <w:pPr>
         <w:keepNext/>
-      </w:pPr>
-      <w:r>
-        <w:rPr>
+        <w:spacing w:line="360" w:lineRule="auto"/>
+        <w:jc w:val="center"/>
+      </w:pPr>
+      <w:r>
+        <w:rPr>
+          <w:noProof/>
           <w:lang w:eastAsia="ru-RU"/>
         </w:rPr>
         <w:drawing>
@@ -16322,6 +18545,7 @@
     <w:p>
       <w:pPr>
         <w:pStyle w:val="ac"/>
+        <w:spacing w:line="360" w:lineRule="auto"/>
         <w:jc w:val="center"/>
         <w:rPr>
           <w:rFonts w:ascii="Times New Roman" w:hAnsi="Times New Roman" w:cs="Times New Roman"/>
@@ -16374,8 +18598,2413 @@
         <w:t>. Список ролей конфигурации</w:t>
       </w:r>
     </w:p>
+    <w:p>
+      <w:pPr>
+        <w:spacing w:line="360" w:lineRule="auto"/>
+      </w:pPr>
+    </w:p>
+    <w:p>
+      <w:pPr>
+        <w:spacing w:line="360" w:lineRule="auto"/>
+      </w:pPr>
+    </w:p>
+    <w:p>
+      <w:pPr>
+        <w:spacing w:line="360" w:lineRule="auto"/>
+      </w:pPr>
+    </w:p>
+    <w:p>
+      <w:pPr>
+        <w:spacing w:line="360" w:lineRule="auto"/>
+      </w:pPr>
+    </w:p>
+    <w:p>
+      <w:pPr>
+        <w:spacing w:line="360" w:lineRule="auto"/>
+      </w:pPr>
+    </w:p>
+    <w:p>
+      <w:pPr>
+        <w:spacing w:line="360" w:lineRule="auto"/>
+      </w:pPr>
+    </w:p>
+    <w:p>
+      <w:pPr>
+        <w:spacing w:line="360" w:lineRule="auto"/>
+      </w:pPr>
+    </w:p>
+    <w:p>
+      <w:pPr>
+        <w:spacing w:line="360" w:lineRule="auto"/>
+      </w:pPr>
+    </w:p>
+    <w:p>
+      <w:pPr>
+        <w:spacing w:line="360" w:lineRule="auto"/>
+      </w:pPr>
+    </w:p>
+    <w:p>
+      <w:pPr>
+        <w:spacing w:line="360" w:lineRule="auto"/>
+      </w:pPr>
+    </w:p>
+    <w:p>
+      <w:pPr>
+        <w:spacing w:line="360" w:lineRule="auto"/>
+      </w:pPr>
+    </w:p>
+    <w:p>
+      <w:pPr>
+        <w:spacing w:line="360" w:lineRule="auto"/>
+      </w:pPr>
+    </w:p>
+    <w:p>
+      <w:pPr>
+        <w:spacing w:line="360" w:lineRule="auto"/>
+      </w:pPr>
+    </w:p>
+    <w:p>
+      <w:pPr>
+        <w:spacing w:line="360" w:lineRule="auto"/>
+      </w:pPr>
+    </w:p>
+    <w:p>
+      <w:pPr>
+        <w:spacing w:line="360" w:lineRule="auto"/>
+      </w:pPr>
+    </w:p>
+    <w:p>
+      <w:pPr>
+        <w:spacing w:line="360" w:lineRule="auto"/>
+      </w:pPr>
+    </w:p>
+    <w:p>
+      <w:pPr>
+        <w:spacing w:line="360" w:lineRule="auto"/>
+      </w:pPr>
+    </w:p>
+    <w:p>
+      <w:pPr>
+        <w:pStyle w:val="2"/>
+        <w:spacing w:line="360" w:lineRule="auto"/>
+        <w:jc w:val="center"/>
+        <w:rPr>
+          <w:rFonts w:ascii="Times New Roman" w:hAnsi="Times New Roman" w:cs="Times New Roman"/>
+          <w:b/>
+          <w:bCs/>
+          <w:color w:val="000000" w:themeColor="text1"/>
+          <w:sz w:val="24"/>
+          <w:szCs w:val="24"/>
+        </w:rPr>
+      </w:pPr>
+      <w:r>
+        <w:rPr>
+          <w:rFonts w:ascii="Times New Roman" w:hAnsi="Times New Roman" w:cs="Times New Roman"/>
+          <w:b/>
+          <w:bCs/>
+          <w:color w:val="000000" w:themeColor="text1"/>
+          <w:sz w:val="24"/>
+          <w:szCs w:val="24"/>
+        </w:rPr>
+        <w:t>2.4. ОПИСАНИЕ ОСНОВНЫХ ОБЪЕКТОВ (ЭЛЕМЕНТОВ) РАЗРАБАТЫВАЕМОГО ПРИКЛАДНОГО РЕШЕНИЯ</w:t>
+      </w:r>
+    </w:p>
+    <w:p>
+      <w:pPr>
+        <w:pStyle w:val="3"/>
+        <w:spacing w:line="360" w:lineRule="auto"/>
+        <w:jc w:val="center"/>
+        <w:rPr>
+          <w:rFonts w:ascii="Times New Roman" w:hAnsi="Times New Roman" w:cs="Times New Roman"/>
+          <w:b/>
+          <w:bCs/>
+          <w:color w:val="000000" w:themeColor="text1"/>
+        </w:rPr>
+      </w:pPr>
+      <w:r>
+        <w:rPr>
+          <w:rFonts w:ascii="Times New Roman" w:hAnsi="Times New Roman" w:cs="Times New Roman"/>
+          <w:b/>
+          <w:bCs/>
+          <w:color w:val="000000" w:themeColor="text1"/>
+        </w:rPr>
+        <w:t>2.4.1. Справочник «Номенклатура»</w:t>
+      </w:r>
+    </w:p>
+    <w:p>
+      <w:pPr>
+        <w:spacing w:line="360" w:lineRule="auto"/>
+      </w:pPr>
+    </w:p>
+    <w:p>
+      <w:pPr>
+        <w:tabs>
+          <w:tab w:val="num" w:pos="720"/>
+        </w:tabs>
+        <w:spacing w:line="360" w:lineRule="auto"/>
+        <w:ind w:firstLine="709"/>
+        <w:rPr>
+          <w:rFonts w:ascii="Times New Roman" w:hAnsi="Times New Roman" w:cs="Times New Roman"/>
+          <w:sz w:val="24"/>
+          <w:szCs w:val="24"/>
+          <w:lang w:eastAsia="ru-RU"/>
+        </w:rPr>
+      </w:pPr>
+      <w:r>
+        <w:rPr>
+          <w:rFonts w:ascii="Times New Roman" w:hAnsi="Times New Roman" w:cs="Times New Roman"/>
+          <w:sz w:val="24"/>
+          <w:szCs w:val="24"/>
+          <w:lang w:eastAsia="ru-RU"/>
+        </w:rPr>
+        <w:t>Справочник «Номенклатура» является иерархическим, что позволяет группировать товары по категориям (кольца, серьги, цепочки и т.д.). Для хранения специфических характеристик ювелирных изделий создан реквизит «Вид номенклатуры», который принимает значения «Изделие» или «Услуга» (перечисление «</w:t>
+      </w:r>
+      <w:proofErr w:type="spellStart"/>
+      <w:r>
+        <w:rPr>
+          <w:rFonts w:ascii="Times New Roman" w:hAnsi="Times New Roman" w:cs="Times New Roman"/>
+          <w:sz w:val="24"/>
+          <w:szCs w:val="24"/>
+          <w:lang w:eastAsia="ru-RU"/>
+        </w:rPr>
+        <w:t>ВидыНоменклатуры</w:t>
+      </w:r>
+      <w:proofErr w:type="spellEnd"/>
+      <w:r>
+        <w:rPr>
+          <w:rFonts w:ascii="Times New Roman" w:hAnsi="Times New Roman" w:cs="Times New Roman"/>
+          <w:sz w:val="24"/>
+          <w:szCs w:val="24"/>
+          <w:lang w:eastAsia="ru-RU"/>
+        </w:rPr>
+        <w:t>»).</w:t>
+      </w:r>
+    </w:p>
+    <w:p>
+      <w:pPr>
+        <w:tabs>
+          <w:tab w:val="num" w:pos="720"/>
+        </w:tabs>
+        <w:spacing w:line="360" w:lineRule="auto"/>
+        <w:ind w:firstLine="709"/>
+        <w:rPr>
+          <w:rFonts w:ascii="Times New Roman" w:hAnsi="Times New Roman" w:cs="Times New Roman"/>
+          <w:sz w:val="24"/>
+          <w:szCs w:val="24"/>
+          <w:lang w:eastAsia="ru-RU"/>
+        </w:rPr>
+      </w:pPr>
+    </w:p>
+    <w:p>
+      <w:pPr>
+        <w:keepNext/>
+        <w:tabs>
+          <w:tab w:val="num" w:pos="720"/>
+        </w:tabs>
+        <w:spacing w:line="360" w:lineRule="auto"/>
+        <w:ind w:firstLine="709"/>
+        <w:jc w:val="center"/>
+      </w:pPr>
+      <w:r>
+        <w:rPr>
+          <w:rFonts w:ascii="Times New Roman" w:hAnsi="Times New Roman" w:cs="Times New Roman"/>
+          <w:sz w:val="24"/>
+          <w:szCs w:val="24"/>
+          <w:lang w:eastAsia="ru-RU"/>
+        </w:rPr>
+        <w:drawing>
+          <wp:inline distT="0" distB="0" distL="0" distR="0" wp14:anchorId="4C3CA327" wp14:editId="4D4BE051">
+            <wp:extent cx="2829320" cy="1971950"/>
+            <wp:effectExtent l="0" t="0" r="9525" b="9525"/>
+            <wp:docPr id="3" name="Рисунок 3"/>
+            <wp:cNvGraphicFramePr>
+              <a:graphicFrameLocks xmlns:a="http://schemas.openxmlformats.org/drawingml/2006/main" noChangeAspect="1"/>
+            </wp:cNvGraphicFramePr>
+            <a:graphic xmlns:a="http://schemas.openxmlformats.org/drawingml/2006/main">
+              <a:graphicData uri="http://schemas.openxmlformats.org/drawingml/2006/picture">
+                <pic:pic xmlns:pic="http://schemas.openxmlformats.org/drawingml/2006/picture">
+                  <pic:nvPicPr>
+                    <pic:cNvPr id="1" name=""/>
+                    <pic:cNvPicPr/>
+                  </pic:nvPicPr>
+                  <pic:blipFill>
+                    <a:blip r:embed="rId15"/>
+                    <a:stretch>
+                      <a:fillRect/>
+                    </a:stretch>
+                  </pic:blipFill>
+                  <pic:spPr>
+                    <a:xfrm>
+                      <a:off x="0" y="0"/>
+                      <a:ext cx="2829320" cy="1971950"/>
+                    </a:xfrm>
+                    <a:prstGeom prst="rect">
+                      <a:avLst/>
+                    </a:prstGeom>
+                  </pic:spPr>
+                </pic:pic>
+              </a:graphicData>
+            </a:graphic>
+          </wp:inline>
+        </w:drawing>
+      </w:r>
+    </w:p>
+    <w:p>
+      <w:pPr>
+        <w:pStyle w:val="ac"/>
+        <w:spacing w:line="360" w:lineRule="auto"/>
+        <w:jc w:val="center"/>
+        <w:rPr>
+          <w:rFonts w:ascii="Times New Roman" w:hAnsi="Times New Roman" w:cs="Times New Roman"/>
+          <w:b/>
+          <w:bCs/>
+          <w:i w:val="0"/>
+          <w:iCs w:val="0"/>
+          <w:color w:val="000000" w:themeColor="text1"/>
+          <w:sz w:val="24"/>
+          <w:szCs w:val="24"/>
+        </w:rPr>
+      </w:pPr>
+      <w:r>
+        <w:rPr>
+          <w:rFonts w:ascii="Times New Roman" w:hAnsi="Times New Roman" w:cs="Times New Roman"/>
+          <w:b/>
+          <w:bCs/>
+          <w:i w:val="0"/>
+          <w:iCs w:val="0"/>
+          <w:color w:val="000000" w:themeColor="text1"/>
+          <w:sz w:val="24"/>
+          <w:szCs w:val="24"/>
+        </w:rPr>
+        <w:t>Рисунок 8. Элемент справочника Номенклатура (с полем Вид номенклатуры)</w:t>
+      </w:r>
+    </w:p>
+    <w:p>
+      <w:pPr>
+        <w:tabs>
+          <w:tab w:val="num" w:pos="720"/>
+        </w:tabs>
+        <w:spacing w:line="360" w:lineRule="auto"/>
+        <w:ind w:firstLine="709"/>
+        <w:rPr>
+          <w:rFonts w:ascii="Times New Roman" w:hAnsi="Times New Roman" w:cs="Times New Roman"/>
+          <w:sz w:val="24"/>
+          <w:szCs w:val="24"/>
+          <w:lang w:eastAsia="ru-RU"/>
+        </w:rPr>
+      </w:pPr>
+    </w:p>
+    <w:p>
+      <w:pPr>
+        <w:keepNext/>
+        <w:tabs>
+          <w:tab w:val="num" w:pos="720"/>
+        </w:tabs>
+        <w:spacing w:line="360" w:lineRule="auto"/>
+        <w:ind w:firstLine="709"/>
+      </w:pPr>
+      <w:r>
+        <w:rPr>
+          <w:rFonts w:ascii="Times New Roman" w:hAnsi="Times New Roman" w:cs="Times New Roman"/>
+          <w:sz w:val="24"/>
+          <w:szCs w:val="24"/>
+          <w:lang w:eastAsia="ru-RU"/>
+        </w:rPr>
+        <w:lastRenderedPageBreak/>
+        <w:drawing>
+          <wp:inline distT="0" distB="0" distL="0" distR="0" wp14:anchorId="3FED07BB" wp14:editId="55A346B8">
+            <wp:extent cx="6120130" cy="2599055"/>
+            <wp:effectExtent l="0" t="0" r="0" b="0"/>
+            <wp:docPr id="2" name="Рисунок 2"/>
+            <wp:cNvGraphicFramePr>
+              <a:graphicFrameLocks xmlns:a="http://schemas.openxmlformats.org/drawingml/2006/main" noChangeAspect="1"/>
+            </wp:cNvGraphicFramePr>
+            <a:graphic xmlns:a="http://schemas.openxmlformats.org/drawingml/2006/main">
+              <a:graphicData uri="http://schemas.openxmlformats.org/drawingml/2006/picture">
+                <pic:pic xmlns:pic="http://schemas.openxmlformats.org/drawingml/2006/picture">
+                  <pic:nvPicPr>
+                    <pic:cNvPr id="1" name=""/>
+                    <pic:cNvPicPr/>
+                  </pic:nvPicPr>
+                  <pic:blipFill>
+                    <a:blip r:embed="rId16"/>
+                    <a:stretch>
+                      <a:fillRect/>
+                    </a:stretch>
+                  </pic:blipFill>
+                  <pic:spPr>
+                    <a:xfrm>
+                      <a:off x="0" y="0"/>
+                      <a:ext cx="6120130" cy="2599055"/>
+                    </a:xfrm>
+                    <a:prstGeom prst="rect">
+                      <a:avLst/>
+                    </a:prstGeom>
+                  </pic:spPr>
+                </pic:pic>
+              </a:graphicData>
+            </a:graphic>
+          </wp:inline>
+        </w:drawing>
+      </w:r>
+    </w:p>
+    <w:p>
+      <w:pPr>
+        <w:pStyle w:val="ac"/>
+        <w:spacing w:line="360" w:lineRule="auto"/>
+        <w:jc w:val="center"/>
+        <w:rPr>
+          <w:rFonts w:ascii="Times New Roman" w:hAnsi="Times New Roman" w:cs="Times New Roman"/>
+          <w:b/>
+          <w:bCs/>
+          <w:i w:val="0"/>
+          <w:iCs w:val="0"/>
+          <w:color w:val="000000" w:themeColor="text1"/>
+          <w:sz w:val="24"/>
+          <w:szCs w:val="24"/>
+        </w:rPr>
+      </w:pPr>
+      <w:r>
+        <w:rPr>
+          <w:rFonts w:ascii="Times New Roman" w:hAnsi="Times New Roman" w:cs="Times New Roman"/>
+          <w:b/>
+          <w:bCs/>
+          <w:i w:val="0"/>
+          <w:iCs w:val="0"/>
+          <w:color w:val="000000" w:themeColor="text1"/>
+          <w:sz w:val="24"/>
+          <w:szCs w:val="24"/>
+        </w:rPr>
+        <w:t xml:space="preserve">Рисунок 9. Перечисление </w:t>
+      </w:r>
+      <w:proofErr w:type="spellStart"/>
+      <w:r>
+        <w:rPr>
+          <w:rFonts w:ascii="Times New Roman" w:hAnsi="Times New Roman" w:cs="Times New Roman"/>
+          <w:b/>
+          <w:bCs/>
+          <w:i w:val="0"/>
+          <w:iCs w:val="0"/>
+          <w:color w:val="000000" w:themeColor="text1"/>
+          <w:sz w:val="24"/>
+          <w:szCs w:val="24"/>
+        </w:rPr>
+        <w:t>ВидыНоменклатуры</w:t>
+      </w:r>
+      <w:proofErr w:type="spellEnd"/>
+      <w:r>
+        <w:rPr>
+          <w:rFonts w:ascii="Times New Roman" w:hAnsi="Times New Roman" w:cs="Times New Roman"/>
+          <w:b/>
+          <w:bCs/>
+          <w:i w:val="0"/>
+          <w:iCs w:val="0"/>
+          <w:color w:val="000000" w:themeColor="text1"/>
+          <w:sz w:val="24"/>
+          <w:szCs w:val="24"/>
+        </w:rPr>
+        <w:t xml:space="preserve"> (Изделие, Услуга)</w:t>
+      </w:r>
+    </w:p>
+    <w:p>
+      <w:pPr>
+        <w:spacing w:line="360" w:lineRule="auto"/>
+      </w:pPr>
+    </w:p>
+    <w:p>
+      <w:pPr>
+        <w:spacing w:line="360" w:lineRule="auto"/>
+      </w:pPr>
+    </w:p>
+    <w:p>
+      <w:pPr>
+        <w:spacing w:line="360" w:lineRule="auto"/>
+      </w:pPr>
+    </w:p>
+    <w:p>
+      <w:pPr>
+        <w:spacing w:line="360" w:lineRule="auto"/>
+      </w:pPr>
+    </w:p>
+    <w:p>
+      <w:pPr>
+        <w:spacing w:line="360" w:lineRule="auto"/>
+      </w:pPr>
+    </w:p>
+    <w:p>
+      <w:pPr>
+        <w:spacing w:line="360" w:lineRule="auto"/>
+      </w:pPr>
+    </w:p>
+    <w:p>
+      <w:pPr>
+        <w:spacing w:line="360" w:lineRule="auto"/>
+      </w:pPr>
+    </w:p>
+    <w:p>
+      <w:pPr>
+        <w:spacing w:line="360" w:lineRule="auto"/>
+      </w:pPr>
+    </w:p>
+    <w:p>
+      <w:pPr>
+        <w:spacing w:line="360" w:lineRule="auto"/>
+      </w:pPr>
+    </w:p>
+    <w:p>
+      <w:pPr>
+        <w:spacing w:line="360" w:lineRule="auto"/>
+      </w:pPr>
+    </w:p>
+    <w:p>
+      <w:pPr>
+        <w:spacing w:line="360" w:lineRule="auto"/>
+      </w:pPr>
+    </w:p>
+    <w:p>
+      <w:pPr>
+        <w:spacing w:line="360" w:lineRule="auto"/>
+      </w:pPr>
+    </w:p>
+    <w:p>
+      <w:pPr>
+        <w:spacing w:line="360" w:lineRule="auto"/>
+      </w:pPr>
+    </w:p>
+    <w:p>
+      <w:pPr>
+        <w:spacing w:line="360" w:lineRule="auto"/>
+      </w:pPr>
+    </w:p>
+    <w:p>
+      <w:pPr>
+        <w:spacing w:line="360" w:lineRule="auto"/>
+      </w:pPr>
+    </w:p>
+    <w:p>
+      <w:pPr>
+        <w:spacing w:line="360" w:lineRule="auto"/>
+      </w:pPr>
+    </w:p>
+    <w:p>
+      <w:pPr>
+        <w:pStyle w:val="2"/>
+        <w:spacing w:line="360" w:lineRule="auto"/>
+        <w:jc w:val="center"/>
+        <w:rPr>
+          <w:rFonts w:ascii="Times New Roman" w:hAnsi="Times New Roman" w:cs="Times New Roman"/>
+          <w:b/>
+          <w:bCs/>
+          <w:color w:val="000000" w:themeColor="text1"/>
+          <w:sz w:val="24"/>
+          <w:szCs w:val="24"/>
+        </w:rPr>
+      </w:pPr>
+      <w:r>
+        <w:rPr>
+          <w:rFonts w:ascii="Times New Roman" w:hAnsi="Times New Roman" w:cs="Times New Roman"/>
+          <w:b/>
+          <w:bCs/>
+          <w:color w:val="000000" w:themeColor="text1"/>
+          <w:sz w:val="24"/>
+          <w:szCs w:val="24"/>
+        </w:rPr>
+        <w:lastRenderedPageBreak/>
+        <w:t>2.4.2. Справочник «Сотрудники»</w:t>
+      </w:r>
+    </w:p>
+    <w:p>
+      <w:pPr>
+        <w:spacing w:line="360" w:lineRule="auto"/>
+      </w:pPr>
+    </w:p>
+    <w:p>
+      <w:pPr>
+        <w:spacing w:line="360" w:lineRule="auto"/>
+        <w:ind w:firstLine="709"/>
+        <w:jc w:val="both"/>
+        <w:rPr>
+          <w:rFonts w:ascii="Times New Roman" w:hAnsi="Times New Roman" w:cs="Times New Roman"/>
+          <w:sz w:val="24"/>
+          <w:szCs w:val="24"/>
+        </w:rPr>
+      </w:pPr>
+      <w:r>
+        <w:rPr>
+          <w:rFonts w:ascii="Times New Roman" w:hAnsi="Times New Roman" w:cs="Times New Roman"/>
+          <w:sz w:val="24"/>
+          <w:szCs w:val="24"/>
+        </w:rPr>
+        <w:t>Справочник «Сотрудники» хранит информацию о персонале магазина. Для каждого сотрудника указывается ФИО и табельный номер (код). Справочник используется в документах «Оказание услуги» для указания продавца-консультанта и ювелира, а также в документах начисления заработной платы.</w:t>
+      </w:r>
+    </w:p>
+    <w:p>
+      <w:pPr>
+        <w:keepNext/>
+        <w:spacing w:line="360" w:lineRule="auto"/>
+        <w:ind w:firstLine="709"/>
+        <w:jc w:val="center"/>
+      </w:pPr>
+      <w:r>
+        <w:rPr>
+          <w:rFonts w:ascii="Times New Roman" w:hAnsi="Times New Roman" w:cs="Times New Roman"/>
+          <w:sz w:val="24"/>
+          <w:szCs w:val="24"/>
+        </w:rPr>
+        <w:drawing>
+          <wp:inline distT="0" distB="0" distL="0" distR="0" wp14:anchorId="779046EE" wp14:editId="752278F2">
+            <wp:extent cx="5862955" cy="1779270"/>
+            <wp:effectExtent l="0" t="0" r="4445" b="0"/>
+            <wp:docPr id="8" name="Рисунок 8"/>
+            <wp:cNvGraphicFramePr>
+              <a:graphicFrameLocks xmlns:a="http://schemas.openxmlformats.org/drawingml/2006/main" noChangeAspect="1"/>
+            </wp:cNvGraphicFramePr>
+            <a:graphic xmlns:a="http://schemas.openxmlformats.org/drawingml/2006/main">
+              <a:graphicData uri="http://schemas.openxmlformats.org/drawingml/2006/picture">
+                <pic:pic xmlns:pic="http://schemas.openxmlformats.org/drawingml/2006/picture">
+                  <pic:nvPicPr>
+                    <pic:cNvPr id="1" name=""/>
+                    <pic:cNvPicPr/>
+                  </pic:nvPicPr>
+                  <pic:blipFill>
+                    <a:blip r:embed="rId17"/>
+                    <a:stretch>
+                      <a:fillRect/>
+                    </a:stretch>
+                  </pic:blipFill>
+                  <pic:spPr>
+                    <a:xfrm>
+                      <a:off x="0" y="0"/>
+                      <a:ext cx="5862955" cy="1779270"/>
+                    </a:xfrm>
+                    <a:prstGeom prst="rect">
+                      <a:avLst/>
+                    </a:prstGeom>
+                  </pic:spPr>
+                </pic:pic>
+              </a:graphicData>
+            </a:graphic>
+          </wp:inline>
+        </w:drawing>
+      </w:r>
+    </w:p>
+    <w:p>
+      <w:pPr>
+        <w:pStyle w:val="ac"/>
+        <w:spacing w:line="360" w:lineRule="auto"/>
+        <w:jc w:val="center"/>
+        <w:rPr>
+          <w:rFonts w:ascii="Times New Roman" w:hAnsi="Times New Roman" w:cs="Times New Roman"/>
+          <w:b/>
+          <w:bCs/>
+          <w:i w:val="0"/>
+          <w:iCs w:val="0"/>
+          <w:color w:val="000000" w:themeColor="text1"/>
+          <w:sz w:val="24"/>
+          <w:szCs w:val="24"/>
+        </w:rPr>
+      </w:pPr>
+      <w:r>
+        <w:rPr>
+          <w:rFonts w:ascii="Times New Roman" w:hAnsi="Times New Roman" w:cs="Times New Roman"/>
+          <w:b/>
+          <w:bCs/>
+          <w:i w:val="0"/>
+          <w:iCs w:val="0"/>
+          <w:color w:val="000000" w:themeColor="text1"/>
+          <w:sz w:val="24"/>
+          <w:szCs w:val="24"/>
+        </w:rPr>
+        <w:t xml:space="preserve">Рисунок </w:t>
+      </w:r>
+      <w:r>
+        <w:rPr>
+          <w:rFonts w:ascii="Times New Roman" w:hAnsi="Times New Roman" w:cs="Times New Roman"/>
+          <w:b/>
+          <w:bCs/>
+          <w:i w:val="0"/>
+          <w:iCs w:val="0"/>
+          <w:color w:val="000000" w:themeColor="text1"/>
+          <w:sz w:val="24"/>
+          <w:szCs w:val="24"/>
+        </w:rPr>
+        <w:t>10</w:t>
+      </w:r>
+      <w:r>
+        <w:rPr>
+          <w:rFonts w:ascii="Times New Roman" w:hAnsi="Times New Roman" w:cs="Times New Roman"/>
+          <w:b/>
+          <w:bCs/>
+          <w:i w:val="0"/>
+          <w:iCs w:val="0"/>
+          <w:color w:val="000000" w:themeColor="text1"/>
+          <w:sz w:val="24"/>
+          <w:szCs w:val="24"/>
+        </w:rPr>
+        <w:t>. Форма списка справочника «Сотрудники»</w:t>
+      </w:r>
+    </w:p>
+    <w:p>
+      <w:pPr>
+        <w:spacing w:line="360" w:lineRule="auto"/>
+        <w:ind w:firstLine="709"/>
+        <w:jc w:val="both"/>
+        <w:rPr>
+          <w:rFonts w:ascii="Times New Roman" w:hAnsi="Times New Roman" w:cs="Times New Roman"/>
+          <w:sz w:val="24"/>
+          <w:szCs w:val="24"/>
+        </w:rPr>
+      </w:pPr>
+    </w:p>
+    <w:p>
+      <w:pPr>
+        <w:spacing w:line="360" w:lineRule="auto"/>
+        <w:ind w:firstLine="709"/>
+        <w:jc w:val="both"/>
+        <w:rPr>
+          <w:rFonts w:ascii="Times New Roman" w:hAnsi="Times New Roman" w:cs="Times New Roman"/>
+          <w:sz w:val="24"/>
+          <w:szCs w:val="24"/>
+        </w:rPr>
+      </w:pPr>
+    </w:p>
+    <w:p>
+      <w:pPr>
+        <w:spacing w:line="360" w:lineRule="auto"/>
+        <w:ind w:firstLine="709"/>
+        <w:jc w:val="both"/>
+        <w:rPr>
+          <w:rFonts w:ascii="Times New Roman" w:hAnsi="Times New Roman" w:cs="Times New Roman"/>
+          <w:sz w:val="24"/>
+          <w:szCs w:val="24"/>
+        </w:rPr>
+      </w:pPr>
+    </w:p>
+    <w:p>
+      <w:pPr>
+        <w:spacing w:line="360" w:lineRule="auto"/>
+        <w:ind w:firstLine="709"/>
+        <w:jc w:val="both"/>
+        <w:rPr>
+          <w:rFonts w:ascii="Times New Roman" w:hAnsi="Times New Roman" w:cs="Times New Roman"/>
+          <w:sz w:val="24"/>
+          <w:szCs w:val="24"/>
+        </w:rPr>
+      </w:pPr>
+    </w:p>
+    <w:p>
+      <w:pPr>
+        <w:spacing w:line="360" w:lineRule="auto"/>
+        <w:ind w:firstLine="709"/>
+        <w:jc w:val="both"/>
+        <w:rPr>
+          <w:rFonts w:ascii="Times New Roman" w:hAnsi="Times New Roman" w:cs="Times New Roman"/>
+          <w:sz w:val="24"/>
+          <w:szCs w:val="24"/>
+        </w:rPr>
+      </w:pPr>
+    </w:p>
+    <w:p>
+      <w:pPr>
+        <w:spacing w:line="360" w:lineRule="auto"/>
+        <w:ind w:firstLine="709"/>
+        <w:jc w:val="both"/>
+        <w:rPr>
+          <w:rFonts w:ascii="Times New Roman" w:hAnsi="Times New Roman" w:cs="Times New Roman"/>
+          <w:sz w:val="24"/>
+          <w:szCs w:val="24"/>
+        </w:rPr>
+      </w:pPr>
+    </w:p>
+    <w:p>
+      <w:pPr>
+        <w:spacing w:line="360" w:lineRule="auto"/>
+        <w:ind w:firstLine="709"/>
+        <w:jc w:val="both"/>
+        <w:rPr>
+          <w:rFonts w:ascii="Times New Roman" w:hAnsi="Times New Roman" w:cs="Times New Roman"/>
+          <w:sz w:val="24"/>
+          <w:szCs w:val="24"/>
+        </w:rPr>
+      </w:pPr>
+    </w:p>
+    <w:p>
+      <w:pPr>
+        <w:spacing w:line="360" w:lineRule="auto"/>
+        <w:ind w:firstLine="709"/>
+        <w:jc w:val="both"/>
+        <w:rPr>
+          <w:rFonts w:ascii="Times New Roman" w:hAnsi="Times New Roman" w:cs="Times New Roman"/>
+          <w:sz w:val="24"/>
+          <w:szCs w:val="24"/>
+        </w:rPr>
+      </w:pPr>
+    </w:p>
+    <w:p>
+      <w:pPr>
+        <w:spacing w:line="360" w:lineRule="auto"/>
+        <w:ind w:firstLine="709"/>
+        <w:jc w:val="both"/>
+        <w:rPr>
+          <w:rFonts w:ascii="Times New Roman" w:hAnsi="Times New Roman" w:cs="Times New Roman"/>
+          <w:sz w:val="24"/>
+          <w:szCs w:val="24"/>
+        </w:rPr>
+      </w:pPr>
+    </w:p>
+    <w:p>
+      <w:pPr>
+        <w:spacing w:line="360" w:lineRule="auto"/>
+        <w:ind w:firstLine="709"/>
+        <w:jc w:val="both"/>
+        <w:rPr>
+          <w:rFonts w:ascii="Times New Roman" w:hAnsi="Times New Roman" w:cs="Times New Roman"/>
+          <w:sz w:val="24"/>
+          <w:szCs w:val="24"/>
+        </w:rPr>
+      </w:pPr>
+    </w:p>
+    <w:p>
+      <w:pPr>
+        <w:spacing w:line="360" w:lineRule="auto"/>
+        <w:ind w:firstLine="709"/>
+        <w:jc w:val="both"/>
+        <w:rPr>
+          <w:rFonts w:ascii="Times New Roman" w:hAnsi="Times New Roman" w:cs="Times New Roman"/>
+          <w:sz w:val="24"/>
+          <w:szCs w:val="24"/>
+        </w:rPr>
+      </w:pPr>
+    </w:p>
+    <w:p>
+      <w:pPr>
+        <w:spacing w:line="360" w:lineRule="auto"/>
+        <w:ind w:firstLine="709"/>
+        <w:jc w:val="both"/>
+        <w:rPr>
+          <w:rFonts w:ascii="Times New Roman" w:hAnsi="Times New Roman" w:cs="Times New Roman"/>
+          <w:sz w:val="24"/>
+          <w:szCs w:val="24"/>
+        </w:rPr>
+      </w:pPr>
+    </w:p>
+    <w:p>
+      <w:pPr>
+        <w:spacing w:line="360" w:lineRule="auto"/>
+        <w:ind w:firstLine="709"/>
+        <w:jc w:val="both"/>
+        <w:rPr>
+          <w:rFonts w:ascii="Times New Roman" w:hAnsi="Times New Roman" w:cs="Times New Roman"/>
+          <w:sz w:val="24"/>
+          <w:szCs w:val="24"/>
+        </w:rPr>
+      </w:pPr>
+    </w:p>
+    <w:p>
+      <w:pPr>
+        <w:spacing w:line="360" w:lineRule="auto"/>
+        <w:ind w:firstLine="709"/>
+        <w:jc w:val="both"/>
+        <w:rPr>
+          <w:rFonts w:ascii="Times New Roman" w:hAnsi="Times New Roman" w:cs="Times New Roman"/>
+          <w:sz w:val="24"/>
+          <w:szCs w:val="24"/>
+        </w:rPr>
+      </w:pPr>
+    </w:p>
+    <w:p>
+      <w:pPr>
+        <w:pStyle w:val="3"/>
+        <w:spacing w:line="360" w:lineRule="auto"/>
+        <w:jc w:val="center"/>
+        <w:rPr>
+          <w:rFonts w:ascii="Times New Roman" w:hAnsi="Times New Roman" w:cs="Times New Roman"/>
+          <w:b/>
+          <w:bCs/>
+          <w:color w:val="000000" w:themeColor="text1"/>
+        </w:rPr>
+      </w:pPr>
+      <w:r>
+        <w:rPr>
+          <w:rFonts w:ascii="Times New Roman" w:hAnsi="Times New Roman" w:cs="Times New Roman"/>
+          <w:b/>
+          <w:bCs/>
+          <w:color w:val="000000" w:themeColor="text1"/>
+        </w:rPr>
+        <w:lastRenderedPageBreak/>
+        <w:t>2.4.3. Справочник «Клиенты»</w:t>
+      </w:r>
+    </w:p>
+    <w:p/>
+    <w:p>
+      <w:pPr>
+        <w:spacing w:line="360" w:lineRule="auto"/>
+        <w:ind w:firstLine="709"/>
+        <w:jc w:val="both"/>
+        <w:rPr>
+          <w:rFonts w:ascii="Times New Roman" w:hAnsi="Times New Roman" w:cs="Times New Roman"/>
+          <w:sz w:val="24"/>
+          <w:szCs w:val="24"/>
+        </w:rPr>
+      </w:pPr>
+      <w:r>
+        <w:rPr>
+          <w:rFonts w:ascii="Times New Roman" w:hAnsi="Times New Roman" w:cs="Times New Roman"/>
+          <w:sz w:val="24"/>
+          <w:szCs w:val="24"/>
+        </w:rPr>
+        <w:t xml:space="preserve">Справочник «Клиенты» предназначен для хранения информации о покупателях. </w:t>
+      </w:r>
+    </w:p>
+    <w:p>
+      <w:pPr>
+        <w:keepNext/>
+        <w:spacing w:line="360" w:lineRule="auto"/>
+        <w:ind w:firstLine="709"/>
+        <w:jc w:val="center"/>
+      </w:pPr>
+      <w:r>
+        <w:rPr>
+          <w:rFonts w:ascii="Times New Roman" w:hAnsi="Times New Roman" w:cs="Times New Roman"/>
+          <w:sz w:val="24"/>
+          <w:szCs w:val="24"/>
+        </w:rPr>
+        <w:drawing>
+          <wp:inline distT="0" distB="0" distL="0" distR="0" wp14:anchorId="1B318E22" wp14:editId="28B88644">
+            <wp:extent cx="5882005" cy="3281680"/>
+            <wp:effectExtent l="0" t="0" r="4445" b="0"/>
+            <wp:docPr id="9" name="Рисунок 9"/>
+            <wp:cNvGraphicFramePr>
+              <a:graphicFrameLocks xmlns:a="http://schemas.openxmlformats.org/drawingml/2006/main" noChangeAspect="1"/>
+            </wp:cNvGraphicFramePr>
+            <a:graphic xmlns:a="http://schemas.openxmlformats.org/drawingml/2006/main">
+              <a:graphicData uri="http://schemas.openxmlformats.org/drawingml/2006/picture">
+                <pic:pic xmlns:pic="http://schemas.openxmlformats.org/drawingml/2006/picture">
+                  <pic:nvPicPr>
+                    <pic:cNvPr id="1" name=""/>
+                    <pic:cNvPicPr/>
+                  </pic:nvPicPr>
+                  <pic:blipFill>
+                    <a:blip r:embed="rId18"/>
+                    <a:stretch>
+                      <a:fillRect/>
+                    </a:stretch>
+                  </pic:blipFill>
+                  <pic:spPr>
+                    <a:xfrm>
+                      <a:off x="0" y="0"/>
+                      <a:ext cx="5882005" cy="3281680"/>
+                    </a:xfrm>
+                    <a:prstGeom prst="rect">
+                      <a:avLst/>
+                    </a:prstGeom>
+                  </pic:spPr>
+                </pic:pic>
+              </a:graphicData>
+            </a:graphic>
+          </wp:inline>
+        </w:drawing>
+      </w:r>
+    </w:p>
+    <w:p>
+      <w:pPr>
+        <w:pStyle w:val="ac"/>
+        <w:spacing w:line="360" w:lineRule="auto"/>
+        <w:jc w:val="center"/>
+        <w:rPr>
+          <w:rFonts w:ascii="Times New Roman" w:hAnsi="Times New Roman" w:cs="Times New Roman"/>
+          <w:b/>
+          <w:bCs/>
+          <w:i w:val="0"/>
+          <w:iCs w:val="0"/>
+          <w:color w:val="000000" w:themeColor="text1"/>
+          <w:sz w:val="24"/>
+          <w:szCs w:val="24"/>
+        </w:rPr>
+      </w:pPr>
+      <w:r>
+        <w:rPr>
+          <w:rFonts w:ascii="Times New Roman" w:hAnsi="Times New Roman" w:cs="Times New Roman"/>
+          <w:b/>
+          <w:bCs/>
+          <w:i w:val="0"/>
+          <w:iCs w:val="0"/>
+          <w:color w:val="000000" w:themeColor="text1"/>
+          <w:sz w:val="24"/>
+          <w:szCs w:val="24"/>
+        </w:rPr>
+        <w:t>Рисунок 11. Форма элемента справочника «Клиенты»</w:t>
+      </w:r>
+    </w:p>
+    <w:p>
+      <w:pPr>
+        <w:spacing w:line="360" w:lineRule="auto"/>
+        <w:ind w:firstLine="709"/>
+        <w:jc w:val="both"/>
+        <w:rPr>
+          <w:rFonts w:ascii="Times New Roman" w:hAnsi="Times New Roman" w:cs="Times New Roman"/>
+          <w:sz w:val="24"/>
+          <w:szCs w:val="24"/>
+        </w:rPr>
+      </w:pPr>
+    </w:p>
+    <w:p>
+      <w:pPr>
+        <w:spacing w:line="360" w:lineRule="auto"/>
+        <w:ind w:firstLine="709"/>
+        <w:jc w:val="both"/>
+        <w:rPr>
+          <w:rFonts w:ascii="Times New Roman" w:hAnsi="Times New Roman" w:cs="Times New Roman"/>
+          <w:sz w:val="24"/>
+          <w:szCs w:val="24"/>
+        </w:rPr>
+      </w:pPr>
+    </w:p>
+    <w:p>
+      <w:pPr>
+        <w:spacing w:line="360" w:lineRule="auto"/>
+        <w:ind w:firstLine="709"/>
+        <w:jc w:val="both"/>
+        <w:rPr>
+          <w:rFonts w:ascii="Times New Roman" w:hAnsi="Times New Roman" w:cs="Times New Roman"/>
+          <w:sz w:val="24"/>
+          <w:szCs w:val="24"/>
+        </w:rPr>
+      </w:pPr>
+    </w:p>
+    <w:p>
+      <w:pPr>
+        <w:spacing w:line="360" w:lineRule="auto"/>
+        <w:ind w:firstLine="709"/>
+        <w:jc w:val="both"/>
+        <w:rPr>
+          <w:rFonts w:ascii="Times New Roman" w:hAnsi="Times New Roman" w:cs="Times New Roman"/>
+          <w:sz w:val="24"/>
+          <w:szCs w:val="24"/>
+        </w:rPr>
+      </w:pPr>
+    </w:p>
+    <w:p>
+      <w:pPr>
+        <w:spacing w:line="360" w:lineRule="auto"/>
+        <w:ind w:firstLine="709"/>
+        <w:jc w:val="both"/>
+        <w:rPr>
+          <w:rFonts w:ascii="Times New Roman" w:hAnsi="Times New Roman" w:cs="Times New Roman"/>
+          <w:sz w:val="24"/>
+          <w:szCs w:val="24"/>
+        </w:rPr>
+      </w:pPr>
+    </w:p>
+    <w:p>
+      <w:pPr>
+        <w:spacing w:line="360" w:lineRule="auto"/>
+        <w:ind w:firstLine="709"/>
+        <w:jc w:val="both"/>
+        <w:rPr>
+          <w:rFonts w:ascii="Times New Roman" w:hAnsi="Times New Roman" w:cs="Times New Roman"/>
+          <w:sz w:val="24"/>
+          <w:szCs w:val="24"/>
+        </w:rPr>
+      </w:pPr>
+    </w:p>
+    <w:p>
+      <w:pPr>
+        <w:spacing w:line="360" w:lineRule="auto"/>
+        <w:ind w:firstLine="709"/>
+        <w:jc w:val="both"/>
+        <w:rPr>
+          <w:rFonts w:ascii="Times New Roman" w:hAnsi="Times New Roman" w:cs="Times New Roman"/>
+          <w:sz w:val="24"/>
+          <w:szCs w:val="24"/>
+        </w:rPr>
+      </w:pPr>
+    </w:p>
+    <w:p>
+      <w:pPr>
+        <w:spacing w:line="360" w:lineRule="auto"/>
+        <w:ind w:firstLine="709"/>
+        <w:jc w:val="both"/>
+        <w:rPr>
+          <w:rFonts w:ascii="Times New Roman" w:hAnsi="Times New Roman" w:cs="Times New Roman"/>
+          <w:sz w:val="24"/>
+          <w:szCs w:val="24"/>
+        </w:rPr>
+      </w:pPr>
+    </w:p>
+    <w:p>
+      <w:pPr>
+        <w:spacing w:line="360" w:lineRule="auto"/>
+        <w:jc w:val="both"/>
+        <w:rPr>
+          <w:rFonts w:ascii="Times New Roman" w:hAnsi="Times New Roman" w:cs="Times New Roman"/>
+          <w:sz w:val="24"/>
+          <w:szCs w:val="24"/>
+        </w:rPr>
+      </w:pPr>
+    </w:p>
+    <w:p>
+      <w:pPr>
+        <w:spacing w:line="360" w:lineRule="auto"/>
+        <w:ind w:firstLine="709"/>
+        <w:jc w:val="both"/>
+        <w:rPr>
+          <w:rFonts w:ascii="Times New Roman" w:hAnsi="Times New Roman" w:cs="Times New Roman"/>
+          <w:sz w:val="24"/>
+          <w:szCs w:val="24"/>
+        </w:rPr>
+      </w:pPr>
+    </w:p>
+    <w:p>
+      <w:pPr>
+        <w:spacing w:line="360" w:lineRule="auto"/>
+        <w:ind w:firstLine="709"/>
+        <w:jc w:val="both"/>
+        <w:rPr>
+          <w:rFonts w:ascii="Times New Roman" w:hAnsi="Times New Roman" w:cs="Times New Roman"/>
+          <w:sz w:val="24"/>
+          <w:szCs w:val="24"/>
+        </w:rPr>
+      </w:pPr>
+    </w:p>
+    <w:p>
+      <w:pPr>
+        <w:spacing w:line="360" w:lineRule="auto"/>
+        <w:ind w:firstLine="709"/>
+        <w:jc w:val="both"/>
+        <w:rPr>
+          <w:rFonts w:ascii="Times New Roman" w:hAnsi="Times New Roman" w:cs="Times New Roman"/>
+          <w:sz w:val="24"/>
+          <w:szCs w:val="24"/>
+        </w:rPr>
+      </w:pPr>
+    </w:p>
+    <w:p>
+      <w:pPr>
+        <w:pStyle w:val="3"/>
+        <w:spacing w:line="360" w:lineRule="auto"/>
+        <w:jc w:val="center"/>
+        <w:rPr>
+          <w:rFonts w:ascii="Times New Roman" w:hAnsi="Times New Roman" w:cs="Times New Roman"/>
+          <w:b/>
+          <w:bCs/>
+          <w:color w:val="000000" w:themeColor="text1"/>
+        </w:rPr>
+      </w:pPr>
+      <w:r>
+        <w:rPr>
+          <w:rFonts w:ascii="Times New Roman" w:hAnsi="Times New Roman" w:cs="Times New Roman"/>
+          <w:b/>
+          <w:bCs/>
+          <w:color w:val="000000" w:themeColor="text1"/>
+        </w:rPr>
+        <w:lastRenderedPageBreak/>
+        <w:t>2.4.4. Справочник «Склады»</w:t>
+      </w:r>
+    </w:p>
+    <w:p/>
+    <w:p>
+      <w:pPr>
+        <w:spacing w:line="360" w:lineRule="auto"/>
+        <w:ind w:firstLine="709"/>
+        <w:jc w:val="both"/>
+        <w:rPr>
+          <w:rFonts w:ascii="Times New Roman" w:hAnsi="Times New Roman" w:cs="Times New Roman"/>
+          <w:sz w:val="24"/>
+          <w:szCs w:val="24"/>
+        </w:rPr>
+      </w:pPr>
+      <w:r>
+        <w:rPr>
+          <w:rFonts w:ascii="Times New Roman" w:hAnsi="Times New Roman" w:cs="Times New Roman"/>
+          <w:sz w:val="24"/>
+          <w:szCs w:val="24"/>
+        </w:rPr>
+        <w:t>Справочник «Склады» используется для учета мест хранения товаров. В конфигурации создан предопределенный элемент «Основной», который подставляется в документы по умолчанию, что упрощает работу пользователя.</w:t>
+      </w:r>
+      <w:r>
+        <w:rPr>
+          <w:rFonts w:ascii="Times New Roman" w:hAnsi="Times New Roman" w:cs="Times New Roman"/>
+          <w:sz w:val="24"/>
+          <w:szCs w:val="24"/>
+        </w:rPr>
+        <w:t xml:space="preserve"> Также имеется склад </w:t>
+      </w:r>
+      <w:r>
+        <w:rPr>
+          <w:rFonts w:ascii="Times New Roman" w:hAnsi="Times New Roman" w:cs="Times New Roman"/>
+          <w:sz w:val="24"/>
+          <w:szCs w:val="24"/>
+        </w:rPr>
+        <w:t>«Витрина»</w:t>
+      </w:r>
+      <w:r>
+        <w:rPr>
+          <w:rFonts w:ascii="Times New Roman" w:hAnsi="Times New Roman" w:cs="Times New Roman"/>
+          <w:sz w:val="24"/>
+          <w:szCs w:val="24"/>
+        </w:rPr>
+        <w:t>, для обозначения товаров в торговом зале.</w:t>
+      </w:r>
+    </w:p>
+    <w:p>
+      <w:pPr>
+        <w:keepNext/>
+        <w:spacing w:line="360" w:lineRule="auto"/>
+        <w:ind w:firstLine="709"/>
+        <w:jc w:val="center"/>
+      </w:pPr>
+      <w:r>
+        <w:rPr>
+          <w:rFonts w:ascii="Times New Roman" w:hAnsi="Times New Roman" w:cs="Times New Roman"/>
+          <w:sz w:val="24"/>
+          <w:szCs w:val="24"/>
+        </w:rPr>
+        <w:drawing>
+          <wp:inline distT="0" distB="0" distL="0" distR="0" wp14:anchorId="19C0998B" wp14:editId="0CCF3B65">
+            <wp:extent cx="2648320" cy="1781424"/>
+            <wp:effectExtent l="0" t="0" r="0" b="9525"/>
+            <wp:docPr id="14" name="Рисунок 14"/>
+            <wp:cNvGraphicFramePr>
+              <a:graphicFrameLocks xmlns:a="http://schemas.openxmlformats.org/drawingml/2006/main" noChangeAspect="1"/>
+            </wp:cNvGraphicFramePr>
+            <a:graphic xmlns:a="http://schemas.openxmlformats.org/drawingml/2006/main">
+              <a:graphicData uri="http://schemas.openxmlformats.org/drawingml/2006/picture">
+                <pic:pic xmlns:pic="http://schemas.openxmlformats.org/drawingml/2006/picture">
+                  <pic:nvPicPr>
+                    <pic:cNvPr id="1" name=""/>
+                    <pic:cNvPicPr/>
+                  </pic:nvPicPr>
+                  <pic:blipFill>
+                    <a:blip r:embed="rId19"/>
+                    <a:stretch>
+                      <a:fillRect/>
+                    </a:stretch>
+                  </pic:blipFill>
+                  <pic:spPr>
+                    <a:xfrm>
+                      <a:off x="0" y="0"/>
+                      <a:ext cx="2648320" cy="1781424"/>
+                    </a:xfrm>
+                    <a:prstGeom prst="rect">
+                      <a:avLst/>
+                    </a:prstGeom>
+                  </pic:spPr>
+                </pic:pic>
+              </a:graphicData>
+            </a:graphic>
+          </wp:inline>
+        </w:drawing>
+      </w:r>
+    </w:p>
+    <w:p>
+      <w:pPr>
+        <w:pStyle w:val="ac"/>
+        <w:spacing w:line="360" w:lineRule="auto"/>
+        <w:jc w:val="center"/>
+        <w:rPr>
+          <w:rFonts w:ascii="Times New Roman" w:hAnsi="Times New Roman" w:cs="Times New Roman"/>
+          <w:b/>
+          <w:bCs/>
+          <w:i w:val="0"/>
+          <w:iCs w:val="0"/>
+          <w:color w:val="000000" w:themeColor="text1"/>
+          <w:sz w:val="24"/>
+          <w:szCs w:val="24"/>
+        </w:rPr>
+      </w:pPr>
+      <w:r>
+        <w:rPr>
+          <w:rFonts w:ascii="Times New Roman" w:hAnsi="Times New Roman" w:cs="Times New Roman"/>
+          <w:b/>
+          <w:bCs/>
+          <w:i w:val="0"/>
+          <w:iCs w:val="0"/>
+          <w:color w:val="000000" w:themeColor="text1"/>
+          <w:sz w:val="24"/>
+          <w:szCs w:val="24"/>
+        </w:rPr>
+        <w:t xml:space="preserve">Рисунок </w:t>
+      </w:r>
+      <w:r>
+        <w:rPr>
+          <w:rFonts w:ascii="Times New Roman" w:hAnsi="Times New Roman" w:cs="Times New Roman"/>
+          <w:b/>
+          <w:bCs/>
+          <w:i w:val="0"/>
+          <w:iCs w:val="0"/>
+          <w:color w:val="000000" w:themeColor="text1"/>
+          <w:sz w:val="24"/>
+          <w:szCs w:val="24"/>
+        </w:rPr>
+        <w:t>12</w:t>
+      </w:r>
+      <w:r>
+        <w:rPr>
+          <w:rFonts w:ascii="Times New Roman" w:hAnsi="Times New Roman" w:cs="Times New Roman"/>
+          <w:b/>
+          <w:bCs/>
+          <w:i w:val="0"/>
+          <w:iCs w:val="0"/>
+          <w:color w:val="000000" w:themeColor="text1"/>
+          <w:sz w:val="24"/>
+          <w:szCs w:val="24"/>
+        </w:rPr>
+        <w:t>. Форма списка справочника «Склады» с элементами «Основной» и «Витрина»</w:t>
+      </w:r>
+    </w:p>
+    <w:p>
+      <w:pPr>
+        <w:spacing w:line="360" w:lineRule="auto"/>
+        <w:ind w:firstLine="709"/>
+        <w:jc w:val="both"/>
+        <w:rPr>
+          <w:rFonts w:ascii="Times New Roman" w:hAnsi="Times New Roman" w:cs="Times New Roman"/>
+          <w:sz w:val="24"/>
+          <w:szCs w:val="24"/>
+        </w:rPr>
+      </w:pPr>
+    </w:p>
+    <w:p>
+      <w:pPr>
+        <w:spacing w:line="360" w:lineRule="auto"/>
+        <w:ind w:firstLine="709"/>
+        <w:jc w:val="both"/>
+        <w:rPr>
+          <w:rFonts w:ascii="Times New Roman" w:hAnsi="Times New Roman" w:cs="Times New Roman"/>
+          <w:sz w:val="24"/>
+          <w:szCs w:val="24"/>
+        </w:rPr>
+      </w:pPr>
+    </w:p>
+    <w:p>
+      <w:pPr>
+        <w:spacing w:line="360" w:lineRule="auto"/>
+        <w:ind w:firstLine="709"/>
+        <w:jc w:val="both"/>
+        <w:rPr>
+          <w:rFonts w:ascii="Times New Roman" w:hAnsi="Times New Roman" w:cs="Times New Roman"/>
+          <w:sz w:val="24"/>
+          <w:szCs w:val="24"/>
+        </w:rPr>
+      </w:pPr>
+    </w:p>
+    <w:p>
+      <w:pPr>
+        <w:spacing w:line="360" w:lineRule="auto"/>
+        <w:ind w:firstLine="709"/>
+        <w:jc w:val="both"/>
+        <w:rPr>
+          <w:rFonts w:ascii="Times New Roman" w:hAnsi="Times New Roman" w:cs="Times New Roman"/>
+          <w:sz w:val="24"/>
+          <w:szCs w:val="24"/>
+        </w:rPr>
+      </w:pPr>
+    </w:p>
+    <w:p>
+      <w:pPr>
+        <w:spacing w:line="360" w:lineRule="auto"/>
+        <w:ind w:firstLine="709"/>
+        <w:jc w:val="both"/>
+        <w:rPr>
+          <w:rFonts w:ascii="Times New Roman" w:hAnsi="Times New Roman" w:cs="Times New Roman"/>
+          <w:sz w:val="24"/>
+          <w:szCs w:val="24"/>
+        </w:rPr>
+      </w:pPr>
+    </w:p>
+    <w:p>
+      <w:pPr>
+        <w:spacing w:line="360" w:lineRule="auto"/>
+        <w:ind w:firstLine="709"/>
+        <w:jc w:val="both"/>
+        <w:rPr>
+          <w:rFonts w:ascii="Times New Roman" w:hAnsi="Times New Roman" w:cs="Times New Roman"/>
+          <w:sz w:val="24"/>
+          <w:szCs w:val="24"/>
+        </w:rPr>
+      </w:pPr>
+    </w:p>
+    <w:p>
+      <w:pPr>
+        <w:spacing w:line="360" w:lineRule="auto"/>
+        <w:ind w:firstLine="709"/>
+        <w:jc w:val="both"/>
+        <w:rPr>
+          <w:rFonts w:ascii="Times New Roman" w:hAnsi="Times New Roman" w:cs="Times New Roman"/>
+          <w:sz w:val="24"/>
+          <w:szCs w:val="24"/>
+        </w:rPr>
+      </w:pPr>
+    </w:p>
+    <w:p>
+      <w:pPr>
+        <w:spacing w:line="360" w:lineRule="auto"/>
+        <w:ind w:firstLine="709"/>
+        <w:jc w:val="both"/>
+        <w:rPr>
+          <w:rFonts w:ascii="Times New Roman" w:hAnsi="Times New Roman" w:cs="Times New Roman"/>
+          <w:sz w:val="24"/>
+          <w:szCs w:val="24"/>
+        </w:rPr>
+      </w:pPr>
+    </w:p>
+    <w:p>
+      <w:pPr>
+        <w:spacing w:line="360" w:lineRule="auto"/>
+        <w:ind w:firstLine="709"/>
+        <w:jc w:val="both"/>
+        <w:rPr>
+          <w:rFonts w:ascii="Times New Roman" w:hAnsi="Times New Roman" w:cs="Times New Roman"/>
+          <w:sz w:val="24"/>
+          <w:szCs w:val="24"/>
+        </w:rPr>
+      </w:pPr>
+    </w:p>
+    <w:p>
+      <w:pPr>
+        <w:spacing w:line="360" w:lineRule="auto"/>
+        <w:ind w:firstLine="709"/>
+        <w:jc w:val="both"/>
+        <w:rPr>
+          <w:rFonts w:ascii="Times New Roman" w:hAnsi="Times New Roman" w:cs="Times New Roman"/>
+          <w:sz w:val="24"/>
+          <w:szCs w:val="24"/>
+        </w:rPr>
+      </w:pPr>
+    </w:p>
+    <w:p>
+      <w:pPr>
+        <w:spacing w:line="360" w:lineRule="auto"/>
+        <w:ind w:firstLine="709"/>
+        <w:jc w:val="both"/>
+        <w:rPr>
+          <w:rFonts w:ascii="Times New Roman" w:hAnsi="Times New Roman" w:cs="Times New Roman"/>
+          <w:sz w:val="24"/>
+          <w:szCs w:val="24"/>
+        </w:rPr>
+      </w:pPr>
+    </w:p>
+    <w:p>
+      <w:pPr>
+        <w:spacing w:line="360" w:lineRule="auto"/>
+        <w:ind w:firstLine="709"/>
+        <w:jc w:val="both"/>
+        <w:rPr>
+          <w:rFonts w:ascii="Times New Roman" w:hAnsi="Times New Roman" w:cs="Times New Roman"/>
+          <w:sz w:val="24"/>
+          <w:szCs w:val="24"/>
+        </w:rPr>
+      </w:pPr>
+    </w:p>
+    <w:p>
+      <w:pPr>
+        <w:spacing w:line="360" w:lineRule="auto"/>
+        <w:jc w:val="both"/>
+        <w:rPr>
+          <w:rFonts w:ascii="Times New Roman" w:hAnsi="Times New Roman" w:cs="Times New Roman"/>
+          <w:sz w:val="24"/>
+          <w:szCs w:val="24"/>
+        </w:rPr>
+      </w:pPr>
+    </w:p>
+    <w:p>
+      <w:pPr>
+        <w:spacing w:line="360" w:lineRule="auto"/>
+        <w:ind w:firstLine="709"/>
+        <w:jc w:val="both"/>
+        <w:rPr>
+          <w:rFonts w:ascii="Times New Roman" w:hAnsi="Times New Roman" w:cs="Times New Roman"/>
+          <w:sz w:val="24"/>
+          <w:szCs w:val="24"/>
+        </w:rPr>
+      </w:pPr>
+    </w:p>
+    <w:p>
+      <w:pPr>
+        <w:pStyle w:val="3"/>
+        <w:spacing w:line="360" w:lineRule="auto"/>
+        <w:jc w:val="center"/>
+        <w:rPr>
+          <w:rFonts w:ascii="Times New Roman" w:hAnsi="Times New Roman" w:cs="Times New Roman"/>
+          <w:b/>
+          <w:bCs/>
+          <w:color w:val="000000" w:themeColor="text1"/>
+        </w:rPr>
+      </w:pPr>
+      <w:r>
+        <w:rPr>
+          <w:rFonts w:ascii="Times New Roman" w:hAnsi="Times New Roman" w:cs="Times New Roman"/>
+          <w:b/>
+          <w:bCs/>
+          <w:color w:val="000000" w:themeColor="text1"/>
+        </w:rPr>
+        <w:lastRenderedPageBreak/>
+        <w:t>2.4.5. Документ «Приходная накладная»</w:t>
+      </w:r>
+    </w:p>
+    <w:p/>
+    <w:p>
+      <w:pPr>
+        <w:spacing w:line="360" w:lineRule="auto"/>
+        <w:ind w:firstLine="709"/>
+        <w:jc w:val="both"/>
+        <w:rPr>
+          <w:rFonts w:ascii="Times New Roman" w:hAnsi="Times New Roman" w:cs="Times New Roman"/>
+          <w:sz w:val="24"/>
+          <w:szCs w:val="24"/>
+        </w:rPr>
+      </w:pPr>
+      <w:r>
+        <w:rPr>
+          <w:rFonts w:ascii="Times New Roman" w:hAnsi="Times New Roman" w:cs="Times New Roman"/>
+          <w:sz w:val="24"/>
+          <w:szCs w:val="24"/>
+        </w:rPr>
+        <w:t>Документ «Приходная накладная» предназначен для оприходования ювелирных изделий и материалов на склад. Документ имеет табличную часть «Изделия» со следующими реквизитами: «Изделие» (ссылка на справочник Номенклатура), «Количество», «Цена», «Сумма», «Набор свойств» (для учета характеристик). Реквизит «Склад» по умолчанию заполняется значением «Основной».</w:t>
+      </w:r>
+    </w:p>
+    <w:p>
+      <w:pPr>
+        <w:spacing w:line="360" w:lineRule="auto"/>
+        <w:ind w:firstLine="709"/>
+        <w:jc w:val="both"/>
+        <w:rPr>
+          <w:rFonts w:ascii="Times New Roman" w:hAnsi="Times New Roman" w:cs="Times New Roman"/>
+          <w:sz w:val="24"/>
+          <w:szCs w:val="24"/>
+        </w:rPr>
+      </w:pPr>
+      <w:r>
+        <w:rPr>
+          <w:rFonts w:ascii="Times New Roman" w:hAnsi="Times New Roman" w:cs="Times New Roman"/>
+          <w:b/>
+          <w:bCs/>
+          <w:sz w:val="24"/>
+          <w:szCs w:val="24"/>
+        </w:rPr>
+        <w:t>Алгоритм проведения:</w:t>
+      </w:r>
+      <w:r>
+        <w:rPr>
+          <w:rFonts w:ascii="Times New Roman" w:hAnsi="Times New Roman" w:cs="Times New Roman"/>
+          <w:sz w:val="24"/>
+          <w:szCs w:val="24"/>
+        </w:rPr>
+        <w:t xml:space="preserve"> при проведении документа формируются движения в регистре накопления «</w:t>
+      </w:r>
+      <w:proofErr w:type="spellStart"/>
+      <w:r>
+        <w:rPr>
+          <w:rFonts w:ascii="Times New Roman" w:hAnsi="Times New Roman" w:cs="Times New Roman"/>
+          <w:sz w:val="24"/>
+          <w:szCs w:val="24"/>
+        </w:rPr>
+        <w:t>ОстаткиМатериалов</w:t>
+      </w:r>
+      <w:proofErr w:type="spellEnd"/>
+      <w:r>
+        <w:rPr>
+          <w:rFonts w:ascii="Times New Roman" w:hAnsi="Times New Roman" w:cs="Times New Roman"/>
+          <w:sz w:val="24"/>
+          <w:szCs w:val="24"/>
+        </w:rPr>
+        <w:t>» по приходу товара на указанный склад.</w:t>
+      </w:r>
+    </w:p>
+    <w:p>
+      <w:pPr>
+        <w:spacing w:line="360" w:lineRule="auto"/>
+        <w:ind w:firstLine="709"/>
+        <w:jc w:val="both"/>
+        <w:rPr>
+          <w:rFonts w:ascii="Times New Roman" w:hAnsi="Times New Roman" w:cs="Times New Roman"/>
+          <w:sz w:val="24"/>
+          <w:szCs w:val="24"/>
+        </w:rPr>
+      </w:pPr>
+      <w:r>
+        <w:rPr>
+          <w:rFonts w:ascii="Times New Roman" w:hAnsi="Times New Roman" w:cs="Times New Roman"/>
+          <w:sz w:val="24"/>
+          <w:szCs w:val="24"/>
+        </w:rPr>
+        <w:t>[Рисунок 13 – Форма документа «Приходная накладная»]</w:t>
+      </w:r>
+      <w:r>
+        <w:rPr>
+          <w:rFonts w:ascii="Times New Roman" w:hAnsi="Times New Roman" w:cs="Times New Roman"/>
+          <w:sz w:val="24"/>
+          <w:szCs w:val="24"/>
+        </w:rPr>
+        <w:br/>
+        <w:t>[Рисунок 14 – Модуль объекта документа «Приходная накладная»]</w:t>
+      </w:r>
+    </w:p>
+    <w:p>
+      <w:pPr>
+        <w:spacing w:line="360" w:lineRule="auto"/>
+        <w:ind w:firstLine="709"/>
+        <w:jc w:val="both"/>
+        <w:rPr>
+          <w:rFonts w:ascii="Times New Roman" w:hAnsi="Times New Roman" w:cs="Times New Roman"/>
+          <w:sz w:val="24"/>
+          <w:szCs w:val="24"/>
+        </w:rPr>
+      </w:pPr>
+    </w:p>
+    <w:p>
+      <w:pPr>
+        <w:spacing w:line="360" w:lineRule="auto"/>
+        <w:ind w:firstLine="709"/>
+        <w:jc w:val="both"/>
+        <w:rPr>
+          <w:rFonts w:ascii="Times New Roman" w:hAnsi="Times New Roman" w:cs="Times New Roman"/>
+          <w:sz w:val="24"/>
+          <w:szCs w:val="24"/>
+        </w:rPr>
+      </w:pPr>
+    </w:p>
+    <w:p>
+      <w:pPr>
+        <w:spacing w:line="360" w:lineRule="auto"/>
+        <w:ind w:firstLine="709"/>
+        <w:jc w:val="both"/>
+        <w:rPr>
+          <w:rFonts w:ascii="Times New Roman" w:hAnsi="Times New Roman" w:cs="Times New Roman"/>
+          <w:sz w:val="24"/>
+          <w:szCs w:val="24"/>
+        </w:rPr>
+      </w:pPr>
+    </w:p>
+    <w:p>
+      <w:pPr>
+        <w:spacing w:line="360" w:lineRule="auto"/>
+        <w:ind w:firstLine="709"/>
+        <w:jc w:val="both"/>
+        <w:rPr>
+          <w:rFonts w:ascii="Times New Roman" w:hAnsi="Times New Roman" w:cs="Times New Roman"/>
+          <w:sz w:val="24"/>
+          <w:szCs w:val="24"/>
+        </w:rPr>
+      </w:pPr>
+    </w:p>
+    <w:p>
+      <w:pPr>
+        <w:spacing w:line="360" w:lineRule="auto"/>
+        <w:ind w:firstLine="709"/>
+        <w:jc w:val="both"/>
+        <w:rPr>
+          <w:rFonts w:ascii="Times New Roman" w:hAnsi="Times New Roman" w:cs="Times New Roman"/>
+          <w:sz w:val="24"/>
+          <w:szCs w:val="24"/>
+        </w:rPr>
+      </w:pPr>
+    </w:p>
+    <w:p>
+      <w:pPr>
+        <w:spacing w:line="360" w:lineRule="auto"/>
+        <w:ind w:firstLine="709"/>
+        <w:jc w:val="both"/>
+        <w:rPr>
+          <w:rFonts w:ascii="Times New Roman" w:hAnsi="Times New Roman" w:cs="Times New Roman"/>
+          <w:sz w:val="24"/>
+          <w:szCs w:val="24"/>
+        </w:rPr>
+      </w:pPr>
+    </w:p>
+    <w:p>
+      <w:pPr>
+        <w:spacing w:line="360" w:lineRule="auto"/>
+        <w:ind w:firstLine="709"/>
+        <w:jc w:val="both"/>
+        <w:rPr>
+          <w:rFonts w:ascii="Times New Roman" w:hAnsi="Times New Roman" w:cs="Times New Roman"/>
+          <w:sz w:val="24"/>
+          <w:szCs w:val="24"/>
+        </w:rPr>
+      </w:pPr>
+    </w:p>
+    <w:p>
+      <w:pPr>
+        <w:spacing w:line="360" w:lineRule="auto"/>
+        <w:ind w:firstLine="709"/>
+        <w:jc w:val="both"/>
+        <w:rPr>
+          <w:rFonts w:ascii="Times New Roman" w:hAnsi="Times New Roman" w:cs="Times New Roman"/>
+          <w:sz w:val="24"/>
+          <w:szCs w:val="24"/>
+        </w:rPr>
+      </w:pPr>
+    </w:p>
+    <w:p>
+      <w:pPr>
+        <w:spacing w:line="360" w:lineRule="auto"/>
+        <w:ind w:firstLine="709"/>
+        <w:jc w:val="both"/>
+        <w:rPr>
+          <w:rFonts w:ascii="Times New Roman" w:hAnsi="Times New Roman" w:cs="Times New Roman"/>
+          <w:sz w:val="24"/>
+          <w:szCs w:val="24"/>
+        </w:rPr>
+      </w:pPr>
+    </w:p>
+    <w:p>
+      <w:pPr>
+        <w:spacing w:line="360" w:lineRule="auto"/>
+        <w:ind w:firstLine="709"/>
+        <w:jc w:val="both"/>
+        <w:rPr>
+          <w:rFonts w:ascii="Times New Roman" w:hAnsi="Times New Roman" w:cs="Times New Roman"/>
+          <w:sz w:val="24"/>
+          <w:szCs w:val="24"/>
+        </w:rPr>
+      </w:pPr>
+    </w:p>
+    <w:p>
+      <w:pPr>
+        <w:spacing w:line="360" w:lineRule="auto"/>
+        <w:ind w:firstLine="709"/>
+        <w:jc w:val="both"/>
+        <w:rPr>
+          <w:rFonts w:ascii="Times New Roman" w:hAnsi="Times New Roman" w:cs="Times New Roman"/>
+          <w:sz w:val="24"/>
+          <w:szCs w:val="24"/>
+        </w:rPr>
+      </w:pPr>
+    </w:p>
+    <w:p>
+      <w:pPr>
+        <w:spacing w:line="360" w:lineRule="auto"/>
+        <w:ind w:firstLine="709"/>
+        <w:jc w:val="both"/>
+        <w:rPr>
+          <w:rFonts w:ascii="Times New Roman" w:hAnsi="Times New Roman" w:cs="Times New Roman"/>
+          <w:sz w:val="24"/>
+          <w:szCs w:val="24"/>
+        </w:rPr>
+      </w:pPr>
+    </w:p>
+    <w:p>
+      <w:pPr>
+        <w:spacing w:line="360" w:lineRule="auto"/>
+        <w:ind w:firstLine="709"/>
+        <w:jc w:val="both"/>
+        <w:rPr>
+          <w:rFonts w:ascii="Times New Roman" w:hAnsi="Times New Roman" w:cs="Times New Roman"/>
+          <w:sz w:val="24"/>
+          <w:szCs w:val="24"/>
+        </w:rPr>
+      </w:pPr>
+    </w:p>
+    <w:p>
+      <w:pPr>
+        <w:spacing w:line="360" w:lineRule="auto"/>
+        <w:ind w:firstLine="709"/>
+        <w:jc w:val="both"/>
+        <w:rPr>
+          <w:rFonts w:ascii="Times New Roman" w:hAnsi="Times New Roman" w:cs="Times New Roman"/>
+          <w:sz w:val="24"/>
+          <w:szCs w:val="24"/>
+        </w:rPr>
+      </w:pPr>
+    </w:p>
+    <w:p>
+      <w:pPr>
+        <w:spacing w:line="360" w:lineRule="auto"/>
+        <w:ind w:firstLine="709"/>
+        <w:jc w:val="both"/>
+        <w:rPr>
+          <w:rFonts w:ascii="Times New Roman" w:hAnsi="Times New Roman" w:cs="Times New Roman"/>
+          <w:sz w:val="24"/>
+          <w:szCs w:val="24"/>
+        </w:rPr>
+      </w:pPr>
+    </w:p>
+    <w:p>
+      <w:pPr>
+        <w:spacing w:line="360" w:lineRule="auto"/>
+        <w:ind w:firstLine="709"/>
+        <w:jc w:val="both"/>
+        <w:rPr>
+          <w:rFonts w:ascii="Times New Roman" w:hAnsi="Times New Roman" w:cs="Times New Roman"/>
+          <w:sz w:val="24"/>
+          <w:szCs w:val="24"/>
+        </w:rPr>
+      </w:pPr>
+    </w:p>
+    <w:p>
+      <w:pPr>
+        <w:spacing w:line="360" w:lineRule="auto"/>
+        <w:ind w:firstLine="709"/>
+        <w:jc w:val="both"/>
+        <w:rPr>
+          <w:rFonts w:ascii="Times New Roman" w:hAnsi="Times New Roman" w:cs="Times New Roman"/>
+          <w:sz w:val="24"/>
+          <w:szCs w:val="24"/>
+        </w:rPr>
+      </w:pPr>
+    </w:p>
+    <w:p>
+      <w:pPr>
+        <w:spacing w:line="360" w:lineRule="auto"/>
+        <w:ind w:firstLine="709"/>
+        <w:jc w:val="both"/>
+        <w:rPr>
+          <w:rFonts w:ascii="Times New Roman" w:hAnsi="Times New Roman" w:cs="Times New Roman"/>
+          <w:b/>
+          <w:bCs/>
+          <w:sz w:val="24"/>
+          <w:szCs w:val="24"/>
+        </w:rPr>
+      </w:pPr>
+      <w:r>
+        <w:rPr>
+          <w:rFonts w:ascii="Times New Roman" w:hAnsi="Times New Roman" w:cs="Times New Roman"/>
+          <w:b/>
+          <w:bCs/>
+          <w:sz w:val="24"/>
+          <w:szCs w:val="24"/>
+        </w:rPr>
+        <w:lastRenderedPageBreak/>
+        <w:t>2.4.6. Документ «Оказание услуги»</w:t>
+      </w:r>
+    </w:p>
+    <w:p>
+      <w:pPr>
+        <w:spacing w:line="360" w:lineRule="auto"/>
+        <w:ind w:firstLine="709"/>
+        <w:jc w:val="both"/>
+        <w:rPr>
+          <w:rFonts w:ascii="Times New Roman" w:hAnsi="Times New Roman" w:cs="Times New Roman"/>
+          <w:sz w:val="24"/>
+          <w:szCs w:val="24"/>
+        </w:rPr>
+      </w:pPr>
+      <w:r>
+        <w:rPr>
+          <w:rFonts w:ascii="Times New Roman" w:hAnsi="Times New Roman" w:cs="Times New Roman"/>
+          <w:sz w:val="24"/>
+          <w:szCs w:val="24"/>
+        </w:rPr>
+        <w:t>Документ «Оказание услуги» является ключевым в конфигурации и используется для фиксации как розничных продаж ювелирных изделий (продавец-консультант), так и приема заказов на услуги (ювелир). Документ содержит следующие реквизиты:</w:t>
+      </w:r>
+    </w:p>
+    <w:p>
+      <w:pPr>
+        <w:numPr>
+          <w:ilvl w:val="0"/>
+          <w:numId w:val="88"/>
+        </w:numPr>
+        <w:spacing w:line="360" w:lineRule="auto"/>
+        <w:ind w:firstLine="709"/>
+        <w:jc w:val="both"/>
+        <w:rPr>
+          <w:rFonts w:ascii="Times New Roman" w:hAnsi="Times New Roman" w:cs="Times New Roman"/>
+          <w:sz w:val="24"/>
+          <w:szCs w:val="24"/>
+        </w:rPr>
+      </w:pPr>
+      <w:r>
+        <w:rPr>
+          <w:rFonts w:ascii="Times New Roman" w:hAnsi="Times New Roman" w:cs="Times New Roman"/>
+          <w:b/>
+          <w:bCs/>
+          <w:sz w:val="24"/>
+          <w:szCs w:val="24"/>
+        </w:rPr>
+        <w:t>«Склад»</w:t>
+      </w:r>
+      <w:r>
+        <w:rPr>
+          <w:rFonts w:ascii="Times New Roman" w:hAnsi="Times New Roman" w:cs="Times New Roman"/>
+          <w:sz w:val="24"/>
+          <w:szCs w:val="24"/>
+        </w:rPr>
+        <w:t xml:space="preserve"> — подставляется по умолчанию «Основной».</w:t>
+      </w:r>
+    </w:p>
+    <w:p>
+      <w:pPr>
+        <w:numPr>
+          <w:ilvl w:val="0"/>
+          <w:numId w:val="88"/>
+        </w:numPr>
+        <w:spacing w:line="360" w:lineRule="auto"/>
+        <w:ind w:firstLine="709"/>
+        <w:jc w:val="both"/>
+        <w:rPr>
+          <w:rFonts w:ascii="Times New Roman" w:hAnsi="Times New Roman" w:cs="Times New Roman"/>
+          <w:sz w:val="24"/>
+          <w:szCs w:val="24"/>
+        </w:rPr>
+      </w:pPr>
+      <w:r>
+        <w:rPr>
+          <w:rFonts w:ascii="Times New Roman" w:hAnsi="Times New Roman" w:cs="Times New Roman"/>
+          <w:b/>
+          <w:bCs/>
+          <w:sz w:val="24"/>
+          <w:szCs w:val="24"/>
+        </w:rPr>
+        <w:t>«Клиент»</w:t>
+      </w:r>
+      <w:r>
+        <w:rPr>
+          <w:rFonts w:ascii="Times New Roman" w:hAnsi="Times New Roman" w:cs="Times New Roman"/>
+          <w:sz w:val="24"/>
+          <w:szCs w:val="24"/>
+        </w:rPr>
+        <w:t xml:space="preserve"> — выбирается из справочника «Клиенты» (обязательный для заполнения).</w:t>
+      </w:r>
+    </w:p>
+    <w:p>
+      <w:pPr>
+        <w:numPr>
+          <w:ilvl w:val="0"/>
+          <w:numId w:val="88"/>
+        </w:numPr>
+        <w:spacing w:line="360" w:lineRule="auto"/>
+        <w:ind w:firstLine="709"/>
+        <w:jc w:val="both"/>
+        <w:rPr>
+          <w:rFonts w:ascii="Times New Roman" w:hAnsi="Times New Roman" w:cs="Times New Roman"/>
+          <w:sz w:val="24"/>
+          <w:szCs w:val="24"/>
+        </w:rPr>
+      </w:pPr>
+      <w:r>
+        <w:rPr>
+          <w:rFonts w:ascii="Times New Roman" w:hAnsi="Times New Roman" w:cs="Times New Roman"/>
+          <w:b/>
+          <w:bCs/>
+          <w:sz w:val="24"/>
+          <w:szCs w:val="24"/>
+        </w:rPr>
+        <w:t>«Продавец консультант»</w:t>
+      </w:r>
+      <w:r>
+        <w:rPr>
+          <w:rFonts w:ascii="Times New Roman" w:hAnsi="Times New Roman" w:cs="Times New Roman"/>
+          <w:sz w:val="24"/>
+          <w:szCs w:val="24"/>
+        </w:rPr>
+        <w:t xml:space="preserve"> — сотрудник, оформивший продажу.</w:t>
+      </w:r>
+    </w:p>
+    <w:p>
+      <w:pPr>
+        <w:numPr>
+          <w:ilvl w:val="0"/>
+          <w:numId w:val="88"/>
+        </w:numPr>
+        <w:spacing w:line="360" w:lineRule="auto"/>
+        <w:ind w:firstLine="709"/>
+        <w:jc w:val="both"/>
+        <w:rPr>
+          <w:rFonts w:ascii="Times New Roman" w:hAnsi="Times New Roman" w:cs="Times New Roman"/>
+          <w:sz w:val="24"/>
+          <w:szCs w:val="24"/>
+        </w:rPr>
+      </w:pPr>
+      <w:r>
+        <w:rPr>
+          <w:rFonts w:ascii="Times New Roman" w:hAnsi="Times New Roman" w:cs="Times New Roman"/>
+          <w:b/>
+          <w:bCs/>
+          <w:sz w:val="24"/>
+          <w:szCs w:val="24"/>
+        </w:rPr>
+        <w:t>«Ювелир»</w:t>
+      </w:r>
+      <w:r>
+        <w:rPr>
+          <w:rFonts w:ascii="Times New Roman" w:hAnsi="Times New Roman" w:cs="Times New Roman"/>
+          <w:sz w:val="24"/>
+          <w:szCs w:val="24"/>
+        </w:rPr>
+        <w:t xml:space="preserve"> — сотрудник, выполняющий услугу.</w:t>
+      </w:r>
+    </w:p>
+    <w:p>
+      <w:pPr>
+        <w:numPr>
+          <w:ilvl w:val="0"/>
+          <w:numId w:val="88"/>
+        </w:numPr>
+        <w:spacing w:line="360" w:lineRule="auto"/>
+        <w:ind w:firstLine="709"/>
+        <w:jc w:val="both"/>
+        <w:rPr>
+          <w:rFonts w:ascii="Times New Roman" w:hAnsi="Times New Roman" w:cs="Times New Roman"/>
+          <w:sz w:val="24"/>
+          <w:szCs w:val="24"/>
+        </w:rPr>
+      </w:pPr>
+      <w:r>
+        <w:rPr>
+          <w:rFonts w:ascii="Times New Roman" w:hAnsi="Times New Roman" w:cs="Times New Roman"/>
+          <w:b/>
+          <w:bCs/>
+          <w:sz w:val="24"/>
+          <w:szCs w:val="24"/>
+        </w:rPr>
+        <w:t>«Объект основание»</w:t>
+      </w:r>
+      <w:r>
+        <w:rPr>
+          <w:rFonts w:ascii="Times New Roman" w:hAnsi="Times New Roman" w:cs="Times New Roman"/>
+          <w:sz w:val="24"/>
+          <w:szCs w:val="24"/>
+        </w:rPr>
+        <w:t xml:space="preserve"> — для связи с документом-основанием (например, при вводе на основании клиента).</w:t>
+      </w:r>
+    </w:p>
+    <w:p>
+      <w:pPr>
+        <w:spacing w:line="360" w:lineRule="auto"/>
+        <w:ind w:firstLine="709"/>
+        <w:jc w:val="both"/>
+        <w:rPr>
+          <w:rFonts w:ascii="Times New Roman" w:hAnsi="Times New Roman" w:cs="Times New Roman"/>
+          <w:sz w:val="24"/>
+          <w:szCs w:val="24"/>
+        </w:rPr>
+      </w:pPr>
+      <w:r>
+        <w:rPr>
+          <w:rFonts w:ascii="Times New Roman" w:hAnsi="Times New Roman" w:cs="Times New Roman"/>
+          <w:sz w:val="24"/>
+          <w:szCs w:val="24"/>
+        </w:rPr>
+        <w:t xml:space="preserve">Табличная часть документа — </w:t>
+      </w:r>
+      <w:r>
+        <w:rPr>
+          <w:rFonts w:ascii="Times New Roman" w:hAnsi="Times New Roman" w:cs="Times New Roman"/>
+          <w:b/>
+          <w:bCs/>
+          <w:sz w:val="24"/>
+          <w:szCs w:val="24"/>
+        </w:rPr>
+        <w:t>«Перечень номенклатуры»</w:t>
+      </w:r>
+      <w:r>
+        <w:rPr>
+          <w:rFonts w:ascii="Times New Roman" w:hAnsi="Times New Roman" w:cs="Times New Roman"/>
+          <w:sz w:val="24"/>
+          <w:szCs w:val="24"/>
+        </w:rPr>
+        <w:t xml:space="preserve"> — содержит поля: «Номенклатура», «Количество», «Цена», «Сумма», «Набор свойств».</w:t>
+      </w:r>
+    </w:p>
+    <w:p>
+      <w:pPr>
+        <w:spacing w:line="360" w:lineRule="auto"/>
+        <w:ind w:firstLine="709"/>
+        <w:jc w:val="both"/>
+        <w:rPr>
+          <w:rFonts w:ascii="Times New Roman" w:hAnsi="Times New Roman" w:cs="Times New Roman"/>
+          <w:sz w:val="24"/>
+          <w:szCs w:val="24"/>
+        </w:rPr>
+      </w:pPr>
+      <w:r>
+        <w:rPr>
+          <w:rFonts w:ascii="Times New Roman" w:hAnsi="Times New Roman" w:cs="Times New Roman"/>
+          <w:b/>
+          <w:bCs/>
+          <w:sz w:val="24"/>
+          <w:szCs w:val="24"/>
+        </w:rPr>
+        <w:t>Программная логика обработчика события «</w:t>
+      </w:r>
+      <w:proofErr w:type="spellStart"/>
+      <w:r>
+        <w:rPr>
+          <w:rFonts w:ascii="Times New Roman" w:hAnsi="Times New Roman" w:cs="Times New Roman"/>
+          <w:b/>
+          <w:bCs/>
+          <w:sz w:val="24"/>
+          <w:szCs w:val="24"/>
+        </w:rPr>
+        <w:t>ПриИзменении</w:t>
+      </w:r>
+      <w:proofErr w:type="spellEnd"/>
+      <w:r>
+        <w:rPr>
+          <w:rFonts w:ascii="Times New Roman" w:hAnsi="Times New Roman" w:cs="Times New Roman"/>
+          <w:b/>
+          <w:bCs/>
+          <w:sz w:val="24"/>
+          <w:szCs w:val="24"/>
+        </w:rPr>
+        <w:t>» для полей «Количество» и «Цена»:</w:t>
+      </w:r>
+      <w:r>
+        <w:rPr>
+          <w:rFonts w:ascii="Times New Roman" w:hAnsi="Times New Roman" w:cs="Times New Roman"/>
+          <w:sz w:val="24"/>
+          <w:szCs w:val="24"/>
+        </w:rPr>
+        <w:t xml:space="preserve"> автоматический пересчет суммы в строке табличной части по формуле: Сумма = Количество × Цена.</w:t>
+      </w:r>
+    </w:p>
+    <w:p>
+      <w:pPr>
+        <w:spacing w:line="360" w:lineRule="auto"/>
+        <w:ind w:firstLine="709"/>
+        <w:jc w:val="both"/>
+        <w:rPr>
+          <w:rFonts w:ascii="Times New Roman" w:hAnsi="Times New Roman" w:cs="Times New Roman"/>
+          <w:sz w:val="24"/>
+          <w:szCs w:val="24"/>
+        </w:rPr>
+      </w:pPr>
+      <w:r>
+        <w:rPr>
+          <w:rFonts w:ascii="Times New Roman" w:hAnsi="Times New Roman" w:cs="Times New Roman"/>
+          <w:sz w:val="24"/>
+          <w:szCs w:val="24"/>
+        </w:rPr>
+        <w:t>[Рисунок 15 – Форма документа «Оказание услуги» для продавца]</w:t>
+      </w:r>
+      <w:r>
+        <w:rPr>
+          <w:rFonts w:ascii="Times New Roman" w:hAnsi="Times New Roman" w:cs="Times New Roman"/>
+          <w:sz w:val="24"/>
+          <w:szCs w:val="24"/>
+        </w:rPr>
+        <w:br/>
+        <w:t>[Рисунок 16 – Модуль формы с обработчиками пересчета суммы]</w:t>
+      </w:r>
+    </w:p>
+    <w:p>
+      <w:pPr>
+        <w:spacing w:line="360" w:lineRule="auto"/>
+        <w:ind w:firstLine="709"/>
+        <w:jc w:val="both"/>
+        <w:rPr>
+          <w:rFonts w:ascii="Times New Roman" w:hAnsi="Times New Roman" w:cs="Times New Roman"/>
+          <w:sz w:val="24"/>
+          <w:szCs w:val="24"/>
+        </w:rPr>
+      </w:pPr>
+    </w:p>
+    <w:p>
+      <w:pPr>
+        <w:spacing w:line="360" w:lineRule="auto"/>
+        <w:ind w:firstLine="709"/>
+        <w:jc w:val="both"/>
+        <w:rPr>
+          <w:rFonts w:ascii="Times New Roman" w:hAnsi="Times New Roman" w:cs="Times New Roman"/>
+          <w:sz w:val="24"/>
+          <w:szCs w:val="24"/>
+        </w:rPr>
+      </w:pPr>
+    </w:p>
+    <w:p>
+      <w:pPr>
+        <w:spacing w:line="360" w:lineRule="auto"/>
+        <w:ind w:firstLine="709"/>
+        <w:jc w:val="both"/>
+        <w:rPr>
+          <w:rFonts w:ascii="Times New Roman" w:hAnsi="Times New Roman" w:cs="Times New Roman"/>
+          <w:sz w:val="24"/>
+          <w:szCs w:val="24"/>
+        </w:rPr>
+      </w:pPr>
+    </w:p>
+    <w:p>
+      <w:pPr>
+        <w:spacing w:line="360" w:lineRule="auto"/>
+        <w:ind w:firstLine="709"/>
+        <w:jc w:val="both"/>
+        <w:rPr>
+          <w:rFonts w:ascii="Times New Roman" w:hAnsi="Times New Roman" w:cs="Times New Roman"/>
+          <w:sz w:val="24"/>
+          <w:szCs w:val="24"/>
+        </w:rPr>
+      </w:pPr>
+    </w:p>
+    <w:p>
+      <w:pPr>
+        <w:spacing w:line="360" w:lineRule="auto"/>
+        <w:ind w:firstLine="709"/>
+        <w:jc w:val="both"/>
+        <w:rPr>
+          <w:rFonts w:ascii="Times New Roman" w:hAnsi="Times New Roman" w:cs="Times New Roman"/>
+          <w:sz w:val="24"/>
+          <w:szCs w:val="24"/>
+        </w:rPr>
+      </w:pPr>
+    </w:p>
+    <w:p>
+      <w:pPr>
+        <w:spacing w:line="360" w:lineRule="auto"/>
+        <w:ind w:firstLine="709"/>
+        <w:jc w:val="both"/>
+        <w:rPr>
+          <w:rFonts w:ascii="Times New Roman" w:hAnsi="Times New Roman" w:cs="Times New Roman"/>
+          <w:sz w:val="24"/>
+          <w:szCs w:val="24"/>
+        </w:rPr>
+      </w:pPr>
+    </w:p>
+    <w:p>
+      <w:pPr>
+        <w:spacing w:line="360" w:lineRule="auto"/>
+        <w:ind w:firstLine="709"/>
+        <w:jc w:val="both"/>
+        <w:rPr>
+          <w:rFonts w:ascii="Times New Roman" w:hAnsi="Times New Roman" w:cs="Times New Roman"/>
+          <w:sz w:val="24"/>
+          <w:szCs w:val="24"/>
+        </w:rPr>
+      </w:pPr>
+    </w:p>
+    <w:p>
+      <w:pPr>
+        <w:spacing w:line="360" w:lineRule="auto"/>
+        <w:ind w:firstLine="709"/>
+        <w:jc w:val="both"/>
+        <w:rPr>
+          <w:rFonts w:ascii="Times New Roman" w:hAnsi="Times New Roman" w:cs="Times New Roman"/>
+          <w:sz w:val="24"/>
+          <w:szCs w:val="24"/>
+        </w:rPr>
+      </w:pPr>
+    </w:p>
+    <w:p>
+      <w:pPr>
+        <w:spacing w:line="360" w:lineRule="auto"/>
+        <w:ind w:firstLine="709"/>
+        <w:jc w:val="both"/>
+        <w:rPr>
+          <w:rFonts w:ascii="Times New Roman" w:hAnsi="Times New Roman" w:cs="Times New Roman"/>
+          <w:sz w:val="24"/>
+          <w:szCs w:val="24"/>
+        </w:rPr>
+      </w:pPr>
+      <w:r>
+        <w:rPr>
+          <w:rFonts w:ascii="Times New Roman" w:hAnsi="Times New Roman" w:cs="Times New Roman"/>
+          <w:sz w:val="24"/>
+          <w:szCs w:val="24"/>
+        </w:rPr>
+        <w:t>\</w:t>
+      </w:r>
+    </w:p>
+    <w:p>
+      <w:pPr>
+        <w:spacing w:line="360" w:lineRule="auto"/>
+        <w:ind w:firstLine="709"/>
+        <w:jc w:val="both"/>
+        <w:rPr>
+          <w:rFonts w:ascii="Times New Roman" w:hAnsi="Times New Roman" w:cs="Times New Roman"/>
+          <w:sz w:val="24"/>
+          <w:szCs w:val="24"/>
+        </w:rPr>
+      </w:pPr>
+    </w:p>
+    <w:p>
+      <w:pPr>
+        <w:spacing w:line="360" w:lineRule="auto"/>
+        <w:ind w:firstLine="709"/>
+        <w:jc w:val="both"/>
+        <w:rPr>
+          <w:rFonts w:ascii="Times New Roman" w:hAnsi="Times New Roman" w:cs="Times New Roman"/>
+          <w:b/>
+          <w:bCs/>
+          <w:sz w:val="24"/>
+          <w:szCs w:val="24"/>
+        </w:rPr>
+      </w:pPr>
+      <w:r>
+        <w:rPr>
+          <w:rFonts w:ascii="Times New Roman" w:hAnsi="Times New Roman" w:cs="Times New Roman"/>
+          <w:b/>
+          <w:bCs/>
+          <w:sz w:val="24"/>
+          <w:szCs w:val="24"/>
+        </w:rPr>
+        <w:lastRenderedPageBreak/>
+        <w:t>2.4.7. Регистр накопления «</w:t>
+      </w:r>
+      <w:proofErr w:type="spellStart"/>
+      <w:r>
+        <w:rPr>
+          <w:rFonts w:ascii="Times New Roman" w:hAnsi="Times New Roman" w:cs="Times New Roman"/>
+          <w:b/>
+          <w:bCs/>
+          <w:sz w:val="24"/>
+          <w:szCs w:val="24"/>
+        </w:rPr>
+        <w:t>ОстаткиМатериалов</w:t>
+      </w:r>
+      <w:proofErr w:type="spellEnd"/>
+      <w:r>
+        <w:rPr>
+          <w:rFonts w:ascii="Times New Roman" w:hAnsi="Times New Roman" w:cs="Times New Roman"/>
+          <w:b/>
+          <w:bCs/>
+          <w:sz w:val="24"/>
+          <w:szCs w:val="24"/>
+        </w:rPr>
+        <w:t>»</w:t>
+      </w:r>
+    </w:p>
+    <w:p>
+      <w:pPr>
+        <w:spacing w:line="360" w:lineRule="auto"/>
+        <w:ind w:firstLine="709"/>
+        <w:jc w:val="both"/>
+        <w:rPr>
+          <w:rFonts w:ascii="Times New Roman" w:hAnsi="Times New Roman" w:cs="Times New Roman"/>
+          <w:sz w:val="24"/>
+          <w:szCs w:val="24"/>
+        </w:rPr>
+      </w:pPr>
+      <w:r>
+        <w:rPr>
+          <w:rFonts w:ascii="Times New Roman" w:hAnsi="Times New Roman" w:cs="Times New Roman"/>
+          <w:sz w:val="24"/>
+          <w:szCs w:val="24"/>
+        </w:rPr>
+        <w:t>Для учета движения товаров создан регистр накопления «</w:t>
+      </w:r>
+      <w:proofErr w:type="spellStart"/>
+      <w:r>
+        <w:rPr>
+          <w:rFonts w:ascii="Times New Roman" w:hAnsi="Times New Roman" w:cs="Times New Roman"/>
+          <w:sz w:val="24"/>
+          <w:szCs w:val="24"/>
+        </w:rPr>
+        <w:t>ОстаткиМатериалов</w:t>
+      </w:r>
+      <w:proofErr w:type="spellEnd"/>
+      <w:r>
+        <w:rPr>
+          <w:rFonts w:ascii="Times New Roman" w:hAnsi="Times New Roman" w:cs="Times New Roman"/>
+          <w:sz w:val="24"/>
+          <w:szCs w:val="24"/>
+        </w:rPr>
+        <w:t>» с видом «Остатки». Структура регистра:</w:t>
+      </w:r>
+    </w:p>
+    <w:p>
+      <w:pPr>
+        <w:numPr>
+          <w:ilvl w:val="0"/>
+          <w:numId w:val="89"/>
+        </w:numPr>
+        <w:spacing w:line="360" w:lineRule="auto"/>
+        <w:ind w:firstLine="709"/>
+        <w:jc w:val="both"/>
+        <w:rPr>
+          <w:rFonts w:ascii="Times New Roman" w:hAnsi="Times New Roman" w:cs="Times New Roman"/>
+          <w:sz w:val="24"/>
+          <w:szCs w:val="24"/>
+        </w:rPr>
+      </w:pPr>
+      <w:r>
+        <w:rPr>
+          <w:rFonts w:ascii="Times New Roman" w:hAnsi="Times New Roman" w:cs="Times New Roman"/>
+          <w:b/>
+          <w:bCs/>
+          <w:sz w:val="24"/>
+          <w:szCs w:val="24"/>
+        </w:rPr>
+        <w:t>Измерения:</w:t>
+      </w:r>
+      <w:r>
+        <w:rPr>
+          <w:rFonts w:ascii="Times New Roman" w:hAnsi="Times New Roman" w:cs="Times New Roman"/>
+          <w:sz w:val="24"/>
+          <w:szCs w:val="24"/>
+        </w:rPr>
+        <w:t xml:space="preserve"> «Материал» (ссылка на справочник Номенклатура), «Склад» (ссылка на справочник Склады).</w:t>
+      </w:r>
+    </w:p>
+    <w:p>
+      <w:pPr>
+        <w:numPr>
+          <w:ilvl w:val="0"/>
+          <w:numId w:val="89"/>
+        </w:numPr>
+        <w:spacing w:line="360" w:lineRule="auto"/>
+        <w:ind w:firstLine="709"/>
+        <w:jc w:val="both"/>
+        <w:rPr>
+          <w:rFonts w:ascii="Times New Roman" w:hAnsi="Times New Roman" w:cs="Times New Roman"/>
+          <w:sz w:val="24"/>
+          <w:szCs w:val="24"/>
+        </w:rPr>
+      </w:pPr>
+      <w:r>
+        <w:rPr>
+          <w:rFonts w:ascii="Times New Roman" w:hAnsi="Times New Roman" w:cs="Times New Roman"/>
+          <w:b/>
+          <w:bCs/>
+          <w:sz w:val="24"/>
+          <w:szCs w:val="24"/>
+        </w:rPr>
+        <w:t>Ресурсы:</w:t>
+      </w:r>
+      <w:r>
+        <w:rPr>
+          <w:rFonts w:ascii="Times New Roman" w:hAnsi="Times New Roman" w:cs="Times New Roman"/>
+          <w:sz w:val="24"/>
+          <w:szCs w:val="24"/>
+        </w:rPr>
+        <w:t xml:space="preserve"> «Количество» (Число, 15, 3), «Стоимость» (Число, 15, 2).</w:t>
+      </w:r>
+    </w:p>
+    <w:p>
+      <w:pPr>
+        <w:spacing w:line="360" w:lineRule="auto"/>
+        <w:ind w:firstLine="709"/>
+        <w:jc w:val="both"/>
+        <w:rPr>
+          <w:rFonts w:ascii="Times New Roman" w:hAnsi="Times New Roman" w:cs="Times New Roman"/>
+          <w:sz w:val="24"/>
+          <w:szCs w:val="24"/>
+        </w:rPr>
+      </w:pPr>
+      <w:r>
+        <w:rPr>
+          <w:rFonts w:ascii="Times New Roman" w:hAnsi="Times New Roman" w:cs="Times New Roman"/>
+          <w:sz w:val="24"/>
+          <w:szCs w:val="24"/>
+        </w:rPr>
+        <w:t>[Рисунок 17 – Структура регистра накопления «</w:t>
+      </w:r>
+      <w:proofErr w:type="spellStart"/>
+      <w:r>
+        <w:rPr>
+          <w:rFonts w:ascii="Times New Roman" w:hAnsi="Times New Roman" w:cs="Times New Roman"/>
+          <w:sz w:val="24"/>
+          <w:szCs w:val="24"/>
+        </w:rPr>
+        <w:t>ОстаткиМатериалов</w:t>
+      </w:r>
+      <w:proofErr w:type="spellEnd"/>
+      <w:r>
+        <w:rPr>
+          <w:rFonts w:ascii="Times New Roman" w:hAnsi="Times New Roman" w:cs="Times New Roman"/>
+          <w:sz w:val="24"/>
+          <w:szCs w:val="24"/>
+        </w:rPr>
+        <w:t>»]</w:t>
+      </w:r>
+    </w:p>
+    <w:p>
+      <w:pPr>
+        <w:spacing w:line="360" w:lineRule="auto"/>
+      </w:pPr>
+    </w:p>
     <w:sectPr>
-      <w:footerReference w:type="default" r:id="rId15"/>
+      <w:footerReference w:type="default" r:id="rId20"/>
       <w:pgSz w:w="11906" w:h="16838"/>
       <w:pgMar w:top="1134" w:right="567" w:bottom="1134" w:left="1701" w:header="708" w:footer="708" w:gutter="0"/>
       <w:cols w:space="708"/>
@@ -17890,6 +22519,119 @@
     </w:lvl>
   </w:abstractNum>
   <w:abstractNum w:abstractNumId="13" w15:restartNumberingAfterBreak="0">
+    <w:nsid w:val="137E7B76"/>
+    <w:multiLevelType w:val="multilevel"/>
+    <w:tmpl w:val="80D6F992"/>
+    <w:lvl w:ilvl="0">
+      <w:start w:val="1"/>
+      <w:numFmt w:val="decimal"/>
+      <w:lvlText w:val="%1."/>
+      <w:lvlJc w:val="left"/>
+      <w:pPr>
+        <w:tabs>
+          <w:tab w:val="num" w:pos="720"/>
+        </w:tabs>
+        <w:ind w:left="720" w:hanging="360"/>
+      </w:pPr>
+    </w:lvl>
+    <w:lvl w:ilvl="1" w:tentative="1">
+      <w:start w:val="1"/>
+      <w:numFmt w:val="decimal"/>
+      <w:lvlText w:val="%2."/>
+      <w:lvlJc w:val="left"/>
+      <w:pPr>
+        <w:tabs>
+          <w:tab w:val="num" w:pos="1440"/>
+        </w:tabs>
+        <w:ind w:left="1440" w:hanging="360"/>
+      </w:pPr>
+    </w:lvl>
+    <w:lvl w:ilvl="2" w:tentative="1">
+      <w:start w:val="1"/>
+      <w:numFmt w:val="decimal"/>
+      <w:lvlText w:val="%3."/>
+      <w:lvlJc w:val="left"/>
+      <w:pPr>
+        <w:tabs>
+          <w:tab w:val="num" w:pos="2160"/>
+        </w:tabs>
+        <w:ind w:left="2160" w:hanging="360"/>
+      </w:pPr>
+    </w:lvl>
+    <w:lvl w:ilvl="3" w:tentative="1">
+      <w:start w:val="1"/>
+      <w:numFmt w:val="decimal"/>
+      <w:lvlText w:val="%4."/>
+      <w:lvlJc w:val="left"/>
+      <w:pPr>
+        <w:tabs>
+          <w:tab w:val="num" w:pos="2880"/>
+        </w:tabs>
+        <w:ind w:left="2880" w:hanging="360"/>
+      </w:pPr>
+    </w:lvl>
+    <w:lvl w:ilvl="4" w:tentative="1">
+      <w:start w:val="1"/>
+      <w:numFmt w:val="decimal"/>
+      <w:lvlText w:val="%5."/>
+      <w:lvlJc w:val="left"/>
+      <w:pPr>
+        <w:tabs>
+          <w:tab w:val="num" w:pos="3600"/>
+        </w:tabs>
+        <w:ind w:left="3600" w:hanging="360"/>
+      </w:pPr>
+    </w:lvl>
+    <w:lvl w:ilvl="5" w:tentative="1">
+      <w:start w:val="1"/>
+      <w:numFmt w:val="decimal"/>
+      <w:lvlText w:val="%6."/>
+      <w:lvlJc w:val="left"/>
+      <w:pPr>
+        <w:tabs>
+          <w:tab w:val="num" w:pos="4320"/>
+        </w:tabs>
+        <w:ind w:left="4320" w:hanging="360"/>
+      </w:pPr>
+    </w:lvl>
+    <w:lvl w:ilvl="6" w:tentative="1">
+      <w:start w:val="1"/>
+      <w:numFmt w:val="decimal"/>
+      <w:lvlText w:val="%7."/>
+      <w:lvlJc w:val="left"/>
+      <w:pPr>
+        <w:tabs>
+          <w:tab w:val="num" w:pos="5040"/>
+        </w:tabs>
+        <w:ind w:left="5040" w:hanging="360"/>
+      </w:pPr>
+    </w:lvl>
+    <w:lvl w:ilvl="7" w:tentative="1">
+      <w:start w:val="1"/>
+      <w:numFmt w:val="decimal"/>
+      <w:lvlText w:val="%8."/>
+      <w:lvlJc w:val="left"/>
+      <w:pPr>
+        <w:tabs>
+          <w:tab w:val="num" w:pos="5760"/>
+        </w:tabs>
+        <w:ind w:left="5760" w:hanging="360"/>
+      </w:pPr>
+    </w:lvl>
+    <w:lvl w:ilvl="8" w:tentative="1">
+      <w:start w:val="1"/>
+      <w:numFmt w:val="decimal"/>
+      <w:lvlText w:val="%9."/>
+      <w:lvlJc w:val="left"/>
+      <w:pPr>
+        <w:tabs>
+          <w:tab w:val="num" w:pos="6480"/>
+        </w:tabs>
+        <w:ind w:left="6480" w:hanging="360"/>
+      </w:pPr>
+    </w:lvl>
+  </w:abstractNum>
+  <w:abstractNum w:abstractNumId="14" w15:restartNumberingAfterBreak="0">
     <w:nsid w:val="1B195328"/>
     <w:multiLevelType w:val="multilevel"/>
     <w:tmpl w:val="D89A3FBA"/>
@@ -18038,7 +22780,7 @@
       </w:rPr>
     </w:lvl>
   </w:abstractNum>
-  <w:abstractNum w:abstractNumId="14" w15:restartNumberingAfterBreak="0">
+  <w:abstractNum w:abstractNumId="15" w15:restartNumberingAfterBreak="0">
     <w:nsid w:val="1B703BBA"/>
     <w:multiLevelType w:val="multilevel"/>
     <w:tmpl w:val="FD5E970E"/>
@@ -18187,7 +22929,7 @@
       </w:rPr>
     </w:lvl>
   </w:abstractNum>
-  <w:abstractNum w:abstractNumId="15" w15:restartNumberingAfterBreak="0">
+  <w:abstractNum w:abstractNumId="16" w15:restartNumberingAfterBreak="0">
     <w:nsid w:val="1BDA4105"/>
     <w:multiLevelType w:val="hybridMultilevel"/>
     <w:tmpl w:val="4EFEF430"/>
@@ -18300,7 +23042,156 @@
       </w:rPr>
     </w:lvl>
   </w:abstractNum>
-  <w:abstractNum w:abstractNumId="16" w15:restartNumberingAfterBreak="0">
+  <w:abstractNum w:abstractNumId="17" w15:restartNumberingAfterBreak="0">
+    <w:nsid w:val="1BEF59BB"/>
+    <w:multiLevelType w:val="multilevel"/>
+    <w:tmpl w:val="399C7A20"/>
+    <w:lvl w:ilvl="0">
+      <w:start w:val="1"/>
+      <w:numFmt w:val="bullet"/>
+      <w:lvlText w:val=""/>
+      <w:lvlJc w:val="left"/>
+      <w:pPr>
+        <w:tabs>
+          <w:tab w:val="num" w:pos="720"/>
+        </w:tabs>
+        <w:ind w:left="720" w:hanging="360"/>
+      </w:pPr>
+      <w:rPr>
+        <w:rFonts w:ascii="Symbol" w:hAnsi="Symbol" w:hint="default"/>
+        <w:sz w:val="20"/>
+      </w:rPr>
+    </w:lvl>
+    <w:lvl w:ilvl="1" w:tentative="1">
+      <w:start w:val="1"/>
+      <w:numFmt w:val="bullet"/>
+      <w:lvlText w:val="o"/>
+      <w:lvlJc w:val="left"/>
+      <w:pPr>
+        <w:tabs>
+          <w:tab w:val="num" w:pos="1440"/>
+        </w:tabs>
+        <w:ind w:left="1440" w:hanging="360"/>
+      </w:pPr>
+      <w:rPr>
+        <w:rFonts w:ascii="Courier New" w:hAnsi="Courier New" w:hint="default"/>
+        <w:sz w:val="20"/>
+      </w:rPr>
+    </w:lvl>
+    <w:lvl w:ilvl="2" w:tentative="1">
+      <w:start w:val="1"/>
+      <w:numFmt w:val="bullet"/>
+      <w:lvlText w:val=""/>
+      <w:lvlJc w:val="left"/>
+      <w:pPr>
+        <w:tabs>
+          <w:tab w:val="num" w:pos="2160"/>
+        </w:tabs>
+        <w:ind w:left="2160" w:hanging="360"/>
+      </w:pPr>
+      <w:rPr>
+        <w:rFonts w:ascii="Wingdings" w:hAnsi="Wingdings" w:hint="default"/>
+        <w:sz w:val="20"/>
+      </w:rPr>
+    </w:lvl>
+    <w:lvl w:ilvl="3" w:tentative="1">
+      <w:start w:val="1"/>
+      <w:numFmt w:val="bullet"/>
+      <w:lvlText w:val=""/>
+      <w:lvlJc w:val="left"/>
+      <w:pPr>
+        <w:tabs>
+          <w:tab w:val="num" w:pos="2880"/>
+        </w:tabs>
+        <w:ind w:left="2880" w:hanging="360"/>
+      </w:pPr>
+      <w:rPr>
+        <w:rFonts w:ascii="Wingdings" w:hAnsi="Wingdings" w:hint="default"/>
+        <w:sz w:val="20"/>
+      </w:rPr>
+    </w:lvl>
+    <w:lvl w:ilvl="4" w:tentative="1">
+      <w:start w:val="1"/>
+      <w:numFmt w:val="bullet"/>
+      <w:lvlText w:val=""/>
+      <w:lvlJc w:val="left"/>
+      <w:pPr>
+        <w:tabs>
+          <w:tab w:val="num" w:pos="3600"/>
+        </w:tabs>
+        <w:ind w:left="3600" w:hanging="360"/>
+      </w:pPr>
+      <w:rPr>
+        <w:rFonts w:ascii="Wingdings" w:hAnsi="Wingdings" w:hint="default"/>
+        <w:sz w:val="20"/>
+      </w:rPr>
+    </w:lvl>
+    <w:lvl w:ilvl="5" w:tentative="1">
+      <w:start w:val="1"/>
+      <w:numFmt w:val="bullet"/>
+      <w:lvlText w:val=""/>
+      <w:lvlJc w:val="left"/>
+      <w:pPr>
+        <w:tabs>
+          <w:tab w:val="num" w:pos="4320"/>
+        </w:tabs>
+        <w:ind w:left="4320" w:hanging="360"/>
+      </w:pPr>
+      <w:rPr>
+        <w:rFonts w:ascii="Wingdings" w:hAnsi="Wingdings" w:hint="default"/>
+        <w:sz w:val="20"/>
+      </w:rPr>
+    </w:lvl>
+    <w:lvl w:ilvl="6" w:tentative="1">
+      <w:start w:val="1"/>
+      <w:numFmt w:val="bullet"/>
+      <w:lvlText w:val=""/>
+      <w:lvlJc w:val="left"/>
+      <w:pPr>
+        <w:tabs>
+          <w:tab w:val="num" w:pos="5040"/>
+        </w:tabs>
+        <w:ind w:left="5040" w:hanging="360"/>
+      </w:pPr>
+      <w:rPr>
+        <w:rFonts w:ascii="Wingdings" w:hAnsi="Wingdings" w:hint="default"/>
+        <w:sz w:val="20"/>
+      </w:rPr>
+    </w:lvl>
+    <w:lvl w:ilvl="7" w:tentative="1">
+      <w:start w:val="1"/>
+      <w:numFmt w:val="bullet"/>
+      <w:lvlText w:val=""/>
+      <w:lvlJc w:val="left"/>
+      <w:pPr>
+        <w:tabs>
+          <w:tab w:val="num" w:pos="5760"/>
+        </w:tabs>
+        <w:ind w:left="5760" w:hanging="360"/>
+      </w:pPr>
+      <w:rPr>
+        <w:rFonts w:ascii="Wingdings" w:hAnsi="Wingdings" w:hint="default"/>
+        <w:sz w:val="20"/>
+      </w:rPr>
+    </w:lvl>
+    <w:lvl w:ilvl="8" w:tentative="1">
+      <w:start w:val="1"/>
+      <w:numFmt w:val="bullet"/>
+      <w:lvlText w:val=""/>
+      <w:lvlJc w:val="left"/>
+      <w:pPr>
+        <w:tabs>
+          <w:tab w:val="num" w:pos="6480"/>
+        </w:tabs>
+        <w:ind w:left="6480" w:hanging="360"/>
+      </w:pPr>
+      <w:rPr>
+        <w:rFonts w:ascii="Wingdings" w:hAnsi="Wingdings" w:hint="default"/>
+        <w:sz w:val="20"/>
+      </w:rPr>
+    </w:lvl>
+  </w:abstractNum>
+  <w:abstractNum w:abstractNumId="18" w15:restartNumberingAfterBreak="0">
     <w:nsid w:val="1C4D77E8"/>
     <w:multiLevelType w:val="multilevel"/>
     <w:tmpl w:val="C784C5DC"/>
@@ -18413,7 +23304,7 @@
       </w:pPr>
     </w:lvl>
   </w:abstractNum>
-  <w:abstractNum w:abstractNumId="17" w15:restartNumberingAfterBreak="0">
+  <w:abstractNum w:abstractNumId="19" w15:restartNumberingAfterBreak="0">
     <w:nsid w:val="1C9360DB"/>
     <w:multiLevelType w:val="hybridMultilevel"/>
     <w:tmpl w:val="E9121F98"/>
@@ -18499,7 +23390,7 @@
       </w:pPr>
     </w:lvl>
   </w:abstractNum>
-  <w:abstractNum w:abstractNumId="18" w15:restartNumberingAfterBreak="0">
+  <w:abstractNum w:abstractNumId="20" w15:restartNumberingAfterBreak="0">
     <w:nsid w:val="1F537C9E"/>
     <w:multiLevelType w:val="hybridMultilevel"/>
     <w:tmpl w:val="A964DF3A"/>
@@ -18612,7 +23503,7 @@
       </w:rPr>
     </w:lvl>
   </w:abstractNum>
-  <w:abstractNum w:abstractNumId="19" w15:restartNumberingAfterBreak="0">
+  <w:abstractNum w:abstractNumId="21" w15:restartNumberingAfterBreak="0">
     <w:nsid w:val="1FA36546"/>
     <w:multiLevelType w:val="multilevel"/>
     <w:tmpl w:val="ECA2A5CA"/>
@@ -18761,7 +23652,269 @@
       </w:rPr>
     </w:lvl>
   </w:abstractNum>
-  <w:abstractNum w:abstractNumId="20" w15:restartNumberingAfterBreak="0">
+  <w:abstractNum w:abstractNumId="22" w15:restartNumberingAfterBreak="0">
+    <w:nsid w:val="1FB3400A"/>
+    <w:multiLevelType w:val="multilevel"/>
+    <w:tmpl w:val="1B921FCE"/>
+    <w:lvl w:ilvl="0">
+      <w:start w:val="1"/>
+      <w:numFmt w:val="decimal"/>
+      <w:lvlText w:val="%1."/>
+      <w:lvlJc w:val="left"/>
+      <w:pPr>
+        <w:tabs>
+          <w:tab w:val="num" w:pos="720"/>
+        </w:tabs>
+        <w:ind w:left="720" w:hanging="360"/>
+      </w:pPr>
+    </w:lvl>
+    <w:lvl w:ilvl="1" w:tentative="1">
+      <w:start w:val="1"/>
+      <w:numFmt w:val="decimal"/>
+      <w:lvlText w:val="%2."/>
+      <w:lvlJc w:val="left"/>
+      <w:pPr>
+        <w:tabs>
+          <w:tab w:val="num" w:pos="1440"/>
+        </w:tabs>
+        <w:ind w:left="1440" w:hanging="360"/>
+      </w:pPr>
+    </w:lvl>
+    <w:lvl w:ilvl="2" w:tentative="1">
+      <w:start w:val="1"/>
+      <w:numFmt w:val="decimal"/>
+      <w:lvlText w:val="%3."/>
+      <w:lvlJc w:val="left"/>
+      <w:pPr>
+        <w:tabs>
+          <w:tab w:val="num" w:pos="2160"/>
+        </w:tabs>
+        <w:ind w:left="2160" w:hanging="360"/>
+      </w:pPr>
+    </w:lvl>
+    <w:lvl w:ilvl="3" w:tentative="1">
+      <w:start w:val="1"/>
+      <w:numFmt w:val="decimal"/>
+      <w:lvlText w:val="%4."/>
+      <w:lvlJc w:val="left"/>
+      <w:pPr>
+        <w:tabs>
+          <w:tab w:val="num" w:pos="2880"/>
+        </w:tabs>
+        <w:ind w:left="2880" w:hanging="360"/>
+      </w:pPr>
+    </w:lvl>
+    <w:lvl w:ilvl="4" w:tentative="1">
+      <w:start w:val="1"/>
+      <w:numFmt w:val="decimal"/>
+      <w:lvlText w:val="%5."/>
+      <w:lvlJc w:val="left"/>
+      <w:pPr>
+        <w:tabs>
+          <w:tab w:val="num" w:pos="3600"/>
+        </w:tabs>
+        <w:ind w:left="3600" w:hanging="360"/>
+      </w:pPr>
+    </w:lvl>
+    <w:lvl w:ilvl="5" w:tentative="1">
+      <w:start w:val="1"/>
+      <w:numFmt w:val="decimal"/>
+      <w:lvlText w:val="%6."/>
+      <w:lvlJc w:val="left"/>
+      <w:pPr>
+        <w:tabs>
+          <w:tab w:val="num" w:pos="4320"/>
+        </w:tabs>
+        <w:ind w:left="4320" w:hanging="360"/>
+      </w:pPr>
+    </w:lvl>
+    <w:lvl w:ilvl="6" w:tentative="1">
+      <w:start w:val="1"/>
+      <w:numFmt w:val="decimal"/>
+      <w:lvlText w:val="%7."/>
+      <w:lvlJc w:val="left"/>
+      <w:pPr>
+        <w:tabs>
+          <w:tab w:val="num" w:pos="5040"/>
+        </w:tabs>
+        <w:ind w:left="5040" w:hanging="360"/>
+      </w:pPr>
+    </w:lvl>
+    <w:lvl w:ilvl="7" w:tentative="1">
+      <w:start w:val="1"/>
+      <w:numFmt w:val="decimal"/>
+      <w:lvlText w:val="%8."/>
+      <w:lvlJc w:val="left"/>
+      <w:pPr>
+        <w:tabs>
+          <w:tab w:val="num" w:pos="5760"/>
+        </w:tabs>
+        <w:ind w:left="5760" w:hanging="360"/>
+      </w:pPr>
+    </w:lvl>
+    <w:lvl w:ilvl="8" w:tentative="1">
+      <w:start w:val="1"/>
+      <w:numFmt w:val="decimal"/>
+      <w:lvlText w:val="%9."/>
+      <w:lvlJc w:val="left"/>
+      <w:pPr>
+        <w:tabs>
+          <w:tab w:val="num" w:pos="6480"/>
+        </w:tabs>
+        <w:ind w:left="6480" w:hanging="360"/>
+      </w:pPr>
+    </w:lvl>
+  </w:abstractNum>
+  <w:abstractNum w:abstractNumId="23" w15:restartNumberingAfterBreak="0">
+    <w:nsid w:val="200C1927"/>
+    <w:multiLevelType w:val="multilevel"/>
+    <w:tmpl w:val="4DC285AC"/>
+    <w:lvl w:ilvl="0">
+      <w:start w:val="1"/>
+      <w:numFmt w:val="bullet"/>
+      <w:lvlText w:val=""/>
+      <w:lvlJc w:val="left"/>
+      <w:pPr>
+        <w:tabs>
+          <w:tab w:val="num" w:pos="720"/>
+        </w:tabs>
+        <w:ind w:left="720" w:hanging="360"/>
+      </w:pPr>
+      <w:rPr>
+        <w:rFonts w:ascii="Symbol" w:hAnsi="Symbol" w:hint="default"/>
+        <w:sz w:val="20"/>
+      </w:rPr>
+    </w:lvl>
+    <w:lvl w:ilvl="1" w:tentative="1">
+      <w:start w:val="1"/>
+      <w:numFmt w:val="bullet"/>
+      <w:lvlText w:val="o"/>
+      <w:lvlJc w:val="left"/>
+      <w:pPr>
+        <w:tabs>
+          <w:tab w:val="num" w:pos="1440"/>
+        </w:tabs>
+        <w:ind w:left="1440" w:hanging="360"/>
+      </w:pPr>
+      <w:rPr>
+        <w:rFonts w:ascii="Courier New" w:hAnsi="Courier New" w:hint="default"/>
+        <w:sz w:val="20"/>
+      </w:rPr>
+    </w:lvl>
+    <w:lvl w:ilvl="2" w:tentative="1">
+      <w:start w:val="1"/>
+      <w:numFmt w:val="bullet"/>
+      <w:lvlText w:val=""/>
+      <w:lvlJc w:val="left"/>
+      <w:pPr>
+        <w:tabs>
+          <w:tab w:val="num" w:pos="2160"/>
+        </w:tabs>
+        <w:ind w:left="2160" w:hanging="360"/>
+      </w:pPr>
+      <w:rPr>
+        <w:rFonts w:ascii="Wingdings" w:hAnsi="Wingdings" w:hint="default"/>
+        <w:sz w:val="20"/>
+      </w:rPr>
+    </w:lvl>
+    <w:lvl w:ilvl="3" w:tentative="1">
+      <w:start w:val="1"/>
+      <w:numFmt w:val="bullet"/>
+      <w:lvlText w:val=""/>
+      <w:lvlJc w:val="left"/>
+      <w:pPr>
+        <w:tabs>
+          <w:tab w:val="num" w:pos="2880"/>
+        </w:tabs>
+        <w:ind w:left="2880" w:hanging="360"/>
+      </w:pPr>
+      <w:rPr>
+        <w:rFonts w:ascii="Wingdings" w:hAnsi="Wingdings" w:hint="default"/>
+        <w:sz w:val="20"/>
+      </w:rPr>
+    </w:lvl>
+    <w:lvl w:ilvl="4" w:tentative="1">
+      <w:start w:val="1"/>
+      <w:numFmt w:val="bullet"/>
+      <w:lvlText w:val=""/>
+      <w:lvlJc w:val="left"/>
+      <w:pPr>
+        <w:tabs>
+          <w:tab w:val="num" w:pos="3600"/>
+        </w:tabs>
+        <w:ind w:left="3600" w:hanging="360"/>
+      </w:pPr>
+      <w:rPr>
+        <w:rFonts w:ascii="Wingdings" w:hAnsi="Wingdings" w:hint="default"/>
+        <w:sz w:val="20"/>
+      </w:rPr>
+    </w:lvl>
+    <w:lvl w:ilvl="5" w:tentative="1">
+      <w:start w:val="1"/>
+      <w:numFmt w:val="bullet"/>
+      <w:lvlText w:val=""/>
+      <w:lvlJc w:val="left"/>
+      <w:pPr>
+        <w:tabs>
+          <w:tab w:val="num" w:pos="4320"/>
+        </w:tabs>
+        <w:ind w:left="4320" w:hanging="360"/>
+      </w:pPr>
+      <w:rPr>
+        <w:rFonts w:ascii="Wingdings" w:hAnsi="Wingdings" w:hint="default"/>
+        <w:sz w:val="20"/>
+      </w:rPr>
+    </w:lvl>
+    <w:lvl w:ilvl="6" w:tentative="1">
+      <w:start w:val="1"/>
+      <w:numFmt w:val="bullet"/>
+      <w:lvlText w:val=""/>
+      <w:lvlJc w:val="left"/>
+      <w:pPr>
+        <w:tabs>
+          <w:tab w:val="num" w:pos="5040"/>
+        </w:tabs>
+        <w:ind w:left="5040" w:hanging="360"/>
+      </w:pPr>
+      <w:rPr>
+        <w:rFonts w:ascii="Wingdings" w:hAnsi="Wingdings" w:hint="default"/>
+        <w:sz w:val="20"/>
+      </w:rPr>
+    </w:lvl>
+    <w:lvl w:ilvl="7" w:tentative="1">
+      <w:start w:val="1"/>
+      <w:numFmt w:val="bullet"/>
+      <w:lvlText w:val=""/>
+      <w:lvlJc w:val="left"/>
+      <w:pPr>
+        <w:tabs>
+          <w:tab w:val="num" w:pos="5760"/>
+        </w:tabs>
+        <w:ind w:left="5760" w:hanging="360"/>
+      </w:pPr>
+      <w:rPr>
+        <w:rFonts w:ascii="Wingdings" w:hAnsi="Wingdings" w:hint="default"/>
+        <w:sz w:val="20"/>
+      </w:rPr>
+    </w:lvl>
+    <w:lvl w:ilvl="8" w:tentative="1">
+      <w:start w:val="1"/>
+      <w:numFmt w:val="bullet"/>
+      <w:lvlText w:val=""/>
+      <w:lvlJc w:val="left"/>
+      <w:pPr>
+        <w:tabs>
+          <w:tab w:val="num" w:pos="6480"/>
+        </w:tabs>
+        <w:ind w:left="6480" w:hanging="360"/>
+      </w:pPr>
+      <w:rPr>
+        <w:rFonts w:ascii="Wingdings" w:hAnsi="Wingdings" w:hint="default"/>
+        <w:sz w:val="20"/>
+      </w:rPr>
+    </w:lvl>
+  </w:abstractNum>
+  <w:abstractNum w:abstractNumId="24" w15:restartNumberingAfterBreak="0">
     <w:nsid w:val="226B1C45"/>
     <w:multiLevelType w:val="hybridMultilevel"/>
     <w:tmpl w:val="0194D714"/>
@@ -18874,7 +24027,7 @@
       </w:rPr>
     </w:lvl>
   </w:abstractNum>
-  <w:abstractNum w:abstractNumId="21" w15:restartNumberingAfterBreak="0">
+  <w:abstractNum w:abstractNumId="25" w15:restartNumberingAfterBreak="0">
     <w:nsid w:val="258173E6"/>
     <w:multiLevelType w:val="hybridMultilevel"/>
     <w:tmpl w:val="21505A44"/>
@@ -18987,7 +24140,7 @@
       </w:rPr>
     </w:lvl>
   </w:abstractNum>
-  <w:abstractNum w:abstractNumId="22" w15:restartNumberingAfterBreak="0">
+  <w:abstractNum w:abstractNumId="26" w15:restartNumberingAfterBreak="0">
     <w:nsid w:val="25C93DA3"/>
     <w:multiLevelType w:val="hybridMultilevel"/>
     <w:tmpl w:val="05FE2FE6"/>
@@ -19100,7 +24253,7 @@
       </w:rPr>
     </w:lvl>
   </w:abstractNum>
-  <w:abstractNum w:abstractNumId="23" w15:restartNumberingAfterBreak="0">
+  <w:abstractNum w:abstractNumId="27" w15:restartNumberingAfterBreak="0">
     <w:nsid w:val="27256CA7"/>
     <w:multiLevelType w:val="hybridMultilevel"/>
     <w:tmpl w:val="15466770"/>
@@ -19213,7 +24366,7 @@
       </w:rPr>
     </w:lvl>
   </w:abstractNum>
-  <w:abstractNum w:abstractNumId="24" w15:restartNumberingAfterBreak="0">
+  <w:abstractNum w:abstractNumId="28" w15:restartNumberingAfterBreak="0">
     <w:nsid w:val="27E11544"/>
     <w:multiLevelType w:val="hybridMultilevel"/>
     <w:tmpl w:val="06E6128A"/>
@@ -19326,7 +24479,7 @@
       </w:rPr>
     </w:lvl>
   </w:abstractNum>
-  <w:abstractNum w:abstractNumId="25" w15:restartNumberingAfterBreak="0">
+  <w:abstractNum w:abstractNumId="29" w15:restartNumberingAfterBreak="0">
     <w:nsid w:val="27FF29D8"/>
     <w:multiLevelType w:val="hybridMultilevel"/>
     <w:tmpl w:val="FE8CFDD8"/>
@@ -19439,7 +24592,7 @@
       </w:rPr>
     </w:lvl>
   </w:abstractNum>
-  <w:abstractNum w:abstractNumId="26" w15:restartNumberingAfterBreak="0">
+  <w:abstractNum w:abstractNumId="30" w15:restartNumberingAfterBreak="0">
     <w:nsid w:val="2A4D12E3"/>
     <w:multiLevelType w:val="hybridMultilevel"/>
     <w:tmpl w:val="A8903AEE"/>
@@ -19552,7 +24705,7 @@
       </w:rPr>
     </w:lvl>
   </w:abstractNum>
-  <w:abstractNum w:abstractNumId="27" w15:restartNumberingAfterBreak="0">
+  <w:abstractNum w:abstractNumId="31" w15:restartNumberingAfterBreak="0">
     <w:nsid w:val="2CDE6E37"/>
     <w:multiLevelType w:val="hybridMultilevel"/>
     <w:tmpl w:val="4784065A"/>
@@ -19665,7 +24818,7 @@
       </w:rPr>
     </w:lvl>
   </w:abstractNum>
-  <w:abstractNum w:abstractNumId="28" w15:restartNumberingAfterBreak="0">
+  <w:abstractNum w:abstractNumId="32" w15:restartNumberingAfterBreak="0">
     <w:nsid w:val="2DC174C0"/>
     <w:multiLevelType w:val="hybridMultilevel"/>
     <w:tmpl w:val="50066890"/>
@@ -19778,7 +24931,7 @@
       </w:rPr>
     </w:lvl>
   </w:abstractNum>
-  <w:abstractNum w:abstractNumId="29" w15:restartNumberingAfterBreak="0">
+  <w:abstractNum w:abstractNumId="33" w15:restartNumberingAfterBreak="0">
     <w:nsid w:val="2EF65575"/>
     <w:multiLevelType w:val="hybridMultilevel"/>
     <w:tmpl w:val="574098E6"/>
@@ -19891,7 +25044,7 @@
       </w:rPr>
     </w:lvl>
   </w:abstractNum>
-  <w:abstractNum w:abstractNumId="30" w15:restartNumberingAfterBreak="0">
+  <w:abstractNum w:abstractNumId="34" w15:restartNumberingAfterBreak="0">
     <w:nsid w:val="337A12ED"/>
     <w:multiLevelType w:val="multilevel"/>
     <w:tmpl w:val="19D8E994"/>
@@ -20036,7 +25189,7 @@
       </w:rPr>
     </w:lvl>
   </w:abstractNum>
-  <w:abstractNum w:abstractNumId="31" w15:restartNumberingAfterBreak="0">
+  <w:abstractNum w:abstractNumId="35" w15:restartNumberingAfterBreak="0">
     <w:nsid w:val="33B15492"/>
     <w:multiLevelType w:val="hybridMultilevel"/>
     <w:tmpl w:val="7040BC9E"/>
@@ -20149,7 +25302,7 @@
       </w:rPr>
     </w:lvl>
   </w:abstractNum>
-  <w:abstractNum w:abstractNumId="32" w15:restartNumberingAfterBreak="0">
+  <w:abstractNum w:abstractNumId="36" w15:restartNumberingAfterBreak="0">
     <w:nsid w:val="33C96368"/>
     <w:multiLevelType w:val="hybridMultilevel"/>
     <w:tmpl w:val="AA7CE8E4"/>
@@ -20262,7 +25415,7 @@
       </w:rPr>
     </w:lvl>
   </w:abstractNum>
-  <w:abstractNum w:abstractNumId="33" w15:restartNumberingAfterBreak="0">
+  <w:abstractNum w:abstractNumId="37" w15:restartNumberingAfterBreak="0">
     <w:nsid w:val="33F9169B"/>
     <w:multiLevelType w:val="hybridMultilevel"/>
     <w:tmpl w:val="BADABF06"/>
@@ -20348,7 +25501,7 @@
       </w:pPr>
     </w:lvl>
   </w:abstractNum>
-  <w:abstractNum w:abstractNumId="34" w15:restartNumberingAfterBreak="0">
+  <w:abstractNum w:abstractNumId="38" w15:restartNumberingAfterBreak="0">
     <w:nsid w:val="34555E0C"/>
     <w:multiLevelType w:val="hybridMultilevel"/>
     <w:tmpl w:val="6080A0D4"/>
@@ -20461,7 +25614,7 @@
       </w:rPr>
     </w:lvl>
   </w:abstractNum>
-  <w:abstractNum w:abstractNumId="35" w15:restartNumberingAfterBreak="0">
+  <w:abstractNum w:abstractNumId="39" w15:restartNumberingAfterBreak="0">
     <w:nsid w:val="34946139"/>
     <w:multiLevelType w:val="hybridMultilevel"/>
     <w:tmpl w:val="0A549D8A"/>
@@ -20574,7 +25727,120 @@
       </w:rPr>
     </w:lvl>
   </w:abstractNum>
-  <w:abstractNum w:abstractNumId="36" w15:restartNumberingAfterBreak="0">
+  <w:abstractNum w:abstractNumId="40" w15:restartNumberingAfterBreak="0">
+    <w:nsid w:val="34D91C37"/>
+    <w:multiLevelType w:val="multilevel"/>
+    <w:tmpl w:val="588C58B6"/>
+    <w:lvl w:ilvl="0">
+      <w:start w:val="1"/>
+      <w:numFmt w:val="decimal"/>
+      <w:lvlText w:val="%1."/>
+      <w:lvlJc w:val="left"/>
+      <w:pPr>
+        <w:tabs>
+          <w:tab w:val="num" w:pos="720"/>
+        </w:tabs>
+        <w:ind w:left="720" w:hanging="360"/>
+      </w:pPr>
+    </w:lvl>
+    <w:lvl w:ilvl="1" w:tentative="1">
+      <w:start w:val="1"/>
+      <w:numFmt w:val="decimal"/>
+      <w:lvlText w:val="%2."/>
+      <w:lvlJc w:val="left"/>
+      <w:pPr>
+        <w:tabs>
+          <w:tab w:val="num" w:pos="1440"/>
+        </w:tabs>
+        <w:ind w:left="1440" w:hanging="360"/>
+      </w:pPr>
+    </w:lvl>
+    <w:lvl w:ilvl="2" w:tentative="1">
+      <w:start w:val="1"/>
+      <w:numFmt w:val="decimal"/>
+      <w:lvlText w:val="%3."/>
+      <w:lvlJc w:val="left"/>
+      <w:pPr>
+        <w:tabs>
+          <w:tab w:val="num" w:pos="2160"/>
+        </w:tabs>
+        <w:ind w:left="2160" w:hanging="360"/>
+      </w:pPr>
+    </w:lvl>
+    <w:lvl w:ilvl="3" w:tentative="1">
+      <w:start w:val="1"/>
+      <w:numFmt w:val="decimal"/>
+      <w:lvlText w:val="%4."/>
+      <w:lvlJc w:val="left"/>
+      <w:pPr>
+        <w:tabs>
+          <w:tab w:val="num" w:pos="2880"/>
+        </w:tabs>
+        <w:ind w:left="2880" w:hanging="360"/>
+      </w:pPr>
+    </w:lvl>
+    <w:lvl w:ilvl="4" w:tentative="1">
+      <w:start w:val="1"/>
+      <w:numFmt w:val="decimal"/>
+      <w:lvlText w:val="%5."/>
+      <w:lvlJc w:val="left"/>
+      <w:pPr>
+        <w:tabs>
+          <w:tab w:val="num" w:pos="3600"/>
+        </w:tabs>
+        <w:ind w:left="3600" w:hanging="360"/>
+      </w:pPr>
+    </w:lvl>
+    <w:lvl w:ilvl="5" w:tentative="1">
+      <w:start w:val="1"/>
+      <w:numFmt w:val="decimal"/>
+      <w:lvlText w:val="%6."/>
+      <w:lvlJc w:val="left"/>
+      <w:pPr>
+        <w:tabs>
+          <w:tab w:val="num" w:pos="4320"/>
+        </w:tabs>
+        <w:ind w:left="4320" w:hanging="360"/>
+      </w:pPr>
+    </w:lvl>
+    <w:lvl w:ilvl="6" w:tentative="1">
+      <w:start w:val="1"/>
+      <w:numFmt w:val="decimal"/>
+      <w:lvlText w:val="%7."/>
+      <w:lvlJc w:val="left"/>
+      <w:pPr>
+        <w:tabs>
+          <w:tab w:val="num" w:pos="5040"/>
+        </w:tabs>
+        <w:ind w:left="5040" w:hanging="360"/>
+      </w:pPr>
+    </w:lvl>
+    <w:lvl w:ilvl="7" w:tentative="1">
+      <w:start w:val="1"/>
+      <w:numFmt w:val="decimal"/>
+      <w:lvlText w:val="%8."/>
+      <w:lvlJc w:val="left"/>
+      <w:pPr>
+        <w:tabs>
+          <w:tab w:val="num" w:pos="5760"/>
+        </w:tabs>
+        <w:ind w:left="5760" w:hanging="360"/>
+      </w:pPr>
+    </w:lvl>
+    <w:lvl w:ilvl="8" w:tentative="1">
+      <w:start w:val="1"/>
+      <w:numFmt w:val="decimal"/>
+      <w:lvlText w:val="%9."/>
+      <w:lvlJc w:val="left"/>
+      <w:pPr>
+        <w:tabs>
+          <w:tab w:val="num" w:pos="6480"/>
+        </w:tabs>
+        <w:ind w:left="6480" w:hanging="360"/>
+      </w:pPr>
+    </w:lvl>
+  </w:abstractNum>
+  <w:abstractNum w:abstractNumId="41" w15:restartNumberingAfterBreak="0">
     <w:nsid w:val="3555339F"/>
     <w:multiLevelType w:val="hybridMultilevel"/>
     <w:tmpl w:val="0F1E2EC8"/>
@@ -20660,7 +25926,7 @@
       </w:pPr>
     </w:lvl>
   </w:abstractNum>
-  <w:abstractNum w:abstractNumId="37" w15:restartNumberingAfterBreak="0">
+  <w:abstractNum w:abstractNumId="42" w15:restartNumberingAfterBreak="0">
     <w:nsid w:val="362B4217"/>
     <w:multiLevelType w:val="hybridMultilevel"/>
     <w:tmpl w:val="55B447AC"/>
@@ -20773,7 +26039,7 @@
       </w:rPr>
     </w:lvl>
   </w:abstractNum>
-  <w:abstractNum w:abstractNumId="38" w15:restartNumberingAfterBreak="0">
+  <w:abstractNum w:abstractNumId="43" w15:restartNumberingAfterBreak="0">
     <w:nsid w:val="374049D6"/>
     <w:multiLevelType w:val="hybridMultilevel"/>
     <w:tmpl w:val="976E0408"/>
@@ -20886,7 +26152,156 @@
       </w:rPr>
     </w:lvl>
   </w:abstractNum>
-  <w:abstractNum w:abstractNumId="39" w15:restartNumberingAfterBreak="0">
+  <w:abstractNum w:abstractNumId="44" w15:restartNumberingAfterBreak="0">
+    <w:nsid w:val="38A563C4"/>
+    <w:multiLevelType w:val="multilevel"/>
+    <w:tmpl w:val="40740F56"/>
+    <w:lvl w:ilvl="0">
+      <w:start w:val="1"/>
+      <w:numFmt w:val="bullet"/>
+      <w:lvlText w:val=""/>
+      <w:lvlJc w:val="left"/>
+      <w:pPr>
+        <w:tabs>
+          <w:tab w:val="num" w:pos="720"/>
+        </w:tabs>
+        <w:ind w:left="720" w:hanging="360"/>
+      </w:pPr>
+      <w:rPr>
+        <w:rFonts w:ascii="Symbol" w:hAnsi="Symbol" w:hint="default"/>
+        <w:sz w:val="20"/>
+      </w:rPr>
+    </w:lvl>
+    <w:lvl w:ilvl="1" w:tentative="1">
+      <w:start w:val="1"/>
+      <w:numFmt w:val="bullet"/>
+      <w:lvlText w:val="o"/>
+      <w:lvlJc w:val="left"/>
+      <w:pPr>
+        <w:tabs>
+          <w:tab w:val="num" w:pos="1440"/>
+        </w:tabs>
+        <w:ind w:left="1440" w:hanging="360"/>
+      </w:pPr>
+      <w:rPr>
+        <w:rFonts w:ascii="Courier New" w:hAnsi="Courier New" w:hint="default"/>
+        <w:sz w:val="20"/>
+      </w:rPr>
+    </w:lvl>
+    <w:lvl w:ilvl="2" w:tentative="1">
+      <w:start w:val="1"/>
+      <w:numFmt w:val="bullet"/>
+      <w:lvlText w:val=""/>
+      <w:lvlJc w:val="left"/>
+      <w:pPr>
+        <w:tabs>
+          <w:tab w:val="num" w:pos="2160"/>
+        </w:tabs>
+        <w:ind w:left="2160" w:hanging="360"/>
+      </w:pPr>
+      <w:rPr>
+        <w:rFonts w:ascii="Wingdings" w:hAnsi="Wingdings" w:hint="default"/>
+        <w:sz w:val="20"/>
+      </w:rPr>
+    </w:lvl>
+    <w:lvl w:ilvl="3" w:tentative="1">
+      <w:start w:val="1"/>
+      <w:numFmt w:val="bullet"/>
+      <w:lvlText w:val=""/>
+      <w:lvlJc w:val="left"/>
+      <w:pPr>
+        <w:tabs>
+          <w:tab w:val="num" w:pos="2880"/>
+        </w:tabs>
+        <w:ind w:left="2880" w:hanging="360"/>
+      </w:pPr>
+      <w:rPr>
+        <w:rFonts w:ascii="Wingdings" w:hAnsi="Wingdings" w:hint="default"/>
+        <w:sz w:val="20"/>
+      </w:rPr>
+    </w:lvl>
+    <w:lvl w:ilvl="4" w:tentative="1">
+      <w:start w:val="1"/>
+      <w:numFmt w:val="bullet"/>
+      <w:lvlText w:val=""/>
+      <w:lvlJc w:val="left"/>
+      <w:pPr>
+        <w:tabs>
+          <w:tab w:val="num" w:pos="3600"/>
+        </w:tabs>
+        <w:ind w:left="3600" w:hanging="360"/>
+      </w:pPr>
+      <w:rPr>
+        <w:rFonts w:ascii="Wingdings" w:hAnsi="Wingdings" w:hint="default"/>
+        <w:sz w:val="20"/>
+      </w:rPr>
+    </w:lvl>
+    <w:lvl w:ilvl="5" w:tentative="1">
+      <w:start w:val="1"/>
+      <w:numFmt w:val="bullet"/>
+      <w:lvlText w:val=""/>
+      <w:lvlJc w:val="left"/>
+      <w:pPr>
+        <w:tabs>
+          <w:tab w:val="num" w:pos="4320"/>
+        </w:tabs>
+        <w:ind w:left="4320" w:hanging="360"/>
+      </w:pPr>
+      <w:rPr>
+        <w:rFonts w:ascii="Wingdings" w:hAnsi="Wingdings" w:hint="default"/>
+        <w:sz w:val="20"/>
+      </w:rPr>
+    </w:lvl>
+    <w:lvl w:ilvl="6" w:tentative="1">
+      <w:start w:val="1"/>
+      <w:numFmt w:val="bullet"/>
+      <w:lvlText w:val=""/>
+      <w:lvlJc w:val="left"/>
+      <w:pPr>
+        <w:tabs>
+          <w:tab w:val="num" w:pos="5040"/>
+        </w:tabs>
+        <w:ind w:left="5040" w:hanging="360"/>
+      </w:pPr>
+      <w:rPr>
+        <w:rFonts w:ascii="Wingdings" w:hAnsi="Wingdings" w:hint="default"/>
+        <w:sz w:val="20"/>
+      </w:rPr>
+    </w:lvl>
+    <w:lvl w:ilvl="7" w:tentative="1">
+      <w:start w:val="1"/>
+      <w:numFmt w:val="bullet"/>
+      <w:lvlText w:val=""/>
+      <w:lvlJc w:val="left"/>
+      <w:pPr>
+        <w:tabs>
+          <w:tab w:val="num" w:pos="5760"/>
+        </w:tabs>
+        <w:ind w:left="5760" w:hanging="360"/>
+      </w:pPr>
+      <w:rPr>
+        <w:rFonts w:ascii="Wingdings" w:hAnsi="Wingdings" w:hint="default"/>
+        <w:sz w:val="20"/>
+      </w:rPr>
+    </w:lvl>
+    <w:lvl w:ilvl="8" w:tentative="1">
+      <w:start w:val="1"/>
+      <w:numFmt w:val="bullet"/>
+      <w:lvlText w:val=""/>
+      <w:lvlJc w:val="left"/>
+      <w:pPr>
+        <w:tabs>
+          <w:tab w:val="num" w:pos="6480"/>
+        </w:tabs>
+        <w:ind w:left="6480" w:hanging="360"/>
+      </w:pPr>
+      <w:rPr>
+        <w:rFonts w:ascii="Wingdings" w:hAnsi="Wingdings" w:hint="default"/>
+        <w:sz w:val="20"/>
+      </w:rPr>
+    </w:lvl>
+  </w:abstractNum>
+  <w:abstractNum w:abstractNumId="45" w15:restartNumberingAfterBreak="0">
     <w:nsid w:val="3A68745E"/>
     <w:multiLevelType w:val="hybridMultilevel"/>
     <w:tmpl w:val="37F40190"/>
@@ -20999,7 +26414,7 @@
       </w:rPr>
     </w:lvl>
   </w:abstractNum>
-  <w:abstractNum w:abstractNumId="40" w15:restartNumberingAfterBreak="0">
+  <w:abstractNum w:abstractNumId="46" w15:restartNumberingAfterBreak="0">
     <w:nsid w:val="3B741E2D"/>
     <w:multiLevelType w:val="multilevel"/>
     <w:tmpl w:val="C892319C"/>
@@ -21148,7 +26563,7 @@
       </w:rPr>
     </w:lvl>
   </w:abstractNum>
-  <w:abstractNum w:abstractNumId="41" w15:restartNumberingAfterBreak="0">
+  <w:abstractNum w:abstractNumId="47" w15:restartNumberingAfterBreak="0">
     <w:nsid w:val="3BE21AE6"/>
     <w:multiLevelType w:val="hybridMultilevel"/>
     <w:tmpl w:val="5382F7E0"/>
@@ -21261,7 +26676,7 @@
       </w:rPr>
     </w:lvl>
   </w:abstractNum>
-  <w:abstractNum w:abstractNumId="42" w15:restartNumberingAfterBreak="0">
+  <w:abstractNum w:abstractNumId="48" w15:restartNumberingAfterBreak="0">
     <w:nsid w:val="3DA514ED"/>
     <w:multiLevelType w:val="hybridMultilevel"/>
     <w:tmpl w:val="F452AAD4"/>
@@ -21374,7 +26789,120 @@
       </w:rPr>
     </w:lvl>
   </w:abstractNum>
-  <w:abstractNum w:abstractNumId="43" w15:restartNumberingAfterBreak="0">
+  <w:abstractNum w:abstractNumId="49" w15:restartNumberingAfterBreak="0">
+    <w:nsid w:val="3ED76C33"/>
+    <w:multiLevelType w:val="multilevel"/>
+    <w:tmpl w:val="67E2C064"/>
+    <w:lvl w:ilvl="0">
+      <w:start w:val="1"/>
+      <w:numFmt w:val="decimal"/>
+      <w:lvlText w:val="%1."/>
+      <w:lvlJc w:val="left"/>
+      <w:pPr>
+        <w:tabs>
+          <w:tab w:val="num" w:pos="720"/>
+        </w:tabs>
+        <w:ind w:left="720" w:hanging="360"/>
+      </w:pPr>
+    </w:lvl>
+    <w:lvl w:ilvl="1" w:tentative="1">
+      <w:start w:val="1"/>
+      <w:numFmt w:val="decimal"/>
+      <w:lvlText w:val="%2."/>
+      <w:lvlJc w:val="left"/>
+      <w:pPr>
+        <w:tabs>
+          <w:tab w:val="num" w:pos="1440"/>
+        </w:tabs>
+        <w:ind w:left="1440" w:hanging="360"/>
+      </w:pPr>
+    </w:lvl>
+    <w:lvl w:ilvl="2" w:tentative="1">
+      <w:start w:val="1"/>
+      <w:numFmt w:val="decimal"/>
+      <w:lvlText w:val="%3."/>
+      <w:lvlJc w:val="left"/>
+      <w:pPr>
+        <w:tabs>
+          <w:tab w:val="num" w:pos="2160"/>
+        </w:tabs>
+        <w:ind w:left="2160" w:hanging="360"/>
+      </w:pPr>
+    </w:lvl>
+    <w:lvl w:ilvl="3" w:tentative="1">
+      <w:start w:val="1"/>
+      <w:numFmt w:val="decimal"/>
+      <w:lvlText w:val="%4."/>
+      <w:lvlJc w:val="left"/>
+      <w:pPr>
+        <w:tabs>
+          <w:tab w:val="num" w:pos="2880"/>
+        </w:tabs>
+        <w:ind w:left="2880" w:hanging="360"/>
+      </w:pPr>
+    </w:lvl>
+    <w:lvl w:ilvl="4" w:tentative="1">
+      <w:start w:val="1"/>
+      <w:numFmt w:val="decimal"/>
+      <w:lvlText w:val="%5."/>
+      <w:lvlJc w:val="left"/>
+      <w:pPr>
+        <w:tabs>
+          <w:tab w:val="num" w:pos="3600"/>
+        </w:tabs>
+        <w:ind w:left="3600" w:hanging="360"/>
+      </w:pPr>
+    </w:lvl>
+    <w:lvl w:ilvl="5" w:tentative="1">
+      <w:start w:val="1"/>
+      <w:numFmt w:val="decimal"/>
+      <w:lvlText w:val="%6."/>
+      <w:lvlJc w:val="left"/>
+      <w:pPr>
+        <w:tabs>
+          <w:tab w:val="num" w:pos="4320"/>
+        </w:tabs>
+        <w:ind w:left="4320" w:hanging="360"/>
+      </w:pPr>
+    </w:lvl>
+    <w:lvl w:ilvl="6" w:tentative="1">
+      <w:start w:val="1"/>
+      <w:numFmt w:val="decimal"/>
+      <w:lvlText w:val="%7."/>
+      <w:lvlJc w:val="left"/>
+      <w:pPr>
+        <w:tabs>
+          <w:tab w:val="num" w:pos="5040"/>
+        </w:tabs>
+        <w:ind w:left="5040" w:hanging="360"/>
+      </w:pPr>
+    </w:lvl>
+    <w:lvl w:ilvl="7" w:tentative="1">
+      <w:start w:val="1"/>
+      <w:numFmt w:val="decimal"/>
+      <w:lvlText w:val="%8."/>
+      <w:lvlJc w:val="left"/>
+      <w:pPr>
+        <w:tabs>
+          <w:tab w:val="num" w:pos="5760"/>
+        </w:tabs>
+        <w:ind w:left="5760" w:hanging="360"/>
+      </w:pPr>
+    </w:lvl>
+    <w:lvl w:ilvl="8" w:tentative="1">
+      <w:start w:val="1"/>
+      <w:numFmt w:val="decimal"/>
+      <w:lvlText w:val="%9."/>
+      <w:lvlJc w:val="left"/>
+      <w:pPr>
+        <w:tabs>
+          <w:tab w:val="num" w:pos="6480"/>
+        </w:tabs>
+        <w:ind w:left="6480" w:hanging="360"/>
+      </w:pPr>
+    </w:lvl>
+  </w:abstractNum>
+  <w:abstractNum w:abstractNumId="50" w15:restartNumberingAfterBreak="0">
     <w:nsid w:val="3EDE12C0"/>
     <w:multiLevelType w:val="hybridMultilevel"/>
     <w:tmpl w:val="21E223D6"/>
@@ -21487,7 +27015,7 @@
       </w:rPr>
     </w:lvl>
   </w:abstractNum>
-  <w:abstractNum w:abstractNumId="44" w15:restartNumberingAfterBreak="0">
+  <w:abstractNum w:abstractNumId="51" w15:restartNumberingAfterBreak="0">
     <w:nsid w:val="3F737311"/>
     <w:multiLevelType w:val="hybridMultilevel"/>
     <w:tmpl w:val="558E855E"/>
@@ -21600,7 +27128,7 @@
       </w:rPr>
     </w:lvl>
   </w:abstractNum>
-  <w:abstractNum w:abstractNumId="45" w15:restartNumberingAfterBreak="0">
+  <w:abstractNum w:abstractNumId="52" w15:restartNumberingAfterBreak="0">
     <w:nsid w:val="3FE44128"/>
     <w:multiLevelType w:val="multilevel"/>
     <w:tmpl w:val="A8683B02"/>
@@ -21749,7 +27277,7 @@
       </w:rPr>
     </w:lvl>
   </w:abstractNum>
-  <w:abstractNum w:abstractNumId="46" w15:restartNumberingAfterBreak="0">
+  <w:abstractNum w:abstractNumId="53" w15:restartNumberingAfterBreak="0">
     <w:nsid w:val="3FE60D79"/>
     <w:multiLevelType w:val="multilevel"/>
     <w:tmpl w:val="140460C6"/>
@@ -21862,7 +27390,7 @@
       </w:pPr>
     </w:lvl>
   </w:abstractNum>
-  <w:abstractNum w:abstractNumId="47" w15:restartNumberingAfterBreak="0">
+  <w:abstractNum w:abstractNumId="54" w15:restartNumberingAfterBreak="0">
     <w:nsid w:val="40623D18"/>
     <w:multiLevelType w:val="hybridMultilevel"/>
     <w:tmpl w:val="66E002F2"/>
@@ -21948,7 +27476,7 @@
       </w:pPr>
     </w:lvl>
   </w:abstractNum>
-  <w:abstractNum w:abstractNumId="48" w15:restartNumberingAfterBreak="0">
+  <w:abstractNum w:abstractNumId="55" w15:restartNumberingAfterBreak="0">
     <w:nsid w:val="425B61F6"/>
     <w:multiLevelType w:val="hybridMultilevel"/>
     <w:tmpl w:val="EA6A91D4"/>
@@ -22061,7 +27589,7 @@
       </w:rPr>
     </w:lvl>
   </w:abstractNum>
-  <w:abstractNum w:abstractNumId="49" w15:restartNumberingAfterBreak="0">
+  <w:abstractNum w:abstractNumId="56" w15:restartNumberingAfterBreak="0">
     <w:nsid w:val="42765CC3"/>
     <w:multiLevelType w:val="hybridMultilevel"/>
     <w:tmpl w:val="666A8DDA"/>
@@ -22150,7 +27678,7 @@
       </w:pPr>
     </w:lvl>
   </w:abstractNum>
-  <w:abstractNum w:abstractNumId="50" w15:restartNumberingAfterBreak="0">
+  <w:abstractNum w:abstractNumId="57" w15:restartNumberingAfterBreak="0">
     <w:nsid w:val="42B97D4F"/>
     <w:multiLevelType w:val="hybridMultilevel"/>
     <w:tmpl w:val="4B961F62"/>
@@ -22263,7 +27791,7 @@
       </w:rPr>
     </w:lvl>
   </w:abstractNum>
-  <w:abstractNum w:abstractNumId="51" w15:restartNumberingAfterBreak="0">
+  <w:abstractNum w:abstractNumId="58" w15:restartNumberingAfterBreak="0">
     <w:nsid w:val="45B025B2"/>
     <w:multiLevelType w:val="multilevel"/>
     <w:tmpl w:val="931AD568"/>
@@ -22349,7 +27877,7 @@
       </w:pPr>
     </w:lvl>
   </w:abstractNum>
-  <w:abstractNum w:abstractNumId="52" w15:restartNumberingAfterBreak="0">
+  <w:abstractNum w:abstractNumId="59" w15:restartNumberingAfterBreak="0">
     <w:nsid w:val="48F77668"/>
     <w:multiLevelType w:val="hybridMultilevel"/>
     <w:tmpl w:val="6262DBF4"/>
@@ -22435,7 +27963,7 @@
       </w:pPr>
     </w:lvl>
   </w:abstractNum>
-  <w:abstractNum w:abstractNumId="53" w15:restartNumberingAfterBreak="0">
+  <w:abstractNum w:abstractNumId="60" w15:restartNumberingAfterBreak="0">
     <w:nsid w:val="4AE330B0"/>
     <w:multiLevelType w:val="hybridMultilevel"/>
     <w:tmpl w:val="6484B76E"/>
@@ -22548,7 +28076,7 @@
       </w:rPr>
     </w:lvl>
   </w:abstractNum>
-  <w:abstractNum w:abstractNumId="54" w15:restartNumberingAfterBreak="0">
+  <w:abstractNum w:abstractNumId="61" w15:restartNumberingAfterBreak="0">
     <w:nsid w:val="4B617A9A"/>
     <w:multiLevelType w:val="hybridMultilevel"/>
     <w:tmpl w:val="58FAFE5E"/>
@@ -22634,7 +28162,7 @@
       </w:pPr>
     </w:lvl>
   </w:abstractNum>
-  <w:abstractNum w:abstractNumId="55" w15:restartNumberingAfterBreak="0">
+  <w:abstractNum w:abstractNumId="62" w15:restartNumberingAfterBreak="0">
     <w:nsid w:val="4B7624D2"/>
     <w:multiLevelType w:val="hybridMultilevel"/>
     <w:tmpl w:val="442EFF82"/>
@@ -22747,10 +28275,10 @@
       </w:rPr>
     </w:lvl>
   </w:abstractNum>
-  <w:abstractNum w:abstractNumId="56" w15:restartNumberingAfterBreak="0">
+  <w:abstractNum w:abstractNumId="63" w15:restartNumberingAfterBreak="0">
     <w:nsid w:val="4BAB306E"/>
     <w:multiLevelType w:val="hybridMultilevel"/>
-    <w:tmpl w:val="B8AE9AEC"/>
+    <w:tmpl w:val="77F69AFC"/>
     <w:lvl w:ilvl="0" w:tplc="04190001">
       <w:start w:val="1"/>
       <w:numFmt w:val="bullet"/>
@@ -22860,7 +28388,7 @@
       </w:rPr>
     </w:lvl>
   </w:abstractNum>
-  <w:abstractNum w:abstractNumId="57" w15:restartNumberingAfterBreak="0">
+  <w:abstractNum w:abstractNumId="64" w15:restartNumberingAfterBreak="0">
     <w:nsid w:val="4D450F37"/>
     <w:multiLevelType w:val="hybridMultilevel"/>
     <w:tmpl w:val="BEE6223C"/>
@@ -22973,7 +28501,7 @@
       </w:rPr>
     </w:lvl>
   </w:abstractNum>
-  <w:abstractNum w:abstractNumId="58" w15:restartNumberingAfterBreak="0">
+  <w:abstractNum w:abstractNumId="65" w15:restartNumberingAfterBreak="0">
     <w:nsid w:val="4EF012F3"/>
     <w:multiLevelType w:val="hybridMultilevel"/>
     <w:tmpl w:val="3F10DCF6"/>
@@ -23086,7 +28614,120 @@
       </w:rPr>
     </w:lvl>
   </w:abstractNum>
-  <w:abstractNum w:abstractNumId="59" w15:restartNumberingAfterBreak="0">
+  <w:abstractNum w:abstractNumId="66" w15:restartNumberingAfterBreak="0">
+    <w:nsid w:val="540E66E3"/>
+    <w:multiLevelType w:val="multilevel"/>
+    <w:tmpl w:val="DA3E2D82"/>
+    <w:lvl w:ilvl="0">
+      <w:start w:val="1"/>
+      <w:numFmt w:val="decimal"/>
+      <w:lvlText w:val="%1."/>
+      <w:lvlJc w:val="left"/>
+      <w:pPr>
+        <w:tabs>
+          <w:tab w:val="num" w:pos="720"/>
+        </w:tabs>
+        <w:ind w:left="720" w:hanging="360"/>
+      </w:pPr>
+    </w:lvl>
+    <w:lvl w:ilvl="1" w:tentative="1">
+      <w:start w:val="1"/>
+      <w:numFmt w:val="decimal"/>
+      <w:lvlText w:val="%2."/>
+      <w:lvlJc w:val="left"/>
+      <w:pPr>
+        <w:tabs>
+          <w:tab w:val="num" w:pos="1440"/>
+        </w:tabs>
+        <w:ind w:left="1440" w:hanging="360"/>
+      </w:pPr>
+    </w:lvl>
+    <w:lvl w:ilvl="2" w:tentative="1">
+      <w:start w:val="1"/>
+      <w:numFmt w:val="decimal"/>
+      <w:lvlText w:val="%3."/>
+      <w:lvlJc w:val="left"/>
+      <w:pPr>
+        <w:tabs>
+          <w:tab w:val="num" w:pos="2160"/>
+        </w:tabs>
+        <w:ind w:left="2160" w:hanging="360"/>
+      </w:pPr>
+    </w:lvl>
+    <w:lvl w:ilvl="3" w:tentative="1">
+      <w:start w:val="1"/>
+      <w:numFmt w:val="decimal"/>
+      <w:lvlText w:val="%4."/>
+      <w:lvlJc w:val="left"/>
+      <w:pPr>
+        <w:tabs>
+          <w:tab w:val="num" w:pos="2880"/>
+        </w:tabs>
+        <w:ind w:left="2880" w:hanging="360"/>
+      </w:pPr>
+    </w:lvl>
+    <w:lvl w:ilvl="4" w:tentative="1">
+      <w:start w:val="1"/>
+      <w:numFmt w:val="decimal"/>
+      <w:lvlText w:val="%5."/>
+      <w:lvlJc w:val="left"/>
+      <w:pPr>
+        <w:tabs>
+          <w:tab w:val="num" w:pos="3600"/>
+        </w:tabs>
+        <w:ind w:left="3600" w:hanging="360"/>
+      </w:pPr>
+    </w:lvl>
+    <w:lvl w:ilvl="5" w:tentative="1">
+      <w:start w:val="1"/>
+      <w:numFmt w:val="decimal"/>
+      <w:lvlText w:val="%6."/>
+      <w:lvlJc w:val="left"/>
+      <w:pPr>
+        <w:tabs>
+          <w:tab w:val="num" w:pos="4320"/>
+        </w:tabs>
+        <w:ind w:left="4320" w:hanging="360"/>
+      </w:pPr>
+    </w:lvl>
+    <w:lvl w:ilvl="6" w:tentative="1">
+      <w:start w:val="1"/>
+      <w:numFmt w:val="decimal"/>
+      <w:lvlText w:val="%7."/>
+      <w:lvlJc w:val="left"/>
+      <w:pPr>
+        <w:tabs>
+          <w:tab w:val="num" w:pos="5040"/>
+        </w:tabs>
+        <w:ind w:left="5040" w:hanging="360"/>
+      </w:pPr>
+    </w:lvl>
+    <w:lvl w:ilvl="7" w:tentative="1">
+      <w:start w:val="1"/>
+      <w:numFmt w:val="decimal"/>
+      <w:lvlText w:val="%8."/>
+      <w:lvlJc w:val="left"/>
+      <w:pPr>
+        <w:tabs>
+          <w:tab w:val="num" w:pos="5760"/>
+        </w:tabs>
+        <w:ind w:left="5760" w:hanging="360"/>
+      </w:pPr>
+    </w:lvl>
+    <w:lvl w:ilvl="8" w:tentative="1">
+      <w:start w:val="1"/>
+      <w:numFmt w:val="decimal"/>
+      <w:lvlText w:val="%9."/>
+      <w:lvlJc w:val="left"/>
+      <w:pPr>
+        <w:tabs>
+          <w:tab w:val="num" w:pos="6480"/>
+        </w:tabs>
+        <w:ind w:left="6480" w:hanging="360"/>
+      </w:pPr>
+    </w:lvl>
+  </w:abstractNum>
+  <w:abstractNum w:abstractNumId="67" w15:restartNumberingAfterBreak="0">
     <w:nsid w:val="54440AA7"/>
     <w:multiLevelType w:val="multilevel"/>
     <w:tmpl w:val="AC0CDCF6"/>
@@ -23199,7 +28840,7 @@
       </w:pPr>
     </w:lvl>
   </w:abstractNum>
-  <w:abstractNum w:abstractNumId="60" w15:restartNumberingAfterBreak="0">
+  <w:abstractNum w:abstractNumId="68" w15:restartNumberingAfterBreak="0">
     <w:nsid w:val="54B559B4"/>
     <w:multiLevelType w:val="hybridMultilevel"/>
     <w:tmpl w:val="1FB83692"/>
@@ -23312,7 +28953,7 @@
       </w:rPr>
     </w:lvl>
   </w:abstractNum>
-  <w:abstractNum w:abstractNumId="61" w15:restartNumberingAfterBreak="0">
+  <w:abstractNum w:abstractNumId="69" w15:restartNumberingAfterBreak="0">
     <w:nsid w:val="57B04F11"/>
     <w:multiLevelType w:val="hybridMultilevel"/>
     <w:tmpl w:val="05828F70"/>
@@ -23398,7 +29039,7 @@
       </w:pPr>
     </w:lvl>
   </w:abstractNum>
-  <w:abstractNum w:abstractNumId="62" w15:restartNumberingAfterBreak="0">
+  <w:abstractNum w:abstractNumId="70" w15:restartNumberingAfterBreak="0">
     <w:nsid w:val="58366074"/>
     <w:multiLevelType w:val="hybridMultilevel"/>
     <w:tmpl w:val="0776A1C8"/>
@@ -23511,7 +29152,7 @@
       </w:rPr>
     </w:lvl>
   </w:abstractNum>
-  <w:abstractNum w:abstractNumId="63" w15:restartNumberingAfterBreak="0">
+  <w:abstractNum w:abstractNumId="71" w15:restartNumberingAfterBreak="0">
     <w:nsid w:val="592C43B8"/>
     <w:multiLevelType w:val="hybridMultilevel"/>
     <w:tmpl w:val="4FF6FA62"/>
@@ -23624,7 +29265,7 @@
       </w:rPr>
     </w:lvl>
   </w:abstractNum>
-  <w:abstractNum w:abstractNumId="64" w15:restartNumberingAfterBreak="0">
+  <w:abstractNum w:abstractNumId="72" w15:restartNumberingAfterBreak="0">
     <w:nsid w:val="5A0C5598"/>
     <w:multiLevelType w:val="hybridMultilevel"/>
     <w:tmpl w:val="E1200E86"/>
@@ -23737,7 +29378,7 @@
       </w:rPr>
     </w:lvl>
   </w:abstractNum>
-  <w:abstractNum w:abstractNumId="65" w15:restartNumberingAfterBreak="0">
+  <w:abstractNum w:abstractNumId="73" w15:restartNumberingAfterBreak="0">
     <w:nsid w:val="5EF35020"/>
     <w:multiLevelType w:val="multilevel"/>
     <w:tmpl w:val="646034AA"/>
@@ -23886,7 +29527,7 @@
       </w:rPr>
     </w:lvl>
   </w:abstractNum>
-  <w:abstractNum w:abstractNumId="66" w15:restartNumberingAfterBreak="0">
+  <w:abstractNum w:abstractNumId="74" w15:restartNumberingAfterBreak="0">
     <w:nsid w:val="5F33691E"/>
     <w:multiLevelType w:val="hybridMultilevel"/>
     <w:tmpl w:val="F1A6ED5E"/>
@@ -23999,7 +29640,7 @@
       </w:rPr>
     </w:lvl>
   </w:abstractNum>
-  <w:abstractNum w:abstractNumId="67" w15:restartNumberingAfterBreak="0">
+  <w:abstractNum w:abstractNumId="75" w15:restartNumberingAfterBreak="0">
     <w:nsid w:val="5F725F9C"/>
     <w:multiLevelType w:val="hybridMultilevel"/>
     <w:tmpl w:val="52A014F8"/>
@@ -24112,7 +29753,7 @@
       </w:rPr>
     </w:lvl>
   </w:abstractNum>
-  <w:abstractNum w:abstractNumId="68" w15:restartNumberingAfterBreak="0">
+  <w:abstractNum w:abstractNumId="76" w15:restartNumberingAfterBreak="0">
     <w:nsid w:val="606723D9"/>
     <w:multiLevelType w:val="hybridMultilevel"/>
     <w:tmpl w:val="EC701586"/>
@@ -24225,7 +29866,7 @@
       </w:rPr>
     </w:lvl>
   </w:abstractNum>
-  <w:abstractNum w:abstractNumId="69" w15:restartNumberingAfterBreak="0">
+  <w:abstractNum w:abstractNumId="77" w15:restartNumberingAfterBreak="0">
     <w:nsid w:val="620B0C48"/>
     <w:multiLevelType w:val="multilevel"/>
     <w:tmpl w:val="9EA8052A"/>
@@ -24374,7 +30015,7 @@
       </w:rPr>
     </w:lvl>
   </w:abstractNum>
-  <w:abstractNum w:abstractNumId="70" w15:restartNumberingAfterBreak="0">
+  <w:abstractNum w:abstractNumId="78" w15:restartNumberingAfterBreak="0">
     <w:nsid w:val="62937020"/>
     <w:multiLevelType w:val="hybridMultilevel"/>
     <w:tmpl w:val="9B3CB6AC"/>
@@ -24487,7 +30128,7 @@
       </w:rPr>
     </w:lvl>
   </w:abstractNum>
-  <w:abstractNum w:abstractNumId="71" w15:restartNumberingAfterBreak="0">
+  <w:abstractNum w:abstractNumId="79" w15:restartNumberingAfterBreak="0">
     <w:nsid w:val="640611E3"/>
     <w:multiLevelType w:val="hybridMultilevel"/>
     <w:tmpl w:val="B316C444"/>
@@ -24600,14 +30241,14 @@
       </w:rPr>
     </w:lvl>
   </w:abstractNum>
-  <w:abstractNum w:abstractNumId="72" w15:restartNumberingAfterBreak="0">
-    <w:nsid w:val="68920627"/>
+  <w:abstractNum w:abstractNumId="80" w15:restartNumberingAfterBreak="0">
+    <w:nsid w:val="64DD2F6D"/>
     <w:multiLevelType w:val="multilevel"/>
-    <w:tmpl w:val="64F6A51A"/>
+    <w:tmpl w:val="27EE4E1E"/>
     <w:lvl w:ilvl="0">
       <w:start w:val="1"/>
-      <w:numFmt w:val="bullet"/>
-      <w:lvlText w:val=""/>
+      <w:numFmt w:val="decimal"/>
+      <w:lvlText w:val="%1."/>
       <w:lvlJc w:val="left"/>
       <w:pPr>
         <w:tabs>
@@ -24615,15 +30256,11 @@
         </w:tabs>
         <w:ind w:left="720" w:hanging="360"/>
       </w:pPr>
-      <w:rPr>
-        <w:rFonts w:ascii="Symbol" w:hAnsi="Symbol" w:hint="default"/>
-        <w:sz w:val="20"/>
-      </w:rPr>
     </w:lvl>
     <w:lvl w:ilvl="1" w:tentative="1">
       <w:start w:val="1"/>
-      <w:numFmt w:val="bullet"/>
-      <w:lvlText w:val="o"/>
+      <w:numFmt w:val="decimal"/>
+      <w:lvlText w:val="%2."/>
       <w:lvlJc w:val="left"/>
       <w:pPr>
         <w:tabs>
@@ -24631,15 +30268,11 @@
         </w:tabs>
         <w:ind w:left="1440" w:hanging="360"/>
       </w:pPr>
-      <w:rPr>
-        <w:rFonts w:ascii="Courier New" w:hAnsi="Courier New" w:hint="default"/>
-        <w:sz w:val="20"/>
-      </w:rPr>
     </w:lvl>
     <w:lvl w:ilvl="2" w:tentative="1">
       <w:start w:val="1"/>
-      <w:numFmt w:val="bullet"/>
-      <w:lvlText w:val=""/>
+      <w:numFmt w:val="decimal"/>
+      <w:lvlText w:val="%3."/>
       <w:lvlJc w:val="left"/>
       <w:pPr>
         <w:tabs>
@@ -24647,15 +30280,11 @@
         </w:tabs>
         <w:ind w:left="2160" w:hanging="360"/>
       </w:pPr>
-      <w:rPr>
-        <w:rFonts w:ascii="Wingdings" w:hAnsi="Wingdings" w:hint="default"/>
-        <w:sz w:val="20"/>
-      </w:rPr>
     </w:lvl>
     <w:lvl w:ilvl="3" w:tentative="1">
       <w:start w:val="1"/>
-      <w:numFmt w:val="bullet"/>
-      <w:lvlText w:val=""/>
+      <w:numFmt w:val="decimal"/>
+      <w:lvlText w:val="%4."/>
       <w:lvlJc w:val="left"/>
       <w:pPr>
         <w:tabs>
@@ -24663,15 +30292,11 @@
         </w:tabs>
         <w:ind w:left="2880" w:hanging="360"/>
       </w:pPr>
-      <w:rPr>
-        <w:rFonts w:ascii="Wingdings" w:hAnsi="Wingdings" w:hint="default"/>
-        <w:sz w:val="20"/>
-      </w:rPr>
     </w:lvl>
     <w:lvl w:ilvl="4" w:tentative="1">
       <w:start w:val="1"/>
-      <w:numFmt w:val="bullet"/>
-      <w:lvlText w:val=""/>
+      <w:numFmt w:val="decimal"/>
+      <w:lvlText w:val="%5."/>
       <w:lvlJc w:val="left"/>
       <w:pPr>
         <w:tabs>
@@ -24679,15 +30304,11 @@
         </w:tabs>
         <w:ind w:left="3600" w:hanging="360"/>
       </w:pPr>
-      <w:rPr>
-        <w:rFonts w:ascii="Wingdings" w:hAnsi="Wingdings" w:hint="default"/>
-        <w:sz w:val="20"/>
-      </w:rPr>
     </w:lvl>
     <w:lvl w:ilvl="5" w:tentative="1">
       <w:start w:val="1"/>
-      <w:numFmt w:val="bullet"/>
-      <w:lvlText w:val=""/>
+      <w:numFmt w:val="decimal"/>
+      <w:lvlText w:val="%6."/>
       <w:lvlJc w:val="left"/>
       <w:pPr>
         <w:tabs>
@@ -24695,15 +30316,11 @@
         </w:tabs>
         <w:ind w:left="4320" w:hanging="360"/>
       </w:pPr>
-      <w:rPr>
-        <w:rFonts w:ascii="Wingdings" w:hAnsi="Wingdings" w:hint="default"/>
-        <w:sz w:val="20"/>
-      </w:rPr>
     </w:lvl>
     <w:lvl w:ilvl="6" w:tentative="1">
       <w:start w:val="1"/>
-      <w:numFmt w:val="bullet"/>
-      <w:lvlText w:val=""/>
+      <w:numFmt w:val="decimal"/>
+      <w:lvlText w:val="%7."/>
       <w:lvlJc w:val="left"/>
       <w:pPr>
         <w:tabs>
@@ -24711,15 +30328,11 @@
         </w:tabs>
         <w:ind w:left="5040" w:hanging="360"/>
       </w:pPr>
-      <w:rPr>
-        <w:rFonts w:ascii="Wingdings" w:hAnsi="Wingdings" w:hint="default"/>
-        <w:sz w:val="20"/>
-      </w:rPr>
     </w:lvl>
     <w:lvl w:ilvl="7" w:tentative="1">
       <w:start w:val="1"/>
-      <w:numFmt w:val="bullet"/>
-      <w:lvlText w:val=""/>
+      <w:numFmt w:val="decimal"/>
+      <w:lvlText w:val="%8."/>
       <w:lvlJc w:val="left"/>
       <w:pPr>
         <w:tabs>
@@ -24727,15 +30340,11 @@
         </w:tabs>
         <w:ind w:left="5760" w:hanging="360"/>
       </w:pPr>
-      <w:rPr>
-        <w:rFonts w:ascii="Wingdings" w:hAnsi="Wingdings" w:hint="default"/>
-        <w:sz w:val="20"/>
-      </w:rPr>
     </w:lvl>
     <w:lvl w:ilvl="8" w:tentative="1">
       <w:start w:val="1"/>
-      <w:numFmt w:val="bullet"/>
-      <w:lvlText w:val=""/>
+      <w:numFmt w:val="decimal"/>
+      <w:lvlText w:val="%9."/>
       <w:lvlJc w:val="left"/>
       <w:pPr>
         <w:tabs>
@@ -24743,13 +30352,154 @@
         </w:tabs>
         <w:ind w:left="6480" w:hanging="360"/>
       </w:pPr>
+    </w:lvl>
+  </w:abstractNum>
+  <w:abstractNum w:abstractNumId="81" w15:restartNumberingAfterBreak="0">
+    <w:nsid w:val="68920627"/>
+    <w:multiLevelType w:val="multilevel"/>
+    <w:tmpl w:val="F1981656"/>
+    <w:lvl w:ilvl="0">
+      <w:start w:val="1"/>
+      <w:numFmt w:val="bullet"/>
+      <w:lvlText w:val=""/>
+      <w:lvlJc w:val="left"/>
+      <w:pPr>
+        <w:tabs>
+          <w:tab w:val="num" w:pos="720"/>
+        </w:tabs>
+        <w:ind w:left="720" w:hanging="360"/>
+      </w:pPr>
+      <w:rPr>
+        <w:rFonts w:ascii="Symbol" w:hAnsi="Symbol" w:hint="default"/>
+        <w:sz w:val="20"/>
+      </w:rPr>
+    </w:lvl>
+    <w:lvl w:ilvl="1">
+      <w:start w:val="1"/>
+      <w:numFmt w:val="decimal"/>
+      <w:lvlText w:val="%2."/>
+      <w:lvlJc w:val="left"/>
+      <w:pPr>
+        <w:ind w:left="1440" w:hanging="360"/>
+      </w:pPr>
+      <w:rPr>
+        <w:rFonts w:hint="default"/>
+      </w:rPr>
+    </w:lvl>
+    <w:lvl w:ilvl="2" w:tentative="1">
+      <w:start w:val="1"/>
+      <w:numFmt w:val="bullet"/>
+      <w:lvlText w:val=""/>
+      <w:lvlJc w:val="left"/>
+      <w:pPr>
+        <w:tabs>
+          <w:tab w:val="num" w:pos="2160"/>
+        </w:tabs>
+        <w:ind w:left="2160" w:hanging="360"/>
+      </w:pPr>
       <w:rPr>
         <w:rFonts w:ascii="Wingdings" w:hAnsi="Wingdings" w:hint="default"/>
         <w:sz w:val="20"/>
       </w:rPr>
     </w:lvl>
+    <w:lvl w:ilvl="3" w:tentative="1">
+      <w:start w:val="1"/>
+      <w:numFmt w:val="bullet"/>
+      <w:lvlText w:val=""/>
+      <w:lvlJc w:val="left"/>
+      <w:pPr>
+        <w:tabs>
+          <w:tab w:val="num" w:pos="2880"/>
+        </w:tabs>
+        <w:ind w:left="2880" w:hanging="360"/>
+      </w:pPr>
+      <w:rPr>
+        <w:rFonts w:ascii="Wingdings" w:hAnsi="Wingdings" w:hint="default"/>
+        <w:sz w:val="20"/>
+      </w:rPr>
+    </w:lvl>
+    <w:lvl w:ilvl="4" w:tentative="1">
+      <w:start w:val="1"/>
+      <w:numFmt w:val="bullet"/>
+      <w:lvlText w:val=""/>
+      <w:lvlJc w:val="left"/>
+      <w:pPr>
+        <w:tabs>
+          <w:tab w:val="num" w:pos="3600"/>
+        </w:tabs>
+        <w:ind w:left="3600" w:hanging="360"/>
+      </w:pPr>
+      <w:rPr>
+        <w:rFonts w:ascii="Wingdings" w:hAnsi="Wingdings" w:hint="default"/>
+        <w:sz w:val="20"/>
+      </w:rPr>
+    </w:lvl>
+    <w:lvl w:ilvl="5" w:tentative="1">
+      <w:start w:val="1"/>
+      <w:numFmt w:val="bullet"/>
+      <w:lvlText w:val=""/>
+      <w:lvlJc w:val="left"/>
+      <w:pPr>
+        <w:tabs>
+          <w:tab w:val="num" w:pos="4320"/>
+        </w:tabs>
+        <w:ind w:left="4320" w:hanging="360"/>
+      </w:pPr>
+      <w:rPr>
+        <w:rFonts w:ascii="Wingdings" w:hAnsi="Wingdings" w:hint="default"/>
+        <w:sz w:val="20"/>
+      </w:rPr>
+    </w:lvl>
+    <w:lvl w:ilvl="6" w:tentative="1">
+      <w:start w:val="1"/>
+      <w:numFmt w:val="bullet"/>
+      <w:lvlText w:val=""/>
+      <w:lvlJc w:val="left"/>
+      <w:pPr>
+        <w:tabs>
+          <w:tab w:val="num" w:pos="5040"/>
+        </w:tabs>
+        <w:ind w:left="5040" w:hanging="360"/>
+      </w:pPr>
+      <w:rPr>
+        <w:rFonts w:ascii="Wingdings" w:hAnsi="Wingdings" w:hint="default"/>
+        <w:sz w:val="20"/>
+      </w:rPr>
+    </w:lvl>
+    <w:lvl w:ilvl="7" w:tentative="1">
+      <w:start w:val="1"/>
+      <w:numFmt w:val="bullet"/>
+      <w:lvlText w:val=""/>
+      <w:lvlJc w:val="left"/>
+      <w:pPr>
+        <w:tabs>
+          <w:tab w:val="num" w:pos="5760"/>
+        </w:tabs>
+        <w:ind w:left="5760" w:hanging="360"/>
+      </w:pPr>
+      <w:rPr>
+        <w:rFonts w:ascii="Wingdings" w:hAnsi="Wingdings" w:hint="default"/>
+        <w:sz w:val="20"/>
+      </w:rPr>
+    </w:lvl>
+    <w:lvl w:ilvl="8" w:tentative="1">
+      <w:start w:val="1"/>
+      <w:numFmt w:val="bullet"/>
+      <w:lvlText w:val=""/>
+      <w:lvlJc w:val="left"/>
+      <w:pPr>
+        <w:tabs>
+          <w:tab w:val="num" w:pos="6480"/>
+        </w:tabs>
+        <w:ind w:left="6480" w:hanging="360"/>
+      </w:pPr>
+      <w:rPr>
+        <w:rFonts w:ascii="Wingdings" w:hAnsi="Wingdings" w:hint="default"/>
+        <w:sz w:val="20"/>
+      </w:rPr>
+    </w:lvl>
   </w:abstractNum>
-  <w:abstractNum w:abstractNumId="73" w15:restartNumberingAfterBreak="0">
+  <w:abstractNum w:abstractNumId="82" w15:restartNumberingAfterBreak="0">
     <w:nsid w:val="68F5525E"/>
     <w:multiLevelType w:val="hybridMultilevel"/>
     <w:tmpl w:val="438262D4"/>
@@ -24862,7 +30612,7 @@
       </w:rPr>
     </w:lvl>
   </w:abstractNum>
-  <w:abstractNum w:abstractNumId="74" w15:restartNumberingAfterBreak="0">
+  <w:abstractNum w:abstractNumId="83" w15:restartNumberingAfterBreak="0">
     <w:nsid w:val="692E4AA2"/>
     <w:multiLevelType w:val="multilevel"/>
     <w:tmpl w:val="D826E884"/>
@@ -25011,7 +30761,7 @@
       </w:rPr>
     </w:lvl>
   </w:abstractNum>
-  <w:abstractNum w:abstractNumId="75" w15:restartNumberingAfterBreak="0">
+  <w:abstractNum w:abstractNumId="84" w15:restartNumberingAfterBreak="0">
     <w:nsid w:val="72C115D8"/>
     <w:multiLevelType w:val="hybridMultilevel"/>
     <w:tmpl w:val="4B6285B4"/>
@@ -25124,7 +30874,7 @@
       </w:rPr>
     </w:lvl>
   </w:abstractNum>
-  <w:abstractNum w:abstractNumId="76" w15:restartNumberingAfterBreak="0">
+  <w:abstractNum w:abstractNumId="85" w15:restartNumberingAfterBreak="0">
     <w:nsid w:val="74BB7C8A"/>
     <w:multiLevelType w:val="hybridMultilevel"/>
     <w:tmpl w:val="43F0C8F6"/>
@@ -25237,7 +30987,7 @@
       </w:rPr>
     </w:lvl>
   </w:abstractNum>
-  <w:abstractNum w:abstractNumId="77" w15:restartNumberingAfterBreak="0">
+  <w:abstractNum w:abstractNumId="86" w15:restartNumberingAfterBreak="0">
     <w:nsid w:val="767703C1"/>
     <w:multiLevelType w:val="hybridMultilevel"/>
     <w:tmpl w:val="6A103DC6"/>
@@ -25350,7 +31100,7 @@
       </w:rPr>
     </w:lvl>
   </w:abstractNum>
-  <w:abstractNum w:abstractNumId="78" w15:restartNumberingAfterBreak="0">
+  <w:abstractNum w:abstractNumId="87" w15:restartNumberingAfterBreak="0">
     <w:nsid w:val="77791F79"/>
     <w:multiLevelType w:val="hybridMultilevel"/>
     <w:tmpl w:val="4AE0F9C8"/>
@@ -25463,7 +31213,7 @@
       </w:rPr>
     </w:lvl>
   </w:abstractNum>
-  <w:abstractNum w:abstractNumId="79" w15:restartNumberingAfterBreak="0">
+  <w:abstractNum w:abstractNumId="88" w15:restartNumberingAfterBreak="0">
     <w:nsid w:val="77D8669A"/>
     <w:multiLevelType w:val="multilevel"/>
     <w:tmpl w:val="E534ABF8"/>
@@ -25576,7 +31326,7 @@
       </w:rPr>
     </w:lvl>
   </w:abstractNum>
-  <w:abstractNum w:abstractNumId="80" w15:restartNumberingAfterBreak="0">
+  <w:abstractNum w:abstractNumId="89" w15:restartNumberingAfterBreak="0">
     <w:nsid w:val="7AB0084F"/>
     <w:multiLevelType w:val="hybridMultilevel"/>
     <w:tmpl w:val="E2F6805C"/>
@@ -25689,7 +31439,7 @@
       </w:rPr>
     </w:lvl>
   </w:abstractNum>
-  <w:abstractNum w:abstractNumId="81" w15:restartNumberingAfterBreak="0">
+  <w:abstractNum w:abstractNumId="90" w15:restartNumberingAfterBreak="0">
     <w:nsid w:val="7ACF29FB"/>
     <w:multiLevelType w:val="hybridMultilevel"/>
     <w:tmpl w:val="7D92EFA8"/>
@@ -25802,7 +31552,7 @@
       </w:rPr>
     </w:lvl>
   </w:abstractNum>
-  <w:abstractNum w:abstractNumId="82" w15:restartNumberingAfterBreak="0">
+  <w:abstractNum w:abstractNumId="91" w15:restartNumberingAfterBreak="0">
     <w:nsid w:val="7B6055F6"/>
     <w:multiLevelType w:val="hybridMultilevel"/>
     <w:tmpl w:val="0276EAFE"/>
@@ -25915,7 +31665,7 @@
       </w:rPr>
     </w:lvl>
   </w:abstractNum>
-  <w:abstractNum w:abstractNumId="83" w15:restartNumberingAfterBreak="0">
+  <w:abstractNum w:abstractNumId="92" w15:restartNumberingAfterBreak="0">
     <w:nsid w:val="7B634ED8"/>
     <w:multiLevelType w:val="multilevel"/>
     <w:tmpl w:val="0F72FFEC"/>
@@ -26064,7 +31814,7 @@
       </w:rPr>
     </w:lvl>
   </w:abstractNum>
-  <w:abstractNum w:abstractNumId="84" w15:restartNumberingAfterBreak="0">
+  <w:abstractNum w:abstractNumId="93" w15:restartNumberingAfterBreak="0">
     <w:nsid w:val="7C826507"/>
     <w:multiLevelType w:val="hybridMultilevel"/>
     <w:tmpl w:val="6A1AD090"/>
@@ -26177,7 +31927,7 @@
       </w:rPr>
     </w:lvl>
   </w:abstractNum>
-  <w:abstractNum w:abstractNumId="85" w15:restartNumberingAfterBreak="0">
+  <w:abstractNum w:abstractNumId="94" w15:restartNumberingAfterBreak="0">
     <w:nsid w:val="7C9A6C70"/>
     <w:multiLevelType w:val="hybridMultilevel"/>
     <w:tmpl w:val="C9DE025C"/>
@@ -26290,7 +32040,7 @@
       </w:rPr>
     </w:lvl>
   </w:abstractNum>
-  <w:abstractNum w:abstractNumId="86" w15:restartNumberingAfterBreak="0">
+  <w:abstractNum w:abstractNumId="95" w15:restartNumberingAfterBreak="0">
     <w:nsid w:val="7F734494"/>
     <w:multiLevelType w:val="multilevel"/>
     <w:tmpl w:val="25A8E580"/>
@@ -26440,7 +32190,7 @@
     </w:lvl>
   </w:abstractNum>
   <w:num w:numId="1" w16cid:durableId="1634484901">
-    <w:abstractNumId w:val="51"/>
+    <w:abstractNumId w:val="58"/>
     <w:lvlOverride w:ilvl="0">
       <w:startOverride w:val="1"/>
     </w:lvlOverride>
@@ -26470,79 +32220,79 @@
     </w:lvlOverride>
   </w:num>
   <w:num w:numId="2" w16cid:durableId="1959531119">
-    <w:abstractNumId w:val="76"/>
+    <w:abstractNumId w:val="85"/>
   </w:num>
   <w:num w:numId="3" w16cid:durableId="1073045902">
     <w:abstractNumId w:val="9"/>
   </w:num>
   <w:num w:numId="4" w16cid:durableId="416825806">
-    <w:abstractNumId w:val="50"/>
+    <w:abstractNumId w:val="57"/>
   </w:num>
   <w:num w:numId="5" w16cid:durableId="1956402015">
+    <w:abstractNumId w:val="62"/>
+  </w:num>
+  <w:num w:numId="6" w16cid:durableId="205341918">
+    <w:abstractNumId w:val="76"/>
+  </w:num>
+  <w:num w:numId="7" w16cid:durableId="1493523565">
+    <w:abstractNumId w:val="32"/>
+  </w:num>
+  <w:num w:numId="8" w16cid:durableId="319506301">
+    <w:abstractNumId w:val="87"/>
+  </w:num>
+  <w:num w:numId="9" w16cid:durableId="585571800">
+    <w:abstractNumId w:val="72"/>
+  </w:num>
+  <w:num w:numId="10" w16cid:durableId="1612979678">
+    <w:abstractNumId w:val="84"/>
+  </w:num>
+  <w:num w:numId="11" w16cid:durableId="1844709084">
+    <w:abstractNumId w:val="25"/>
+  </w:num>
+  <w:num w:numId="12" w16cid:durableId="1131627668">
+    <w:abstractNumId w:val="90"/>
+  </w:num>
+  <w:num w:numId="13" w16cid:durableId="1860852656">
+    <w:abstractNumId w:val="82"/>
+  </w:num>
+  <w:num w:numId="14" w16cid:durableId="1385063776">
     <w:abstractNumId w:val="55"/>
   </w:num>
-  <w:num w:numId="6" w16cid:durableId="205341918">
-    <w:abstractNumId w:val="68"/>
-  </w:num>
-  <w:num w:numId="7" w16cid:durableId="1493523565">
-    <w:abstractNumId w:val="28"/>
-  </w:num>
-  <w:num w:numId="8" w16cid:durableId="319506301">
-    <w:abstractNumId w:val="78"/>
-  </w:num>
-  <w:num w:numId="9" w16cid:durableId="585571800">
-    <w:abstractNumId w:val="64"/>
-  </w:num>
-  <w:num w:numId="10" w16cid:durableId="1612979678">
-    <w:abstractNumId w:val="75"/>
-  </w:num>
-  <w:num w:numId="11" w16cid:durableId="1844709084">
-    <w:abstractNumId w:val="21"/>
-  </w:num>
-  <w:num w:numId="12" w16cid:durableId="1131627668">
-    <w:abstractNumId w:val="81"/>
-  </w:num>
-  <w:num w:numId="13" w16cid:durableId="1860852656">
-    <w:abstractNumId w:val="73"/>
-  </w:num>
-  <w:num w:numId="14" w16cid:durableId="1385063776">
-    <w:abstractNumId w:val="48"/>
-  </w:num>
   <w:num w:numId="15" w16cid:durableId="1916209449">
-    <w:abstractNumId w:val="62"/>
+    <w:abstractNumId w:val="70"/>
   </w:num>
   <w:num w:numId="16" w16cid:durableId="217015910">
-    <w:abstractNumId w:val="60"/>
+    <w:abstractNumId w:val="68"/>
   </w:num>
   <w:num w:numId="17" w16cid:durableId="1242719167">
     <w:abstractNumId w:val="4"/>
   </w:num>
   <w:num w:numId="18" w16cid:durableId="1494876502">
-    <w:abstractNumId w:val="63"/>
+    <w:abstractNumId w:val="71"/>
   </w:num>
   <w:num w:numId="19" w16cid:durableId="827213196">
-    <w:abstractNumId w:val="32"/>
+    <w:abstractNumId w:val="36"/>
   </w:num>
   <w:num w:numId="20" w16cid:durableId="1723670561">
     <w:abstractNumId w:val="8"/>
   </w:num>
   <w:num w:numId="21" w16cid:durableId="1068069383">
-    <w:abstractNumId w:val="38"/>
+    <w:abstractNumId w:val="43"/>
   </w:num>
   <w:num w:numId="22" w16cid:durableId="1233078227">
-    <w:abstractNumId w:val="52"/>
+    <w:abstractNumId w:val="59"/>
   </w:num>
   <w:num w:numId="23" w16cid:durableId="1959022623">
-    <w:abstractNumId w:val="31"/>
+    <w:abstractNumId w:val="35"/>
   </w:num>
   <w:num w:numId="24" w16cid:durableId="1599634417">
-    <w:abstractNumId w:val="42"/>
+    <w:abstractNumId w:val="48"/>
   </w:num>
   <w:num w:numId="25" w16cid:durableId="1010834247">
-    <w:abstractNumId w:val="39"/>
+    <w:abstractNumId w:val="45"/>
   </w:num>
   <w:num w:numId="26" w16cid:durableId="694499547">
-    <w:abstractNumId w:val="47"/>
+    <w:abstractNumId w:val="54"/>
     <w:lvlOverride w:ilvl="0">
       <w:startOverride w:val="1"/>
     </w:lvlOverride>
@@ -26572,46 +32322,46 @@
     </w:lvlOverride>
   </w:num>
   <w:num w:numId="27" w16cid:durableId="303312832">
-    <w:abstractNumId w:val="84"/>
+    <w:abstractNumId w:val="93"/>
   </w:num>
   <w:num w:numId="28" w16cid:durableId="1100878979">
     <w:abstractNumId w:val="1"/>
   </w:num>
   <w:num w:numId="29" w16cid:durableId="185096045">
-    <w:abstractNumId w:val="33"/>
+    <w:abstractNumId w:val="37"/>
   </w:num>
   <w:num w:numId="30" w16cid:durableId="1390687401">
     <w:abstractNumId w:val="11"/>
   </w:num>
   <w:num w:numId="31" w16cid:durableId="525412817">
+    <w:abstractNumId w:val="28"/>
+  </w:num>
+  <w:num w:numId="32" w16cid:durableId="1789397452">
+    <w:abstractNumId w:val="79"/>
+  </w:num>
+  <w:num w:numId="33" w16cid:durableId="94641903">
+    <w:abstractNumId w:val="39"/>
+  </w:num>
+  <w:num w:numId="34" w16cid:durableId="988899093">
+    <w:abstractNumId w:val="20"/>
+  </w:num>
+  <w:num w:numId="35" w16cid:durableId="541552221">
+    <w:abstractNumId w:val="86"/>
+  </w:num>
+  <w:num w:numId="36" w16cid:durableId="1167670498">
+    <w:abstractNumId w:val="27"/>
+  </w:num>
+  <w:num w:numId="37" w16cid:durableId="862521516">
+    <w:abstractNumId w:val="60"/>
+  </w:num>
+  <w:num w:numId="38" w16cid:durableId="425076568">
     <w:abstractNumId w:val="24"/>
   </w:num>
-  <w:num w:numId="32" w16cid:durableId="1789397452">
-    <w:abstractNumId w:val="71"/>
-  </w:num>
-  <w:num w:numId="33" w16cid:durableId="94641903">
-    <w:abstractNumId w:val="35"/>
-  </w:num>
-  <w:num w:numId="34" w16cid:durableId="988899093">
-    <w:abstractNumId w:val="18"/>
-  </w:num>
-  <w:num w:numId="35" w16cid:durableId="541552221">
-    <w:abstractNumId w:val="77"/>
-  </w:num>
-  <w:num w:numId="36" w16cid:durableId="1167670498">
-    <w:abstractNumId w:val="23"/>
-  </w:num>
-  <w:num w:numId="37" w16cid:durableId="862521516">
-    <w:abstractNumId w:val="53"/>
-  </w:num>
-  <w:num w:numId="38" w16cid:durableId="425076568">
-    <w:abstractNumId w:val="20"/>
-  </w:num>
   <w:num w:numId="39" w16cid:durableId="1893148603">
-    <w:abstractNumId w:val="85"/>
+    <w:abstractNumId w:val="94"/>
   </w:num>
   <w:num w:numId="40" w16cid:durableId="910039547">
-    <w:abstractNumId w:val="82"/>
+    <w:abstractNumId w:val="91"/>
   </w:num>
   <w:num w:numId="41" w16cid:durableId="247233665">
     <w:abstractNumId w:val="0"/>
@@ -26623,58 +32373,58 @@
     <w:abstractNumId w:val="3"/>
   </w:num>
   <w:num w:numId="44" w16cid:durableId="1496218522">
-    <w:abstractNumId w:val="70"/>
+    <w:abstractNumId w:val="78"/>
   </w:num>
   <w:num w:numId="45" w16cid:durableId="519663253">
-    <w:abstractNumId w:val="44"/>
+    <w:abstractNumId w:val="51"/>
   </w:num>
   <w:num w:numId="46" w16cid:durableId="11496218">
-    <w:abstractNumId w:val="29"/>
+    <w:abstractNumId w:val="33"/>
   </w:num>
   <w:num w:numId="47" w16cid:durableId="1164784168">
-    <w:abstractNumId w:val="58"/>
+    <w:abstractNumId w:val="65"/>
   </w:num>
   <w:num w:numId="48" w16cid:durableId="676738232">
-    <w:abstractNumId w:val="27"/>
+    <w:abstractNumId w:val="31"/>
   </w:num>
   <w:num w:numId="49" w16cid:durableId="1223754734">
-    <w:abstractNumId w:val="66"/>
+    <w:abstractNumId w:val="74"/>
   </w:num>
   <w:num w:numId="50" w16cid:durableId="1322855666">
-    <w:abstractNumId w:val="67"/>
+    <w:abstractNumId w:val="75"/>
   </w:num>
   <w:num w:numId="51" w16cid:durableId="1011831926">
     <w:abstractNumId w:val="5"/>
   </w:num>
   <w:num w:numId="52" w16cid:durableId="1767529811">
-    <w:abstractNumId w:val="80"/>
+    <w:abstractNumId w:val="89"/>
   </w:num>
   <w:num w:numId="53" w16cid:durableId="232086285">
     <w:abstractNumId w:val="6"/>
   </w:num>
   <w:num w:numId="54" w16cid:durableId="583955149">
-    <w:abstractNumId w:val="34"/>
+    <w:abstractNumId w:val="38"/>
   </w:num>
   <w:num w:numId="55" w16cid:durableId="709183325">
-    <w:abstractNumId w:val="37"/>
+    <w:abstractNumId w:val="42"/>
   </w:num>
   <w:num w:numId="56" w16cid:durableId="13194447">
-    <w:abstractNumId w:val="26"/>
+    <w:abstractNumId w:val="30"/>
   </w:num>
   <w:num w:numId="57" w16cid:durableId="1969628957">
+    <w:abstractNumId w:val="47"/>
+  </w:num>
+  <w:num w:numId="58" w16cid:durableId="952446813">
+    <w:abstractNumId w:val="16"/>
+  </w:num>
+  <w:num w:numId="59" w16cid:durableId="265236349">
+    <w:abstractNumId w:val="69"/>
+  </w:num>
+  <w:num w:numId="60" w16cid:durableId="1643315755">
     <w:abstractNumId w:val="41"/>
   </w:num>
-  <w:num w:numId="58" w16cid:durableId="952446813">
-    <w:abstractNumId w:val="15"/>
-  </w:num>
-  <w:num w:numId="59" w16cid:durableId="265236349">
-    <w:abstractNumId w:val="61"/>
-  </w:num>
-  <w:num w:numId="60" w16cid:durableId="1643315755">
-    <w:abstractNumId w:val="36"/>
-  </w:num>
   <w:num w:numId="61" w16cid:durableId="598222610">
-    <w:abstractNumId w:val="17"/>
+    <w:abstractNumId w:val="19"/>
   </w:num>
   <w:num w:numId="62" w16cid:durableId="1032917496">
     <w:abstractNumId w:val="7"/>
@@ -26683,76 +32433,103 @@
     <w:abstractNumId w:val="10"/>
   </w:num>
   <w:num w:numId="64" w16cid:durableId="906913746">
-    <w:abstractNumId w:val="43"/>
+    <w:abstractNumId w:val="50"/>
   </w:num>
   <w:num w:numId="65" w16cid:durableId="2054883036">
-    <w:abstractNumId w:val="79"/>
+    <w:abstractNumId w:val="88"/>
   </w:num>
   <w:num w:numId="66" w16cid:durableId="1990282445">
     <w:abstractNumId w:val="12"/>
   </w:num>
   <w:num w:numId="67" w16cid:durableId="1891069188">
-    <w:abstractNumId w:val="86"/>
+    <w:abstractNumId w:val="95"/>
   </w:num>
   <w:num w:numId="68" w16cid:durableId="1116946595">
+    <w:abstractNumId w:val="92"/>
+  </w:num>
+  <w:num w:numId="69" w16cid:durableId="1571503253">
     <w:abstractNumId w:val="83"/>
   </w:num>
-  <w:num w:numId="69" w16cid:durableId="1571503253">
-    <w:abstractNumId w:val="74"/>
-  </w:num>
   <w:num w:numId="70" w16cid:durableId="541598846">
-    <w:abstractNumId w:val="72"/>
+    <w:abstractNumId w:val="81"/>
   </w:num>
   <w:num w:numId="71" w16cid:durableId="1272594382">
-    <w:abstractNumId w:val="30"/>
+    <w:abstractNumId w:val="34"/>
   </w:num>
   <w:num w:numId="72" w16cid:durableId="2038657697">
+    <w:abstractNumId w:val="56"/>
+  </w:num>
+  <w:num w:numId="73" w16cid:durableId="87391195">
+    <w:abstractNumId w:val="52"/>
+  </w:num>
+  <w:num w:numId="74" w16cid:durableId="1118374828">
+    <w:abstractNumId w:val="77"/>
+  </w:num>
+  <w:num w:numId="75" w16cid:durableId="1557814546">
+    <w:abstractNumId w:val="64"/>
+  </w:num>
+  <w:num w:numId="76" w16cid:durableId="415056844">
+    <w:abstractNumId w:val="26"/>
+  </w:num>
+  <w:num w:numId="77" w16cid:durableId="1059131667">
+    <w:abstractNumId w:val="15"/>
+  </w:num>
+  <w:num w:numId="78" w16cid:durableId="1457329580">
+    <w:abstractNumId w:val="46"/>
+  </w:num>
+  <w:num w:numId="79" w16cid:durableId="916786535">
+    <w:abstractNumId w:val="63"/>
+  </w:num>
+  <w:num w:numId="80" w16cid:durableId="142821879">
+    <w:abstractNumId w:val="53"/>
+  </w:num>
+  <w:num w:numId="81" w16cid:durableId="702096556">
+    <w:abstractNumId w:val="67"/>
+  </w:num>
+  <w:num w:numId="82" w16cid:durableId="952126113">
+    <w:abstractNumId w:val="61"/>
+  </w:num>
+  <w:num w:numId="83" w16cid:durableId="273287020">
+    <w:abstractNumId w:val="18"/>
+  </w:num>
+  <w:num w:numId="84" w16cid:durableId="1756366392">
+    <w:abstractNumId w:val="21"/>
+  </w:num>
+  <w:num w:numId="85" w16cid:durableId="1537281042">
+    <w:abstractNumId w:val="73"/>
+  </w:num>
+  <w:num w:numId="86" w16cid:durableId="145098921">
+    <w:abstractNumId w:val="14"/>
+  </w:num>
+  <w:num w:numId="87" w16cid:durableId="1988052777">
+    <w:abstractNumId w:val="29"/>
+  </w:num>
+  <w:num w:numId="88" w16cid:durableId="1518227354">
+    <w:abstractNumId w:val="44"/>
+  </w:num>
+  <w:num w:numId="89" w16cid:durableId="1428622392">
+    <w:abstractNumId w:val="17"/>
+  </w:num>
+  <w:num w:numId="90" w16cid:durableId="777798010">
     <w:abstractNumId w:val="49"/>
   </w:num>
-  <w:num w:numId="73" w16cid:durableId="87391195">
-    <w:abstractNumId w:val="45"/>
-  </w:num>
-  <w:num w:numId="74" w16cid:durableId="1118374828">
-    <w:abstractNumId w:val="69"/>
-  </w:num>
-  <w:num w:numId="75" w16cid:durableId="1557814546">
-    <w:abstractNumId w:val="57"/>
-  </w:num>
-  <w:num w:numId="76" w16cid:durableId="415056844">
+  <w:num w:numId="91" w16cid:durableId="1040087534">
     <w:abstractNumId w:val="22"/>
   </w:num>
-  <w:num w:numId="77" w16cid:durableId="1059131667">
-    <w:abstractNumId w:val="14"/>
-  </w:num>
-  <w:num w:numId="78" w16cid:durableId="1457329580">
+  <w:num w:numId="92" w16cid:durableId="1499157326">
     <w:abstractNumId w:val="40"/>
   </w:num>
-  <w:num w:numId="79" w16cid:durableId="916786535">
-    <w:abstractNumId w:val="56"/>
-  </w:num>
-  <w:num w:numId="80" w16cid:durableId="142821879">
-    <w:abstractNumId w:val="46"/>
-  </w:num>
-  <w:num w:numId="81" w16cid:durableId="702096556">
-    <w:abstractNumId w:val="59"/>
-  </w:num>
-  <w:num w:numId="82" w16cid:durableId="952126113">
-    <w:abstractNumId w:val="54"/>
-  </w:num>
-  <w:num w:numId="83" w16cid:durableId="273287020">
-    <w:abstractNumId w:val="16"/>
-  </w:num>
-  <w:num w:numId="84" w16cid:durableId="1756366392">
-    <w:abstractNumId w:val="19"/>
-  </w:num>
-  <w:num w:numId="85" w16cid:durableId="1537281042">
-    <w:abstractNumId w:val="65"/>
-  </w:num>
-  <w:num w:numId="86" w16cid:durableId="145098921">
+  <w:num w:numId="93" w16cid:durableId="154881968">
     <w:abstractNumId w:val="13"/>
   </w:num>
-  <w:num w:numId="87" w16cid:durableId="1988052777">
-    <w:abstractNumId w:val="25"/>
+  <w:num w:numId="94" w16cid:durableId="741099205">
+    <w:abstractNumId w:val="80"/>
+  </w:num>
+  <w:num w:numId="95" w16cid:durableId="628359323">
+    <w:abstractNumId w:val="66"/>
+  </w:num>
+  <w:num w:numId="96" w16cid:durableId="1290356727">
+    <w:abstractNumId w:val="23"/>
   </w:num>
   <w:numIdMacAtCleanup w:val="58"/>
 </w:numbering>
@@ -27526,6 +33303,33 @@
       <w:color w:val="2E74B5" w:themeColor="accent1" w:themeShade="BF"/>
     </w:rPr>
   </w:style>
+  <w:style w:type="paragraph" w:customStyle="1" w:styleId="ds-markdown-paragraph">
+    <w:name w:val="ds-markdown-paragraph"/>
+    <w:basedOn w:val="a"/>
+    <w:rsid w:val="0005796C"/>
+    <w:pPr>
+      <w:spacing w:before="100" w:beforeAutospacing="1" w:after="100" w:afterAutospacing="1" w:line="240" w:lineRule="auto"/>
+    </w:pPr>
+    <w:rPr>
+      <w:rFonts w:ascii="Times New Roman" w:eastAsia="Times New Roman" w:hAnsi="Times New Roman" w:cs="Times New Roman"/>
+      <w:sz w:val="24"/>
+      <w:szCs w:val="24"/>
+      <w:lang w:eastAsia="ru-RU"/>
+    </w:rPr>
+  </w:style>
+  <w:style w:type="character" w:styleId="HTML">
+    <w:name w:val="HTML Code"/>
+    <w:basedOn w:val="a0"/>
+    <w:uiPriority w:val="99"/>
+    <w:semiHidden/>
+    <w:unhideWhenUsed/>
+    <w:rsid w:val="00BB15B0"/>
+    <w:rPr>
+      <w:rFonts w:ascii="Courier New" w:eastAsia="Times New Roman" w:hAnsi="Courier New" w:cs="Courier New"/>
+      <w:sz w:val="20"/>
+      <w:szCs w:val="20"/>
+    </w:rPr>
+  </w:style>
 </w:styles>
 </file>
 
